--- a/doc/Manuale Utente.docx
+++ b/doc/Manuale Utente.docx
@@ -35,6 +35,14 @@
       </w:r>
     </w:p>
     <w:p>
+      <w:r>
+        <w:t>L’applicazione è stata sviluppata su computer con sistema operativo Windows e con 8 GB di RAM.</w:t>
+      </w:r>
+      <w:r>
+        <w:t xml:space="preserve"> Ci aspettiamo che giri anche su elaboratori con memoria RAM di capacità più ridotta oppure su sistemi operativi differenti.</w:t>
+      </w:r>
+    </w:p>
+    <w:p>
       <w:pPr>
         <w:pStyle w:val="Titolo3"/>
       </w:pPr>
@@ -46,7 +54,646 @@
       <w:r>
         <w:t xml:space="preserve">Per eseguire l’applicazione occorre avere installata la Java Virtual Machine, (JVM in seguito). Per istallare l’ambiente Java occorre recarsi all’indirizzo </w:t>
       </w:r>
-      <w:hyperlink r:id="rId4" w:history="1">
+      <w:bookmarkStart w:id="0" w:name="_Hlk233642711"/>
+      <w:r>
+        <w:fldChar w:fldCharType="begin"/>
+      </w:r>
+      <w:r>
+        <w:instrText>HYPERLINK "https://www.oracle.com/it/java/technologies/downloads/"</w:instrText>
+      </w:r>
+      <w:r>
+        <w:fldChar w:fldCharType="separate"/>
+      </w:r>
+      <w:r>
+        <w:rPr>
+          <w:rStyle w:val="Collegamentoipertestuale"/>
+        </w:rPr>
+        <w:t>https://www.oracle.com/it/java/technologies/downloads/</w:t>
+      </w:r>
+      <w:r>
+        <w:fldChar w:fldCharType="end"/>
+      </w:r>
+      <w:bookmarkEnd w:id="0"/>
+      <w:r>
+        <w:t xml:space="preserve"> (sito web di Oracle), scegliere la versione di Java desiderata (si consiglia di installare la penultima versione), per esempio Java26, scegliere il sistema operativo per cui scaricare l’ambiente e cliccare sul link associato.</w:t>
+      </w:r>
+    </w:p>
+    <w:p>
+      <w:r>
+        <w:t xml:space="preserve">Una volta scaricato il file eseguibile contente la JVM, </w:t>
+      </w:r>
+      <w:r>
+        <w:t xml:space="preserve">scegliere in quale folder del disco collocare tale file (solitamente si preferisce ubicarlo in </w:t>
+      </w:r>
+      <w:r>
+        <w:t>C:\Program Files</w:t>
+      </w:r>
+      <w:r>
+        <w:t>). Dopodiché aprire la cartella appena scaricata, recarsi in “Java”, spostarsi sulla cartella denominata con “jdk-</w:t>
+      </w:r>
+      <w:r>
+        <w:rPr>
+          <w:i/>
+          <w:iCs/>
+        </w:rPr>
+        <w:t>numero_versione</w:t>
+      </w:r>
+      <w:r>
+        <w:t xml:space="preserve">” (ad esempio </w:t>
+      </w:r>
+      <w:r>
+        <w:t>jdk-</w:t>
+      </w:r>
+      <w:r>
+        <w:t xml:space="preserve">26), </w:t>
+      </w:r>
+      <w:r>
+        <w:t>infine aprire la directory “bin”.</w:t>
+      </w:r>
+    </w:p>
+    <w:p>
+      <w:r>
+        <w:t>Copiare adesso il path che specifica la collocazione della directory “bin” sul disco C:</w:t>
+      </w:r>
+    </w:p>
+    <w:p>
+      <w:r>
+        <w:t>A questo punto è necessario collocare l’ambiente Java nelle variabili d’ambiente del proprio calcolatore affinchè l’applicazione venga eseguita: recarsi nelle impostazioni del sistema operativo, accedere alle impostazioni di sistema avanzate, aprire la scheda “Variabili d’ambiente” e collocarsi nella parte “Variabili di sistema”. Selezionare “Path”, cliccare su “Modifica” e infine su “Nuovo”.</w:t>
+      </w:r>
+    </w:p>
+    <w:p>
+      <w:r>
+        <w:t>Incollare il percorso della cartella /bin di java e salvare</w:t>
+      </w:r>
+      <w:r>
+        <w:t>.</w:t>
+      </w:r>
+    </w:p>
+    <w:p>
+      <w:pPr>
+        <w:pStyle w:val="Titolo3"/>
+      </w:pPr>
+      <w:r>
+        <w:t xml:space="preserve">• Installazione programma </w:t>
+      </w:r>
+    </w:p>
+    <w:p>
+      <w:r>
+        <w:t xml:space="preserve">Scaricare l’applicazione cineMax dall’indirizzo </w:t>
+      </w:r>
+      <w:r>
+        <w:rPr>
+          <w:highlight w:val="yellow"/>
+        </w:rPr>
+        <w:t>indirizzo del repository github</w:t>
+      </w:r>
+      <w:r>
+        <w:t>. Una volta scaricato il file</w:t>
+      </w:r>
+      <w:r>
+        <w:t xml:space="preserve"> </w:t>
+      </w:r>
+      <w:r>
+        <w:rPr>
+          <w:highlight w:val="yellow"/>
+        </w:rPr>
+        <w:t>cinemax</w:t>
+      </w:r>
+      <w:r>
+        <w:rPr>
+          <w:highlight w:val="yellow"/>
+        </w:rPr>
+        <w:t xml:space="preserve"> o qualcosa del genere</w:t>
+      </w:r>
+      <w:r>
+        <w:rPr>
+          <w:highlight w:val="yellow"/>
+        </w:rPr>
+        <w:t>.jar</w:t>
+      </w:r>
+      <w:r>
+        <w:t>, collocarlo in una directory a piacere del disco C: (si consiglia di creare e nominare una nuova cartella a partire da C: in cui salvare il file</w:t>
+      </w:r>
+      <w:r>
+        <w:t>, che è denominata qui con “radice” e verrà utilizzata nel paragrafo “Setup e lancio del programma” nella sezione “Esecuzione e uso”</w:t>
+      </w:r>
+      <w:r>
+        <w:t>)</w:t>
+      </w:r>
+      <w:r>
+        <w:t>.</w:t>
+      </w:r>
+    </w:p>
+    <w:p>
+      <w:r>
+        <w:t>Per eseguire l’applicazione, è necessario creare la variabile di sistema CLASSPATH.</w:t>
+      </w:r>
+    </w:p>
+    <w:p>
+      <w:r>
+        <w:t>Recarsi nuovamente</w:t>
+      </w:r>
+      <w:r>
+        <w:t xml:space="preserve"> in Impostazioni e aprire le Variabili d’ambiente. Recarsi nelle Variabili di sistema, cliccare su “Nuova”. Inserire:</w:t>
+      </w:r>
+    </w:p>
+    <w:p>
+      <w:r>
+        <w:t>• Nome Variabile: CLASSPATH</w:t>
+      </w:r>
+    </w:p>
+    <w:p>
+      <w:r>
+        <w:t>• Valore Variabile:  .;&lt;</w:t>
+      </w:r>
+      <w:r>
+        <w:rPr>
+          <w:i/>
+          <w:iCs/>
+        </w:rPr>
+        <w:t>directory appena creata</w:t>
+      </w:r>
+      <w:r>
+        <w:rPr>
+          <w:i/>
+          <w:iCs/>
+        </w:rPr>
+        <w:t>&gt;</w:t>
+      </w:r>
+      <w:r>
+        <w:t>\</w:t>
+      </w:r>
+      <w:r>
+        <w:rPr>
+          <w:highlight w:val="yellow"/>
+        </w:rPr>
+        <w:t xml:space="preserve"> cinemax</w:t>
+      </w:r>
+      <w:r>
+        <w:rPr>
+          <w:highlight w:val="yellow"/>
+        </w:rPr>
+        <w:t xml:space="preserve"> o qualcosa del genere</w:t>
+      </w:r>
+      <w:r>
+        <w:rPr>
+          <w:highlight w:val="yellow"/>
+        </w:rPr>
+        <w:t>.jar</w:t>
+      </w:r>
+    </w:p>
+    <w:p>
+      <w:r>
+        <w:t>Fare click su OK e salvare.</w:t>
+      </w:r>
+    </w:p>
+    <w:p>
+      <w:pPr>
+        <w:pStyle w:val="Titolo2"/>
+      </w:pPr>
+      <w:r>
+        <w:lastRenderedPageBreak/>
+        <w:t>• Esecuzione ed uso</w:t>
+      </w:r>
+    </w:p>
+    <w:p>
+      <w:pPr>
+        <w:pStyle w:val="Titolo3"/>
+      </w:pPr>
+      <w:r>
+        <w:t>• Setup e lancio del programma</w:t>
+      </w:r>
+    </w:p>
+    <w:p>
+      <w:r>
+        <w:t>Una volta impostate le variabili di sistema e collocato il file eseguibile nella cartella “radice”, per eseguire l’applicazione ci si colloca all’interno della directory appena menzionata, si clicca all’interno della barra di navigazione del file system e si digita il comando “cmd” per avviare il prompt dei comandi.</w:t>
+      </w:r>
+    </w:p>
+    <w:p>
+      <w:r>
+        <w:t xml:space="preserve">Per lanciare il programma si digita il comando seguente: </w:t>
+      </w:r>
+      <w:r>
+        <w:rPr>
+          <w:highlight w:val="yellow"/>
+        </w:rPr>
+        <w:t>java cinemax.bin.cineMax</w:t>
+      </w:r>
+      <w:r>
+        <w:t xml:space="preserve"> e verrà visualizzata la schermata di benvenuto dell’applicazione.</w:t>
+      </w:r>
+    </w:p>
+    <w:p>
+      <w:pPr>
+        <w:pStyle w:val="Titolo3"/>
+      </w:pPr>
+      <w:r>
+        <w:t>• Uso delle funzionalità</w:t>
+      </w:r>
+    </w:p>
+    <w:p>
+      <w:pPr>
+        <w:pStyle w:val="Citazioneintensa"/>
+      </w:pPr>
+      <w:r>
+        <w:t>FUNZIONI PRINCIPALI</w:t>
+      </w:r>
+    </w:p>
+    <w:p>
+      <w:r>
+        <w:t xml:space="preserve">All’avvio dell’applicazione è mostrato un menù di benvenuto in cui si ha a disposizione tre funzionalità: </w:t>
+      </w:r>
+    </w:p>
+    <w:p>
+      <w:pPr>
+        <w:pStyle w:val="Paragrafoelenco"/>
+        <w:numPr>
+          <w:ilvl w:val="0"/>
+          <w:numId w:val="1"/>
+        </w:numPr>
+      </w:pPr>
+      <w:r>
+        <w:t xml:space="preserve">loggarsi come utente già registrato; </w:t>
+      </w:r>
+    </w:p>
+    <w:p>
+      <w:pPr>
+        <w:pStyle w:val="Paragrafoelenco"/>
+        <w:numPr>
+          <w:ilvl w:val="0"/>
+          <w:numId w:val="1"/>
+        </w:numPr>
+      </w:pPr>
+      <w:r>
+        <w:t>registrarsi nel caso non si ha ancora effettuato alcun accesso;</w:t>
+      </w:r>
+    </w:p>
+    <w:p>
+      <w:pPr>
+        <w:pStyle w:val="Paragrafoelenco"/>
+        <w:numPr>
+          <w:ilvl w:val="0"/>
+          <w:numId w:val="1"/>
+        </w:numPr>
+      </w:pPr>
+      <w:r>
+        <w:t xml:space="preserve">continuare come ospite </w:t>
+      </w:r>
+      <w:r>
+        <w:t xml:space="preserve">(guest) </w:t>
+      </w:r>
+      <w:r>
+        <w:t xml:space="preserve">nel caso non si voglia procedere con la registrazione o con il login. </w:t>
+      </w:r>
+      <w:r>
+        <w:t xml:space="preserve">Si </w:t>
+      </w:r>
+      <w:r>
+        <w:t xml:space="preserve"> può ricercare una proiezione per vari criteri di ricerca.</w:t>
+      </w:r>
+    </w:p>
+    <w:p>
+      <w:r>
+        <w:t>Inoltre è possibile terminare l’applicazione digitando “0” alla voce “Scelta:”.</w:t>
+      </w:r>
+    </w:p>
+    <w:p>
+      <w:pPr>
+        <w:rPr>
+          <w:color w:val="EE0000"/>
+        </w:rPr>
+      </w:pPr>
+      <w:r>
+        <w:rPr>
+          <w:color w:val="EE0000"/>
+        </w:rPr>
+        <w:t>INSERIRE IMMAGINE DI AVVIO DELL’APP</w:t>
+      </w:r>
+    </w:p>
+    <w:p>
+      <w:pPr>
+        <w:pStyle w:val="Sottotitolo"/>
+      </w:pPr>
+      <w:r>
+        <w:t>Funzionalità di login</w:t>
+      </w:r>
+      <w:r>
+        <w:t xml:space="preserve"> (scelta 1)</w:t>
+      </w:r>
+    </w:p>
+    <w:p>
+      <w:r>
+        <w:t>L’applicazione chiede all’utente preventivamente registrato di inserire il proprio nome utente (username) e la password per accedere al programma; riconosce in automatico il ruolo dell’utente fornito dapprima in fase di registrazione (cliente, bigliettaio o proiezionista) e fa accedere di conseguenza alle funzionalità disposte al ruolo identificato. Nel caso di username o password non corretti, il programma ripropone all’utente di inserire nuovamente le proprie credenziali.</w:t>
+      </w:r>
+    </w:p>
+    <w:p>
+      <w:pPr>
+        <w:rPr>
+          <w:color w:val="EE0000"/>
+        </w:rPr>
+      </w:pPr>
+      <w:r>
+        <w:rPr>
+          <w:color w:val="EE0000"/>
+        </w:rPr>
+        <w:t>INSERIRE IMMAGINE DEL LOGIN CHE AVVIENE NEI CASI DI UTENTE, BIGLIETTAIO E PROIEZIONISTA E ANCH</w:t>
+      </w:r>
+      <w:r>
+        <w:rPr>
+          <w:color w:val="EE0000"/>
+        </w:rPr>
+        <w:t xml:space="preserve">E </w:t>
+      </w:r>
+      <w:r>
+        <w:rPr>
+          <w:color w:val="EE0000"/>
+        </w:rPr>
+        <w:t>IMMAGINE DEL LOGIN FALLITO</w:t>
+      </w:r>
+    </w:p>
+    <w:p>
+      <w:pPr>
+        <w:pStyle w:val="Sottotitolo"/>
+      </w:pPr>
+      <w:r>
+        <w:t>Funzionalità di registrazione (scelta 2)</w:t>
+      </w:r>
+    </w:p>
+    <w:p>
+      <w:r>
+        <w:t>Un utente non ancora registrato al programma, prima di accedere alle specifiche funzionalità, si deve registrare. Viene chiesto di compilare i campi che il software propone: nome, cognome, username, password, data di nascita, domicilio e ruolo (utente, bigliettaio o proiezionista a seconda di quali funzioni si voglia disporre una volta registrati).</w:t>
+      </w:r>
+    </w:p>
+    <w:p>
+      <w:r>
+        <w:t xml:space="preserve">Una volta registrati, l’applicazione torna alla schermata di avvio e ripropone le tre possibili scelte. </w:t>
+      </w:r>
+    </w:p>
+    <w:p>
+      <w:pPr>
+        <w:rPr>
+          <w:color w:val="EE0000"/>
+        </w:rPr>
+      </w:pPr>
+      <w:r>
+        <w:rPr>
+          <w:color w:val="EE0000"/>
+        </w:rPr>
+        <w:t>INSERIRE IMMAGINE DELLA REGISTRAZIONE</w:t>
+      </w:r>
+    </w:p>
+    <w:p>
+      <w:pPr>
+        <w:pStyle w:val="Sottotitolo"/>
+      </w:pPr>
+      <w:r>
+        <w:t>Funzionalità di guest (scelta 3)</w:t>
+      </w:r>
+    </w:p>
+    <w:p>
+      <w:r>
+        <w:t xml:space="preserve">La funzione di “ospite” offre la possibilità di ricercare una proiezione </w:t>
+      </w:r>
+      <w:r>
+        <w:t xml:space="preserve">per vari criteri di ricerca, ad esempio per titolo del film, per data, per intervallo di date specificato… e mostra le proiezioni che sono state trovate fornito il criterio. </w:t>
+      </w:r>
+      <w:r>
+        <w:rPr>
+          <w:highlight w:val="yellow"/>
+        </w:rPr>
+        <w:t>Vedere se funziona anche con più criteri assieme</w:t>
+      </w:r>
+    </w:p>
+    <w:p>
+      <w:pPr>
+        <w:rPr>
+          <w:color w:val="EE0000"/>
+        </w:rPr>
+      </w:pPr>
+      <w:r>
+        <w:rPr>
+          <w:color w:val="EE0000"/>
+        </w:rPr>
+        <w:lastRenderedPageBreak/>
+        <w:t>IMMAGINE CHE FA VEDERE IL cercaProiezione() CON VARI CRITERI DI RICERCA</w:t>
+      </w:r>
+    </w:p>
+    <w:p>
+      <w:pPr>
+        <w:pStyle w:val="Sottotitolo"/>
+      </w:pPr>
+      <w:r>
+        <w:t>Terminare il programma</w:t>
+      </w:r>
+    </w:p>
+    <w:p>
+      <w:r>
+        <w:t>Il menù di benvenuto offre la possibilità di digitare “0” per terminare correttamente l’applicazione senza che il suo funzionamento venga interrotto in modo anomalo.</w:t>
+      </w:r>
+    </w:p>
+    <w:p>
+      <w:pPr>
+        <w:rPr>
+          <w:color w:val="EE0000"/>
+        </w:rPr>
+      </w:pPr>
+      <w:r>
+        <w:rPr>
+          <w:color w:val="EE0000"/>
+        </w:rPr>
+        <w:t>IMMAGINE DEL 0 PER USCIRE</w:t>
+      </w:r>
+    </w:p>
+    <w:p>
+      <w:pPr>
+        <w:pStyle w:val="Citazioneintensa"/>
+      </w:pPr>
+      <w:r>
+        <w:t>FUNZIONI DEL RUOLO “</w:t>
+      </w:r>
+      <w:r>
+        <w:t>CLIENTE</w:t>
+      </w:r>
+      <w:r>
+        <w:t>”</w:t>
+      </w:r>
+    </w:p>
+    <w:p>
+      <w:r>
+        <w:t>Se è stato effettuato il login all’applicazione come clienti, si ha a disposizione le seguenti possibilità:</w:t>
+      </w:r>
+    </w:p>
+    <w:p>
+      <w:pPr>
+        <w:pStyle w:val="Paragrafoelenco"/>
+        <w:numPr>
+          <w:ilvl w:val="0"/>
+          <w:numId w:val="2"/>
+        </w:numPr>
+      </w:pPr>
+      <w:r>
+        <w:t>creare una nuova prenotazione</w:t>
+      </w:r>
+      <w:r>
+        <w:t xml:space="preserve">: è possibile creare una nuova prenotazione specificando, attraverso una compilazione guidata, i dati necessari (numero dei biglietti che si desidera acquistare, </w:t>
+      </w:r>
+      <w:r>
+        <w:t>a patto che non superino la capacità della sala di 200 posti, il proprio nome e cognome a cui associare la prenotazione, il titolo del film che si desidera visionare e la data di proiezione del film in oggetto). In automatico viene generato un codice univoco che è associato alla prenotazione.</w:t>
+      </w:r>
+    </w:p>
+    <w:p>
+      <w:pPr>
+        <w:pStyle w:val="Paragrafoelenco"/>
+        <w:rPr>
+          <w:color w:val="EE0000"/>
+        </w:rPr>
+      </w:pPr>
+      <w:r>
+        <w:rPr>
+          <w:color w:val="EE0000"/>
+        </w:rPr>
+        <w:t>METTERE IMMAGINE DEL craprenotazione() in csvReader</w:t>
+      </w:r>
+    </w:p>
+    <w:p>
+      <w:pPr>
+        <w:pStyle w:val="Paragrafoelenco"/>
+        <w:numPr>
+          <w:ilvl w:val="0"/>
+          <w:numId w:val="2"/>
+        </w:numPr>
+      </w:pPr>
+      <w:r>
+        <w:t>visualizzare le prenotazioni</w:t>
+      </w:r>
+      <w:r>
+        <w:t>: l’applicazione richiede di inserire il nome e il cognome dell’utente di cui si vuole visualizzare le prenotazioni associate.</w:t>
+      </w:r>
+    </w:p>
+    <w:p>
+      <w:pPr>
+        <w:pStyle w:val="Paragrafoelenco"/>
+        <w:rPr>
+          <w:color w:val="EE0000"/>
+        </w:rPr>
+      </w:pPr>
+      <w:r>
+        <w:rPr>
+          <w:color w:val="EE0000"/>
+        </w:rPr>
+        <w:t>METTERE IMMAGINE DEL visualizaPrenotazione()</w:t>
+      </w:r>
+    </w:p>
+    <w:p>
+      <w:pPr>
+        <w:pStyle w:val="Paragrafoelenco"/>
+        <w:numPr>
+          <w:ilvl w:val="0"/>
+          <w:numId w:val="2"/>
+        </w:numPr>
+      </w:pPr>
+      <w:r>
+        <w:t>modificare una prenotazione</w:t>
+      </w:r>
+      <w:r>
+        <w:t xml:space="preserve">: </w:t>
+      </w:r>
+    </w:p>
+    <w:p>
+      <w:pPr>
+        <w:pStyle w:val="Paragrafoelenco"/>
+        <w:numPr>
+          <w:ilvl w:val="0"/>
+          <w:numId w:val="2"/>
+        </w:numPr>
+      </w:pPr>
+      <w:r>
+        <w:t>eliminare una prenotazione</w:t>
+      </w:r>
+      <w:r>
+        <w:t>:</w:t>
+      </w:r>
+    </w:p>
+    <w:p>
+      <w:r>
+        <w:t>La scelta “0” è possibile per uscire dalle funzioni del cliente e tornare alla schermata di avvio.</w:t>
+      </w:r>
+    </w:p>
+    <w:p>
+      <w:pPr>
+        <w:pStyle w:val="Citazioneintensa"/>
+      </w:pPr>
+      <w:r>
+        <w:t>FUNZIONI DEL RUOLO “BIGLIETTAIO”</w:t>
+      </w:r>
+    </w:p>
+    <w:p>
+      <w:r>
+        <w:t>AA</w:t>
+      </w:r>
+    </w:p>
+    <w:p>
+      <w:pPr>
+        <w:pStyle w:val="Citazioneintensa"/>
+      </w:pPr>
+      <w:r>
+        <w:t>FUNZIONI DEL RUOLO “PROIEZIONISTA”</w:t>
+      </w:r>
+    </w:p>
+    <w:p/>
+    <w:p>
+      <w:pPr>
+        <w:pStyle w:val="Titolo3"/>
+      </w:pPr>
+      <w:r>
+        <w:t>• Data set di test</w:t>
+      </w:r>
+    </w:p>
+    <w:p>
+      <w:pPr>
+        <w:pStyle w:val="Titolo2"/>
+      </w:pPr>
+      <w:r>
+        <w:t>• Limiti della soluzione sviluppata</w:t>
+      </w:r>
+    </w:p>
+    <w:p>
+      <w:r>
+        <w:t xml:space="preserve">La soluzione software sviluppata risulta ridondante nel momento in cui un cliente voglia </w:t>
+      </w:r>
+      <w:r>
+        <w:t>modificare una prenotazione effettuate in precedenza in quanto, per le scelte implementative stesse del codice funzionale, il cliente è tenuto a compilare campi come “username”, “password” o “domicilio” che apparentemente sembrano fuori luogo per questa particolare funzione.</w:t>
+      </w:r>
+    </w:p>
+    <w:p>
+      <w:r>
+        <w:lastRenderedPageBreak/>
+        <w:t>Inoltre non siamo riuscite a sviluppare una funzione che cifrasse le password inserite in fase di registrazione; l’impatto di questo limite non ha influenza per quanto riguarda l’utilizzo dell’applicazione stessa (lato utente finale) ma può comportare punti di debolezza nelle funzioni intrinseche del codice.</w:t>
+      </w:r>
+    </w:p>
+    <w:p>
+      <w:pPr>
+        <w:pStyle w:val="Titolo2"/>
+      </w:pPr>
+      <w:r>
+        <w:t>• Sitografia / Bibliografia</w:t>
+      </w:r>
+    </w:p>
+    <w:p>
+      <w:pPr>
+        <w:rPr>
+          <w:color w:val="EE0000"/>
+        </w:rPr>
+      </w:pPr>
+      <w:r>
+        <w:rPr>
+          <w:color w:val="EE0000"/>
+        </w:rPr>
+        <w:t>LINK REPOSITORY GITHUB</w:t>
+      </w:r>
+    </w:p>
+    <w:p>
+      <w:hyperlink r:id="rId5" w:history="1">
         <w:r>
           <w:rPr>
             <w:rStyle w:val="Collegamentoipertestuale"/>
@@ -54,320 +701,8 @@
           <w:t>https://www.oracle.com/it/java/technologies/downloads/</w:t>
         </w:r>
       </w:hyperlink>
-      <w:r>
-        <w:t xml:space="preserve"> (sito web di Oracle), scegliere la versione di Java desiderata (si consiglia di installare la penultima versione), per esempio Java26, scegliere il sistema operativo per cui scaricare l’ambiente e cliccare sul link associato.</w:t>
-      </w:r>
-    </w:p>
-    <w:p>
-      <w:r>
-        <w:t xml:space="preserve">Una volta scaricato il file eseguibile contente la JVM, </w:t>
-      </w:r>
-      <w:r>
-        <w:t xml:space="preserve">scegliere in quale folder del disco collocare tale file (solitamente si preferisce ubicarlo in </w:t>
-      </w:r>
-      <w:r>
-        <w:t>C:\Program Files</w:t>
-      </w:r>
-      <w:r>
-        <w:t>). Dopodiché aprire la cartella appena scaricata, recarsi in “Java”, spostarsi sulla cartella denominata con “</w:t>
-      </w:r>
-      <w:proofErr w:type="spellStart"/>
-      <w:r>
-        <w:t>jdk-</w:t>
-      </w:r>
-      <w:r>
-        <w:rPr>
-          <w:i/>
-          <w:iCs/>
-        </w:rPr>
-        <w:t>numero_versione</w:t>
-      </w:r>
-      <w:proofErr w:type="spellEnd"/>
-      <w:r>
-        <w:t xml:space="preserve">” (ad esempio </w:t>
-      </w:r>
-      <w:r>
-        <w:t>jdk-</w:t>
-      </w:r>
-      <w:r>
-        <w:t xml:space="preserve">26), </w:t>
-      </w:r>
-      <w:r>
-        <w:t>infine aprire la directory “bin”.</w:t>
-      </w:r>
-    </w:p>
-    <w:p>
-      <w:r>
-        <w:t xml:space="preserve">Copiare adesso il </w:t>
-      </w:r>
-      <w:proofErr w:type="spellStart"/>
-      <w:r>
-        <w:t>path</w:t>
-      </w:r>
-      <w:proofErr w:type="spellEnd"/>
-      <w:r>
-        <w:t xml:space="preserve"> che specifica la collocazione della directory “bin” sul disco C:</w:t>
-      </w:r>
-    </w:p>
-    <w:p>
-      <w:r>
-        <w:t xml:space="preserve">A questo punto è necessario collocare l’ambiente Java nelle variabili d’ambiente del proprio calcolatore </w:t>
-      </w:r>
-      <w:proofErr w:type="spellStart"/>
-      <w:r>
-        <w:t>affinchè</w:t>
-      </w:r>
-      <w:proofErr w:type="spellEnd"/>
-      <w:r>
-        <w:t xml:space="preserve"> l’applicazione venga eseguita: recarsi nelle impostazioni del sistema operativo, accedere alle impostazioni di sistema avanzate, aprire la scheda “Variabili d’ambiente” e collocarsi nella parte “Variabili di sistema”. S</w:t>
-      </w:r>
-      <w:r>
-        <w:t>elezionare</w:t>
-      </w:r>
-      <w:r>
-        <w:t xml:space="preserve"> “</w:t>
-      </w:r>
-      <w:r>
-        <w:t>Path</w:t>
-      </w:r>
-      <w:r>
-        <w:t>”, cliccare su “</w:t>
-      </w:r>
-      <w:r>
-        <w:t>Modifica</w:t>
-      </w:r>
-      <w:r>
-        <w:t>” e infine su “</w:t>
-      </w:r>
-      <w:r>
-        <w:t>Nuovo</w:t>
-      </w:r>
-      <w:r>
-        <w:t>”.</w:t>
-      </w:r>
-    </w:p>
-    <w:p>
-      <w:r>
-        <w:t>Incollare il percorso della cartella /bin di java e salvare</w:t>
-      </w:r>
-      <w:r>
-        <w:t>.</w:t>
-      </w:r>
-    </w:p>
-    <w:p>
-      <w:pPr>
-        <w:pStyle w:val="Titolo3"/>
-      </w:pPr>
-      <w:r>
-        <w:t>• Installazione programma</w:t>
-      </w:r>
-      <w:r>
-        <w:t xml:space="preserve"> </w:t>
-      </w:r>
-    </w:p>
-    <w:p>
-      <w:r>
-        <w:t xml:space="preserve">Scaricare l’applicazione </w:t>
-      </w:r>
-      <w:proofErr w:type="spellStart"/>
-      <w:r>
-        <w:t>cineMax</w:t>
-      </w:r>
-      <w:proofErr w:type="spellEnd"/>
-      <w:r>
-        <w:t xml:space="preserve"> dall’indirizzo </w:t>
-      </w:r>
-      <w:r>
-        <w:rPr>
-          <w:highlight w:val="yellow"/>
-        </w:rPr>
-        <w:t xml:space="preserve">indirizzo del repository </w:t>
-      </w:r>
-      <w:proofErr w:type="spellStart"/>
-      <w:r>
-        <w:rPr>
-          <w:highlight w:val="yellow"/>
-        </w:rPr>
-        <w:t>github</w:t>
-      </w:r>
-      <w:proofErr w:type="spellEnd"/>
-      <w:r>
-        <w:t>. Una volta scaricato il file</w:t>
-      </w:r>
-      <w:r>
-        <w:t xml:space="preserve"> </w:t>
-      </w:r>
-      <w:proofErr w:type="spellStart"/>
-      <w:r>
-        <w:rPr>
-          <w:highlight w:val="yellow"/>
-        </w:rPr>
-        <w:t>cinemax</w:t>
-      </w:r>
-      <w:proofErr w:type="spellEnd"/>
-      <w:r>
-        <w:rPr>
-          <w:highlight w:val="yellow"/>
-        </w:rPr>
-        <w:t xml:space="preserve"> o qualcosa del genere</w:t>
-      </w:r>
-      <w:r>
-        <w:rPr>
-          <w:highlight w:val="yellow"/>
-        </w:rPr>
-        <w:t>.jar</w:t>
-      </w:r>
-      <w:r>
-        <w:t>, collocarlo in una directory a piacere del disco C: (si consiglia di creare e nominare una nuova cartella a partire da C: in cui salvare il file)</w:t>
-      </w:r>
-      <w:r>
-        <w:t>.</w:t>
-      </w:r>
-    </w:p>
-    <w:p>
-      <w:r>
-        <w:t>Per eseguire l’applicazione, è necessario creare la variabile di sistema CLASSPATH.</w:t>
-      </w:r>
-    </w:p>
-    <w:p>
-      <w:r>
-        <w:t>Recarsi nuovamente</w:t>
-      </w:r>
-      <w:r>
-        <w:t xml:space="preserve"> in Impostazioni e aprire le Variabili d’ambiente. Recarsi nelle Variabili di sistema, cliccare su “Nuova”. </w:t>
-      </w:r>
-      <w:r>
-        <w:t>Inserire:</w:t>
-      </w:r>
-    </w:p>
-    <w:p>
-      <w:r>
-        <w:t>• Nome Variabile: CLASSPATH</w:t>
-      </w:r>
-    </w:p>
-    <w:p>
-      <w:r>
-        <w:t xml:space="preserve">• Valore </w:t>
-      </w:r>
-      <w:proofErr w:type="gramStart"/>
-      <w:r>
-        <w:t>Variabile:</w:t>
-      </w:r>
-      <w:r>
-        <w:t xml:space="preserve">  </w:t>
-      </w:r>
-      <w:r>
-        <w:t>.</w:t>
-      </w:r>
-      <w:proofErr w:type="gramEnd"/>
-      <w:r>
-        <w:t>;&lt;</w:t>
-      </w:r>
-      <w:r>
-        <w:rPr>
-          <w:i/>
-          <w:iCs/>
-        </w:rPr>
-        <w:t>directory</w:t>
-      </w:r>
-      <w:r>
-        <w:rPr>
-          <w:i/>
-          <w:iCs/>
-        </w:rPr>
-        <w:t xml:space="preserve"> appena creata</w:t>
-      </w:r>
-      <w:r>
-        <w:rPr>
-          <w:i/>
-          <w:iCs/>
-        </w:rPr>
-        <w:t>&gt;</w:t>
-      </w:r>
-      <w:r>
-        <w:t>\</w:t>
-      </w:r>
-      <w:r>
-        <w:rPr>
-          <w:highlight w:val="yellow"/>
-        </w:rPr>
-        <w:t xml:space="preserve"> </w:t>
-      </w:r>
-      <w:proofErr w:type="spellStart"/>
-      <w:r>
-        <w:rPr>
-          <w:highlight w:val="yellow"/>
-        </w:rPr>
-        <w:t>cinemax</w:t>
-      </w:r>
-      <w:proofErr w:type="spellEnd"/>
-      <w:r>
-        <w:rPr>
-          <w:highlight w:val="yellow"/>
-        </w:rPr>
-        <w:t xml:space="preserve"> o qualcosa del genere</w:t>
-      </w:r>
-      <w:r>
-        <w:rPr>
-          <w:highlight w:val="yellow"/>
-        </w:rPr>
-        <w:t>.jar</w:t>
-      </w:r>
-    </w:p>
-    <w:p>
-      <w:r>
-        <w:t>Fare click su OK e salvare.</w:t>
-      </w:r>
-    </w:p>
-    <w:p>
-      <w:pPr>
-        <w:pStyle w:val="Titolo2"/>
-      </w:pPr>
-      <w:r>
-        <w:lastRenderedPageBreak/>
-        <w:t>• Esecuzione ed uso</w:t>
-      </w:r>
-    </w:p>
-    <w:p>
-      <w:pPr>
-        <w:pStyle w:val="Titolo3"/>
-      </w:pPr>
-      <w:r>
-        <w:t>• Setup e lancio del programma</w:t>
-      </w:r>
-    </w:p>
-    <w:p>
-      <w:pPr>
-        <w:pStyle w:val="Titolo3"/>
-      </w:pPr>
-      <w:r>
-        <w:t>• Uso delle funzionalità</w:t>
-      </w:r>
-    </w:p>
-    <w:p>
-      <w:pPr>
-        <w:pStyle w:val="Titolo3"/>
-      </w:pPr>
-      <w:r>
-        <w:t>• Data set di test</w:t>
-      </w:r>
-    </w:p>
-    <w:p>
-      <w:pPr>
-        <w:pStyle w:val="Titolo2"/>
-      </w:pPr>
-      <w:r>
-        <w:t>• Limiti della soluzione sviluppata</w:t>
-      </w:r>
-    </w:p>
-    <w:p>
-      <w:pPr>
-        <w:pStyle w:val="Titolo2"/>
-      </w:pPr>
-      <w:r>
-        <w:t>• Sitografia / Bibliografia</w:t>
-      </w:r>
-    </w:p>
+    </w:p>
+    <w:p/>
     <w:sectPr>
       <w:pgSz w:w="11906" w:h="16838"/>
       <w:pgMar w:top="1417" w:right="1134" w:bottom="1134" w:left="1134" w:header="708" w:footer="708" w:gutter="0"/>
@@ -376,6 +711,195 @@
     </w:sectPr>
   </w:body>
 </w:document>
+</file>
+
+<file path=word/numbering.xml><?xml version="1.0" encoding="utf-8"?>
+<w:numbering xmlns:wpc="http://schemas.microsoft.com/office/word/2010/wordprocessingCanvas" xmlns:cx="http://schemas.microsoft.com/office/drawing/2014/chartex" xmlns:cx1="http://schemas.microsoft.com/office/drawing/2015/9/8/chartex" xmlns:cx2="http://schemas.microsoft.com/office/drawing/2015/10/21/chartex" xmlns:cx3="http://schemas.microsoft.com/office/drawing/2016/5/9/chartex" xmlns:cx4="http://schemas.microsoft.com/office/drawing/2016/5/10/chartex" xmlns:cx5="http://schemas.microsoft.com/office/drawing/2016/5/11/chartex" xmlns:cx6="http://schemas.microsoft.com/office/drawing/2016/5/12/chartex" xmlns:cx7="http://schemas.microsoft.com/office/drawing/2016/5/13/chartex" xmlns:cx8="http://schemas.microsoft.com/office/drawing/2016/5/14/chartex" xmlns:mc="http://schemas.openxmlformats.org/markup-compatibility/2006" xmlns:aink="http://schemas.microsoft.com/office/drawing/2016/ink" xmlns:am3d="http://schemas.microsoft.com/office/drawing/2017/model3d" xmlns:o="urn:schemas-microsoft-com:office:office" xmlns:oel="http://schemas.microsoft.com/office/2019/extlst" xmlns:r="http://schemas.openxmlformats.org/officeDocument/2006/relationships" xmlns:m="http://schemas.openxmlformats.org/officeDocument/2006/math" xmlns:v="urn:schemas-microsoft-com:vml" xmlns:wp14="http://schemas.microsoft.com/office/word/2010/wordprocessingDrawing" xmlns:wp="http://schemas.openxmlformats.org/drawingml/2006/wordprocessingDrawing" xmlns:w10="urn:schemas-microsoft-com:office:word" xmlns:w="http://schemas.openxmlformats.org/wordprocessingml/2006/main" xmlns:w14="http://schemas.microsoft.com/office/word/2010/wordml" xmlns:w15="http://schemas.microsoft.com/office/word/2012/wordml" xmlns:w16cex="http://schemas.microsoft.com/office/word/2018/wordml/cex" xmlns:w16cid="http://schemas.microsoft.com/office/word/2016/wordml/cid" xmlns:w16="http://schemas.microsoft.com/office/word/2018/wordml" xmlns:w16du="http://schemas.microsoft.com/office/word/2023/wordml/word16du" xmlns:w16sdtdh="http://schemas.microsoft.com/office/word/2020/wordml/sdtdatahash" xmlns:w16sdtfl="http://schemas.microsoft.com/office/word/2024/wordml/sdtformatlock" xmlns:w16se="http://schemas.microsoft.com/office/word/2015/wordml/symex" xmlns:wpg="http://schemas.microsoft.com/office/word/2010/wordprocessingGroup" xmlns:wpi="http://schemas.microsoft.com/office/word/2010/wordprocessingInk" xmlns:wne="http://schemas.microsoft.com/office/word/2006/wordml" xmlns:wps="http://schemas.microsoft.com/office/word/2010/wordprocessingShape" mc:Ignorable="w14 w15 w16se w16cid w16 w16cex w16sdtdh w16sdtfl w16du wp14">
+  <w:abstractNum w:abstractNumId="0" w15:restartNumberingAfterBreak="0">
+    <w:nsid w:val="043D4A00"/>
+    <w:multiLevelType w:val="hybridMultilevel"/>
+    <w:tmpl w:val="14D455DC"/>
+    <w:lvl w:ilvl="0" w:tplc="0410000F">
+      <w:start w:val="1"/>
+      <w:numFmt w:val="decimal"/>
+      <w:lvlText w:val="%1."/>
+      <w:lvlJc w:val="left"/>
+      <w:pPr>
+        <w:ind w:left="720" w:hanging="360"/>
+      </w:pPr>
+      <w:rPr>
+        <w:rFonts w:hint="default"/>
+      </w:rPr>
+    </w:lvl>
+    <w:lvl w:ilvl="1" w:tplc="04100019" w:tentative="1">
+      <w:start w:val="1"/>
+      <w:numFmt w:val="lowerLetter"/>
+      <w:lvlText w:val="%2."/>
+      <w:lvlJc w:val="left"/>
+      <w:pPr>
+        <w:ind w:left="1440" w:hanging="360"/>
+      </w:pPr>
+    </w:lvl>
+    <w:lvl w:ilvl="2" w:tplc="0410001B" w:tentative="1">
+      <w:start w:val="1"/>
+      <w:numFmt w:val="lowerRoman"/>
+      <w:lvlText w:val="%3."/>
+      <w:lvlJc w:val="right"/>
+      <w:pPr>
+        <w:ind w:left="2160" w:hanging="180"/>
+      </w:pPr>
+    </w:lvl>
+    <w:lvl w:ilvl="3" w:tplc="0410000F" w:tentative="1">
+      <w:start w:val="1"/>
+      <w:numFmt w:val="decimal"/>
+      <w:lvlText w:val="%4."/>
+      <w:lvlJc w:val="left"/>
+      <w:pPr>
+        <w:ind w:left="2880" w:hanging="360"/>
+      </w:pPr>
+    </w:lvl>
+    <w:lvl w:ilvl="4" w:tplc="04100019" w:tentative="1">
+      <w:start w:val="1"/>
+      <w:numFmt w:val="lowerLetter"/>
+      <w:lvlText w:val="%5."/>
+      <w:lvlJc w:val="left"/>
+      <w:pPr>
+        <w:ind w:left="3600" w:hanging="360"/>
+      </w:pPr>
+    </w:lvl>
+    <w:lvl w:ilvl="5" w:tplc="0410001B" w:tentative="1">
+      <w:start w:val="1"/>
+      <w:numFmt w:val="lowerRoman"/>
+      <w:lvlText w:val="%6."/>
+      <w:lvlJc w:val="right"/>
+      <w:pPr>
+        <w:ind w:left="4320" w:hanging="180"/>
+      </w:pPr>
+    </w:lvl>
+    <w:lvl w:ilvl="6" w:tplc="0410000F" w:tentative="1">
+      <w:start w:val="1"/>
+      <w:numFmt w:val="decimal"/>
+      <w:lvlText w:val="%7."/>
+      <w:lvlJc w:val="left"/>
+      <w:pPr>
+        <w:ind w:left="5040" w:hanging="360"/>
+      </w:pPr>
+    </w:lvl>
+    <w:lvl w:ilvl="7" w:tplc="04100019" w:tentative="1">
+      <w:start w:val="1"/>
+      <w:numFmt w:val="lowerLetter"/>
+      <w:lvlText w:val="%8."/>
+      <w:lvlJc w:val="left"/>
+      <w:pPr>
+        <w:ind w:left="5760" w:hanging="360"/>
+      </w:pPr>
+    </w:lvl>
+    <w:lvl w:ilvl="8" w:tplc="0410001B" w:tentative="1">
+      <w:start w:val="1"/>
+      <w:numFmt w:val="lowerRoman"/>
+      <w:lvlText w:val="%9."/>
+      <w:lvlJc w:val="right"/>
+      <w:pPr>
+        <w:ind w:left="6480" w:hanging="180"/>
+      </w:pPr>
+    </w:lvl>
+  </w:abstractNum>
+  <w:abstractNum w:abstractNumId="1" w15:restartNumberingAfterBreak="0">
+    <w:nsid w:val="45F33EBD"/>
+    <w:multiLevelType w:val="hybridMultilevel"/>
+    <w:tmpl w:val="C56A0806"/>
+    <w:lvl w:ilvl="0" w:tplc="0410000F">
+      <w:start w:val="1"/>
+      <w:numFmt w:val="decimal"/>
+      <w:lvlText w:val="%1."/>
+      <w:lvlJc w:val="left"/>
+      <w:pPr>
+        <w:ind w:left="720" w:hanging="360"/>
+      </w:pPr>
+      <w:rPr>
+        <w:rFonts w:hint="default"/>
+      </w:rPr>
+    </w:lvl>
+    <w:lvl w:ilvl="1" w:tplc="04100019" w:tentative="1">
+      <w:start w:val="1"/>
+      <w:numFmt w:val="lowerLetter"/>
+      <w:lvlText w:val="%2."/>
+      <w:lvlJc w:val="left"/>
+      <w:pPr>
+        <w:ind w:left="1440" w:hanging="360"/>
+      </w:pPr>
+    </w:lvl>
+    <w:lvl w:ilvl="2" w:tplc="0410001B" w:tentative="1">
+      <w:start w:val="1"/>
+      <w:numFmt w:val="lowerRoman"/>
+      <w:lvlText w:val="%3."/>
+      <w:lvlJc w:val="right"/>
+      <w:pPr>
+        <w:ind w:left="2160" w:hanging="180"/>
+      </w:pPr>
+    </w:lvl>
+    <w:lvl w:ilvl="3" w:tplc="0410000F" w:tentative="1">
+      <w:start w:val="1"/>
+      <w:numFmt w:val="decimal"/>
+      <w:lvlText w:val="%4."/>
+      <w:lvlJc w:val="left"/>
+      <w:pPr>
+        <w:ind w:left="2880" w:hanging="360"/>
+      </w:pPr>
+    </w:lvl>
+    <w:lvl w:ilvl="4" w:tplc="04100019" w:tentative="1">
+      <w:start w:val="1"/>
+      <w:numFmt w:val="lowerLetter"/>
+      <w:lvlText w:val="%5."/>
+      <w:lvlJc w:val="left"/>
+      <w:pPr>
+        <w:ind w:left="3600" w:hanging="360"/>
+      </w:pPr>
+    </w:lvl>
+    <w:lvl w:ilvl="5" w:tplc="0410001B" w:tentative="1">
+      <w:start w:val="1"/>
+      <w:numFmt w:val="lowerRoman"/>
+      <w:lvlText w:val="%6."/>
+      <w:lvlJc w:val="right"/>
+      <w:pPr>
+        <w:ind w:left="4320" w:hanging="180"/>
+      </w:pPr>
+    </w:lvl>
+    <w:lvl w:ilvl="6" w:tplc="0410000F" w:tentative="1">
+      <w:start w:val="1"/>
+      <w:numFmt w:val="decimal"/>
+      <w:lvlText w:val="%7."/>
+      <w:lvlJc w:val="left"/>
+      <w:pPr>
+        <w:ind w:left="5040" w:hanging="360"/>
+      </w:pPr>
+    </w:lvl>
+    <w:lvl w:ilvl="7" w:tplc="04100019" w:tentative="1">
+      <w:start w:val="1"/>
+      <w:numFmt w:val="lowerLetter"/>
+      <w:lvlText w:val="%8."/>
+      <w:lvlJc w:val="left"/>
+      <w:pPr>
+        <w:ind w:left="5760" w:hanging="360"/>
+      </w:pPr>
+    </w:lvl>
+    <w:lvl w:ilvl="8" w:tplc="0410001B" w:tentative="1">
+      <w:start w:val="1"/>
+      <w:numFmt w:val="lowerRoman"/>
+      <w:lvlText w:val="%9."/>
+      <w:lvlJc w:val="right"/>
+      <w:pPr>
+        <w:ind w:left="6480" w:hanging="180"/>
+      </w:pPr>
+    </w:lvl>
+  </w:abstractNum>
+  <w:num w:numId="1" w16cid:durableId="844244759">
+    <w:abstractNumId w:val="1"/>
+  </w:num>
+  <w:num w:numId="2" w16cid:durableId="474028703">
+    <w:abstractNumId w:val="0"/>
+  </w:num>
+</w:numbering>
 </file>
 
 <file path=word/styles.xml><?xml version="1.0" encoding="utf-8"?>
@@ -977,6 +1501,7 @@
   <w:style w:type="character" w:default="1" w:styleId="Carpredefinitoparagrafo">
     <w:name w:val="Default Paragraph Font"/>
     <w:uiPriority w:val="1"/>
+    <w:semiHidden/>
     <w:unhideWhenUsed/>
   </w:style>
   <w:style w:type="table" w:default="1" w:styleId="Tabellanormale">

--- a/doc/Manuale Utente.docx
+++ b/doc/Manuale Utente.docx
@@ -7,7 +7,31 @@
         <w:pStyle w:val="Titolo2"/>
       </w:pPr>
       <w:r>
-        <w:t>Frontespizio (Titolo, Autori, Data e Versione documento)</w:t>
+        <w:t>Frontespizio (</w:t>
+      </w:r>
+      <w:r>
+        <w:t>cineMax – manuale utente</w:t>
+      </w:r>
+      <w:r>
+        <w:t xml:space="preserve">, </w:t>
+      </w:r>
+      <w:r>
+        <w:t>Galimberti Gaia, Necchio Arianna</w:t>
+      </w:r>
+      <w:r>
+        <w:t xml:space="preserve">, </w:t>
+      </w:r>
+      <w:r>
+        <w:t xml:space="preserve">16/09/2026, versione </w:t>
+      </w:r>
+      <w:r>
+        <w:rPr>
+          <w:highlight w:val="yellow"/>
+        </w:rPr>
+        <w:t>Versione documento</w:t>
+      </w:r>
+      <w:r>
+        <w:t>)</w:t>
       </w:r>
     </w:p>
     <w:p>
@@ -349,7 +373,13 @@
         <w:t xml:space="preserve">Si </w:t>
       </w:r>
       <w:r>
-        <w:t xml:space="preserve"> può ricercare una proiezione per vari criteri di ricerca.</w:t>
+        <w:t>pu</w:t>
+      </w:r>
+      <w:r>
+        <w:t>ò</w:t>
+      </w:r>
+      <w:r>
+        <w:t xml:space="preserve"> ricercare una proiezione per vari criteri di ricerca.</w:t>
       </w:r>
     </w:p>
     <w:p>
@@ -365,9 +395,43 @@
       </w:pPr>
       <w:r>
         <w:rPr>
-          <w:color w:val="EE0000"/>
+          <w:noProof/>
         </w:rPr>
-        <w:t>INSERIRE IMMAGINE DI AVVIO DELL’APP</w:t>
+        <w:drawing>
+          <wp:inline distT="0" distB="0" distL="0" distR="0" wp14:anchorId="13CA8CCB" wp14:editId="5C880290">
+            <wp:extent cx="2105025" cy="952500"/>
+            <wp:effectExtent l="0" t="0" r="9525" b="0"/>
+            <wp:docPr id="1630133409" name="Immagine 1"/>
+            <wp:cNvGraphicFramePr>
+              <a:graphicFrameLocks xmlns:a="http://schemas.openxmlformats.org/drawingml/2006/main" noChangeAspect="1"/>
+            </wp:cNvGraphicFramePr>
+            <a:graphic xmlns:a="http://schemas.openxmlformats.org/drawingml/2006/main">
+              <a:graphicData uri="http://schemas.openxmlformats.org/drawingml/2006/picture">
+                <pic:pic xmlns:pic="http://schemas.openxmlformats.org/drawingml/2006/picture">
+                  <pic:nvPicPr>
+                    <pic:cNvPr id="1630133409" name=""/>
+                    <pic:cNvPicPr/>
+                  </pic:nvPicPr>
+                  <pic:blipFill>
+                    <a:blip r:embed="rId6"/>
+                    <a:stretch>
+                      <a:fillRect/>
+                    </a:stretch>
+                  </pic:blipFill>
+                  <pic:spPr>
+                    <a:xfrm>
+                      <a:off x="0" y="0"/>
+                      <a:ext cx="2105025" cy="952500"/>
+                    </a:xfrm>
+                    <a:prstGeom prst="rect">
+                      <a:avLst/>
+                    </a:prstGeom>
+                  </pic:spPr>
+                </pic:pic>
+              </a:graphicData>
+            </a:graphic>
+          </wp:inline>
+        </w:drawing>
       </w:r>
     </w:p>
     <w:p>
@@ -383,63 +447,386 @@
     </w:p>
     <w:p>
       <w:r>
-        <w:t>L’applicazione chiede all’utente preventivamente registrato di inserire il proprio nome utente (username) e la password per accedere al programma; riconosce in automatico il ruolo dell’utente fornito dapprima in fase di registrazione (cliente, bigliettaio o proiezionista) e fa accedere di conseguenza alle funzionalità disposte al ruolo identificato. Nel caso di username o password non corretti, il programma ripropone all’utente di inserire nuovamente le proprie credenziali.</w:t>
-      </w:r>
-    </w:p>
-    <w:p>
-      <w:pPr>
+        <w:t>L’applicazione chiede all’utente preventivamente registrato di inserire il proprio usernam</w:t>
+      </w:r>
+      <w:r>
+        <w:t>e</w:t>
+      </w:r>
+      <w:r>
+        <w:t xml:space="preserve"> e la password per accedere al programma; riconosce in automatico il ruolo fornito dapprima in fase di registrazione (cliente, bigliettaio o proiezionista) e fa accedere di conseguenza alle funzionalità disposte al ruolo identificato. Nel caso di username o password non corretti, il programma ripropone all’utente di inserire nuovamente le proprie credenziali.</w:t>
+      </w:r>
+    </w:p>
+    <w:p>
+      <w:pPr>
+        <w:keepNext/>
+      </w:pPr>
+      <w:r>
+        <w:rPr>
+          <w:noProof/>
+        </w:rPr>
+        <w:lastRenderedPageBreak/>
+        <w:drawing>
+          <wp:inline distT="0" distB="0" distL="0" distR="0" wp14:anchorId="3F93CCC6" wp14:editId="24239D46">
+            <wp:extent cx="3381375" cy="2457450"/>
+            <wp:effectExtent l="0" t="0" r="9525" b="0"/>
+            <wp:docPr id="550199186" name="Immagine 1"/>
+            <wp:cNvGraphicFramePr>
+              <a:graphicFrameLocks xmlns:a="http://schemas.openxmlformats.org/drawingml/2006/main" noChangeAspect="1"/>
+            </wp:cNvGraphicFramePr>
+            <a:graphic xmlns:a="http://schemas.openxmlformats.org/drawingml/2006/main">
+              <a:graphicData uri="http://schemas.openxmlformats.org/drawingml/2006/picture">
+                <pic:pic xmlns:pic="http://schemas.openxmlformats.org/drawingml/2006/picture">
+                  <pic:nvPicPr>
+                    <pic:cNvPr id="550199186" name=""/>
+                    <pic:cNvPicPr/>
+                  </pic:nvPicPr>
+                  <pic:blipFill>
+                    <a:blip r:embed="rId7"/>
+                    <a:stretch>
+                      <a:fillRect/>
+                    </a:stretch>
+                  </pic:blipFill>
+                  <pic:spPr>
+                    <a:xfrm>
+                      <a:off x="0" y="0"/>
+                      <a:ext cx="3381375" cy="2457450"/>
+                    </a:xfrm>
+                    <a:prstGeom prst="rect">
+                      <a:avLst/>
+                    </a:prstGeom>
+                  </pic:spPr>
+                </pic:pic>
+              </a:graphicData>
+            </a:graphic>
+          </wp:inline>
+        </w:drawing>
+      </w:r>
+    </w:p>
+    <w:p>
+      <w:pPr>
+        <w:pStyle w:val="Didascalia"/>
         <w:rPr>
           <w:color w:val="EE0000"/>
         </w:rPr>
       </w:pPr>
       <w:r>
+        <w:t xml:space="preserve">Figura </w:t>
+      </w:r>
+      <w:fldSimple w:instr=" SEQ Figura \* ARABIC ">
+        <w:r>
+          <w:rPr>
+            <w:noProof/>
+          </w:rPr>
+          <w:t>1</w:t>
+        </w:r>
+      </w:fldSimple>
+      <w:r>
+        <w:t>Login lato cliente</w:t>
+      </w:r>
+    </w:p>
+    <w:p>
+      <w:pPr>
+        <w:keepNext/>
+      </w:pPr>
+      <w:r>
+        <w:drawing>
+          <wp:inline distT="0" distB="0" distL="0" distR="0" wp14:anchorId="516C3D2D" wp14:editId="4073CD7A">
+            <wp:extent cx="3771900" cy="2162175"/>
+            <wp:effectExtent l="0" t="0" r="0" b="9525"/>
+            <wp:docPr id="1486729566" name="Immagine 1"/>
+            <wp:cNvGraphicFramePr>
+              <a:graphicFrameLocks xmlns:a="http://schemas.openxmlformats.org/drawingml/2006/main" noChangeAspect="1"/>
+            </wp:cNvGraphicFramePr>
+            <a:graphic xmlns:a="http://schemas.openxmlformats.org/drawingml/2006/main">
+              <a:graphicData uri="http://schemas.openxmlformats.org/drawingml/2006/picture">
+                <pic:pic xmlns:pic="http://schemas.openxmlformats.org/drawingml/2006/picture">
+                  <pic:nvPicPr>
+                    <pic:cNvPr id="1486729566" name=""/>
+                    <pic:cNvPicPr/>
+                  </pic:nvPicPr>
+                  <pic:blipFill>
+                    <a:blip r:embed="rId8"/>
+                    <a:stretch>
+                      <a:fillRect/>
+                    </a:stretch>
+                  </pic:blipFill>
+                  <pic:spPr>
+                    <a:xfrm>
+                      <a:off x="0" y="0"/>
+                      <a:ext cx="3771900" cy="2162175"/>
+                    </a:xfrm>
+                    <a:prstGeom prst="rect">
+                      <a:avLst/>
+                    </a:prstGeom>
+                  </pic:spPr>
+                </pic:pic>
+              </a:graphicData>
+            </a:graphic>
+          </wp:inline>
+        </w:drawing>
+      </w:r>
+    </w:p>
+    <w:p>
+      <w:pPr>
+        <w:pStyle w:val="Didascalia"/>
+      </w:pPr>
+      <w:r>
+        <w:t xml:space="preserve">Figura </w:t>
+      </w:r>
+      <w:fldSimple w:instr=" SEQ Figura \* ARABIC ">
+        <w:r>
+          <w:rPr>
+            <w:noProof/>
+          </w:rPr>
+          <w:t>2</w:t>
+        </w:r>
+      </w:fldSimple>
+      <w:r>
+        <w:t>Login lato bigliettaio</w:t>
+      </w:r>
+    </w:p>
+    <w:p>
+      <w:pPr>
+        <w:keepNext/>
+      </w:pPr>
+      <w:r>
+        <w:drawing>
+          <wp:inline distT="0" distB="0" distL="0" distR="0" wp14:anchorId="2811F5F0" wp14:editId="5414C969">
+            <wp:extent cx="3762375" cy="2447925"/>
+            <wp:effectExtent l="0" t="0" r="9525" b="9525"/>
+            <wp:docPr id="1562699114" name="Immagine 1"/>
+            <wp:cNvGraphicFramePr>
+              <a:graphicFrameLocks xmlns:a="http://schemas.openxmlformats.org/drawingml/2006/main" noChangeAspect="1"/>
+            </wp:cNvGraphicFramePr>
+            <a:graphic xmlns:a="http://schemas.openxmlformats.org/drawingml/2006/main">
+              <a:graphicData uri="http://schemas.openxmlformats.org/drawingml/2006/picture">
+                <pic:pic xmlns:pic="http://schemas.openxmlformats.org/drawingml/2006/picture">
+                  <pic:nvPicPr>
+                    <pic:cNvPr id="1562699114" name=""/>
+                    <pic:cNvPicPr/>
+                  </pic:nvPicPr>
+                  <pic:blipFill>
+                    <a:blip r:embed="rId9"/>
+                    <a:stretch>
+                      <a:fillRect/>
+                    </a:stretch>
+                  </pic:blipFill>
+                  <pic:spPr>
+                    <a:xfrm>
+                      <a:off x="0" y="0"/>
+                      <a:ext cx="3762375" cy="2447925"/>
+                    </a:xfrm>
+                    <a:prstGeom prst="rect">
+                      <a:avLst/>
+                    </a:prstGeom>
+                  </pic:spPr>
+                </pic:pic>
+              </a:graphicData>
+            </a:graphic>
+          </wp:inline>
+        </w:drawing>
+      </w:r>
+    </w:p>
+    <w:p>
+      <w:pPr>
+        <w:pStyle w:val="Didascalia"/>
+      </w:pPr>
+      <w:r>
+        <w:t xml:space="preserve">Figura </w:t>
+      </w:r>
+      <w:fldSimple w:instr=" SEQ Figura \* ARABIC ">
+        <w:r>
+          <w:rPr>
+            <w:noProof/>
+          </w:rPr>
+          <w:t>3</w:t>
+        </w:r>
+      </w:fldSimple>
+      <w:r>
+        <w:t>Login lato proiezionista</w:t>
+      </w:r>
+    </w:p>
+    <w:p>
+      <w:pPr>
+        <w:keepNext/>
+      </w:pPr>
+      <w:r>
+        <w:lastRenderedPageBreak/>
+        <w:drawing>
+          <wp:inline distT="0" distB="0" distL="0" distR="0" wp14:anchorId="1D699CBB" wp14:editId="77AE736B">
+            <wp:extent cx="5400675" cy="1704975"/>
+            <wp:effectExtent l="0" t="0" r="9525" b="9525"/>
+            <wp:docPr id="2035649457" name="Immagine 1"/>
+            <wp:cNvGraphicFramePr>
+              <a:graphicFrameLocks xmlns:a="http://schemas.openxmlformats.org/drawingml/2006/main" noChangeAspect="1"/>
+            </wp:cNvGraphicFramePr>
+            <a:graphic xmlns:a="http://schemas.openxmlformats.org/drawingml/2006/main">
+              <a:graphicData uri="http://schemas.openxmlformats.org/drawingml/2006/picture">
+                <pic:pic xmlns:pic="http://schemas.openxmlformats.org/drawingml/2006/picture">
+                  <pic:nvPicPr>
+                    <pic:cNvPr id="2035649457" name=""/>
+                    <pic:cNvPicPr/>
+                  </pic:nvPicPr>
+                  <pic:blipFill>
+                    <a:blip r:embed="rId10"/>
+                    <a:stretch>
+                      <a:fillRect/>
+                    </a:stretch>
+                  </pic:blipFill>
+                  <pic:spPr>
+                    <a:xfrm>
+                      <a:off x="0" y="0"/>
+                      <a:ext cx="5400675" cy="1704975"/>
+                    </a:xfrm>
+                    <a:prstGeom prst="rect">
+                      <a:avLst/>
+                    </a:prstGeom>
+                  </pic:spPr>
+                </pic:pic>
+              </a:graphicData>
+            </a:graphic>
+          </wp:inline>
+        </w:drawing>
+      </w:r>
+    </w:p>
+    <w:p>
+      <w:pPr>
+        <w:pStyle w:val="Didascalia"/>
+      </w:pPr>
+      <w:r>
+        <w:t xml:space="preserve">Figura </w:t>
+      </w:r>
+      <w:fldSimple w:instr=" SEQ Figura \* ARABIC ">
+        <w:r>
+          <w:rPr>
+            <w:noProof/>
+          </w:rPr>
+          <w:t>4</w:t>
+        </w:r>
+      </w:fldSimple>
+      <w:r>
+        <w:t>Login fallito</w:t>
+      </w:r>
+    </w:p>
+    <w:p>
+      <w:pPr>
+        <w:pStyle w:val="Sottotitolo"/>
+      </w:pPr>
+      <w:r>
+        <w:t>Funzionalità di registrazione (scelta 2)</w:t>
+      </w:r>
+    </w:p>
+    <w:p>
+      <w:r>
+        <w:t>Un utente non ancora registrato al programma, prima di accedere alle specifiche funzionalità, si deve registrare. Viene chiesto di compilare i campi che il software propone: nome, cognome, username, password, data di nascita, domicilio e ruolo (utente, bigliettaio o proiezionista a seconda di quali funzioni si voglia disporre una volta registrati).</w:t>
+      </w:r>
+    </w:p>
+    <w:p>
+      <w:r>
+        <w:t xml:space="preserve">Una volta registrati, l’applicazione torna alla schermata di avvio e ripropone le tre possibili scelte. </w:t>
+      </w:r>
+    </w:p>
+    <w:p>
+      <w:r>
         <w:rPr>
-          <w:color w:val="EE0000"/>
+          <w:noProof/>
         </w:rPr>
-        <w:t>INSERIRE IMMAGINE DEL LOGIN CHE AVVIENE NEI CASI DI UTENTE, BIGLIETTAIO E PROIEZIONISTA E ANCH</w:t>
-      </w:r>
-      <w:r>
-        <w:rPr>
-          <w:color w:val="EE0000"/>
-        </w:rPr>
-        <w:t xml:space="preserve">E </w:t>
-      </w:r>
-      <w:r>
-        <w:rPr>
-          <w:color w:val="EE0000"/>
-        </w:rPr>
-        <w:t>IMMAGINE DEL LOGIN FALLITO</w:t>
-      </w:r>
-    </w:p>
-    <w:p>
-      <w:pPr>
-        <w:pStyle w:val="Sottotitolo"/>
-      </w:pPr>
-      <w:r>
-        <w:t>Funzionalità di registrazione (scelta 2)</w:t>
-      </w:r>
-    </w:p>
-    <w:p>
-      <w:r>
-        <w:t>Un utente non ancora registrato al programma, prima di accedere alle specifiche funzionalità, si deve registrare. Viene chiesto di compilare i campi che il software propone: nome, cognome, username, password, data di nascita, domicilio e ruolo (utente, bigliettaio o proiezionista a seconda di quali funzioni si voglia disporre una volta registrati).</w:t>
-      </w:r>
-    </w:p>
-    <w:p>
-      <w:r>
-        <w:t xml:space="preserve">Una volta registrati, l’applicazione torna alla schermata di avvio e ripropone le tre possibili scelte. </w:t>
-      </w:r>
-    </w:p>
-    <w:p>
-      <w:pPr>
-        <w:rPr>
-          <w:color w:val="EE0000"/>
-        </w:rPr>
-      </w:pPr>
-      <w:r>
-        <w:rPr>
-          <w:color w:val="EE0000"/>
-        </w:rPr>
-        <w:t>INSERIRE IMMAGINE DELLA REGISTRAZIONE</w:t>
+        <mc:AlternateContent>
+          <mc:Choice Requires="wpi">
+            <w:drawing>
+              <wp:anchor distT="0" distB="0" distL="114300" distR="114300" simplePos="0" relativeHeight="251659264" behindDoc="0" locked="0" layoutInCell="1" allowOverlap="1" wp14:anchorId="19EEDD27" wp14:editId="7B38FFD5">
+                <wp:simplePos x="0" y="0"/>
+                <wp:positionH relativeFrom="column">
+                  <wp:posOffset>600615</wp:posOffset>
+                </wp:positionH>
+                <wp:positionV relativeFrom="paragraph">
+                  <wp:posOffset>3062465</wp:posOffset>
+                </wp:positionV>
+                <wp:extent cx="126000" cy="120960"/>
+                <wp:effectExtent l="38100" t="38100" r="45720" b="50800"/>
+                <wp:wrapNone/>
+                <wp:docPr id="1504747266" name="Input penna 1"/>
+                <wp:cNvGraphicFramePr/>
+                <a:graphic xmlns:a="http://schemas.openxmlformats.org/drawingml/2006/main">
+                  <a:graphicData uri="http://schemas.microsoft.com/office/word/2010/wordprocessingInk">
+                    <w14:contentPart bwMode="auto" r:id="rId11">
+                      <w14:nvContentPartPr>
+                        <w14:cNvContentPartPr/>
+                      </w14:nvContentPartPr>
+                      <w14:xfrm>
+                        <a:off x="0" y="0"/>
+                        <a:ext cx="126000" cy="120960"/>
+                      </w14:xfrm>
+                    </w14:contentPart>
+                  </a:graphicData>
+                </a:graphic>
+              </wp:anchor>
+            </w:drawing>
+          </mc:Choice>
+          <mc:Fallback>
+            <w:pict>
+              <v:shapetype w14:anchorId="0A591951" id="_x0000_t75" coordsize="21600,21600" o:spt="75" o:preferrelative="t" path="m@4@5l@4@11@9@11@9@5xe" filled="f" stroked="f">
+                <v:stroke joinstyle="miter"/>
+                <v:formulas>
+                  <v:f eqn="if lineDrawn pixelLineWidth 0"/>
+                  <v:f eqn="sum @0 1 0"/>
+                  <v:f eqn="sum 0 0 @1"/>
+                  <v:f eqn="prod @2 1 2"/>
+                  <v:f eqn="prod @3 21600 pixelWidth"/>
+                  <v:f eqn="prod @3 21600 pixelHeight"/>
+                  <v:f eqn="sum @0 0 1"/>
+                  <v:f eqn="prod @6 1 2"/>
+                  <v:f eqn="prod @7 21600 pixelWidth"/>
+                  <v:f eqn="sum @8 21600 0"/>
+                  <v:f eqn="prod @7 21600 pixelHeight"/>
+                  <v:f eqn="sum @10 21600 0"/>
+                </v:formulas>
+                <v:path o:extrusionok="f" gradientshapeok="t" o:connecttype="rect"/>
+                <o:lock v:ext="edit" aspectratio="t"/>
+              </v:shapetype>
+              <v:shape id="Input penna 1" o:spid="_x0000_s1026" type="#_x0000_t75" style="position:absolute;margin-left:46.8pt;margin-top:240.65pt;width:10.9pt;height:10.5pt;z-index:251659264;visibility:visible;mso-wrap-style:square;mso-wrap-distance-left:9pt;mso-wrap-distance-top:0;mso-wrap-distance-right:9pt;mso-wrap-distance-bottom:0;mso-position-horizontal:absolute;mso-position-horizontal-relative:text;mso-position-vertical:absolute;mso-position-vertical-relative:text" o:gfxdata="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">
+                <v:imagedata r:id="rId12" o:title=""/>
+              </v:shape>
+            </w:pict>
+          </mc:Fallback>
+        </mc:AlternateContent>
+      </w:r>
+      <w:r>
+        <w:drawing>
+          <wp:inline distT="0" distB="0" distL="0" distR="0" wp14:anchorId="25EDCE2F" wp14:editId="0F5B80F2">
+            <wp:extent cx="5124450" cy="3248025"/>
+            <wp:effectExtent l="0" t="0" r="0" b="9525"/>
+            <wp:docPr id="127843006" name="Immagine 1"/>
+            <wp:cNvGraphicFramePr>
+              <a:graphicFrameLocks xmlns:a="http://schemas.openxmlformats.org/drawingml/2006/main" noChangeAspect="1"/>
+            </wp:cNvGraphicFramePr>
+            <a:graphic xmlns:a="http://schemas.openxmlformats.org/drawingml/2006/main">
+              <a:graphicData uri="http://schemas.openxmlformats.org/drawingml/2006/picture">
+                <pic:pic xmlns:pic="http://schemas.openxmlformats.org/drawingml/2006/picture">
+                  <pic:nvPicPr>
+                    <pic:cNvPr id="127843006" name=""/>
+                    <pic:cNvPicPr/>
+                  </pic:nvPicPr>
+                  <pic:blipFill>
+                    <a:blip r:embed="rId13"/>
+                    <a:stretch>
+                      <a:fillRect/>
+                    </a:stretch>
+                  </pic:blipFill>
+                  <pic:spPr>
+                    <a:xfrm>
+                      <a:off x="0" y="0"/>
+                      <a:ext cx="5124450" cy="3248025"/>
+                    </a:xfrm>
+                    <a:prstGeom prst="rect">
+                      <a:avLst/>
+                    </a:prstGeom>
+                  </pic:spPr>
+                </pic:pic>
+              </a:graphicData>
+            </a:graphic>
+          </wp:inline>
+        </w:drawing>
       </w:r>
     </w:p>
     <w:p>
@@ -465,6 +852,59 @@
       </w:r>
     </w:p>
     <w:p>
+      <w:r>
+        <w:lastRenderedPageBreak/>
+        <w:drawing>
+          <wp:inline distT="0" distB="0" distL="0" distR="0" wp14:anchorId="35649AC2" wp14:editId="6F91C776">
+            <wp:extent cx="3295650" cy="3076575"/>
+            <wp:effectExtent l="0" t="0" r="0" b="9525"/>
+            <wp:docPr id="1632625576" name="Immagine 1"/>
+            <wp:cNvGraphicFramePr>
+              <a:graphicFrameLocks xmlns:a="http://schemas.openxmlformats.org/drawingml/2006/main" noChangeAspect="1"/>
+            </wp:cNvGraphicFramePr>
+            <a:graphic xmlns:a="http://schemas.openxmlformats.org/drawingml/2006/main">
+              <a:graphicData uri="http://schemas.openxmlformats.org/drawingml/2006/picture">
+                <pic:pic xmlns:pic="http://schemas.openxmlformats.org/drawingml/2006/picture">
+                  <pic:nvPicPr>
+                    <pic:cNvPr id="1632625576" name=""/>
+                    <pic:cNvPicPr/>
+                  </pic:nvPicPr>
+                  <pic:blipFill>
+                    <a:blip r:embed="rId14"/>
+                    <a:stretch>
+                      <a:fillRect/>
+                    </a:stretch>
+                  </pic:blipFill>
+                  <pic:spPr>
+                    <a:xfrm>
+                      <a:off x="0" y="0"/>
+                      <a:ext cx="3295650" cy="3076575"/>
+                    </a:xfrm>
+                    <a:prstGeom prst="rect">
+                      <a:avLst/>
+                    </a:prstGeom>
+                  </pic:spPr>
+                </pic:pic>
+              </a:graphicData>
+            </a:graphic>
+          </wp:inline>
+        </w:drawing>
+      </w:r>
+    </w:p>
+    <w:p>
+      <w:pPr>
+        <w:pStyle w:val="Sottotitolo"/>
+      </w:pPr>
+      <w:r>
+        <w:t>Terminare il programma</w:t>
+      </w:r>
+    </w:p>
+    <w:p>
+      <w:r>
+        <w:t>Il menù di benvenuto offre la possibilità di digitare “0” per terminare correttamente l’applicazione senza che il suo funzionamento venga interrotto in modo anomalo.</w:t>
+      </w:r>
+    </w:p>
+    <w:p>
       <w:pPr>
         <w:rPr>
           <w:color w:val="EE0000"/>
@@ -472,36 +912,43 @@
       </w:pPr>
       <w:r>
         <w:rPr>
-          <w:color w:val="EE0000"/>
+          <w:noProof/>
         </w:rPr>
-        <w:lastRenderedPageBreak/>
-        <w:t>IMMAGINE CHE FA VEDERE IL cercaProiezione() CON VARI CRITERI DI RICERCA</w:t>
-      </w:r>
-    </w:p>
-    <w:p>
-      <w:pPr>
-        <w:pStyle w:val="Sottotitolo"/>
-      </w:pPr>
-      <w:r>
-        <w:t>Terminare il programma</w:t>
-      </w:r>
-    </w:p>
-    <w:p>
-      <w:r>
-        <w:t>Il menù di benvenuto offre la possibilità di digitare “0” per terminare correttamente l’applicazione senza che il suo funzionamento venga interrotto in modo anomalo.</w:t>
-      </w:r>
-    </w:p>
-    <w:p>
-      <w:pPr>
-        <w:rPr>
-          <w:color w:val="EE0000"/>
-        </w:rPr>
-      </w:pPr>
-      <w:r>
-        <w:rPr>
-          <w:color w:val="EE0000"/>
-        </w:rPr>
-        <w:t>IMMAGINE DEL 0 PER USCIRE</w:t>
+        <w:drawing>
+          <wp:inline distT="0" distB="0" distL="0" distR="0" wp14:anchorId="6FCE4B38" wp14:editId="58289B4E">
+            <wp:extent cx="2095500" cy="1266825"/>
+            <wp:effectExtent l="0" t="0" r="0" b="9525"/>
+            <wp:docPr id="46593745" name="Immagine 1"/>
+            <wp:cNvGraphicFramePr>
+              <a:graphicFrameLocks xmlns:a="http://schemas.openxmlformats.org/drawingml/2006/main" noChangeAspect="1"/>
+            </wp:cNvGraphicFramePr>
+            <a:graphic xmlns:a="http://schemas.openxmlformats.org/drawingml/2006/main">
+              <a:graphicData uri="http://schemas.openxmlformats.org/drawingml/2006/picture">
+                <pic:pic xmlns:pic="http://schemas.openxmlformats.org/drawingml/2006/picture">
+                  <pic:nvPicPr>
+                    <pic:cNvPr id="46593745" name=""/>
+                    <pic:cNvPicPr/>
+                  </pic:nvPicPr>
+                  <pic:blipFill>
+                    <a:blip r:embed="rId15"/>
+                    <a:stretch>
+                      <a:fillRect/>
+                    </a:stretch>
+                  </pic:blipFill>
+                  <pic:spPr>
+                    <a:xfrm>
+                      <a:off x="0" y="0"/>
+                      <a:ext cx="2095500" cy="1266825"/>
+                    </a:xfrm>
+                    <a:prstGeom prst="rect">
+                      <a:avLst/>
+                    </a:prstGeom>
+                  </pic:spPr>
+                </pic:pic>
+              </a:graphicData>
+            </a:graphic>
+          </wp:inline>
+        </w:drawing>
       </w:r>
     </w:p>
     <w:p>
@@ -532,10 +979,7 @@
         </w:numPr>
       </w:pPr>
       <w:r>
-        <w:t>creare una nuova prenotazione</w:t>
-      </w:r>
-      <w:r>
-        <w:t xml:space="preserve">: è possibile creare una nuova prenotazione specificando, attraverso una compilazione guidata, i dati necessari (numero dei biglietti che si desidera acquistare, </w:t>
+        <w:t xml:space="preserve">creare una nuova prenotazione: è possibile creare una nuova prenotazione specificando, attraverso una compilazione guidata, i dati necessari (numero dei biglietti che si desidera acquistare, </w:t>
       </w:r>
       <w:r>
         <w:t>a patto che non superino la capacità della sala di 200 posti, il proprio nome e cognome a cui associare la prenotazione, il titolo del film che si desidera visionare e la data di proiezione del film in oggetto). In automatico viene generato un codice univoco che è associato alla prenotazione.</w:t>
@@ -544,16 +988,58 @@
     <w:p>
       <w:pPr>
         <w:pStyle w:val="Paragrafoelenco"/>
+      </w:pPr>
+    </w:p>
+    <w:p>
+      <w:pPr>
+        <w:pStyle w:val="Paragrafoelenco"/>
+      </w:pPr>
+      <w:r>
         <w:rPr>
-          <w:color w:val="EE0000"/>
+          <w:noProof/>
         </w:rPr>
-      </w:pPr>
-      <w:r>
-        <w:rPr>
-          <w:color w:val="EE0000"/>
-        </w:rPr>
-        <w:t>METTERE IMMAGINE DEL craprenotazione() in csvReader</w:t>
-      </w:r>
+        <w:lastRenderedPageBreak/>
+        <w:drawing>
+          <wp:inline distT="0" distB="0" distL="0" distR="0" wp14:anchorId="57524296" wp14:editId="09D14C29">
+            <wp:extent cx="5295900" cy="2343150"/>
+            <wp:effectExtent l="0" t="0" r="0" b="0"/>
+            <wp:docPr id="1800862701" name="Immagine 1"/>
+            <wp:cNvGraphicFramePr>
+              <a:graphicFrameLocks xmlns:a="http://schemas.openxmlformats.org/drawingml/2006/main" noChangeAspect="1"/>
+            </wp:cNvGraphicFramePr>
+            <a:graphic xmlns:a="http://schemas.openxmlformats.org/drawingml/2006/main">
+              <a:graphicData uri="http://schemas.openxmlformats.org/drawingml/2006/picture">
+                <pic:pic xmlns:pic="http://schemas.openxmlformats.org/drawingml/2006/picture">
+                  <pic:nvPicPr>
+                    <pic:cNvPr id="1800862701" name=""/>
+                    <pic:cNvPicPr/>
+                  </pic:nvPicPr>
+                  <pic:blipFill>
+                    <a:blip r:embed="rId16"/>
+                    <a:stretch>
+                      <a:fillRect/>
+                    </a:stretch>
+                  </pic:blipFill>
+                  <pic:spPr>
+                    <a:xfrm>
+                      <a:off x="0" y="0"/>
+                      <a:ext cx="5295900" cy="2343150"/>
+                    </a:xfrm>
+                    <a:prstGeom prst="rect">
+                      <a:avLst/>
+                    </a:prstGeom>
+                  </pic:spPr>
+                </pic:pic>
+              </a:graphicData>
+            </a:graphic>
+          </wp:inline>
+        </w:drawing>
+      </w:r>
+    </w:p>
+    <w:p>
+      <w:pPr>
+        <w:pStyle w:val="Paragrafoelenco"/>
+      </w:pPr>
     </w:p>
     <w:p>
       <w:pPr>
@@ -572,7 +1058,80 @@
     </w:p>
     <w:p>
       <w:pPr>
+        <w:ind w:left="360" w:firstLine="348"/>
+      </w:pPr>
+      <w:r>
+        <w:drawing>
+          <wp:inline distT="0" distB="0" distL="0" distR="0" wp14:anchorId="5E9053A2" wp14:editId="61E5521B">
+            <wp:extent cx="5734050" cy="1704975"/>
+            <wp:effectExtent l="0" t="0" r="0" b="9525"/>
+            <wp:docPr id="569178322" name="Immagine 1"/>
+            <wp:cNvGraphicFramePr>
+              <a:graphicFrameLocks xmlns:a="http://schemas.openxmlformats.org/drawingml/2006/main" noChangeAspect="1"/>
+            </wp:cNvGraphicFramePr>
+            <a:graphic xmlns:a="http://schemas.openxmlformats.org/drawingml/2006/main">
+              <a:graphicData uri="http://schemas.openxmlformats.org/drawingml/2006/picture">
+                <pic:pic xmlns:pic="http://schemas.openxmlformats.org/drawingml/2006/picture">
+                  <pic:nvPicPr>
+                    <pic:cNvPr id="569178322" name=""/>
+                    <pic:cNvPicPr/>
+                  </pic:nvPicPr>
+                  <pic:blipFill>
+                    <a:blip r:embed="rId17"/>
+                    <a:stretch>
+                      <a:fillRect/>
+                    </a:stretch>
+                  </pic:blipFill>
+                  <pic:spPr>
+                    <a:xfrm>
+                      <a:off x="0" y="0"/>
+                      <a:ext cx="5734050" cy="1704975"/>
+                    </a:xfrm>
+                    <a:prstGeom prst="rect">
+                      <a:avLst/>
+                    </a:prstGeom>
+                  </pic:spPr>
+                </pic:pic>
+              </a:graphicData>
+            </a:graphic>
+          </wp:inline>
+        </w:drawing>
+      </w:r>
+    </w:p>
+    <w:p>
+      <w:pPr>
+        <w:ind w:left="360"/>
+      </w:pPr>
+      <w:r>
+        <w:t>3.</w:t>
+      </w:r>
+      <w:r>
+        <w:tab/>
+      </w:r>
+      <w:r>
+        <w:t>modificare una prenotazione</w:t>
+      </w:r>
+      <w:r>
+        <w:t xml:space="preserve">: </w:t>
+      </w:r>
+    </w:p>
+    <w:p>
+      <w:pPr>
         <w:pStyle w:val="Paragrafoelenco"/>
+        <w:numPr>
+          <w:ilvl w:val="0"/>
+          <w:numId w:val="1"/>
+        </w:numPr>
+      </w:pPr>
+      <w:r>
+        <w:t>eliminare una prenotazione</w:t>
+      </w:r>
+      <w:r>
+        <w:t>:</w:t>
+      </w:r>
+    </w:p>
+    <w:p>
+      <w:pPr>
         <w:rPr>
           <w:color w:val="EE0000"/>
         </w:rPr>
@@ -581,7 +1140,111 @@
         <w:rPr>
           <w:color w:val="EE0000"/>
         </w:rPr>
-        <w:t>METTERE IMMAGINE DEL visualizaPrenotazione()</w:t>
+        <w:t>INSERIRE IMMAGINI DEL MODIFICA E ELIMINA</w:t>
+      </w:r>
+    </w:p>
+    <w:p>
+      <w:r>
+        <w:t>La scelta “0” è possibile per uscire dalle funzioni del cliente e tornare alla schermata di avvio.</w:t>
+      </w:r>
+    </w:p>
+    <w:p>
+      <w:pPr>
+        <w:pStyle w:val="Citazioneintensa"/>
+      </w:pPr>
+      <w:r>
+        <w:t>FUNZIONI DEL RUOLO “BIGLIETTAIO”</w:t>
+      </w:r>
+    </w:p>
+    <w:p>
+      <w:r>
+        <w:t>Accedendo con il profilo di “bigliettaio” si ha a disposizione l’unica funzione per ricercare una prenotazione, oltre alla possibilità di ritornare al menu di avvio.</w:t>
+      </w:r>
+    </w:p>
+    <w:p>
+      <w:r>
+        <w:t>Digitando “1” alla voce “Scelta:“ viene chiesto di ricercare una prenotazione scegliendo tra uno dei quattro criteri di ricerca proposti: codice della prenotazione, nome e cognome del cliente, titolo del film e intervallo di date.</w:t>
+      </w:r>
+    </w:p>
+    <w:p>
+      <w:r>
+        <w:t>Una volta scelto, viene chiesto di fornire il dato con cui compiere la ricerca</w:t>
+      </w:r>
+    </w:p>
+    <w:p>
+      <w:pPr>
+        <w:rPr>
+          <w:color w:val="EE0000"/>
+        </w:rPr>
+      </w:pPr>
+      <w:r>
+        <w:rPr>
+          <w:color w:val="EE0000"/>
+        </w:rPr>
+        <w:t>INSERIRE IMMAGINE DEL CERCAPROIEZIONE</w:t>
+      </w:r>
+    </w:p>
+    <w:p/>
+    <w:p>
+      <w:pPr>
+        <w:pStyle w:val="Citazioneintensa"/>
+      </w:pPr>
+      <w:r>
+        <w:lastRenderedPageBreak/>
+        <w:t>FUNZIONI DEL RUOLO “PROIEZIONISTA”</w:t>
+      </w:r>
+    </w:p>
+    <w:p>
+      <w:r>
+        <w:t xml:space="preserve">Se invece alla piattaforma ci si è loggati con il profilo di “proiezionista”, si ha a disposizione tre funzionalità, oltre alla consueta </w:t>
+      </w:r>
+      <w:r>
+        <w:t xml:space="preserve">(scelta: 0) </w:t>
+      </w:r>
+      <w:r>
+        <w:t xml:space="preserve">per tornare alla schermata home: </w:t>
+      </w:r>
+    </w:p>
+    <w:p>
+      <w:r>
+        <w:rPr>
+          <w:noProof/>
+        </w:rPr>
+        <w:drawing>
+          <wp:inline distT="0" distB="0" distL="0" distR="0" wp14:anchorId="54AE36DB" wp14:editId="3A7B40A2">
+            <wp:extent cx="2190750" cy="942975"/>
+            <wp:effectExtent l="0" t="0" r="0" b="9525"/>
+            <wp:docPr id="276713444" name="Immagine 1"/>
+            <wp:cNvGraphicFramePr>
+              <a:graphicFrameLocks xmlns:a="http://schemas.openxmlformats.org/drawingml/2006/main" noChangeAspect="1"/>
+            </wp:cNvGraphicFramePr>
+            <a:graphic xmlns:a="http://schemas.openxmlformats.org/drawingml/2006/main">
+              <a:graphicData uri="http://schemas.openxmlformats.org/drawingml/2006/picture">
+                <pic:pic xmlns:pic="http://schemas.openxmlformats.org/drawingml/2006/picture">
+                  <pic:nvPicPr>
+                    <pic:cNvPr id="276713444" name=""/>
+                    <pic:cNvPicPr/>
+                  </pic:nvPicPr>
+                  <pic:blipFill>
+                    <a:blip r:embed="rId18"/>
+                    <a:stretch>
+                      <a:fillRect/>
+                    </a:stretch>
+                  </pic:blipFill>
+                  <pic:spPr>
+                    <a:xfrm>
+                      <a:off x="0" y="0"/>
+                      <a:ext cx="2190750" cy="942975"/>
+                    </a:xfrm>
+                    <a:prstGeom prst="rect">
+                      <a:avLst/>
+                    </a:prstGeom>
+                  </pic:spPr>
+                </pic:pic>
+              </a:graphicData>
+            </a:graphic>
+          </wp:inline>
+        </w:drawing>
       </w:r>
     </w:p>
     <w:p>
@@ -589,14 +1252,56 @@
         <w:pStyle w:val="Paragrafoelenco"/>
         <w:numPr>
           <w:ilvl w:val="0"/>
-          <w:numId w:val="2"/>
+          <w:numId w:val="3"/>
         </w:numPr>
       </w:pPr>
       <w:r>
-        <w:t>modificare una prenotazione</w:t>
-      </w:r>
-      <w:r>
-        <w:t xml:space="preserve">: </w:t>
+        <w:t>aggiungere una proiezione: viene richiesto di inserire i dati relativi al film (titolo, genere, regista, anno di produzione, durata in minuti, età minima a cui è consentita la visione), e alla proiezione (giorno e ora in cui viene proiettato il film e il prezzo del biglietto). Nel caso la data inserita (giorno e ora) si accavalla con una già esistente, è fornito all’utente un messaggio di avvertimento; al contrario l’applicazione procede al salvataggio della nuova proiezione confermando l’azione con un messaggio opportuno.</w:t>
+      </w:r>
+    </w:p>
+    <w:p>
+      <w:pPr>
+        <w:ind w:left="360"/>
+      </w:pPr>
+      <w:r>
+        <w:rPr>
+          <w:noProof/>
+        </w:rPr>
+        <w:drawing>
+          <wp:inline distT="0" distB="0" distL="0" distR="0" wp14:anchorId="30BFC11A" wp14:editId="4CDCB0D5">
+            <wp:extent cx="6120130" cy="2779395"/>
+            <wp:effectExtent l="0" t="0" r="0" b="1905"/>
+            <wp:docPr id="1227746273" name="Immagine 1"/>
+            <wp:cNvGraphicFramePr>
+              <a:graphicFrameLocks xmlns:a="http://schemas.openxmlformats.org/drawingml/2006/main" noChangeAspect="1"/>
+            </wp:cNvGraphicFramePr>
+            <a:graphic xmlns:a="http://schemas.openxmlformats.org/drawingml/2006/main">
+              <a:graphicData uri="http://schemas.openxmlformats.org/drawingml/2006/picture">
+                <pic:pic xmlns:pic="http://schemas.openxmlformats.org/drawingml/2006/picture">
+                  <pic:nvPicPr>
+                    <pic:cNvPr id="1227746273" name=""/>
+                    <pic:cNvPicPr/>
+                  </pic:nvPicPr>
+                  <pic:blipFill>
+                    <a:blip r:embed="rId19"/>
+                    <a:stretch>
+                      <a:fillRect/>
+                    </a:stretch>
+                  </pic:blipFill>
+                  <pic:spPr>
+                    <a:xfrm>
+                      <a:off x="0" y="0"/>
+                      <a:ext cx="6120130" cy="2779395"/>
+                    </a:xfrm>
+                    <a:prstGeom prst="rect">
+                      <a:avLst/>
+                    </a:prstGeom>
+                  </pic:spPr>
+                </pic:pic>
+              </a:graphicData>
+            </a:graphic>
+          </wp:inline>
+        </w:drawing>
       </w:r>
     </w:p>
     <w:p>
@@ -604,40 +1309,23 @@
         <w:pStyle w:val="Paragrafoelenco"/>
         <w:numPr>
           <w:ilvl w:val="0"/>
-          <w:numId w:val="2"/>
+          <w:numId w:val="3"/>
         </w:numPr>
       </w:pPr>
       <w:r>
-        <w:t>eliminare una prenotazione</w:t>
-      </w:r>
-      <w:r>
-        <w:t>:</w:t>
-      </w:r>
-    </w:p>
-    <w:p>
-      <w:r>
-        <w:t>La scelta “0” è possibile per uscire dalle funzioni del cliente e tornare alla schermata di avvio.</w:t>
-      </w:r>
-    </w:p>
-    <w:p>
-      <w:pPr>
-        <w:pStyle w:val="Citazioneintensa"/>
-      </w:pPr>
-      <w:r>
-        <w:t>FUNZIONI DEL RUOLO “BIGLIETTAIO”</w:t>
-      </w:r>
-    </w:p>
-    <w:p>
-      <w:r>
-        <w:t>AA</w:t>
-      </w:r>
-    </w:p>
-    <w:p>
-      <w:pPr>
-        <w:pStyle w:val="Citazioneintensa"/>
-      </w:pPr>
-      <w:r>
-        <w:t>FUNZIONI DEL RUOLO “PROIEZIONISTA”</w:t>
+        <w:t>modificare una proiezione</w:t>
+      </w:r>
+    </w:p>
+    <w:p>
+      <w:pPr>
+        <w:pStyle w:val="Paragrafoelenco"/>
+        <w:numPr>
+          <w:ilvl w:val="0"/>
+          <w:numId w:val="3"/>
+        </w:numPr>
+      </w:pPr>
+      <w:r>
+        <w:t>eliminare una proiezione</w:t>
       </w:r>
     </w:p>
     <w:p/>
@@ -693,7 +1381,7 @@
       </w:r>
     </w:p>
     <w:p>
-      <w:hyperlink r:id="rId5" w:history="1">
+      <w:hyperlink r:id="rId20" w:history="1">
         <w:r>
           <w:rPr>
             <w:rStyle w:val="Collegamentoipertestuale"/>
@@ -893,11 +1581,103 @@
       </w:pPr>
     </w:lvl>
   </w:abstractNum>
+  <w:abstractNum w:abstractNumId="2" w15:restartNumberingAfterBreak="0">
+    <w:nsid w:val="5A3270C0"/>
+    <w:multiLevelType w:val="hybridMultilevel"/>
+    <w:tmpl w:val="E6447978"/>
+    <w:lvl w:ilvl="0" w:tplc="0410000F">
+      <w:start w:val="1"/>
+      <w:numFmt w:val="decimal"/>
+      <w:lvlText w:val="%1."/>
+      <w:lvlJc w:val="left"/>
+      <w:pPr>
+        <w:ind w:left="720" w:hanging="360"/>
+      </w:pPr>
+      <w:rPr>
+        <w:rFonts w:hint="default"/>
+      </w:rPr>
+    </w:lvl>
+    <w:lvl w:ilvl="1" w:tplc="04100019" w:tentative="1">
+      <w:start w:val="1"/>
+      <w:numFmt w:val="lowerLetter"/>
+      <w:lvlText w:val="%2."/>
+      <w:lvlJc w:val="left"/>
+      <w:pPr>
+        <w:ind w:left="1440" w:hanging="360"/>
+      </w:pPr>
+    </w:lvl>
+    <w:lvl w:ilvl="2" w:tplc="0410001B" w:tentative="1">
+      <w:start w:val="1"/>
+      <w:numFmt w:val="lowerRoman"/>
+      <w:lvlText w:val="%3."/>
+      <w:lvlJc w:val="right"/>
+      <w:pPr>
+        <w:ind w:left="2160" w:hanging="180"/>
+      </w:pPr>
+    </w:lvl>
+    <w:lvl w:ilvl="3" w:tplc="0410000F" w:tentative="1">
+      <w:start w:val="1"/>
+      <w:numFmt w:val="decimal"/>
+      <w:lvlText w:val="%4."/>
+      <w:lvlJc w:val="left"/>
+      <w:pPr>
+        <w:ind w:left="2880" w:hanging="360"/>
+      </w:pPr>
+    </w:lvl>
+    <w:lvl w:ilvl="4" w:tplc="04100019" w:tentative="1">
+      <w:start w:val="1"/>
+      <w:numFmt w:val="lowerLetter"/>
+      <w:lvlText w:val="%5."/>
+      <w:lvlJc w:val="left"/>
+      <w:pPr>
+        <w:ind w:left="3600" w:hanging="360"/>
+      </w:pPr>
+    </w:lvl>
+    <w:lvl w:ilvl="5" w:tplc="0410001B" w:tentative="1">
+      <w:start w:val="1"/>
+      <w:numFmt w:val="lowerRoman"/>
+      <w:lvlText w:val="%6."/>
+      <w:lvlJc w:val="right"/>
+      <w:pPr>
+        <w:ind w:left="4320" w:hanging="180"/>
+      </w:pPr>
+    </w:lvl>
+    <w:lvl w:ilvl="6" w:tplc="0410000F" w:tentative="1">
+      <w:start w:val="1"/>
+      <w:numFmt w:val="decimal"/>
+      <w:lvlText w:val="%7."/>
+      <w:lvlJc w:val="left"/>
+      <w:pPr>
+        <w:ind w:left="5040" w:hanging="360"/>
+      </w:pPr>
+    </w:lvl>
+    <w:lvl w:ilvl="7" w:tplc="04100019" w:tentative="1">
+      <w:start w:val="1"/>
+      <w:numFmt w:val="lowerLetter"/>
+      <w:lvlText w:val="%8."/>
+      <w:lvlJc w:val="left"/>
+      <w:pPr>
+        <w:ind w:left="5760" w:hanging="360"/>
+      </w:pPr>
+    </w:lvl>
+    <w:lvl w:ilvl="8" w:tplc="0410001B" w:tentative="1">
+      <w:start w:val="1"/>
+      <w:numFmt w:val="lowerRoman"/>
+      <w:lvlText w:val="%9."/>
+      <w:lvlJc w:val="right"/>
+      <w:pPr>
+        <w:ind w:left="6480" w:hanging="180"/>
+      </w:pPr>
+    </w:lvl>
+  </w:abstractNum>
   <w:num w:numId="1" w16cid:durableId="844244759">
     <w:abstractNumId w:val="1"/>
   </w:num>
   <w:num w:numId="2" w16cid:durableId="474028703">
     <w:abstractNumId w:val="0"/>
+  </w:num>
+  <w:num w:numId="3" w16cid:durableId="1859998497">
+    <w:abstractNumId w:val="2"/>
   </w:num>
 </w:numbering>
 </file>
@@ -1836,7 +2616,53 @@
       <w:shd w:val="clear" w:color="auto" w:fill="E1DFDD"/>
     </w:rPr>
   </w:style>
+  <w:style w:type="paragraph" w:styleId="Didascalia">
+    <w:name w:val="caption"/>
+    <w:basedOn w:val="Normale"/>
+    <w:next w:val="Normale"/>
+    <w:uiPriority w:val="35"/>
+    <w:unhideWhenUsed/>
+    <w:qFormat/>
+    <w:rsid w:val="00052EF0"/>
+    <w:pPr>
+      <w:spacing w:after="200" w:line="240" w:lineRule="auto"/>
+    </w:pPr>
+    <w:rPr>
+      <w:i/>
+      <w:iCs/>
+      <w:color w:val="44546A" w:themeColor="text2"/>
+      <w:sz w:val="18"/>
+      <w:szCs w:val="18"/>
+    </w:rPr>
+  </w:style>
 </w:styles>
+</file>
+
+<file path=word/ink/ink1.xml><?xml version="1.0" encoding="utf-8"?>
+<inkml:ink xmlns:inkml="http://www.w3.org/2003/InkML">
+  <inkml:definitions>
+    <inkml:context xml:id="ctx0">
+      <inkml:inkSource xml:id="inkSrc0">
+        <inkml:traceFormat>
+          <inkml:channel name="X" type="integer" min="-2.14748E9" max="2.14748E9" units="cm"/>
+          <inkml:channel name="Y" type="integer" min="-2.14748E9" max="2.14748E9" units="cm"/>
+          <inkml:channel name="F" type="integer" max="32767" units="dev"/>
+        </inkml:traceFormat>
+        <inkml:channelProperties>
+          <inkml:channelProperty channel="X" name="resolution" value="1000" units="1/cm"/>
+          <inkml:channelProperty channel="Y" name="resolution" value="1000" units="1/cm"/>
+          <inkml:channelProperty channel="F" name="resolution" value="0" units="1/dev"/>
+        </inkml:channelProperties>
+      </inkml:inkSource>
+      <inkml:timestamp xml:id="ts0" timeString="2026-07-02T16:29:04.228"/>
+    </inkml:context>
+    <inkml:brush xml:id="br0">
+      <inkml:brushProperty name="width" value="0.035" units="cm"/>
+      <inkml:brushProperty name="height" value="0.035" units="cm"/>
+    </inkml:brush>
+  </inkml:definitions>
+  <inkml:trace contextRef="#ctx0" brushRef="#br0">247 72 24575,'-3'0'0,"-1"0"0,1 0 0,0 1 0,-1 0 0,1-1 0,0 1 0,0 0 0,0 0 0,0 1 0,0-1 0,0 0 0,0 1 0,0 0 0,0 0 0,1 0 0,-1 0 0,1 0 0,-1 1 0,1-1 0,0 1 0,0-1 0,0 1 0,0 0 0,1 0 0,-1 0 0,1 0 0,-1 0 0,1 0 0,0 0 0,0 0 0,0 6 0,-2 10 0,0 0 0,2 1 0,0-1 0,3 26 0,-1-23 0,3 2 0,-4-24 0,1 0 0,-1 0 0,0 1 0,0-1 0,0 0 0,1 0 0,-1 0 0,0 0 0,0 0 0,0 0 0,1 0 0,-1 0 0,0 0 0,0 0 0,1 0 0,-1 0 0,0 0 0,0 0 0,0 0 0,1 0 0,-1 0 0,0 0 0,0 0 0,0 0 0,1 0 0,-1 0 0,0 0 0,0 0 0,0-1 0,1 1 0,-1 0 0,0 0 0,0 0 0,0 0 0,0 0 0,1-1 0,-1 1 0,0 0 0,0 0 0,0 0 0,0 0 0,0-1 0,0 1 0,0 0 0,1 0 0,-1-1 0,2-3 0,0 0 0,0 0 0,0 0 0,-1 0 0,0-1 0,0 1 0,1-7 0,0-30 0,-2 14 0,1 25 0,0 10 0,-1-7 0,0 1 0,0-1 0,0 0 0,0 0 0,0 0 0,1 0 0,-1 0 0,0 0 0,0 0 0,1 0 0,-1 0 0,1 0 0,-1 0 0,1 0 0,-1 0 0,1 0 0,0 0 0,-1 0 0,1 0 0,0 0 0,0-1 0,-1 1 0,1 0 0,0 0 0,0-1 0,1 1 0,0-1 0,-1 0 0,0 0 0,0 0 0,0-1 0,1 1 0,-1-1 0,0 1 0,0-1 0,0 1 0,0-1 0,1 1 0,-1-1 0,0 0 0,0 0 0,-1 0 0,1 0 0,0 1 0,1-3 0,3-3 0,-1 1 0,1-1 0,-1 0 0,-1-1 0,1 1 0,-1-1 0,2-6 0,-4 12 0,-1-1 0,0 1 0,0 0 0,0 0 0,0 0 0,0 0 0,0 0 0,0-1 0,0 1 0,0 0 0,-1 0 0,1 0 0,0 0 0,-1 0 0,1 0 0,-1 0 0,1 0 0,-1 0 0,1 0 0,-1 0 0,0 0 0,0 0 0,1 0 0,-1 0 0,0 0 0,0 1 0,0-1 0,0 0 0,0 1 0,0-1 0,0 1 0,0-1 0,0 1 0,0-1 0,0 1 0,0 0 0,-3-1 0,-20-12 0,23 12 0,0 0 0,0 0 0,0 0 0,0 0 0,-1 0 0,1 0 0,0 0 0,-1 1 0,1-1 0,-1 0 0,1 1 0,-1-1 0,1 1 0,-1 0 0,1 0 0,-1-1 0,1 1 0,-1 0 0,1 0 0,-1 0 0,1 1 0,-1-1 0,0 0 0,1 0 0,-1 1 0,-2 1 0,1-1 0,0 2 0,0-1 0,0 0 0,0 1 0,0-1 0,1 1 0,-1 0 0,1 0 0,0 0 0,0 0 0,-2 4 0,-1 1 0,1 0 0,0 1 0,1-1 0,0 1 0,0 0 0,1 0 0,0 0 0,1 0 0,-1 10 0,2-19 0,0 0 0,0 0 0,0 0 0,0 0 0,0 0 0,0 0 0,0-1 0,0 1 0,0 0 0,0 0 0,0 0 0,0 0 0,0 0 0,0 0 0,0 0 0,0 0 0,0 0 0,0 0 0,1 0 0,-1-1 0,0 1 0,0 0 0,0 0 0,0 0 0,0 0 0,0 0 0,0 0 0,0 0 0,0 0 0,1 0 0,-1 0 0,0 0 0,0 0 0,0 0 0,0 0 0,0 0 0,0 0 0,0 0 0,0 0 0,1 0 0,-1 0 0,0 0 0,0 0 0,0 0 0,0 0 0,0 0 0,0 0 0,0 0 0,0 1 0,0-1 0,0 0 0,1 0 0,-1 0 0,0 0 0,0 0 0,0 0 0,0 0 0,0 0 0,0 0 0,0 0 0,0 0 0,0 1 0,0-1 0,0 0 0,0 0 0,0 0 0,10-13 0,6-18 0,-6-8 0,1 1 0,-11 38 0,0 0 0,0 0 0,0 0 0,0 0 0,0 0 0,0 0 0,0 0 0,0 0 0,0 0 0,0 1 0,0-1 0,0 0 0,0 0 0,0 0 0,0 0 0,0 0 0,0 0 0,0 0 0,0 0 0,0 0 0,0 0 0,1 0 0,-1 0 0,0 0 0,0 1 0,0-1 0,0 0 0,0 0 0,0 0 0,0 0 0,0 0 0,0 0 0,0 0 0,0 0 0,1 0 0,-1 0 0,0 0 0,0 0 0,0 0 0,0 0 0,0 0 0,0 0 0,0 0 0,0 0 0,0 0 0,0 0 0,1 0 0,-1 0 0,0 0 0,0 0 0,0 0 0,0 0 0,0-1 0,1 28 0,-1-24 0,0 0 0,0 0 0,0-1 0,1 1 0,-1 0 0,1 0 0,0 0 0,0 0 0,0-1 0,0 1 0,0 0 0,0-1 0,1 1 0,-1-1 0,1 1 0,0-1 0,0 0 0,0 0 0,0 0 0,3 3 0,-3-4 0,0 0 0,-1-1 0,1 1 0,0-1 0,-1 1 0,1-1 0,0 0 0,0 1 0,-1-1 0,1 0 0,0 0 0,0 0 0,0-1 0,-1 1 0,1 0 0,0-1 0,-1 1 0,1-1 0,0 1 0,-1-1 0,1 0 0,0 0 0,-1 0 0,1 0 0,-1 0 0,0 0 0,1 0 0,-1 0 0,0 0 0,0-1 0,0 1 0,1 0 0,-1-1 0,-1 1 0,2-3 0,1-1 0,0 1 0,0-1 0,-1 0 0,1 0 0,-1 1 0,-1-1 0,1-1 0,-1 1 0,0 0 0,0 0 0,0 0 0,-1-1 0,0-9 0,0 12 0,0 1 0,-1-1 0,1 1 0,-1-1 0,0 0 0,0 1 0,0-1 0,0 1 0,0 0 0,0-1 0,0 1 0,-1 0 0,1 0 0,-1 0 0,0 0 0,0 0 0,0 0 0,0 0 0,0 1 0,0-1 0,0 1 0,0-1 0,-1 1 0,1 0 0,0 0 0,-1 0 0,1 0 0,-1 0 0,-4 0 0,-2-1 0,0 0 0,-1 1 0,0 0 0,1 1 0,-1 0 0,0 1 0,1 0 0,-1 0 0,1 1 0,-1 0 0,-9 3 0,15-3 0,0 0 0,0 1 0,0-1 0,0 1 0,0-1 0,0 1 0,1 0 0,-1 1 0,1-1 0,0 0 0,0 1 0,0 0 0,0 0 0,1 0 0,0 0 0,0 0 0,0 0 0,0 1 0,0-1 0,1 1 0,0-1 0,0 1 0,0 0 0,0 6 0,0 0 0,0 0 0,1-1 0,0 1 0,1 0 0,0 0 0,5 20 0,-5-28 0,0-1 0,0 0 0,-1 1 0,1-1 0,1 0 0,-1 0 0,0 0 0,0 0 0,1 0 0,-1 0 0,1 0 0,0-1 0,0 1 0,-1 0 0,1-1 0,0 1 0,0-1 0,0 0 0,1 0 0,-1 0 0,0 0 0,0 0 0,1 0 0,-1-1 0,0 1 0,1-1 0,-1 1 0,0-1 0,1 0 0,-1 0 0,1 0 0,-1 0 0,1-1 0,-1 1 0,0-1 0,1 1 0,1-2 0,2 0 0,0 0 0,0-1 0,0 0 0,-1 0 0,1-1 0,-1 0 0,0 1 0,0-2 0,0 1 0,-1 0 0,0-1 0,1 0 0,-2 0 0,1 0 0,0-1 0,-1 1 0,3-8 0,-3 8 0,0-1 0,-1-1 0,1 1 0,-1 0 0,0-1 0,-1 1 0,0-1 0,0 0 0,0 1 0,-1-1 0,0 0 0,0 1 0,0-1 0,-1 0 0,0 1 0,-3-10 0,4 14 0,-1 0 0,0 0 0,0 0 0,1 0 0,-1 0 0,-1 0 0,1 1 0,0-1 0,0 0 0,0 1 0,-1-1 0,1 1 0,-1-1 0,0 1 0,1 0 0,-1-1 0,0 1 0,0 0 0,1 0 0,-1 0 0,0 0 0,0 1 0,0-1 0,0 1 0,0-1 0,0 1 0,-1-1 0,1 1 0,0 0 0,0 0 0,0 0 0,0 0 0,0 1 0,0-1 0,0 1 0,0-1 0,0 1 0,0-1 0,0 1 0,0 0 0,0 0 0,-3 2 0,-3 2 0,0 0 0,0 1 0,0 0 0,1 0 0,0 0 0,1 1 0,-1 0 0,-6 10 0,5-6 0,-34 56 0,40-64 0,0 1 0,0-1 0,0 1 0,1-1 0,0 1 0,0 0 0,0 0 0,0-1 0,0 1 0,1 0 0,-1 0 0,1 0 0,0 0 0,1 0 0,-1 0 0,1 4 0,1-6 0,-1 0 0,1 0 0,-1 0 0,1-1 0,0 1 0,0 0 0,0-1 0,0 1 0,0-1 0,0 0 0,0 0 0,0 1 0,1-2 0,-1 1 0,0 0 0,1 0 0,-1-1 0,0 1 0,1-1 0,-1 1 0,1-1 0,3 0 0,57-3 0,-62 3 0,7-1 0,-1 0 0,1-1 0,-1 0 0,0 0 0,0-1 0,0 0 0,0 0 0,0 0 0,0-1 0,7-6 0,-10 7 0,-1 1 0,0-1 0,-1 1 0,1-1 0,0 0 0,-1 0 0,0 0 0,1-1 0,-1 1 0,0 0 0,-1-1 0,1 0 0,-1 1 0,1-1 0,-1 0 0,0 0 0,-1 1 0,1-1 0,-1 0 0,1 0 0,-1-5 0,-1 8 0,1-1 0,0 0 0,0 0 0,-1 0 0,1 0 0,-1 1 0,1-1 0,-1 0 0,0 0 0,0 1 0,0-1 0,0 0 0,0 1 0,0-1 0,0 1 0,-1 0 0,1-1 0,0 1 0,-1 0 0,1 0 0,-1 0 0,-2-2 0,1 2 0,-1-1 0,1 1 0,-1 0 0,1 1 0,-1-1 0,1 0 0,-1 1 0,1 0 0,-1 0 0,0 0 0,-5 1 0,5-1 0,0 1 0,0 0 0,0 0 0,0 0 0,0 0 0,0 0 0,0 1 0,0 0 0,0-1 0,1 2 0,-1-1 0,1 0 0,-1 1 0,1-1 0,0 1 0,0 0 0,0 0 0,1 0 0,-1 1 0,1-1 0,-3 5 0,4-8 0,1 1 0,0-1 0,0 0 0,0 0 0,0 0 0,0 0 0,0 0 0,0 1 0,0-1 0,0 0 0,0 0 0,0 0 0,0 0 0,0 1 0,0-1 0,0 0 0,0 0 0,0 0 0,0 0 0,0 1 0,0-1 0,0 0 0,0 0 0,0 0 0,0 0 0,1 0 0,-1 1 0,0-1 0,0 0 0,0 0 0,0 0 0,0 0 0,0 0 0,0 0 0,1 1 0,-1-1 0,0 0 0,0 0 0,0 0 0,0 0 0,1 0 0,-1 0 0,0 0 0,0 0 0,0 0 0,0 0 0,0 0 0,1 0 0,-1 0 0,0 0 0,0 0 0,0 0 0,1 0 0,13-4 0,12-11 0,-11 1 0,-13 12 0,1-1 0,-1 0 0,0 1 0,1 0 0,-1-1 0,1 1 0,0 0 0,-1 0 0,1 0 0,0 1 0,0-1 0,1 1 0,-1 0 0,0 0 0,0 0 0,1 0 0,3 0 0,-6 3 0,0 0 0,-1 0 0,1 0 0,-1 0 0,1 0 0,-1 1 0,0-1 0,0 0 0,0 0 0,0 1 0,0-1 0,0 0 0,-1 0 0,1 0 0,-1 1 0,1-1 0,-3 3 0,1 5 0,6 15 0,-1-21 0,0-15 0,-4 8 0,1 0 0,-1 0 0,1 0 0,-1 0 0,0 1 0,0-1 0,0 0 0,0 1 0,0-1 0,-1 1 0,1-1 0,-1 1 0,0 0 0,1-1 0,-1 1 0,0 0 0,-1 0 0,1 1 0,0-1 0,0 0 0,-1 1 0,1-1 0,-1 1 0,1 0 0,-1-1 0,-4 0 0,3 1 0,0-1 0,1 1 0,-1 0 0,0 0 0,0 0 0,0 1 0,0-1 0,0 1 0,0 0 0,1 0 0,-1 1 0,0-1 0,0 1 0,0-1 0,0 1 0,0 1 0,1-1 0,-1 0 0,-3 3 0,6-3 0,0-1 0,0 1 0,1-1 0,-1 1 0,1 0 0,-1-1 0,1 1 0,-1 0 0,1-1 0,-1 1 0,1 0 0,-1 0 0,1 0 0,0-1 0,0 1 0,-1 0 0,1 0 0,0 0 0,0 0 0,0 0 0,0 0 0,0-1 0,0 1 0,0 0 0,0 0 0,0 0 0,1 0 0,-1 1 0,1 1 0,1-1 0,-1 1 0,0 0 0,1-1 0,-1 1 0,1-1 0,0 1 0,0-1 0,2 3 0,-2-3 0,0 0 0,-1-1 0,1 1 0,0 0 0,0-1 0,0 1 0,0-1 0,0 1 0,0-1 0,0 0 0,1 0 0,-1 0 0,0 0 0,1 0 0,-1-1 0,1 1 0,-1-1 0,1 1 0,-1-1 0,1 0 0,-1 0 0,5-1 0,-6 1 0,0-1 0,-1 0 0,1 1 0,-1-1 0,1 0 0,-1 0 0,1 1 0,-1-1 0,1 0 0,-1 0 0,0 0 0,0 0 0,1 0 0,-1 0 0,0 1 0,0-1 0,0 0 0,0 0 0,0 0 0,0 0 0,0 0 0,0 0 0,0 0 0,-1 0 0,1 1 0,0-1 0,-1 0 0,1 0 0,0 0 0,-1 0 0,0-1 0,0 2 0,1-1 0,-1 1 0,1-1 0,0 1 0,-1 0 0,1-1 0,0 1 0,-1-1 0,1 0 0,0 1 0,0-1 0,-1 1 0,1-1 0,0 1 0,0-1 0,0 0 0,0 1 0,0-1 0,0 1 0,0-1 0,0 0 0,0 1 0,0-1 0,0 1 0,0-1 0,0 1 0,1-1 0,-1 0 0,0 1 0,0-1 0,1 1 0,-1-1 0,0 1 0,1-1 0,-1 1 0,0-1 0,1 1 0,-1 0 0,1-1 0,-1 1 0,1-1 0,-1 1 0,1 0 0,-1 0 0,1-1 0,-1 1 0,1 0 0,-1 0 0,1-1 0,0 1 0,-1 0 0,1 0 0,-1 0 0,2 0 0,5 0 0,1 1 0,0 0 0,-1 0 0,1 1 0,0 0 0,9 4 0,-10-3 0,-1-1 0,0 0 0,1-1 0,-1 1 0,1-1 0,0 0 0,10-1 0,-17 0 0,1 0 0,-1 0 0,1 0 0,-1 0 0,1 0 0,-1 0 0,0 0 0,1 0 0,-1 0 0,1 0 0,-1 0 0,0-1 0,1 1 0,-1 0 0,0 0 0,1 0 0,-1-1 0,0 1 0,1 0 0,-1 0 0,0-1 0,1 1 0,-1 0 0,0-1 0,0 1 0,0 0 0,1-1 0,-1 1 0,0-1 0,0 1 0,0 0 0,0-1 0,0 1 0,1-1 0,-1 1 0,0 0 0,0-1 0,0 1 0,0-1 0,-10-19 0,-21-14 0,18 21 0,-12-9 0,-36-27 0,55 44 0,0 1 0,0 1 0,0-1 0,-1 1 0,1 0 0,-1 0 0,1 1 0,-1 0 0,0 0 0,0 0 0,0 1 0,-13-1 0,18 3 0,-1-1 0,1 0 0,0 0 0,-1 1 0,1 0 0,0-1 0,0 1 0,0 0 0,-1 0 0,1 0 0,0 0 0,0 1 0,0-1 0,1 0 0,-1 1 0,0 0 0,0-1 0,1 1 0,-1 0 0,1 0 0,-2 2 0,1 0 0,0 1 0,0-1 0,1 0 0,0 1 0,-1-1 0,2 1 0,-1-1 0,0 1 0,1 0 0,0 6 0,0-2 0,1 0 0,0-1 0,1 1 0,-1 0 0,2-1 0,-1 1 0,1-1 0,0 0 0,1 1 0,0-2 0,5 9 0,-6-13 0,0 1 0,0-1 0,0 0 0,1 0 0,-1 0 0,1 0 0,0-1 0,0 0 0,-1 1 0,2-1 0,-1-1 0,0 1 0,0-1 0,0 1 0,1-1 0,-1 0 0,1-1 0,-1 1 0,1-1 0,-1 0 0,1 0 0,-1 0 0,1-1 0,-1 1 0,0-1 0,1 0 0,-1 0 0,0-1 0,1 0 0,-1 1 0,0-1 0,0 0 0,0-1 0,-1 1 0,1-1 0,-1 0 0,1 0 0,-1 0 0,0 0 0,0 0 0,0-1 0,0 0 0,-1 1 0,1-1 0,-1 0 0,0 0 0,0 0 0,-1-1 0,1 1 0,-1 0 0,0 0 0,0-1 0,0 1 0,-1-8 0,1 10 0,-1 0 0,0 0 0,0 0 0,0 0 0,0 0 0,-1 0 0,1 0 0,0 0 0,-1 0 0,0 0 0,1 0 0,-1 0 0,0 0 0,0 0 0,0 1 0,0-1 0,0 0 0,0 0 0,-1 1 0,1-1 0,-1 1 0,1-1 0,-1 1 0,1 0 0,-1 0 0,0 0 0,1 0 0,-1 0 0,0 0 0,0 0 0,0 0 0,0 1 0,0-1 0,0 1 0,0-1 0,0 1 0,0 0 0,0 0 0,0 0 0,0 0 0,0 0 0,-4 1 0,1-1 0,0 1 0,-1 0 0,1 0 0,0 1 0,0-1 0,0 1 0,0 0 0,1 0 0,-1 1 0,0-1 0,1 1 0,0 0 0,0 0 0,0 1 0,0-1 0,-4 6 0,4-3 0,1-1 0,0 1 0,0 0 0,1 0 0,-1 0 0,2 1 0,-1-1 0,0 1 0,1-1 0,1 1 0,-1-1 0,1 1 0,0-1 0,0 1 0,3 12 0,-3-16 0,1-1 0,0 1 0,0 0 0,-1-1 0,2 0 0,-1 1 0,0-1 0,0 0 0,1 1 0,-1-1 0,1 0 0,0 0 0,0 0 0,0-1 0,0 1 0,0 0 0,0-1 0,0 1 0,0-1 0,0 0 0,1 1 0,-1-1 0,1 0 0,-1-1 0,1 1 0,-1 0 0,1-1 0,0 1 0,-1-1 0,1 0 0,-1 0 0,1 0 0,0 0 0,-1 0 0,1-1 0,0 1 0,-1-1 0,1 0 0,-1 1 0,5-3 0,-2 0 0,1 1 0,-1-1 0,0 0 0,0 0 0,0 0 0,0-1 0,-1 0 0,1 0 0,-1 0 0,0 0 0,0-1 0,0 1 0,-1-1 0,0 0 0,0 0 0,3-6 0,-2 2 0,0-1 0,0 1 0,-1 0 0,0-1 0,0 0 0,-1 0 0,-1 0 0,1-17 0,-6 6 0,-6 16 0,8 6 0,1 0 0,-1 0 0,1 0 0,-1 0 0,1 0 0,0 0 0,-1 0 0,1 1 0,0-1 0,0 0 0,0 1 0,0-1 0,0 1 0,0-1 0,0 1 0,0 0 0,1-1 0,-1 3 0,-3 6 0,1 0 0,0 1 0,1 0 0,-1 11 0,7 12 0,-4-33 0,0 0 0,1 0 0,-1 0 0,1 0 0,-1 0 0,1 0 0,0 0 0,-1-1 0,1 1 0,0 0 0,-1 0 0,1-1 0,0 1 0,0 0 0,0-1 0,0 1 0,0-1 0,0 1 0,0-1 0,0 0 0,0 1 0,0-1 0,0 0 0,2 1 0,-1-2 0,0 1 0,1 0 0,-1 0 0,0-1 0,1 0 0,-1 1 0,0-1 0,1 0 0,-1 0 0,0 0 0,0 0 0,0 0 0,0-1 0,0 1 0,0-1 0,-1 1 0,1-1 0,0 0 0,-1 0 0,3-2 0,-4 4 0,0 0 0,0-1 0,0 1 0,1 0 0,-1 0 0,0 0 0,0 0 0,0 0 0,0 0 0,1 0 0,-1 0 0,0-1 0,0 1 0,0 0 0,0 0 0,0 0 0,0 0 0,1 0 0,-1-1 0,0 1 0,0 0 0,0 0 0,0 0 0,0-1 0,0 1 0,0 0 0,0 0 0,0 0 0,0-1 0,0 1 0,0 0 0,0 0 0,0 0 0,0 0 0,0-1 0,0 1 0,0 0 0,0 0 0,0 0 0,0-1 0,0 1 0,0 0 0,-1 0 0,1 0 0,0 0 0,0-1 0,0 1 0,0 0 0,0 0 0,0 0 0,-1 0 0,1 0 0,0 0 0,0 0 0,0-1 0,-1 1 0,-22 19 0,13-3 0,3-6 0,-13-11 0,-22-14 0,37 12 0,-2 1 0,1-1 0,0 1 0,0 0 0,-1 1 0,-12-3 0,69 27 0,-15-17 0,-4-1 0,-26-3 0,-14 0 0,7-2 0,0 1 0,0-1 0,0 0 0,0 1 0,-1 0 0,1-1 0,0 1 0,0 0 0,0 0 0,0 0 0,0 0 0,1 0 0,-1 1 0,-2 1 0,3-2 0,1 0 0,-1 0 0,0 0 0,1 0 0,-1 0 0,1 0 0,-1 0 0,1 0 0,0 0 0,0 0 0,-1 0 0,1 0 0,0 0 0,0 1 0,0-1 0,0 0 0,0 0 0,0 0 0,0 0 0,1 2 0,0 0 0,1 1 0,0-1 0,-1 0 0,1 1 0,0-1 0,0 0 0,1-1 0,-1 1 0,1 0 0,-1 0 0,1-1 0,0 0 0,0 0 0,0 1 0,5 1 0,-3-1 0,1-1 0,-1 1 0,1-1 0,0 0 0,-1-1 0,1 1 0,0-1 0,0-1 0,0 1 0,0-1 0,12-1 0,-16 1 0,0 0 0,0-1 0,0 1 0,0-1 0,0 1 0,0-1 0,-1 0 0,1 0 0,0 0 0,0 0 0,-1 0 0,1-1 0,0 1 0,-1 0 0,1-1 0,-1 1 0,0-1 0,1 1 0,-1-1 0,0 0 0,0 0 0,0 1 0,0-1 0,0 0 0,-1 0 0,1 0 0,-1 0 0,1 0 0,-1 0 0,1 0 0,-1 0 0,0 0 0,0 0 0,0 0 0,0 0 0,-1 0 0,0-3 0,-1-4 0,0 0 0,0 1 0,-1-1 0,-1 1 0,1 0 0,-1 0 0,-1 0 0,0 1 0,0-1 0,0 1 0,-1 0 0,0 0 0,-9-7 0,2 2 0,0 0 0,-1 2 0,0-1 0,-1 2 0,-30-15 0,44 23 0,0 0 0,-1 0 0,1 1 0,0-1 0,-1 1 0,1 0 0,-1-1 0,1 1 0,-1 0 0,1 0 0,-1 0 0,1 0 0,-1 0 0,1 0 0,-1 0 0,1 0 0,0 1 0,-1-1 0,1 0 0,-1 1 0,1-1 0,0 1 0,-1 0 0,1 0 0,-2 0 0,2 1 0,-1 0 0,0 0 0,1 1 0,-1-1 0,1 0 0,-1 1 0,1-1 0,0 1 0,0-1 0,0 1 0,1 0 0,-2 4 0,0 11 0,1 0 0,0-1 0,3 27 0,-1-31 0,-1-9 0,0 4 0,0 0 0,0 0 0,1 0 0,0 0 0,1 0 0,4 13 0,-5-20 0,-1 0 0,1-1 0,-1 1 0,1 0 0,-1 0 0,1-1 0,-1 1 0,1 0 0,0-1 0,-1 1 0,1 0 0,0-1 0,0 1 0,-1-1 0,1 1 0,0-1 0,0 0 0,0 1 0,0-1 0,-1 0 0,1 0 0,0 1 0,0-1 0,2 0 0,0-1 0,0 1 0,-1-1 0,1 0 0,0 0 0,0 0 0,-1 0 0,1 0 0,-1-1 0,1 1 0,-1-1 0,1 0 0,1-2 0,5-4 0,0-1 0,-1 0 0,0-1 0,-1 0 0,12-20 0,-12 19 0,-1 0 0,2 1 0,-1 0 0,17-17 0,-26 31 0,1 0 0,0 0 0,0 0 0,0 0 0,0 0 0,1 0 0,0 0 0,-1 0 0,2 1 0,-1-1 0,0 0 0,1 0 0,0 0 0,2 7 0,-3-11 0,0 0 0,0 0 0,0 1 0,1-1 0,-1 0 0,0 0 0,0 1 0,0-1 0,0 0 0,0 0 0,1 1 0,-1-1 0,0 0 0,0 0 0,0 1 0,0-1 0,0 0 0,0 0 0,0 1 0,0-1 0,0 0 0,0 1 0,0-1 0,0 0 0,0 0 0,0 1 0,0-1 0,-1 0 0,1 0 0,0 1 0,0-1 0,0 0 0,0 0 0,0 1 0,-1-1 0,1 0 0,0 0 0,0 1 0,0-1 0,-1 0 0,1 0 0,0 0 0,0 0 0,-1 1 0,-19 3 0,-35-5 0,44 1 0,1 0 0,-23-1 0,33 0 0,20 1 0,-13 0 0,-4-1 0,1 1 0,-1 0 0,1 0 0,-1 0 0,1 0 0,-1 1 0,0-1 0,1 1 0,-1 0 0,1 0 0,-1 0 0,0 0 0,7 4 0,-10-4 0,-1-1 0,1 1 0,0-1 0,0 0 0,0 1 0,0-1 0,0 1 0,-1-1 0,1 0 0,0 1 0,0-1 0,0 1 0,-1-1 0,1 0 0,0 1 0,-1-1 0,1 0 0,0 1 0,-1-1 0,1 0 0,0 0 0,-1 1 0,1-1 0,-1 0 0,1 0 0,0 0 0,-1 0 0,1 0 0,-1 1 0,1-1 0,-1 0 0,1 0 0,-1 0 0,1 0 0,0 0 0,-1 0 0,0-1 0,-20 5 0,12-3 0,1-1 0,-1 0 0,1 0 0,0-1 0,-1 0 0,1 0 0,0-1 0,-1-1 0,1 1 0,1-1 0,-1 0 0,0-1 0,1 0 0,-1 0 0,-7-7 0,11 8 0,0 0 0,0 0 0,1-1 0,-1 0 0,1 1 0,0-1 0,0 0 0,0-1 0,0 1 0,1-1 0,0 1 0,0-1 0,0 1 0,0-1 0,1 0 0,0 0 0,0 0 0,0 0 0,1 0 0,0 0 0,-1 0 0,2 0 0,-1 0 0,1 0 0,-1 0 0,3-7 0,-2 8 14,1 1-1,-1-1 0,0 1 0,1-1 1,0 1-1,0 0 0,0 0 1,3-5-1,-4 7-70,0 0 0,0 0 0,0 0 0,0 0-1,0 1 1,1-1 0,-1 0 0,0 0 0,0 1 0,0-1 0,1 1 0,-1-1-1,0 1 1,1 0 0,-1-1 0,0 1 0,1 0 0,-1 0 0,0 0 0,1 0 0,-1 0-1,1 0 1,-1 0 0,0 0 0,3 1 0,13 8-6769</inkml:trace>
+</inkml:ink>
 </file>
 
 <file path=word/theme/theme1.xml><?xml version="1.0" encoding="utf-8"?>
@@ -2132,4 +2958,16 @@
     </a:ext>
   </a:extLst>
 </a:theme>
+</file>
+
+<file path=customXml/item1.xml><?xml version="1.0" encoding="utf-8"?>
+<b:Sources xmlns:b="http://schemas.openxmlformats.org/officeDocument/2006/bibliography" xmlns="http://schemas.openxmlformats.org/officeDocument/2006/bibliography" SelectedStyle="\APASixthEditionOfficeOnline.xsl" StyleName="APA" Version="6"/>
+</file>
+
+<file path=customXml/itemProps1.xml><?xml version="1.0" encoding="utf-8"?>
+<ds:datastoreItem xmlns:ds="http://schemas.openxmlformats.org/officeDocument/2006/customXml" ds:itemID="{AED9D590-8AC6-43EA-B910-EA517B4B7E8E}">
+  <ds:schemaRefs>
+    <ds:schemaRef ds:uri="http://schemas.openxmlformats.org/officeDocument/2006/bibliography"/>
+  </ds:schemaRefs>
+</ds:datastoreItem>
 </file>
--- a/doc/Manuale Utente.docx
+++ b/doc/Manuale Utente.docx
@@ -9,14 +9,27 @@
       <w:r>
         <w:t>Frontespizio (</w:t>
       </w:r>
-      <w:r>
-        <w:t>cineMax – manuale utente</w:t>
+      <w:proofErr w:type="spellStart"/>
+      <w:r>
+        <w:t>cineMax</w:t>
+      </w:r>
+      <w:proofErr w:type="spellEnd"/>
+      <w:r>
+        <w:t xml:space="preserve"> – manuale utente</w:t>
       </w:r>
       <w:r>
         <w:t xml:space="preserve">, </w:t>
       </w:r>
       <w:r>
-        <w:t>Galimberti Gaia, Necchio Arianna</w:t>
+        <w:t xml:space="preserve">Galimberti Gaia, </w:t>
+      </w:r>
+      <w:proofErr w:type="spellStart"/>
+      <w:r>
+        <w:t>Necchio</w:t>
+      </w:r>
+      <w:proofErr w:type="spellEnd"/>
+      <w:r>
+        <w:t xml:space="preserve"> Arianna</w:t>
       </w:r>
       <w:r>
         <w:t xml:space="preserve">, </w:t>
@@ -24,11 +37,19 @@
       <w:r>
         <w:t xml:space="preserve">16/09/2026, versione </w:t>
       </w:r>
+      <w:proofErr w:type="spellStart"/>
       <w:r>
         <w:rPr>
           <w:highlight w:val="yellow"/>
         </w:rPr>
-        <w:t>Versione documento</w:t>
+        <w:t>Versione</w:t>
+      </w:r>
+      <w:proofErr w:type="spellEnd"/>
+      <w:r>
+        <w:rPr>
+          <w:highlight w:val="yellow"/>
+        </w:rPr>
+        <w:t xml:space="preserve"> documento</w:t>
       </w:r>
       <w:r>
         <w:t>)</w:t>
@@ -113,7 +134,11 @@
         <w:t>C:\Program Files</w:t>
       </w:r>
       <w:r>
-        <w:t>). Dopodiché aprire la cartella appena scaricata, recarsi in “Java”, spostarsi sulla cartella denominata con “jdk-</w:t>
+        <w:t>). Dopodiché aprire la cartella appena scaricata, recarsi in “Java”, spostarsi sulla cartella denominata con “</w:t>
+      </w:r>
+      <w:proofErr w:type="spellStart"/>
+      <w:r>
+        <w:t>jdk-</w:t>
       </w:r>
       <w:r>
         <w:rPr>
@@ -122,6 +147,7 @@
         </w:rPr>
         <w:t>numero_versione</w:t>
       </w:r>
+      <w:proofErr w:type="spellEnd"/>
       <w:r>
         <w:t xml:space="preserve">” (ad esempio </w:t>
       </w:r>
@@ -137,12 +163,28 @@
     </w:p>
     <w:p>
       <w:r>
-        <w:t>Copiare adesso il path che specifica la collocazione della directory “bin” sul disco C:</w:t>
-      </w:r>
-    </w:p>
-    <w:p>
-      <w:r>
-        <w:t>A questo punto è necessario collocare l’ambiente Java nelle variabili d’ambiente del proprio calcolatore affinchè l’applicazione venga eseguita: recarsi nelle impostazioni del sistema operativo, accedere alle impostazioni di sistema avanzate, aprire la scheda “Variabili d’ambiente” e collocarsi nella parte “Variabili di sistema”. Selezionare “Path”, cliccare su “Modifica” e infine su “Nuovo”.</w:t>
+        <w:t xml:space="preserve">Copiare adesso il </w:t>
+      </w:r>
+      <w:proofErr w:type="spellStart"/>
+      <w:r>
+        <w:t>path</w:t>
+      </w:r>
+      <w:proofErr w:type="spellEnd"/>
+      <w:r>
+        <w:t xml:space="preserve"> che specifica la collocazione della directory “bin” sul disco C:</w:t>
+      </w:r>
+    </w:p>
+    <w:p>
+      <w:r>
+        <w:t xml:space="preserve">A questo punto è necessario collocare l’ambiente Java nelle variabili d’ambiente del proprio calcolatore </w:t>
+      </w:r>
+      <w:proofErr w:type="spellStart"/>
+      <w:r>
+        <w:t>affinchè</w:t>
+      </w:r>
+      <w:proofErr w:type="spellEnd"/>
+      <w:r>
+        <w:t xml:space="preserve"> l’applicazione venga eseguita: recarsi nelle impostazioni del sistema operativo, accedere alle impostazioni di sistema avanzate, aprire la scheda “Variabili d’ambiente” e collocarsi nella parte “Variabili di sistema”. Selezionare “Path”, cliccare su “Modifica” e infine su “Nuovo”.</w:t>
       </w:r>
     </w:p>
     <w:p>
@@ -163,26 +205,44 @@
     </w:p>
     <w:p>
       <w:r>
-        <w:t xml:space="preserve">Scaricare l’applicazione cineMax dall’indirizzo </w:t>
+        <w:t xml:space="preserve">Scaricare l’applicazione </w:t>
+      </w:r>
+      <w:proofErr w:type="spellStart"/>
+      <w:r>
+        <w:t>cineMax</w:t>
+      </w:r>
+      <w:proofErr w:type="spellEnd"/>
+      <w:r>
+        <w:t xml:space="preserve"> dall’indirizzo </w:t>
       </w:r>
       <w:r>
         <w:rPr>
           <w:highlight w:val="yellow"/>
         </w:rPr>
-        <w:t>indirizzo del repository github</w:t>
-      </w:r>
+        <w:t xml:space="preserve">indirizzo del repository </w:t>
+      </w:r>
+      <w:proofErr w:type="spellStart"/>
+      <w:r>
+        <w:rPr>
+          <w:highlight w:val="yellow"/>
+        </w:rPr>
+        <w:t>github</w:t>
+      </w:r>
+      <w:proofErr w:type="spellEnd"/>
       <w:r>
         <w:t>. Una volta scaricato il file</w:t>
       </w:r>
       <w:r>
         <w:t xml:space="preserve"> </w:t>
       </w:r>
+      <w:proofErr w:type="spellStart"/>
       <w:r>
         <w:rPr>
           <w:highlight w:val="yellow"/>
         </w:rPr>
         <w:t>cinemax</w:t>
       </w:r>
+      <w:proofErr w:type="spellEnd"/>
       <w:r>
         <w:rPr>
           <w:highlight w:val="yellow"/>
@@ -251,8 +311,16 @@
         <w:rPr>
           <w:highlight w:val="yellow"/>
         </w:rPr>
-        <w:t xml:space="preserve"> cinemax</w:t>
-      </w:r>
+        <w:t xml:space="preserve"> </w:t>
+      </w:r>
+      <w:proofErr w:type="spellStart"/>
+      <w:r>
+        <w:rPr>
+          <w:highlight w:val="yellow"/>
+        </w:rPr>
+        <w:t>cinemax</w:t>
+      </w:r>
+      <w:proofErr w:type="spellEnd"/>
       <w:r>
         <w:rPr>
           <w:highlight w:val="yellow"/>
@@ -290,7 +358,15 @@
     </w:p>
     <w:p>
       <w:r>
-        <w:t>Una volta impostate le variabili di sistema e collocato il file eseguibile nella cartella “radice”, per eseguire l’applicazione ci si colloca all’interno della directory appena menzionata, si clicca all’interno della barra di navigazione del file system e si digita il comando “cmd” per avviare il prompt dei comandi.</w:t>
+        <w:t>Una volta impostate le variabili di sistema e collocato il file eseguibile nella cartella “radice”, per eseguire l’applicazione ci si colloca all’interno della directory appena menzionata, si clicca all’interno della barra di navigazione del file system e si digita il comando “</w:t>
+      </w:r>
+      <w:proofErr w:type="spellStart"/>
+      <w:r>
+        <w:t>cmd</w:t>
+      </w:r>
+      <w:proofErr w:type="spellEnd"/>
+      <w:r>
+        <w:t>” per avviare il prompt dei comandi.</w:t>
       </w:r>
     </w:p>
     <w:p>
@@ -301,8 +377,16 @@
         <w:rPr>
           <w:highlight w:val="yellow"/>
         </w:rPr>
-        <w:t>java cinemax.bin.cineMax</w:t>
-      </w:r>
+        <w:t xml:space="preserve">java </w:t>
+      </w:r>
+      <w:proofErr w:type="spellStart"/>
+      <w:r>
+        <w:rPr>
+          <w:highlight w:val="yellow"/>
+        </w:rPr>
+        <w:t>cinemax.bin.cineMax</w:t>
+      </w:r>
+      <w:proofErr w:type="spellEnd"/>
       <w:r>
         <w:t xml:space="preserve"> e verrà visualizzata la schermata di benvenuto dell’applicazione.</w:t>
       </w:r>
@@ -529,6 +613,9 @@
         <w:keepNext/>
       </w:pPr>
       <w:r>
+        <w:rPr>
+          <w:noProof/>
+        </w:rPr>
         <w:drawing>
           <wp:inline distT="0" distB="0" distL="0" distR="0" wp14:anchorId="516C3D2D" wp14:editId="4073CD7A">
             <wp:extent cx="3771900" cy="2162175"/>
@@ -590,6 +677,9 @@
         <w:keepNext/>
       </w:pPr>
       <w:r>
+        <w:rPr>
+          <w:noProof/>
+        </w:rPr>
         <w:drawing>
           <wp:inline distT="0" distB="0" distL="0" distR="0" wp14:anchorId="2811F5F0" wp14:editId="5414C969">
             <wp:extent cx="3762375" cy="2447925"/>
@@ -651,6 +741,9 @@
         <w:keepNext/>
       </w:pPr>
       <w:r>
+        <w:rPr>
+          <w:noProof/>
+        </w:rPr>
         <w:lastRenderedPageBreak/>
         <w:drawing>
           <wp:inline distT="0" distB="0" distL="0" distR="0" wp14:anchorId="1D699CBB" wp14:editId="77AE736B">
@@ -792,6 +885,9 @@
         </mc:AlternateContent>
       </w:r>
       <w:r>
+        <w:rPr>
+          <w:noProof/>
+        </w:rPr>
         <w:drawing>
           <wp:inline distT="0" distB="0" distL="0" distR="0" wp14:anchorId="25EDCE2F" wp14:editId="0F5B80F2">
             <wp:extent cx="5124450" cy="3248025"/>
@@ -842,7 +938,13 @@
         <w:t xml:space="preserve">La funzione di “ospite” offre la possibilità di ricercare una proiezione </w:t>
       </w:r>
       <w:r>
-        <w:t xml:space="preserve">per vari criteri di ricerca, ad esempio per titolo del film, per data, per intervallo di date specificato… e mostra le proiezioni che sono state trovate fornito il criterio. </w:t>
+        <w:t>per vari criteri di ricerca, ad esempio per titolo del film</w:t>
+      </w:r>
+      <w:r>
+        <w:t xml:space="preserve"> (anche parziale)</w:t>
+      </w:r>
+      <w:r>
+        <w:t xml:space="preserve">, per data, per intervallo di date specificato… e mostra le proiezioni che sono state trovate fornito il criterio. </w:t>
       </w:r>
       <w:r>
         <w:rPr>
@@ -853,6 +955,9 @@
     </w:p>
     <w:p>
       <w:r>
+        <w:rPr>
+          <w:noProof/>
+        </w:rPr>
         <w:lastRenderedPageBreak/>
         <w:drawing>
           <wp:inline distT="0" distB="0" distL="0" distR="0" wp14:anchorId="35649AC2" wp14:editId="6F91C776">
@@ -1061,6 +1166,9 @@
         <w:ind w:left="360" w:firstLine="348"/>
       </w:pPr>
       <w:r>
+        <w:rPr>
+          <w:noProof/>
+        </w:rPr>
         <w:drawing>
           <wp:inline distT="0" distB="0" distL="0" distR="0" wp14:anchorId="5E9053A2" wp14:editId="61E5521B">
             <wp:extent cx="5734050" cy="1704975"/>
@@ -1168,20 +1276,356 @@
     </w:p>
     <w:p>
       <w:r>
+        <w:rPr>
+          <w:noProof/>
+        </w:rPr>
+        <w:lastRenderedPageBreak/>
+        <mc:AlternateContent>
+          <mc:Choice Requires="wpi">
+            <w:drawing>
+              <wp:anchor distT="0" distB="0" distL="114300" distR="114300" simplePos="0" relativeHeight="251660288" behindDoc="0" locked="0" layoutInCell="1" allowOverlap="1" wp14:anchorId="4CCD48A8" wp14:editId="57993AE5">
+                <wp:simplePos x="0" y="0"/>
+                <wp:positionH relativeFrom="column">
+                  <wp:posOffset>645600</wp:posOffset>
+                </wp:positionH>
+                <wp:positionV relativeFrom="paragraph">
+                  <wp:posOffset>1576645</wp:posOffset>
+                </wp:positionV>
+                <wp:extent cx="48600" cy="95760"/>
+                <wp:effectExtent l="38100" t="57150" r="46990" b="57150"/>
+                <wp:wrapNone/>
+                <wp:docPr id="1258002274" name="Input penna 1"/>
+                <wp:cNvGraphicFramePr/>
+                <a:graphic xmlns:a="http://schemas.openxmlformats.org/drawingml/2006/main">
+                  <a:graphicData uri="http://schemas.microsoft.com/office/word/2010/wordprocessingInk">
+                    <w14:contentPart bwMode="auto" r:id="rId18">
+                      <w14:nvContentPartPr>
+                        <w14:cNvContentPartPr/>
+                      </w14:nvContentPartPr>
+                      <w14:xfrm>
+                        <a:off x="0" y="0"/>
+                        <a:ext cx="48600" cy="95760"/>
+                      </w14:xfrm>
+                    </w14:contentPart>
+                  </a:graphicData>
+                </a:graphic>
+              </wp:anchor>
+            </w:drawing>
+          </mc:Choice>
+          <mc:Fallback>
+            <w:pict>
+              <v:shapetype w14:anchorId="2AE5D97E" id="_x0000_t75" coordsize="21600,21600" o:spt="75" o:preferrelative="t" path="m@4@5l@4@11@9@11@9@5xe" filled="f" stroked="f">
+                <v:stroke joinstyle="miter"/>
+                <v:formulas>
+                  <v:f eqn="if lineDrawn pixelLineWidth 0"/>
+                  <v:f eqn="sum @0 1 0"/>
+                  <v:f eqn="sum 0 0 @1"/>
+                  <v:f eqn="prod @2 1 2"/>
+                  <v:f eqn="prod @3 21600 pixelWidth"/>
+                  <v:f eqn="prod @3 21600 pixelHeight"/>
+                  <v:f eqn="sum @0 0 1"/>
+                  <v:f eqn="prod @6 1 2"/>
+                  <v:f eqn="prod @7 21600 pixelWidth"/>
+                  <v:f eqn="sum @8 21600 0"/>
+                  <v:f eqn="prod @7 21600 pixelHeight"/>
+                  <v:f eqn="sum @10 21600 0"/>
+                </v:formulas>
+                <v:path o:extrusionok="f" gradientshapeok="t" o:connecttype="rect"/>
+                <o:lock v:ext="edit" aspectratio="t"/>
+              </v:shapetype>
+              <v:shape id="Input penna 1" o:spid="_x0000_s1026" type="#_x0000_t75" style="position:absolute;margin-left:50.15pt;margin-top:123.45pt;width:5.25pt;height:9pt;z-index:251660288;visibility:visible;mso-wrap-style:square;mso-wrap-distance-left:9pt;mso-wrap-distance-top:0;mso-wrap-distance-right:9pt;mso-wrap-distance-bottom:0;mso-position-horizontal:absolute;mso-position-horizontal-relative:text;mso-position-vertical:absolute;mso-position-vertical-relative:text" o:gfxdata="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">
+                <v:imagedata r:id="rId19" o:title=""/>
+              </v:shape>
+            </w:pict>
+          </mc:Fallback>
+        </mc:AlternateContent>
+      </w:r>
+      <w:r>
+        <w:rPr>
+          <w:noProof/>
+        </w:rPr>
+        <w:drawing>
+          <wp:inline distT="0" distB="0" distL="0" distR="0" wp14:anchorId="7CD1C7BE" wp14:editId="16E8D0E4">
+            <wp:extent cx="2352675" cy="1733550"/>
+            <wp:effectExtent l="0" t="0" r="9525" b="0"/>
+            <wp:docPr id="81641569" name="Immagine 1"/>
+            <wp:cNvGraphicFramePr>
+              <a:graphicFrameLocks xmlns:a="http://schemas.openxmlformats.org/drawingml/2006/main" noChangeAspect="1"/>
+            </wp:cNvGraphicFramePr>
+            <a:graphic xmlns:a="http://schemas.openxmlformats.org/drawingml/2006/main">
+              <a:graphicData uri="http://schemas.openxmlformats.org/drawingml/2006/picture">
+                <pic:pic xmlns:pic="http://schemas.openxmlformats.org/drawingml/2006/picture">
+                  <pic:nvPicPr>
+                    <pic:cNvPr id="81641569" name=""/>
+                    <pic:cNvPicPr/>
+                  </pic:nvPicPr>
+                  <pic:blipFill>
+                    <a:blip r:embed="rId20"/>
+                    <a:stretch>
+                      <a:fillRect/>
+                    </a:stretch>
+                  </pic:blipFill>
+                  <pic:spPr>
+                    <a:xfrm>
+                      <a:off x="0" y="0"/>
+                      <a:ext cx="2352675" cy="1733550"/>
+                    </a:xfrm>
+                    <a:prstGeom prst="rect">
+                      <a:avLst/>
+                    </a:prstGeom>
+                  </pic:spPr>
+                </pic:pic>
+              </a:graphicData>
+            </a:graphic>
+          </wp:inline>
+        </w:drawing>
+      </w:r>
+    </w:p>
+    <w:p>
+      <w:r>
         <w:t>Una volta scelto, viene chiesto di fornire il dato con cui compiere la ricerca</w:t>
       </w:r>
     </w:p>
     <w:p>
       <w:pPr>
-        <w:rPr>
-          <w:color w:val="EE0000"/>
-        </w:rPr>
-      </w:pPr>
-      <w:r>
-        <w:rPr>
-          <w:color w:val="EE0000"/>
-        </w:rPr>
-        <w:t>INSERIRE IMMAGINE DEL CERCAPROIEZIONE</w:t>
+        <w:keepNext/>
+      </w:pPr>
+      <w:r>
+        <w:drawing>
+          <wp:inline distT="0" distB="0" distL="0" distR="0" wp14:anchorId="3B6C97BE" wp14:editId="50062E63">
+            <wp:extent cx="4619625" cy="1438275"/>
+            <wp:effectExtent l="0" t="0" r="9525" b="9525"/>
+            <wp:docPr id="44492879" name="Immagine 1"/>
+            <wp:cNvGraphicFramePr>
+              <a:graphicFrameLocks xmlns:a="http://schemas.openxmlformats.org/drawingml/2006/main" noChangeAspect="1"/>
+            </wp:cNvGraphicFramePr>
+            <a:graphic xmlns:a="http://schemas.openxmlformats.org/drawingml/2006/main">
+              <a:graphicData uri="http://schemas.openxmlformats.org/drawingml/2006/picture">
+                <pic:pic xmlns:pic="http://schemas.openxmlformats.org/drawingml/2006/picture">
+                  <pic:nvPicPr>
+                    <pic:cNvPr id="44492879" name=""/>
+                    <pic:cNvPicPr/>
+                  </pic:nvPicPr>
+                  <pic:blipFill>
+                    <a:blip r:embed="rId21"/>
+                    <a:stretch>
+                      <a:fillRect/>
+                    </a:stretch>
+                  </pic:blipFill>
+                  <pic:spPr>
+                    <a:xfrm>
+                      <a:off x="0" y="0"/>
+                      <a:ext cx="4619625" cy="1438275"/>
+                    </a:xfrm>
+                    <a:prstGeom prst="rect">
+                      <a:avLst/>
+                    </a:prstGeom>
+                  </pic:spPr>
+                </pic:pic>
+              </a:graphicData>
+            </a:graphic>
+          </wp:inline>
+        </w:drawing>
+      </w:r>
+    </w:p>
+    <w:p>
+      <w:pPr>
+        <w:pStyle w:val="Didascalia"/>
+      </w:pPr>
+      <w:r>
+        <w:t xml:space="preserve">Figura </w:t>
+      </w:r>
+      <w:fldSimple w:instr=" SEQ Figura \* ARABIC ">
+        <w:r>
+          <w:rPr>
+            <w:noProof/>
+          </w:rPr>
+          <w:t>5</w:t>
+        </w:r>
+      </w:fldSimple>
+      <w:r>
+        <w:t>Ricerca per codice</w:t>
+      </w:r>
+    </w:p>
+    <w:p>
+      <w:pPr>
+        <w:keepNext/>
+      </w:pPr>
+      <w:r>
+        <w:drawing>
+          <wp:inline distT="0" distB="0" distL="0" distR="0" wp14:anchorId="7AC979BA" wp14:editId="1E4FC8F0">
+            <wp:extent cx="5724525" cy="1571625"/>
+            <wp:effectExtent l="0" t="0" r="9525" b="9525"/>
+            <wp:docPr id="1974438447" name="Immagine 1"/>
+            <wp:cNvGraphicFramePr>
+              <a:graphicFrameLocks xmlns:a="http://schemas.openxmlformats.org/drawingml/2006/main" noChangeAspect="1"/>
+            </wp:cNvGraphicFramePr>
+            <a:graphic xmlns:a="http://schemas.openxmlformats.org/drawingml/2006/main">
+              <a:graphicData uri="http://schemas.openxmlformats.org/drawingml/2006/picture">
+                <pic:pic xmlns:pic="http://schemas.openxmlformats.org/drawingml/2006/picture">
+                  <pic:nvPicPr>
+                    <pic:cNvPr id="1974438447" name=""/>
+                    <pic:cNvPicPr/>
+                  </pic:nvPicPr>
+                  <pic:blipFill>
+                    <a:blip r:embed="rId22"/>
+                    <a:stretch>
+                      <a:fillRect/>
+                    </a:stretch>
+                  </pic:blipFill>
+                  <pic:spPr>
+                    <a:xfrm>
+                      <a:off x="0" y="0"/>
+                      <a:ext cx="5724525" cy="1571625"/>
+                    </a:xfrm>
+                    <a:prstGeom prst="rect">
+                      <a:avLst/>
+                    </a:prstGeom>
+                  </pic:spPr>
+                </pic:pic>
+              </a:graphicData>
+            </a:graphic>
+          </wp:inline>
+        </w:drawing>
+      </w:r>
+    </w:p>
+    <w:p>
+      <w:pPr>
+        <w:pStyle w:val="Didascalia"/>
+      </w:pPr>
+      <w:r>
+        <w:t xml:space="preserve">Figura </w:t>
+      </w:r>
+      <w:fldSimple w:instr=" SEQ Figura \* ARABIC ">
+        <w:r>
+          <w:rPr>
+            <w:noProof/>
+          </w:rPr>
+          <w:t>6</w:t>
+        </w:r>
+      </w:fldSimple>
+      <w:r>
+        <w:t>Ricerca per nome e cognome</w:t>
+      </w:r>
+    </w:p>
+    <w:p>
+      <w:pPr>
+        <w:pStyle w:val="Didascalia"/>
+      </w:pPr>
+      <w:r>
+        <w:drawing>
+          <wp:inline distT="0" distB="0" distL="0" distR="0" wp14:anchorId="77CAF7CA" wp14:editId="4090EE01">
+            <wp:extent cx="4286250" cy="1438275"/>
+            <wp:effectExtent l="0" t="0" r="0" b="9525"/>
+            <wp:docPr id="1888905833" name="Immagine 1"/>
+            <wp:cNvGraphicFramePr>
+              <a:graphicFrameLocks xmlns:a="http://schemas.openxmlformats.org/drawingml/2006/main" noChangeAspect="1"/>
+            </wp:cNvGraphicFramePr>
+            <a:graphic xmlns:a="http://schemas.openxmlformats.org/drawingml/2006/main">
+              <a:graphicData uri="http://schemas.openxmlformats.org/drawingml/2006/picture">
+                <pic:pic xmlns:pic="http://schemas.openxmlformats.org/drawingml/2006/picture">
+                  <pic:nvPicPr>
+                    <pic:cNvPr id="1888905833" name=""/>
+                    <pic:cNvPicPr/>
+                  </pic:nvPicPr>
+                  <pic:blipFill>
+                    <a:blip r:embed="rId23"/>
+                    <a:stretch>
+                      <a:fillRect/>
+                    </a:stretch>
+                  </pic:blipFill>
+                  <pic:spPr>
+                    <a:xfrm>
+                      <a:off x="0" y="0"/>
+                      <a:ext cx="4286250" cy="1438275"/>
+                    </a:xfrm>
+                    <a:prstGeom prst="rect">
+                      <a:avLst/>
+                    </a:prstGeom>
+                  </pic:spPr>
+                </pic:pic>
+              </a:graphicData>
+            </a:graphic>
+          </wp:inline>
+        </w:drawing>
+      </w:r>
+    </w:p>
+    <w:p>
+      <w:pPr>
+        <w:pStyle w:val="Didascalia"/>
+      </w:pPr>
+      <w:r>
+        <w:t xml:space="preserve">Figura </w:t>
+      </w:r>
+      <w:fldSimple w:instr=" SEQ Figura \* ARABIC ">
+        <w:r>
+          <w:rPr>
+            <w:noProof/>
+          </w:rPr>
+          <w:t>7</w:t>
+        </w:r>
+      </w:fldSimple>
+      <w:r>
+        <w:t>Ricerca per titolo</w:t>
+      </w:r>
+    </w:p>
+    <w:p>
+      <w:r>
+        <w:lastRenderedPageBreak/>
+        <w:drawing>
+          <wp:inline distT="0" distB="0" distL="0" distR="0" wp14:anchorId="0BBE1FE1" wp14:editId="17D9B915">
+            <wp:extent cx="5743575" cy="1733550"/>
+            <wp:effectExtent l="0" t="0" r="9525" b="0"/>
+            <wp:docPr id="2055243527" name="Immagine 1"/>
+            <wp:cNvGraphicFramePr>
+              <a:graphicFrameLocks xmlns:a="http://schemas.openxmlformats.org/drawingml/2006/main" noChangeAspect="1"/>
+            </wp:cNvGraphicFramePr>
+            <a:graphic xmlns:a="http://schemas.openxmlformats.org/drawingml/2006/main">
+              <a:graphicData uri="http://schemas.openxmlformats.org/drawingml/2006/picture">
+                <pic:pic xmlns:pic="http://schemas.openxmlformats.org/drawingml/2006/picture">
+                  <pic:nvPicPr>
+                    <pic:cNvPr id="2055243527" name=""/>
+                    <pic:cNvPicPr/>
+                  </pic:nvPicPr>
+                  <pic:blipFill>
+                    <a:blip r:embed="rId24"/>
+                    <a:stretch>
+                      <a:fillRect/>
+                    </a:stretch>
+                  </pic:blipFill>
+                  <pic:spPr>
+                    <a:xfrm>
+                      <a:off x="0" y="0"/>
+                      <a:ext cx="5743575" cy="1733550"/>
+                    </a:xfrm>
+                    <a:prstGeom prst="rect">
+                      <a:avLst/>
+                    </a:prstGeom>
+                  </pic:spPr>
+                </pic:pic>
+              </a:graphicData>
+            </a:graphic>
+          </wp:inline>
+        </w:drawing>
+      </w:r>
+    </w:p>
+    <w:p>
+      <w:pPr>
+        <w:pStyle w:val="Didascalia"/>
+      </w:pPr>
+      <w:r>
+        <w:t xml:space="preserve">Figura </w:t>
+      </w:r>
+      <w:fldSimple w:instr=" SEQ Figura \* ARABIC ">
+        <w:r>
+          <w:rPr>
+            <w:noProof/>
+          </w:rPr>
+          <w:t>8</w:t>
+        </w:r>
+      </w:fldSimple>
+      <w:r>
+        <w:t>Ricerca per date</w:t>
       </w:r>
     </w:p>
     <w:p/>
@@ -1190,7 +1634,6 @@
         <w:pStyle w:val="Citazioneintensa"/>
       </w:pPr>
       <w:r>
-        <w:lastRenderedPageBreak/>
         <w:t>FUNZIONI DEL RUOLO “PROIEZIONISTA”</w:t>
       </w:r>
     </w:p>
@@ -1226,7 +1669,7 @@
                     <pic:cNvPicPr/>
                   </pic:nvPicPr>
                   <pic:blipFill>
-                    <a:blip r:embed="rId18"/>
+                    <a:blip r:embed="rId25"/>
                     <a:stretch>
                       <a:fillRect/>
                     </a:stretch>
@@ -1283,7 +1726,7 @@
                     <pic:cNvPicPr/>
                   </pic:nvPicPr>
                   <pic:blipFill>
-                    <a:blip r:embed="rId19"/>
+                    <a:blip r:embed="rId26"/>
                     <a:stretch>
                       <a:fillRect/>
                     </a:stretch>
@@ -1325,6 +1768,7 @@
         </w:numPr>
       </w:pPr>
       <w:r>
+        <w:lastRenderedPageBreak/>
         <w:t>eliminare una proiezione</w:t>
       </w:r>
     </w:p>
@@ -1338,6 +1782,11 @@
       </w:r>
     </w:p>
     <w:p>
+      <w:r>
+        <w:t xml:space="preserve">L’applicazione si basa su un data set composto da tre file di testo denominati “Utenti” per la gestione degli utenti registrati; “Proiezioni” per la visualizzazione (lato cliente e proiezionista), la modifica e l’eliminazione (esclusivamente per il proiezionista) delle proiezioni; “Prenotazioni” per la visualizzazione e la modifica (lato cliente) e sola visualizzazione (lato bigliettai). </w:t>
+      </w:r>
+    </w:p>
+    <w:p>
       <w:pPr>
         <w:pStyle w:val="Titolo2"/>
       </w:pPr>
@@ -1355,7 +1804,6 @@
     </w:p>
     <w:p>
       <w:r>
-        <w:lastRenderedPageBreak/>
         <w:t>Inoltre non siamo riuscite a sviluppare una funzione che cifrasse le password inserite in fase di registrazione; l’impatto di questo limite non ha influenza per quanto riguarda l’utilizzo dell’applicazione stessa (lato utente finale) ma può comportare punti di debolezza nelle funzioni intrinseche del codice.</w:t>
       </w:r>
     </w:p>
@@ -1368,20 +1816,18 @@
       </w:r>
     </w:p>
     <w:p>
-      <w:pPr>
-        <w:rPr>
-          <w:color w:val="EE0000"/>
-        </w:rPr>
-      </w:pPr>
-      <w:r>
-        <w:rPr>
-          <w:color w:val="EE0000"/>
-        </w:rPr>
-        <w:t>LINK REPOSITORY GITHUB</w:t>
-      </w:r>
-    </w:p>
-    <w:p>
-      <w:hyperlink r:id="rId20" w:history="1">
+      <w:hyperlink r:id="rId27" w:history="1">
+        <w:r>
+          <w:rPr>
+            <w:rStyle w:val="Collegamentoipertestuale"/>
+          </w:rPr>
+          <w:t>https://github.com/Necchio765298/cinemax.git</w:t>
+        </w:r>
+      </w:hyperlink>
+    </w:p>
+    <w:p/>
+    <w:p>
+      <w:hyperlink r:id="rId28" w:history="1">
         <w:r>
           <w:rPr>
             <w:rStyle w:val="Collegamentoipertestuale"/>
@@ -2665,6 +3111,33 @@
 </inkml:ink>
 </file>
 
+<file path=word/ink/ink2.xml><?xml version="1.0" encoding="utf-8"?>
+<inkml:ink xmlns:inkml="http://www.w3.org/2003/InkML">
+  <inkml:definitions>
+    <inkml:context xml:id="ctx0">
+      <inkml:inkSource xml:id="inkSrc0">
+        <inkml:traceFormat>
+          <inkml:channel name="X" type="integer" min="-2.14748E9" max="2.14748E9" units="cm"/>
+          <inkml:channel name="Y" type="integer" min="-2.14748E9" max="2.14748E9" units="cm"/>
+          <inkml:channel name="F" type="integer" max="32767" units="dev"/>
+        </inkml:traceFormat>
+        <inkml:channelProperties>
+          <inkml:channelProperty channel="X" name="resolution" value="1000" units="1/cm"/>
+          <inkml:channelProperty channel="Y" name="resolution" value="1000" units="1/cm"/>
+          <inkml:channelProperty channel="F" name="resolution" value="0" units="1/dev"/>
+        </inkml:channelProperties>
+      </inkml:inkSource>
+      <inkml:timestamp xml:id="ts0" timeString="2026-07-04T14:20:02.909"/>
+    </inkml:context>
+    <inkml:brush xml:id="br0">
+      <inkml:brushProperty name="width" value="0.05" units="cm"/>
+      <inkml:brushProperty name="height" value="0.05" units="cm"/>
+    </inkml:brush>
+  </inkml:definitions>
+  <inkml:trace contextRef="#ctx0" brushRef="#br0">42 0 24575,'3'1'0,"-1"-1"0,1 1 0,-1 0 0,1 0 0,-1 0 0,1 0 0,-1 1 0,0-1 0,0 1 0,1-1 0,-1 1 0,0 0 0,0 0 0,-1 0 0,1 0 0,0 0 0,2 4 0,22 40 0,-25-43 0,0 0 0,1 0 0,-1 0 0,0 0 0,-1 0 0,1 1 0,-1-1 0,1 0 0,-1 0 0,0 0 0,0 1 0,0-1 0,-1 0 0,1 0 0,-1 1 0,-1 4 0,1-8 0,1 0 0,0 0 0,-1 0 0,1 1 0,-1-1 0,1 0 0,0 0 0,-1 0 0,1 0 0,-1 0 0,1 0 0,-1 0 0,1 0 0,0 0 0,-1-1 0,1 1 0,-1 0 0,1 0 0,0 0 0,-1 0 0,1 0 0,0-1 0,-1 1 0,1 0 0,-1 0 0,1-1 0,0 1 0,0 0 0,-1-1 0,1 1 0,0 0 0,0-1 0,-1 1 0,1 0 0,0-1 0,0 1 0,0-1 0,-1 1 0,1 0 0,0-1 0,-10-17 0,10 17 0,-3-6 0,0 1 0,-1-1 0,0 0 0,0 1 0,-6-8 0,9 13 0,0 0 0,0 0 0,0 0 0,0 0 0,0 1 0,0-1 0,0 0 0,0 0 0,0 1 0,0-1 0,-1 1 0,1-1 0,0 1 0,0-1 0,-1 1 0,1 0 0,0-1 0,-1 1 0,1 0 0,0 0 0,-1 0 0,1 0 0,0 0 0,-1 0 0,1 1 0,0-1 0,-1 0 0,1 1 0,0-1 0,-1 1 0,1-1 0,0 1 0,0 0 0,0-1 0,0 1 0,0 0 0,-2 1 0,2 0 0,-1 0 0,0 1 0,1-1 0,0 0 0,0 1 0,0-1 0,0 1 0,0-1 0,0 1 0,0-1 0,1 1 0,-1 0 0,1-1 0,0 1 0,0 0 0,0-1 0,0 1 0,0 0 0,1-1 0,0 5 0,0 0 0,1-1 0,-1 1 0,1-1 0,1 1 0,-1-1 0,6 11 0,-8-17 0,0 0 0,0 0 0,1 1 0,-1-1 0,0 0 0,0 0 0,0 1 0,0-1 0,0 0 0,0 0 0,1 1 0,-1-1 0,0 0 0,0 0 0,0 0 0,1 0 0,-1 1 0,0-1 0,0 0 0,0 0 0,1 0 0,-1 0 0,0 0 0,0 0 0,1 0 0,-1 0 0,0 0 0,0 1 0,1-1 0,-1 0 0,0 0 0,0 0 0,1 0 0,-1-1 0,0 1 0,0 0 0,1 0 0,-1 0 0,0 0 0,0 0 0,1 0 0,-1 0 0,7-14 0,-2-22 0,-5 32 0,0 13 0,0-6 0,1 3 0,-1 0 0,1-1 0,0 1 0,0 0 0,1-1 0,0 1 0,0-1 0,4 9 0,-5-12 0,-1-1 0,1 0 0,-1 0 0,1 0 0,-1 0 0,1 0 0,0 0 0,0 0 0,-1 0 0,1 0 0,0 0 0,0 0 0,0 0 0,0 0 0,0-1 0,0 1 0,1 0 0,-1-1 0,0 1 0,0-1 0,0 1 0,1-1 0,-1 0 0,0 1 0,0-1 0,1 0 0,-1 0 0,0 0 0,0 0 0,1 0 0,-1 0 0,0 0 0,1-1 0,-1 1 0,0 0 0,0-1 0,0 1 0,1-1 0,-1 1 0,0-1 0,0 1 0,0-1 0,0 0 0,2-1 0,-3 2 0,0-1 0,1 1 0,-1 0 0,0-1 0,1 1 0,-1-1 0,0 1 0,1 0 0,-1 0 0,1-1 0,-1 1 0,1 0 0,-1 0 0,1-1 0,-1 1 0,1 0 0,-1 0 0,1 0 0,-1 0 0,1 0 0,0 0 0,-1 0 0,1 0 0,-1 0 0,1 0 0,-1 0 0,1 0 0,-1 0 0,1 1 0,-1-1 0,1 0 0,-1 0 0,1 0 0,-1 1 0,1-1 0,-1 0 0,0 1 0,1-1 0,-1 0 0,1 1 0,-1-1 0,0 1 0,1-1 0,-1 0 0,0 1 0,1-1 0,-1 1 0,0-1 0,0 1 0,0-1 0,1 1 0,-1-1 0,0 1 0,0-1 0,0 1 0,0-1 0,0 1 0,0 0 0,0-1 0,0 1 0,0-1 0,-1 2 0,2-1 0,-1 1 0,-1 0 0,1 0 0,0 0 0,0-1 0,-1 1 0,1 0 0,-1 0 0,1-1 0,-1 1 0,0 0 0,1-1 0,-1 1 0,0 0 0,0-1 0,0 1 0,-1-1 0,1 0 0,0 1 0,0-1 0,-3 1 0,0 1 0,-1-2 0,0 1 0,0 0 0,0-1 0,1 0 0,-11 1 0,13-2 0,0 0 0,0 0 0,0 0 0,1 0 0,-1 0 0,0 0 0,0 0 0,1 0 0,-1-1 0,0 1 0,0-1 0,1 1 0,-1-1 0,0 0 0,1 0 0,-1 1 0,1-1 0,-1 0 0,1 0 0,0-1 0,-3-1 0,4 2 0,-1 0 0,1 1 0,0-1 0,0 0 0,0 1 0,0-1 0,0 0 0,0 0 0,0 1 0,0-1 0,0 0 0,1 1 0,-1-1 0,0 0 0,0 1 0,0-1 0,1 0 0,-1 1 0,0-1 0,1 1 0,-1-1 0,1 0 0,-1 1 0,1-1 0,-1 1 0,1-1 0,-1 1 0,1 0 0,-1-1 0,1 1 0,0-1 0,-1 1 0,1 0 0,-1 0 0,1-1 0,0 1 0,-1 0 0,1 0 0,1 0 0,29-10 0,-30 10 0,36-5 0,-15 2 0,-51-1 0,26 3 0,0 0 0,0 0 0,0 0 0,0 0 0,0 0 0,0-1 0,1 1 0,-1-1 0,0 0 0,1 0 0,-1 0 0,1 0 0,0 0 0,0 0 0,0-1 0,0 1 0,0-1 0,0 1 0,0-1 0,1 0 0,0 0 0,-1 0 0,1 0 0,0 0 0,0-4 0,-9-40 0,11 67-1365,0 1-5461</inkml:trace>
+</inkml:ink>
+</file>
+
 <file path=word/theme/theme1.xml><?xml version="1.0" encoding="utf-8"?>
 <a:theme xmlns:a="http://schemas.openxmlformats.org/drawingml/2006/main" name="Tema di Office">
   <a:themeElements>

--- a/doc/Manuale Utente.docx
+++ b/doc/Manuale Utente.docx
@@ -15,40 +15,40 @@
       </w:r>
       <w:proofErr w:type="spellEnd"/>
       <w:r>
-        <w:t xml:space="preserve"> – manuale utente</w:t>
+        <w:t xml:space="preserve"> – </w:t>
+      </w:r>
+      <w:r>
+        <w:t>M</w:t>
+      </w:r>
+      <w:r>
+        <w:t xml:space="preserve">anuale utente, </w:t>
+      </w:r>
+      <w:proofErr w:type="spellStart"/>
+      <w:r>
+        <w:t>Necchio</w:t>
+      </w:r>
+      <w:proofErr w:type="spellEnd"/>
+      <w:r>
+        <w:t xml:space="preserve"> Arianna</w:t>
       </w:r>
       <w:r>
         <w:t xml:space="preserve">, </w:t>
       </w:r>
       <w:r>
-        <w:t xml:space="preserve">Galimberti Gaia, </w:t>
+        <w:t xml:space="preserve">16/09/2026, versione </w:t>
       </w:r>
       <w:proofErr w:type="spellStart"/>
       <w:r>
-        <w:t>Necchio</w:t>
+        <w:rPr>
+          <w:highlight w:val="yellow"/>
+        </w:rPr>
+        <w:t>Versione</w:t>
       </w:r>
       <w:proofErr w:type="spellEnd"/>
       <w:r>
-        <w:t xml:space="preserve"> Arianna</w:t>
-      </w:r>
-      <w:r>
-        <w:t xml:space="preserve">, </w:t>
-      </w:r>
-      <w:r>
-        <w:t xml:space="preserve">16/09/2026, versione </w:t>
-      </w:r>
-      <w:proofErr w:type="spellStart"/>
-      <w:r>
         <w:rPr>
           <w:highlight w:val="yellow"/>
         </w:rPr>
-        <w:t>Versione</w:t>
-      </w:r>
-      <w:proofErr w:type="spellEnd"/>
-      <w:r>
-        <w:rPr>
-          <w:highlight w:val="yellow"/>
-        </w:rPr>
         <w:t xml:space="preserve"> documento</w:t>
       </w:r>
       <w:r>
@@ -84,7 +84,16 @@
         <w:t>L’applicazione è stata sviluppata su computer con sistema operativo Windows e con 8 GB di RAM.</w:t>
       </w:r>
       <w:r>
-        <w:t xml:space="preserve"> Ci aspettiamo che giri anche su elaboratori con memoria RAM di capacità più ridotta oppure su sistemi operativi differenti.</w:t>
+        <w:t xml:space="preserve"> </w:t>
+      </w:r>
+      <w:r>
+        <w:t xml:space="preserve">Mi aspetto </w:t>
+      </w:r>
+      <w:r>
+        <w:t>che giri anche su elaboratori con memoria RAM di capacità più ridotta oppure su sistemi operativi differenti</w:t>
+      </w:r>
+      <w:r>
+        <w:t>, anche più datati.</w:t>
       </w:r>
     </w:p>
     <w:p>
@@ -288,7 +297,15 @@
     </w:p>
     <w:p>
       <w:r>
-        <w:t>• Valore Variabile:  .;&lt;</w:t>
+        <w:t xml:space="preserve">• Valore </w:t>
+      </w:r>
+      <w:proofErr w:type="gramStart"/>
+      <w:r>
+        <w:t>Variabile:  .</w:t>
+      </w:r>
+      <w:proofErr w:type="gramEnd"/>
+      <w:r>
+        <w:t>;&lt;</w:t>
       </w:r>
       <w:r>
         <w:rPr>
@@ -380,6 +397,7 @@
         <w:t xml:space="preserve">java </w:t>
       </w:r>
       <w:proofErr w:type="spellStart"/>
+      <w:proofErr w:type="gramStart"/>
       <w:r>
         <w:rPr>
           <w:highlight w:val="yellow"/>
@@ -387,6 +405,7 @@
         <w:t>cinemax.bin.cineMax</w:t>
       </w:r>
       <w:proofErr w:type="spellEnd"/>
+      <w:proofErr w:type="gramEnd"/>
       <w:r>
         <w:t xml:space="preserve"> e verrà visualizzata la schermata di benvenuto dell’applicazione.</w:t>
       </w:r>
@@ -401,7 +420,7 @@
     </w:p>
     <w:p>
       <w:pPr>
-        <w:pStyle w:val="Citazioneintensa"/>
+        <w:pStyle w:val="Titolo4"/>
       </w:pPr>
       <w:r>
         <w:t>FUNZIONI PRINCIPALI</w:t>
@@ -520,7 +539,7 @@
     </w:p>
     <w:p>
       <w:pPr>
-        <w:pStyle w:val="Sottotitolo"/>
+        <w:pStyle w:val="Titolo5"/>
       </w:pPr>
       <w:r>
         <w:t>Funzionalità di login</w:t>
@@ -548,7 +567,6 @@
         <w:rPr>
           <w:noProof/>
         </w:rPr>
-        <w:lastRenderedPageBreak/>
         <w:drawing>
           <wp:inline distT="0" distB="0" distL="0" distR="0" wp14:anchorId="3F93CCC6" wp14:editId="24239D46">
             <wp:extent cx="3381375" cy="2457450"/>
@@ -616,6 +634,7 @@
         <w:rPr>
           <w:noProof/>
         </w:rPr>
+        <w:lastRenderedPageBreak/>
         <w:drawing>
           <wp:inline distT="0" distB="0" distL="0" distR="0" wp14:anchorId="516C3D2D" wp14:editId="4073CD7A">
             <wp:extent cx="3771900" cy="2162175"/>
@@ -744,7 +763,6 @@
         <w:rPr>
           <w:noProof/>
         </w:rPr>
-        <w:lastRenderedPageBreak/>
         <w:drawing>
           <wp:inline distT="0" distB="0" distL="0" distR="0" wp14:anchorId="1D699CBB" wp14:editId="77AE736B">
             <wp:extent cx="5400675" cy="1704975"/>
@@ -803,7 +821,7 @@
     </w:p>
     <w:p>
       <w:pPr>
-        <w:pStyle w:val="Sottotitolo"/>
+        <w:pStyle w:val="Titolo5"/>
       </w:pPr>
       <w:r>
         <w:t>Funzionalità di registrazione (scelta 2)</w:t>
@@ -824,6 +842,7 @@
         <w:rPr>
           <w:noProof/>
         </w:rPr>
+        <w:lastRenderedPageBreak/>
         <mc:AlternateContent>
           <mc:Choice Requires="wpi">
             <w:drawing>
@@ -927,7 +946,7 @@
     </w:p>
     <w:p>
       <w:pPr>
-        <w:pStyle w:val="Sottotitolo"/>
+        <w:pStyle w:val="Titolo5"/>
       </w:pPr>
       <w:r>
         <w:t>Funzionalità di guest (scelta 3)</w:t>
@@ -958,7 +977,6 @@
         <w:rPr>
           <w:noProof/>
         </w:rPr>
-        <w:lastRenderedPageBreak/>
         <w:drawing>
           <wp:inline distT="0" distB="0" distL="0" distR="0" wp14:anchorId="35649AC2" wp14:editId="6F91C776">
             <wp:extent cx="3295650" cy="3076575"/>
@@ -998,7 +1016,7 @@
     </w:p>
     <w:p>
       <w:pPr>
-        <w:pStyle w:val="Sottotitolo"/>
+        <w:pStyle w:val="Titolo5"/>
       </w:pPr>
       <w:r>
         <w:t>Terminare il programma</w:t>
@@ -1019,6 +1037,7 @@
         <w:rPr>
           <w:noProof/>
         </w:rPr>
+        <w:lastRenderedPageBreak/>
         <w:drawing>
           <wp:inline distT="0" distB="0" distL="0" distR="0" wp14:anchorId="6FCE4B38" wp14:editId="58289B4E">
             <wp:extent cx="2095500" cy="1266825"/>
@@ -1058,7 +1077,7 @@
     </w:p>
     <w:p>
       <w:pPr>
-        <w:pStyle w:val="Citazioneintensa"/>
+        <w:pStyle w:val="Titolo4"/>
       </w:pPr>
       <w:r>
         <w:t>FUNZIONI DEL RUOLO “</w:t>
@@ -1073,6 +1092,14 @@
     <w:p>
       <w:r>
         <w:t>Se è stato effettuato il login all’applicazione come clienti, si ha a disposizione le seguenti possibilità:</w:t>
+      </w:r>
+    </w:p>
+    <w:p>
+      <w:pPr>
+        <w:pStyle w:val="Titolo5"/>
+      </w:pPr>
+      <w:r>
+        <w:t>Creare una prenotazione</w:t>
       </w:r>
     </w:p>
     <w:p>
@@ -1103,7 +1130,6 @@
         <w:rPr>
           <w:noProof/>
         </w:rPr>
-        <w:lastRenderedPageBreak/>
         <w:drawing>
           <wp:inline distT="0" distB="0" distL="0" distR="0" wp14:anchorId="57524296" wp14:editId="09D14C29">
             <wp:extent cx="5295900" cy="2343150"/>
@@ -1148,6 +1174,19 @@
     </w:p>
     <w:p>
       <w:pPr>
+        <w:pStyle w:val="Titolo5"/>
+      </w:pPr>
+      <w:r>
+        <w:t>Visualizzare una prenotazione</w:t>
+      </w:r>
+    </w:p>
+    <w:p>
+      <w:pPr>
+        <w:pStyle w:val="Paragrafoelenco"/>
+      </w:pPr>
+    </w:p>
+    <w:p>
+      <w:pPr>
         <w:pStyle w:val="Paragrafoelenco"/>
         <w:numPr>
           <w:ilvl w:val="0"/>
@@ -1208,19 +1247,10 @@
     </w:p>
     <w:p>
       <w:pPr>
-        <w:ind w:left="360"/>
-      </w:pPr>
-      <w:r>
-        <w:t>3.</w:t>
-      </w:r>
-      <w:r>
-        <w:tab/>
-      </w:r>
-      <w:r>
-        <w:t>modificare una prenotazione</w:t>
-      </w:r>
-      <w:r>
-        <w:t xml:space="preserve">: </w:t>
+        <w:pStyle w:val="Titolo5"/>
+      </w:pPr>
+      <w:r>
+        <w:t>Modificare una prenotazione</w:t>
       </w:r>
     </w:p>
     <w:p>
@@ -1228,10 +1258,34 @@
         <w:pStyle w:val="Paragrafoelenco"/>
         <w:numPr>
           <w:ilvl w:val="0"/>
-          <w:numId w:val="1"/>
+          <w:numId w:val="2"/>
         </w:numPr>
       </w:pPr>
       <w:r>
+        <w:t>modificare una prenotazione</w:t>
+      </w:r>
+      <w:r>
+        <w:t xml:space="preserve">: </w:t>
+      </w:r>
+    </w:p>
+    <w:p>
+      <w:pPr>
+        <w:pStyle w:val="Titolo5"/>
+      </w:pPr>
+      <w:r>
+        <w:lastRenderedPageBreak/>
+        <w:t>Eliminare una prenotazione</w:t>
+      </w:r>
+    </w:p>
+    <w:p>
+      <w:pPr>
+        <w:pStyle w:val="Paragrafoelenco"/>
+        <w:numPr>
+          <w:ilvl w:val="0"/>
+          <w:numId w:val="2"/>
+        </w:numPr>
+      </w:pPr>
+      <w:r>
         <w:t>eliminare una prenotazione</w:t>
       </w:r>
       <w:r>
@@ -1256,9 +1310,10 @@
         <w:t>La scelta “0” è possibile per uscire dalle funzioni del cliente e tornare alla schermata di avvio.</w:t>
       </w:r>
     </w:p>
-    <w:p>
-      <w:pPr>
-        <w:pStyle w:val="Citazioneintensa"/>
+    <w:p/>
+    <w:p>
+      <w:pPr>
+        <w:pStyle w:val="Titolo4"/>
       </w:pPr>
       <w:r>
         <w:t>FUNZIONI DEL RUOLO “BIGLIETTAIO”</w:t>
@@ -1270,8 +1325,24 @@
       </w:r>
     </w:p>
     <w:p>
-      <w:r>
-        <w:t>Digitando “1” alla voce “Scelta:“ viene chiesto di ricercare una prenotazione scegliendo tra uno dei quattro criteri di ricerca proposti: codice della prenotazione, nome e cognome del cliente, titolo del film e intervallo di date.</w:t>
+      <w:pPr>
+        <w:pStyle w:val="Titolo5"/>
+      </w:pPr>
+      <w:r>
+        <w:t>Ricercare una prenotazione</w:t>
+      </w:r>
+    </w:p>
+    <w:p>
+      <w:r>
+        <w:t>Digitando “1” alla voce “</w:t>
+      </w:r>
+      <w:proofErr w:type="gramStart"/>
+      <w:r>
+        <w:t>Scelta:“</w:t>
+      </w:r>
+      <w:proofErr w:type="gramEnd"/>
+      <w:r>
+        <w:t xml:space="preserve"> viene chiesto di ricercare una prenotazione scegliendo tra uno dei quattro criteri di ricerca proposti: codice della prenotazione, nome e cognome del cliente, titolo del film e intervallo di date.</w:t>
       </w:r>
     </w:p>
     <w:p>
@@ -1279,7 +1350,6 @@
         <w:rPr>
           <w:noProof/>
         </w:rPr>
-        <w:lastRenderedPageBreak/>
         <mc:AlternateContent>
           <mc:Choice Requires="wpi">
             <w:drawing>
@@ -1391,6 +1461,9 @@
         <w:keepNext/>
       </w:pPr>
       <w:r>
+        <w:rPr>
+          <w:noProof/>
+        </w:rPr>
         <w:drawing>
           <wp:inline distT="0" distB="0" distL="0" distR="0" wp14:anchorId="3B6C97BE" wp14:editId="50062E63">
             <wp:extent cx="4619625" cy="1438275"/>
@@ -1452,6 +1525,9 @@
         <w:keepNext/>
       </w:pPr>
       <w:r>
+        <w:rPr>
+          <w:noProof/>
+        </w:rPr>
         <w:drawing>
           <wp:inline distT="0" distB="0" distL="0" distR="0" wp14:anchorId="7AC979BA" wp14:editId="1E4FC8F0">
             <wp:extent cx="5724525" cy="1571625"/>
@@ -1513,6 +1589,10 @@
         <w:pStyle w:val="Didascalia"/>
       </w:pPr>
       <w:r>
+        <w:rPr>
+          <w:noProof/>
+        </w:rPr>
+        <w:lastRenderedPageBreak/>
         <w:drawing>
           <wp:inline distT="0" distB="0" distL="0" distR="0" wp14:anchorId="77CAF7CA" wp14:editId="4090EE01">
             <wp:extent cx="4286250" cy="1438275"/>
@@ -1571,7 +1651,9 @@
     </w:p>
     <w:p>
       <w:r>
-        <w:lastRenderedPageBreak/>
+        <w:rPr>
+          <w:noProof/>
+        </w:rPr>
         <w:drawing>
           <wp:inline distT="0" distB="0" distL="0" distR="0" wp14:anchorId="0BBE1FE1" wp14:editId="17D9B915">
             <wp:extent cx="5743575" cy="1733550"/>
@@ -1631,7 +1713,7 @@
     <w:p/>
     <w:p>
       <w:pPr>
-        <w:pStyle w:val="Citazioneintensa"/>
+        <w:pStyle w:val="Titolo4"/>
       </w:pPr>
       <w:r>
         <w:t>FUNZIONI DEL RUOLO “PROIEZIONISTA”</w:t>
@@ -1692,6 +1774,14 @@
     </w:p>
     <w:p>
       <w:pPr>
+        <w:pStyle w:val="Titolo5"/>
+      </w:pPr>
+      <w:r>
+        <w:t>Creare una proiezione</w:t>
+      </w:r>
+    </w:p>
+    <w:p>
+      <w:pPr>
         <w:pStyle w:val="Paragrafoelenco"/>
         <w:numPr>
           <w:ilvl w:val="0"/>
@@ -1710,6 +1800,7 @@
         <w:rPr>
           <w:noProof/>
         </w:rPr>
+        <w:lastRenderedPageBreak/>
         <w:drawing>
           <wp:inline distT="0" distB="0" distL="0" distR="0" wp14:anchorId="30BFC11A" wp14:editId="4CDCB0D5">
             <wp:extent cx="6120130" cy="2779395"/>
@@ -1749,6 +1840,14 @@
     </w:p>
     <w:p>
       <w:pPr>
+        <w:pStyle w:val="Titolo5"/>
+      </w:pPr>
+      <w:r>
+        <w:t>Modificare una proiezione</w:t>
+      </w:r>
+    </w:p>
+    <w:p>
+      <w:pPr>
         <w:pStyle w:val="Paragrafoelenco"/>
         <w:numPr>
           <w:ilvl w:val="0"/>
@@ -1761,6 +1860,14 @@
     </w:p>
     <w:p>
       <w:pPr>
+        <w:pStyle w:val="Titolo5"/>
+      </w:pPr>
+      <w:r>
+        <w:t>Eliminare una proiezione</w:t>
+      </w:r>
+    </w:p>
+    <w:p>
+      <w:pPr>
         <w:pStyle w:val="Paragrafoelenco"/>
         <w:numPr>
           <w:ilvl w:val="0"/>
@@ -1768,7 +1875,6 @@
         </w:numPr>
       </w:pPr>
       <w:r>
-        <w:lastRenderedPageBreak/>
         <w:t>eliminare una proiezione</w:t>
       </w:r>
     </w:p>
@@ -1792,19 +1898,6 @@
       </w:pPr>
       <w:r>
         <w:t>• Limiti della soluzione sviluppata</w:t>
-      </w:r>
-    </w:p>
-    <w:p>
-      <w:r>
-        <w:t xml:space="preserve">La soluzione software sviluppata risulta ridondante nel momento in cui un cliente voglia </w:t>
-      </w:r>
-      <w:r>
-        <w:t>modificare una prenotazione effettuate in precedenza in quanto, per le scelte implementative stesse del codice funzionale, il cliente è tenuto a compilare campi come “username”, “password” o “domicilio” che apparentemente sembrano fuori luogo per questa particolare funzione.</w:t>
-      </w:r>
-    </w:p>
-    <w:p>
-      <w:r>
-        <w:t>Inoltre non siamo riuscite a sviluppare una funzione che cifrasse le password inserite in fase di registrazione; l’impatto di questo limite non ha influenza per quanto riguarda l’utilizzo dell’applicazione stessa (lato utente finale) ma può comportare punti di debolezza nelle funzioni intrinseche del codice.</w:t>
       </w:r>
     </w:p>
     <w:p>
@@ -2598,7 +2691,6 @@
     <w:next w:val="Normale"/>
     <w:link w:val="Titolo4Carattere"/>
     <w:uiPriority w:val="9"/>
-    <w:semiHidden/>
     <w:unhideWhenUsed/>
     <w:qFormat/>
     <w:rsid w:val="00DA0633"/>
@@ -2621,7 +2713,6 @@
     <w:next w:val="Normale"/>
     <w:link w:val="Titolo5Carattere"/>
     <w:uiPriority w:val="9"/>
-    <w:semiHidden/>
     <w:unhideWhenUsed/>
     <w:qFormat/>
     <w:rsid w:val="00DA0633"/>
@@ -2795,7 +2886,6 @@
     <w:basedOn w:val="Carpredefinitoparagrafo"/>
     <w:link w:val="Titolo4"/>
     <w:uiPriority w:val="9"/>
-    <w:semiHidden/>
     <w:rsid w:val="00DA0633"/>
     <w:rPr>
       <w:rFonts w:eastAsiaTheme="majorEastAsia" w:cstheme="majorBidi"/>
@@ -2809,7 +2899,6 @@
     <w:basedOn w:val="Carpredefinitoparagrafo"/>
     <w:link w:val="Titolo5"/>
     <w:uiPriority w:val="9"/>
-    <w:semiHidden/>
     <w:rsid w:val="00DA0633"/>
     <w:rPr>
       <w:rFonts w:eastAsiaTheme="majorEastAsia" w:cstheme="majorBidi"/>

--- a/doc/Manuale Utente.docx
+++ b/doc/Manuale Utente.docx
@@ -1889,9 +1889,759 @@
     </w:p>
     <w:p>
       <w:r>
-        <w:t xml:space="preserve">L’applicazione si basa su un data set composto da tre file di testo denominati “Utenti” per la gestione degli utenti registrati; “Proiezioni” per la visualizzazione (lato cliente e proiezionista), la modifica e l’eliminazione (esclusivamente per il proiezionista) delle proiezioni; “Prenotazioni” per la visualizzazione e la modifica (lato cliente) e sola visualizzazione (lato bigliettai). </w:t>
-      </w:r>
-    </w:p>
+        <w:t>L’applicazione si basa su un data set composto da tre file di testo denominati</w:t>
+      </w:r>
+    </w:p>
+    <w:p>
+      <w:pPr>
+        <w:pStyle w:val="Paragrafoelenco"/>
+        <w:numPr>
+          <w:ilvl w:val="0"/>
+          <w:numId w:val="4"/>
+        </w:numPr>
+      </w:pPr>
+      <w:r>
+        <w:t>“Utenti</w:t>
+      </w:r>
+      <w:r>
+        <w:t>.csv</w:t>
+      </w:r>
+      <w:r>
+        <w:t xml:space="preserve">” per la gestione degli utenti registrati; </w:t>
+      </w:r>
+    </w:p>
+    <w:p>
+      <w:pPr>
+        <w:pStyle w:val="Paragrafoelenco"/>
+        <w:numPr>
+          <w:ilvl w:val="0"/>
+          <w:numId w:val="4"/>
+        </w:numPr>
+      </w:pPr>
+      <w:r>
+        <w:t>“Proiezioni</w:t>
+      </w:r>
+      <w:r>
+        <w:t>.csv</w:t>
+      </w:r>
+      <w:r>
+        <w:t>” per la visualizzazione (lato cliente e proiezionista), la modifica e l’eliminazione (esclusivamente per il proiezionista) delle proiezioni;</w:t>
+      </w:r>
+    </w:p>
+    <w:p>
+      <w:pPr>
+        <w:pStyle w:val="Paragrafoelenco"/>
+        <w:numPr>
+          <w:ilvl w:val="0"/>
+          <w:numId w:val="4"/>
+        </w:numPr>
+      </w:pPr>
+      <w:r>
+        <w:t>“Prenotazioni</w:t>
+      </w:r>
+      <w:r>
+        <w:t>.csv</w:t>
+      </w:r>
+      <w:r>
+        <w:t xml:space="preserve">” per la visualizzazione e la modifica (lato cliente) e sola visualizzazione (lato bigliettai). </w:t>
+      </w:r>
+    </w:p>
+    <w:p/>
+    <w:p>
+      <w:r>
+        <w:t>Il file “Utenti.csv” contiene i seguenti utenti registrati di cui sono riportati qui username e password di ciascuno.</w:t>
+      </w:r>
+    </w:p>
+    <w:tbl>
+      <w:tblPr>
+        <w:tblStyle w:val="Tabellagriglia2-colore1"/>
+        <w:tblW w:w="0" w:type="auto"/>
+        <w:tblLook w:val="04A0" w:firstRow="1" w:lastRow="0" w:firstColumn="1" w:lastColumn="0" w:noHBand="0" w:noVBand="1"/>
+      </w:tblPr>
+      <w:tblGrid>
+        <w:gridCol w:w="4814"/>
+        <w:gridCol w:w="4814"/>
+      </w:tblGrid>
+      <w:tr>
+        <w:trPr>
+          <w:cnfStyle w:val="100000000000" w:firstRow="1" w:lastRow="0" w:firstColumn="0" w:lastColumn="0" w:oddVBand="0" w:evenVBand="0" w:oddHBand="0" w:evenHBand="0" w:firstRowFirstColumn="0" w:firstRowLastColumn="0" w:lastRowFirstColumn="0" w:lastRowLastColumn="0"/>
+        </w:trPr>
+        <w:tc>
+          <w:tcPr>
+            <w:cnfStyle w:val="001000000000" w:firstRow="0" w:lastRow="0" w:firstColumn="1" w:lastColumn="0" w:oddVBand="0" w:evenVBand="0" w:oddHBand="0" w:evenHBand="0" w:firstRowFirstColumn="0" w:firstRowLastColumn="0" w:lastRowFirstColumn="0" w:lastRowLastColumn="0"/>
+            <w:tcW w:w="4814" w:type="dxa"/>
+          </w:tcPr>
+          <w:p>
+            <w:r>
+              <w:t>USERNAME</w:t>
+            </w:r>
+          </w:p>
+        </w:tc>
+        <w:tc>
+          <w:tcPr>
+            <w:tcW w:w="4814" w:type="dxa"/>
+          </w:tcPr>
+          <w:p>
+            <w:pPr>
+              <w:cnfStyle w:val="100000000000" w:firstRow="1" w:lastRow="0" w:firstColumn="0" w:lastColumn="0" w:oddVBand="0" w:evenVBand="0" w:oddHBand="0" w:evenHBand="0" w:firstRowFirstColumn="0" w:firstRowLastColumn="0" w:lastRowFirstColumn="0" w:lastRowLastColumn="0"/>
+            </w:pPr>
+            <w:r>
+              <w:t>PASSWORD</w:t>
+            </w:r>
+          </w:p>
+        </w:tc>
+      </w:tr>
+      <w:tr>
+        <w:trPr>
+          <w:cnfStyle w:val="000000100000" w:firstRow="0" w:lastRow="0" w:firstColumn="0" w:lastColumn="0" w:oddVBand="0" w:evenVBand="0" w:oddHBand="1" w:evenHBand="0" w:firstRowFirstColumn="0" w:firstRowLastColumn="0" w:lastRowFirstColumn="0" w:lastRowLastColumn="0"/>
+        </w:trPr>
+        <w:tc>
+          <w:tcPr>
+            <w:cnfStyle w:val="001000000000" w:firstRow="0" w:lastRow="0" w:firstColumn="1" w:lastColumn="0" w:oddVBand="0" w:evenVBand="0" w:oddHBand="0" w:evenHBand="0" w:firstRowFirstColumn="0" w:firstRowLastColumn="0" w:lastRowFirstColumn="0" w:lastRowLastColumn="0"/>
+            <w:tcW w:w="4814" w:type="dxa"/>
+          </w:tcPr>
+          <w:p>
+            <w:pPr>
+              <w:rPr>
+                <w:b w:val="0"/>
+                <w:bCs w:val="0"/>
+              </w:rPr>
+            </w:pPr>
+            <w:proofErr w:type="spellStart"/>
+            <w:proofErr w:type="gramStart"/>
+            <w:r>
+              <w:rPr>
+                <w:b w:val="0"/>
+                <w:bCs w:val="0"/>
+              </w:rPr>
+              <w:t>daniela.b</w:t>
+            </w:r>
+            <w:proofErr w:type="spellEnd"/>
+            <w:proofErr w:type="gramEnd"/>
+          </w:p>
+        </w:tc>
+        <w:tc>
+          <w:tcPr>
+            <w:tcW w:w="4814" w:type="dxa"/>
+          </w:tcPr>
+          <w:p>
+            <w:pPr>
+              <w:cnfStyle w:val="000000100000" w:firstRow="0" w:lastRow="0" w:firstColumn="0" w:lastColumn="0" w:oddVBand="0" w:evenVBand="0" w:oddHBand="1" w:evenHBand="0" w:firstRowFirstColumn="0" w:firstRowLastColumn="0" w:lastRowFirstColumn="0" w:lastRowLastColumn="0"/>
+            </w:pPr>
+            <w:r>
+              <w:t>Fogliame</w:t>
+            </w:r>
+          </w:p>
+        </w:tc>
+      </w:tr>
+      <w:tr>
+        <w:tc>
+          <w:tcPr>
+            <w:cnfStyle w:val="001000000000" w:firstRow="0" w:lastRow="0" w:firstColumn="1" w:lastColumn="0" w:oddVBand="0" w:evenVBand="0" w:oddHBand="0" w:evenHBand="0" w:firstRowFirstColumn="0" w:firstRowLastColumn="0" w:lastRowFirstColumn="0" w:lastRowLastColumn="0"/>
+            <w:tcW w:w="4814" w:type="dxa"/>
+          </w:tcPr>
+          <w:p>
+            <w:pPr>
+              <w:rPr>
+                <w:b w:val="0"/>
+                <w:bCs w:val="0"/>
+              </w:rPr>
+            </w:pPr>
+            <w:proofErr w:type="spellStart"/>
+            <w:r>
+              <w:rPr>
+                <w:b w:val="0"/>
+                <w:bCs w:val="0"/>
+              </w:rPr>
+              <w:t>giancarlogianni</w:t>
+            </w:r>
+            <w:proofErr w:type="spellEnd"/>
+          </w:p>
+        </w:tc>
+        <w:tc>
+          <w:tcPr>
+            <w:tcW w:w="4814" w:type="dxa"/>
+          </w:tcPr>
+          <w:p>
+            <w:pPr>
+              <w:cnfStyle w:val="000000000000" w:firstRow="0" w:lastRow="0" w:firstColumn="0" w:lastColumn="0" w:oddVBand="0" w:evenVBand="0" w:oddHBand="0" w:evenHBand="0" w:firstRowFirstColumn="0" w:firstRowLastColumn="0" w:lastRowFirstColumn="0" w:lastRowLastColumn="0"/>
+            </w:pPr>
+            <w:r>
+              <w:t>Cinema2000</w:t>
+            </w:r>
+          </w:p>
+        </w:tc>
+      </w:tr>
+      <w:tr>
+        <w:trPr>
+          <w:cnfStyle w:val="000000100000" w:firstRow="0" w:lastRow="0" w:firstColumn="0" w:lastColumn="0" w:oddVBand="0" w:evenVBand="0" w:oddHBand="1" w:evenHBand="0" w:firstRowFirstColumn="0" w:firstRowLastColumn="0" w:lastRowFirstColumn="0" w:lastRowLastColumn="0"/>
+        </w:trPr>
+        <w:tc>
+          <w:tcPr>
+            <w:cnfStyle w:val="001000000000" w:firstRow="0" w:lastRow="0" w:firstColumn="1" w:lastColumn="0" w:oddVBand="0" w:evenVBand="0" w:oddHBand="0" w:evenHBand="0" w:firstRowFirstColumn="0" w:firstRowLastColumn="0" w:lastRowFirstColumn="0" w:lastRowLastColumn="0"/>
+            <w:tcW w:w="4814" w:type="dxa"/>
+          </w:tcPr>
+          <w:p>
+            <w:pPr>
+              <w:rPr>
+                <w:b w:val="0"/>
+                <w:bCs w:val="0"/>
+              </w:rPr>
+            </w:pPr>
+            <w:proofErr w:type="spellStart"/>
+            <w:r>
+              <w:rPr>
+                <w:b w:val="0"/>
+                <w:bCs w:val="0"/>
+              </w:rPr>
+              <w:t>mrossi</w:t>
+            </w:r>
+            <w:proofErr w:type="spellEnd"/>
+          </w:p>
+        </w:tc>
+        <w:tc>
+          <w:tcPr>
+            <w:tcW w:w="4814" w:type="dxa"/>
+          </w:tcPr>
+          <w:p>
+            <w:pPr>
+              <w:cnfStyle w:val="000000100000" w:firstRow="0" w:lastRow="0" w:firstColumn="0" w:lastColumn="0" w:oddVBand="0" w:evenVBand="0" w:oddHBand="1" w:evenHBand="0" w:firstRowFirstColumn="0" w:firstRowLastColumn="0" w:lastRowFirstColumn="0" w:lastRowLastColumn="0"/>
+            </w:pPr>
+            <w:r>
+              <w:t>1988mario</w:t>
+            </w:r>
+          </w:p>
+        </w:tc>
+      </w:tr>
+      <w:tr>
+        <w:tc>
+          <w:tcPr>
+            <w:cnfStyle w:val="001000000000" w:firstRow="0" w:lastRow="0" w:firstColumn="1" w:lastColumn="0" w:oddVBand="0" w:evenVBand="0" w:oddHBand="0" w:evenHBand="0" w:firstRowFirstColumn="0" w:firstRowLastColumn="0" w:lastRowFirstColumn="0" w:lastRowLastColumn="0"/>
+            <w:tcW w:w="4814" w:type="dxa"/>
+          </w:tcPr>
+          <w:p>
+            <w:pPr>
+              <w:rPr>
+                <w:b w:val="0"/>
+                <w:bCs w:val="0"/>
+              </w:rPr>
+            </w:pPr>
+            <w:proofErr w:type="spellStart"/>
+            <w:r>
+              <w:rPr>
+                <w:b w:val="0"/>
+                <w:bCs w:val="0"/>
+              </w:rPr>
+              <w:t>milly</w:t>
+            </w:r>
+            <w:proofErr w:type="spellEnd"/>
+          </w:p>
+        </w:tc>
+        <w:tc>
+          <w:tcPr>
+            <w:tcW w:w="4814" w:type="dxa"/>
+          </w:tcPr>
+          <w:p>
+            <w:pPr>
+              <w:cnfStyle w:val="000000000000" w:firstRow="0" w:lastRow="0" w:firstColumn="0" w:lastColumn="0" w:oddVBand="0" w:evenVBand="0" w:oddHBand="0" w:evenHBand="0" w:firstRowFirstColumn="0" w:firstRowLastColumn="0" w:lastRowFirstColumn="0" w:lastRowLastColumn="0"/>
+            </w:pPr>
+            <w:r>
+              <w:t>#</w:t>
+            </w:r>
+            <w:proofErr w:type="gramStart"/>
+            <w:r>
+              <w:t>greco.milena</w:t>
+            </w:r>
+            <w:proofErr w:type="gramEnd"/>
+          </w:p>
+        </w:tc>
+      </w:tr>
+      <w:tr>
+        <w:trPr>
+          <w:cnfStyle w:val="000000100000" w:firstRow="0" w:lastRow="0" w:firstColumn="0" w:lastColumn="0" w:oddVBand="0" w:evenVBand="0" w:oddHBand="1" w:evenHBand="0" w:firstRowFirstColumn="0" w:firstRowLastColumn="0" w:lastRowFirstColumn="0" w:lastRowLastColumn="0"/>
+        </w:trPr>
+        <w:tc>
+          <w:tcPr>
+            <w:cnfStyle w:val="001000000000" w:firstRow="0" w:lastRow="0" w:firstColumn="1" w:lastColumn="0" w:oddVBand="0" w:evenVBand="0" w:oddHBand="0" w:evenHBand="0" w:firstRowFirstColumn="0" w:firstRowLastColumn="0" w:lastRowFirstColumn="0" w:lastRowLastColumn="0"/>
+            <w:tcW w:w="4814" w:type="dxa"/>
+          </w:tcPr>
+          <w:p>
+            <w:pPr>
+              <w:rPr>
+                <w:b w:val="0"/>
+                <w:bCs w:val="0"/>
+              </w:rPr>
+            </w:pPr>
+            <w:r>
+              <w:rPr>
+                <w:b w:val="0"/>
+                <w:bCs w:val="0"/>
+              </w:rPr>
+              <w:t>simo101</w:t>
+            </w:r>
+          </w:p>
+        </w:tc>
+        <w:tc>
+          <w:tcPr>
+            <w:tcW w:w="4814" w:type="dxa"/>
+          </w:tcPr>
+          <w:p>
+            <w:pPr>
+              <w:cnfStyle w:val="000000100000" w:firstRow="0" w:lastRow="0" w:firstColumn="0" w:lastColumn="0" w:oddVBand="0" w:evenVBand="0" w:oddHBand="1" w:evenHBand="0" w:firstRowFirstColumn="0" w:firstRowLastColumn="0" w:lastRowFirstColumn="0" w:lastRowLastColumn="0"/>
+            </w:pPr>
+            <w:proofErr w:type="spellStart"/>
+            <w:r>
+              <w:t>film&amp;pellicole</w:t>
+            </w:r>
+            <w:proofErr w:type="spellEnd"/>
+          </w:p>
+        </w:tc>
+      </w:tr>
+      <w:tr>
+        <w:tc>
+          <w:tcPr>
+            <w:cnfStyle w:val="001000000000" w:firstRow="0" w:lastRow="0" w:firstColumn="1" w:lastColumn="0" w:oddVBand="0" w:evenVBand="0" w:oddHBand="0" w:evenHBand="0" w:firstRowFirstColumn="0" w:firstRowLastColumn="0" w:lastRowFirstColumn="0" w:lastRowLastColumn="0"/>
+            <w:tcW w:w="4814" w:type="dxa"/>
+          </w:tcPr>
+          <w:p>
+            <w:pPr>
+              <w:rPr>
+                <w:b w:val="0"/>
+                <w:bCs w:val="0"/>
+              </w:rPr>
+            </w:pPr>
+            <w:proofErr w:type="spellStart"/>
+            <w:r>
+              <w:rPr>
+                <w:b w:val="0"/>
+                <w:bCs w:val="0"/>
+              </w:rPr>
+              <w:t>christian</w:t>
+            </w:r>
+            <w:proofErr w:type="spellEnd"/>
+          </w:p>
+        </w:tc>
+        <w:tc>
+          <w:tcPr>
+            <w:tcW w:w="4814" w:type="dxa"/>
+          </w:tcPr>
+          <w:p>
+            <w:pPr>
+              <w:cnfStyle w:val="000000000000" w:firstRow="0" w:lastRow="0" w:firstColumn="0" w:lastColumn="0" w:oddVBand="0" w:evenVBand="0" w:oddHBand="0" w:evenHBand="0" w:firstRowFirstColumn="0" w:firstRowLastColumn="0" w:lastRowFirstColumn="0" w:lastRowLastColumn="0"/>
+            </w:pPr>
+            <w:r>
+              <w:t>c.longoni90</w:t>
+            </w:r>
+          </w:p>
+        </w:tc>
+      </w:tr>
+      <w:tr>
+        <w:trPr>
+          <w:cnfStyle w:val="000000100000" w:firstRow="0" w:lastRow="0" w:firstColumn="0" w:lastColumn="0" w:oddVBand="0" w:evenVBand="0" w:oddHBand="1" w:evenHBand="0" w:firstRowFirstColumn="0" w:firstRowLastColumn="0" w:lastRowFirstColumn="0" w:lastRowLastColumn="0"/>
+        </w:trPr>
+        <w:tc>
+          <w:tcPr>
+            <w:cnfStyle w:val="001000000000" w:firstRow="0" w:lastRow="0" w:firstColumn="1" w:lastColumn="0" w:oddVBand="0" w:evenVBand="0" w:oddHBand="0" w:evenHBand="0" w:firstRowFirstColumn="0" w:firstRowLastColumn="0" w:lastRowFirstColumn="0" w:lastRowLastColumn="0"/>
+            <w:tcW w:w="4814" w:type="dxa"/>
+          </w:tcPr>
+          <w:p>
+            <w:pPr>
+              <w:rPr>
+                <w:b w:val="0"/>
+                <w:bCs w:val="0"/>
+              </w:rPr>
+            </w:pPr>
+            <w:r>
+              <w:rPr>
+                <w:b w:val="0"/>
+                <w:bCs w:val="0"/>
+              </w:rPr>
+              <w:t>--</w:t>
+            </w:r>
+            <w:proofErr w:type="spellStart"/>
+            <w:r>
+              <w:rPr>
+                <w:b w:val="0"/>
+                <w:bCs w:val="0"/>
+              </w:rPr>
+              <w:t>gallimichele</w:t>
+            </w:r>
+            <w:proofErr w:type="spellEnd"/>
+            <w:r>
+              <w:rPr>
+                <w:b w:val="0"/>
+                <w:bCs w:val="0"/>
+              </w:rPr>
+              <w:t>--</w:t>
+            </w:r>
+          </w:p>
+        </w:tc>
+        <w:tc>
+          <w:tcPr>
+            <w:tcW w:w="4814" w:type="dxa"/>
+          </w:tcPr>
+          <w:p>
+            <w:pPr>
+              <w:cnfStyle w:val="000000100000" w:firstRow="0" w:lastRow="0" w:firstColumn="0" w:lastColumn="0" w:oddVBand="0" w:evenVBand="0" w:oddHBand="1" w:evenHBand="0" w:firstRowFirstColumn="0" w:firstRowLastColumn="0" w:lastRowFirstColumn="0" w:lastRowLastColumn="0"/>
+            </w:pPr>
+            <w:r>
+              <w:t>9880regia</w:t>
+            </w:r>
+          </w:p>
+        </w:tc>
+      </w:tr>
+      <w:tr>
+        <w:tc>
+          <w:tcPr>
+            <w:cnfStyle w:val="001000000000" w:firstRow="0" w:lastRow="0" w:firstColumn="1" w:lastColumn="0" w:oddVBand="0" w:evenVBand="0" w:oddHBand="0" w:evenHBand="0" w:firstRowFirstColumn="0" w:firstRowLastColumn="0" w:lastRowFirstColumn="0" w:lastRowLastColumn="0"/>
+            <w:tcW w:w="4814" w:type="dxa"/>
+          </w:tcPr>
+          <w:p>
+            <w:pPr>
+              <w:rPr>
+                <w:b w:val="0"/>
+                <w:bCs w:val="0"/>
+              </w:rPr>
+            </w:pPr>
+            <w:r>
+              <w:rPr>
+                <w:b w:val="0"/>
+                <w:bCs w:val="0"/>
+              </w:rPr>
+              <w:t>anna</w:t>
+            </w:r>
+          </w:p>
+        </w:tc>
+        <w:tc>
+          <w:tcPr>
+            <w:tcW w:w="4814" w:type="dxa"/>
+          </w:tcPr>
+          <w:p>
+            <w:pPr>
+              <w:cnfStyle w:val="000000000000" w:firstRow="0" w:lastRow="0" w:firstColumn="0" w:lastColumn="0" w:oddVBand="0" w:evenVBand="0" w:oddHBand="0" w:evenHBand="0" w:firstRowFirstColumn="0" w:firstRowLastColumn="0" w:lastRowFirstColumn="0" w:lastRowLastColumn="0"/>
+            </w:pPr>
+            <w:r>
+              <w:t>Qw55-aa-9nb?</w:t>
+            </w:r>
+          </w:p>
+        </w:tc>
+      </w:tr>
+      <w:tr>
+        <w:trPr>
+          <w:cnfStyle w:val="000000100000" w:firstRow="0" w:lastRow="0" w:firstColumn="0" w:lastColumn="0" w:oddVBand="0" w:evenVBand="0" w:oddHBand="1" w:evenHBand="0" w:firstRowFirstColumn="0" w:firstRowLastColumn="0" w:lastRowFirstColumn="0" w:lastRowLastColumn="0"/>
+        </w:trPr>
+        <w:tc>
+          <w:tcPr>
+            <w:cnfStyle w:val="001000000000" w:firstRow="0" w:lastRow="0" w:firstColumn="1" w:lastColumn="0" w:oddVBand="0" w:evenVBand="0" w:oddHBand="0" w:evenHBand="0" w:firstRowFirstColumn="0" w:firstRowLastColumn="0" w:lastRowFirstColumn="0" w:lastRowLastColumn="0"/>
+            <w:tcW w:w="4814" w:type="dxa"/>
+          </w:tcPr>
+          <w:p>
+            <w:pPr>
+              <w:rPr>
+                <w:b w:val="0"/>
+                <w:bCs w:val="0"/>
+              </w:rPr>
+            </w:pPr>
+            <w:proofErr w:type="spellStart"/>
+            <w:r>
+              <w:rPr>
+                <w:b w:val="0"/>
+                <w:bCs w:val="0"/>
+              </w:rPr>
+              <w:t>fmarino</w:t>
+            </w:r>
+            <w:proofErr w:type="spellEnd"/>
+          </w:p>
+        </w:tc>
+        <w:tc>
+          <w:tcPr>
+            <w:tcW w:w="4814" w:type="dxa"/>
+          </w:tcPr>
+          <w:p>
+            <w:pPr>
+              <w:cnfStyle w:val="000000100000" w:firstRow="0" w:lastRow="0" w:firstColumn="0" w:lastColumn="0" w:oddVBand="0" w:evenVBand="0" w:oddHBand="1" w:evenHBand="0" w:firstRowFirstColumn="0" w:firstRowLastColumn="0" w:lastRowFirstColumn="0" w:lastRowLastColumn="0"/>
+            </w:pPr>
+            <w:r>
+              <w:t>56m-koosgb</w:t>
+            </w:r>
+          </w:p>
+        </w:tc>
+      </w:tr>
+      <w:tr>
+        <w:tc>
+          <w:tcPr>
+            <w:cnfStyle w:val="001000000000" w:firstRow="0" w:lastRow="0" w:firstColumn="1" w:lastColumn="0" w:oddVBand="0" w:evenVBand="0" w:oddHBand="0" w:evenHBand="0" w:firstRowFirstColumn="0" w:firstRowLastColumn="0" w:lastRowFirstColumn="0" w:lastRowLastColumn="0"/>
+            <w:tcW w:w="4814" w:type="dxa"/>
+          </w:tcPr>
+          <w:p>
+            <w:pPr>
+              <w:rPr>
+                <w:b w:val="0"/>
+                <w:bCs w:val="0"/>
+              </w:rPr>
+            </w:pPr>
+            <w:r>
+              <w:rPr>
+                <w:b w:val="0"/>
+                <w:bCs w:val="0"/>
+              </w:rPr>
+              <w:t>emi1406</w:t>
+            </w:r>
+          </w:p>
+        </w:tc>
+        <w:tc>
+          <w:tcPr>
+            <w:tcW w:w="4814" w:type="dxa"/>
+          </w:tcPr>
+          <w:p>
+            <w:pPr>
+              <w:cnfStyle w:val="000000000000" w:firstRow="0" w:lastRow="0" w:firstColumn="0" w:lastColumn="0" w:oddVBand="0" w:evenVBand="0" w:oddHBand="0" w:evenHBand="0" w:firstRowFirstColumn="0" w:firstRowLastColumn="0" w:lastRowFirstColumn="0" w:lastRowLastColumn="0"/>
+            </w:pPr>
+            <w:r>
+              <w:t>film123!</w:t>
+            </w:r>
+          </w:p>
+        </w:tc>
+      </w:tr>
+      <w:tr>
+        <w:trPr>
+          <w:cnfStyle w:val="000000100000" w:firstRow="0" w:lastRow="0" w:firstColumn="0" w:lastColumn="0" w:oddVBand="0" w:evenVBand="0" w:oddHBand="1" w:evenHBand="0" w:firstRowFirstColumn="0" w:firstRowLastColumn="0" w:lastRowFirstColumn="0" w:lastRowLastColumn="0"/>
+        </w:trPr>
+        <w:tc>
+          <w:tcPr>
+            <w:cnfStyle w:val="001000000000" w:firstRow="0" w:lastRow="0" w:firstColumn="1" w:lastColumn="0" w:oddVBand="0" w:evenVBand="0" w:oddHBand="0" w:evenHBand="0" w:firstRowFirstColumn="0" w:firstRowLastColumn="0" w:lastRowFirstColumn="0" w:lastRowLastColumn="0"/>
+            <w:tcW w:w="4814" w:type="dxa"/>
+          </w:tcPr>
+          <w:p>
+            <w:pPr>
+              <w:rPr>
+                <w:b w:val="0"/>
+                <w:bCs w:val="0"/>
+              </w:rPr>
+            </w:pPr>
+            <w:r>
+              <w:rPr>
+                <w:b w:val="0"/>
+                <w:bCs w:val="0"/>
+              </w:rPr>
+              <w:t>Laghetto121</w:t>
+            </w:r>
+          </w:p>
+        </w:tc>
+        <w:tc>
+          <w:tcPr>
+            <w:tcW w:w="4814" w:type="dxa"/>
+          </w:tcPr>
+          <w:p>
+            <w:pPr>
+              <w:cnfStyle w:val="000000100000" w:firstRow="0" w:lastRow="0" w:firstColumn="0" w:lastColumn="0" w:oddVBand="0" w:evenVBand="0" w:oddHBand="1" w:evenHBand="0" w:firstRowFirstColumn="0" w:firstRowLastColumn="0" w:lastRowFirstColumn="0" w:lastRowLastColumn="0"/>
+            </w:pPr>
+            <w:r>
+              <w:t>cigno56</w:t>
+            </w:r>
+          </w:p>
+        </w:tc>
+      </w:tr>
+      <w:tr>
+        <w:tc>
+          <w:tcPr>
+            <w:cnfStyle w:val="001000000000" w:firstRow="0" w:lastRow="0" w:firstColumn="1" w:lastColumn="0" w:oddVBand="0" w:evenVBand="0" w:oddHBand="0" w:evenHBand="0" w:firstRowFirstColumn="0" w:firstRowLastColumn="0" w:lastRowFirstColumn="0" w:lastRowLastColumn="0"/>
+            <w:tcW w:w="4814" w:type="dxa"/>
+          </w:tcPr>
+          <w:p>
+            <w:pPr>
+              <w:rPr>
+                <w:b w:val="0"/>
+                <w:bCs w:val="0"/>
+              </w:rPr>
+            </w:pPr>
+            <w:proofErr w:type="spellStart"/>
+            <w:r>
+              <w:rPr>
+                <w:b w:val="0"/>
+                <w:bCs w:val="0"/>
+              </w:rPr>
+              <w:t>uffauffa</w:t>
+            </w:r>
+            <w:proofErr w:type="spellEnd"/>
+          </w:p>
+        </w:tc>
+        <w:tc>
+          <w:tcPr>
+            <w:tcW w:w="4814" w:type="dxa"/>
+          </w:tcPr>
+          <w:p>
+            <w:pPr>
+              <w:cnfStyle w:val="000000000000" w:firstRow="0" w:lastRow="0" w:firstColumn="0" w:lastColumn="0" w:oddVBand="0" w:evenVBand="0" w:oddHBand="0" w:evenHBand="0" w:firstRowFirstColumn="0" w:firstRowLastColumn="0" w:lastRowFirstColumn="0" w:lastRowLastColumn="0"/>
+            </w:pPr>
+            <w:r>
+              <w:t>uffauffa123</w:t>
+            </w:r>
+          </w:p>
+        </w:tc>
+      </w:tr>
+      <w:tr>
+        <w:trPr>
+          <w:cnfStyle w:val="000000100000" w:firstRow="0" w:lastRow="0" w:firstColumn="0" w:lastColumn="0" w:oddVBand="0" w:evenVBand="0" w:oddHBand="1" w:evenHBand="0" w:firstRowFirstColumn="0" w:firstRowLastColumn="0" w:lastRowFirstColumn="0" w:lastRowLastColumn="0"/>
+        </w:trPr>
+        <w:tc>
+          <w:tcPr>
+            <w:cnfStyle w:val="001000000000" w:firstRow="0" w:lastRow="0" w:firstColumn="1" w:lastColumn="0" w:oddVBand="0" w:evenVBand="0" w:oddHBand="0" w:evenHBand="0" w:firstRowFirstColumn="0" w:firstRowLastColumn="0" w:lastRowFirstColumn="0" w:lastRowLastColumn="0"/>
+            <w:tcW w:w="4814" w:type="dxa"/>
+          </w:tcPr>
+          <w:p>
+            <w:pPr>
+              <w:rPr>
+                <w:b w:val="0"/>
+                <w:bCs w:val="0"/>
+              </w:rPr>
+            </w:pPr>
+            <w:r>
+              <w:rPr>
+                <w:b w:val="0"/>
+                <w:bCs w:val="0"/>
+              </w:rPr>
+              <w:t>peonia13</w:t>
+            </w:r>
+          </w:p>
+        </w:tc>
+        <w:tc>
+          <w:tcPr>
+            <w:tcW w:w="4814" w:type="dxa"/>
+          </w:tcPr>
+          <w:p>
+            <w:pPr>
+              <w:cnfStyle w:val="000000100000" w:firstRow="0" w:lastRow="0" w:firstColumn="0" w:lastColumn="0" w:oddVBand="0" w:evenVBand="0" w:oddHBand="1" w:evenHBand="0" w:firstRowFirstColumn="0" w:firstRowLastColumn="0" w:lastRowFirstColumn="0" w:lastRowLastColumn="0"/>
+            </w:pPr>
+            <w:proofErr w:type="spellStart"/>
+            <w:r>
+              <w:t>salafilm</w:t>
+            </w:r>
+            <w:proofErr w:type="spellEnd"/>
+            <w:r>
+              <w:t>!</w:t>
+            </w:r>
+          </w:p>
+        </w:tc>
+      </w:tr>
+      <w:tr>
+        <w:tc>
+          <w:tcPr>
+            <w:cnfStyle w:val="001000000000" w:firstRow="0" w:lastRow="0" w:firstColumn="1" w:lastColumn="0" w:oddVBand="0" w:evenVBand="0" w:oddHBand="0" w:evenHBand="0" w:firstRowFirstColumn="0" w:firstRowLastColumn="0" w:lastRowFirstColumn="0" w:lastRowLastColumn="0"/>
+            <w:tcW w:w="4814" w:type="dxa"/>
+          </w:tcPr>
+          <w:p>
+            <w:pPr>
+              <w:rPr>
+                <w:b w:val="0"/>
+                <w:bCs w:val="0"/>
+              </w:rPr>
+            </w:pPr>
+            <w:proofErr w:type="spellStart"/>
+            <w:r>
+              <w:rPr>
+                <w:b w:val="0"/>
+                <w:bCs w:val="0"/>
+              </w:rPr>
+              <w:lastRenderedPageBreak/>
+              <w:t>goffBenino</w:t>
+            </w:r>
+            <w:proofErr w:type="spellEnd"/>
+          </w:p>
+        </w:tc>
+        <w:tc>
+          <w:tcPr>
+            <w:tcW w:w="4814" w:type="dxa"/>
+          </w:tcPr>
+          <w:p>
+            <w:pPr>
+              <w:cnfStyle w:val="000000000000" w:firstRow="0" w:lastRow="0" w:firstColumn="0" w:lastColumn="0" w:oddVBand="0" w:evenVBand="0" w:oddHBand="0" w:evenHBand="0" w:firstRowFirstColumn="0" w:firstRowLastColumn="0" w:lastRowFirstColumn="0" w:lastRowLastColumn="0"/>
+            </w:pPr>
+            <w:r>
+              <w:t>66w88x?</w:t>
+            </w:r>
+          </w:p>
+        </w:tc>
+      </w:tr>
+      <w:tr>
+        <w:trPr>
+          <w:cnfStyle w:val="000000100000" w:firstRow="0" w:lastRow="0" w:firstColumn="0" w:lastColumn="0" w:oddVBand="0" w:evenVBand="0" w:oddHBand="1" w:evenHBand="0" w:firstRowFirstColumn="0" w:firstRowLastColumn="0" w:lastRowFirstColumn="0" w:lastRowLastColumn="0"/>
+        </w:trPr>
+        <w:tc>
+          <w:tcPr>
+            <w:cnfStyle w:val="001000000000" w:firstRow="0" w:lastRow="0" w:firstColumn="1" w:lastColumn="0" w:oddVBand="0" w:evenVBand="0" w:oddHBand="0" w:evenHBand="0" w:firstRowFirstColumn="0" w:firstRowLastColumn="0" w:lastRowFirstColumn="0" w:lastRowLastColumn="0"/>
+            <w:tcW w:w="4814" w:type="dxa"/>
+          </w:tcPr>
+          <w:p>
+            <w:pPr>
+              <w:rPr>
+                <w:b w:val="0"/>
+                <w:bCs w:val="0"/>
+              </w:rPr>
+            </w:pPr>
+            <w:r>
+              <w:rPr>
+                <w:b w:val="0"/>
+                <w:bCs w:val="0"/>
+              </w:rPr>
+              <w:t>biciclettaBLU99</w:t>
+            </w:r>
+          </w:p>
+        </w:tc>
+        <w:tc>
+          <w:tcPr>
+            <w:tcW w:w="4814" w:type="dxa"/>
+          </w:tcPr>
+          <w:p>
+            <w:pPr>
+              <w:cnfStyle w:val="000000100000" w:firstRow="0" w:lastRow="0" w:firstColumn="0" w:lastColumn="0" w:oddVBand="0" w:evenVBand="0" w:oddHBand="1" w:evenHBand="0" w:firstRowFirstColumn="0" w:firstRowLastColumn="0" w:lastRowFirstColumn="0" w:lastRowLastColumn="0"/>
+            </w:pPr>
+            <w:r>
+              <w:t>gatt99wc</w:t>
+            </w:r>
+          </w:p>
+        </w:tc>
+      </w:tr>
+      <w:tr>
+        <w:tc>
+          <w:tcPr>
+            <w:cnfStyle w:val="001000000000" w:firstRow="0" w:lastRow="0" w:firstColumn="1" w:lastColumn="0" w:oddVBand="0" w:evenVBand="0" w:oddHBand="0" w:evenHBand="0" w:firstRowFirstColumn="0" w:firstRowLastColumn="0" w:lastRowFirstColumn="0" w:lastRowLastColumn="0"/>
+            <w:tcW w:w="4814" w:type="dxa"/>
+          </w:tcPr>
+          <w:p>
+            <w:pPr>
+              <w:rPr>
+                <w:b w:val="0"/>
+                <w:bCs w:val="0"/>
+              </w:rPr>
+            </w:pPr>
+            <w:proofErr w:type="gramStart"/>
+            <w:r>
+              <w:rPr>
+                <w:b w:val="0"/>
+                <w:bCs w:val="0"/>
+              </w:rPr>
+              <w:t>A.BOLSICCHI</w:t>
+            </w:r>
+            <w:proofErr w:type="gramEnd"/>
+          </w:p>
+        </w:tc>
+        <w:tc>
+          <w:tcPr>
+            <w:tcW w:w="4814" w:type="dxa"/>
+          </w:tcPr>
+          <w:p>
+            <w:pPr>
+              <w:cnfStyle w:val="000000000000" w:firstRow="0" w:lastRow="0" w:firstColumn="0" w:lastColumn="0" w:oddVBand="0" w:evenVBand="0" w:oddHBand="0" w:evenHBand="0" w:firstRowFirstColumn="0" w:firstRowLastColumn="0" w:lastRowFirstColumn="0" w:lastRowLastColumn="0"/>
+            </w:pPr>
+            <w:r>
+              <w:t>87ciliegio87</w:t>
+            </w:r>
+          </w:p>
+        </w:tc>
+      </w:tr>
+    </w:tbl>
+    <w:p/>
     <w:p>
       <w:pPr>
         <w:pStyle w:val="Titolo2"/>
@@ -2032,6 +2782,118 @@
     </w:lvl>
   </w:abstractNum>
   <w:abstractNum w:abstractNumId="1" w15:restartNumberingAfterBreak="0">
+    <w:nsid w:val="29107D77"/>
+    <w:multiLevelType w:val="hybridMultilevel"/>
+    <w:tmpl w:val="445E5DF0"/>
+    <w:lvl w:ilvl="0" w:tplc="47FE3672">
+      <w:numFmt w:val="bullet"/>
+      <w:lvlText w:val="-"/>
+      <w:lvlJc w:val="left"/>
+      <w:pPr>
+        <w:ind w:left="720" w:hanging="360"/>
+      </w:pPr>
+      <w:rPr>
+        <w:rFonts w:ascii="Calibri" w:eastAsiaTheme="minorHAnsi" w:hAnsi="Calibri" w:cs="Calibri" w:hint="default"/>
+      </w:rPr>
+    </w:lvl>
+    <w:lvl w:ilvl="1" w:tplc="04100003" w:tentative="1">
+      <w:start w:val="1"/>
+      <w:numFmt w:val="bullet"/>
+      <w:lvlText w:val="o"/>
+      <w:lvlJc w:val="left"/>
+      <w:pPr>
+        <w:ind w:left="1440" w:hanging="360"/>
+      </w:pPr>
+      <w:rPr>
+        <w:rFonts w:ascii="Courier New" w:hAnsi="Courier New" w:cs="Courier New" w:hint="default"/>
+      </w:rPr>
+    </w:lvl>
+    <w:lvl w:ilvl="2" w:tplc="04100005" w:tentative="1">
+      <w:start w:val="1"/>
+      <w:numFmt w:val="bullet"/>
+      <w:lvlText w:val=""/>
+      <w:lvlJc w:val="left"/>
+      <w:pPr>
+        <w:ind w:left="2160" w:hanging="360"/>
+      </w:pPr>
+      <w:rPr>
+        <w:rFonts w:ascii="Wingdings" w:hAnsi="Wingdings" w:hint="default"/>
+      </w:rPr>
+    </w:lvl>
+    <w:lvl w:ilvl="3" w:tplc="04100001" w:tentative="1">
+      <w:start w:val="1"/>
+      <w:numFmt w:val="bullet"/>
+      <w:lvlText w:val=""/>
+      <w:lvlJc w:val="left"/>
+      <w:pPr>
+        <w:ind w:left="2880" w:hanging="360"/>
+      </w:pPr>
+      <w:rPr>
+        <w:rFonts w:ascii="Symbol" w:hAnsi="Symbol" w:hint="default"/>
+      </w:rPr>
+    </w:lvl>
+    <w:lvl w:ilvl="4" w:tplc="04100003" w:tentative="1">
+      <w:start w:val="1"/>
+      <w:numFmt w:val="bullet"/>
+      <w:lvlText w:val="o"/>
+      <w:lvlJc w:val="left"/>
+      <w:pPr>
+        <w:ind w:left="3600" w:hanging="360"/>
+      </w:pPr>
+      <w:rPr>
+        <w:rFonts w:ascii="Courier New" w:hAnsi="Courier New" w:cs="Courier New" w:hint="default"/>
+      </w:rPr>
+    </w:lvl>
+    <w:lvl w:ilvl="5" w:tplc="04100005" w:tentative="1">
+      <w:start w:val="1"/>
+      <w:numFmt w:val="bullet"/>
+      <w:lvlText w:val=""/>
+      <w:lvlJc w:val="left"/>
+      <w:pPr>
+        <w:ind w:left="4320" w:hanging="360"/>
+      </w:pPr>
+      <w:rPr>
+        <w:rFonts w:ascii="Wingdings" w:hAnsi="Wingdings" w:hint="default"/>
+      </w:rPr>
+    </w:lvl>
+    <w:lvl w:ilvl="6" w:tplc="04100001" w:tentative="1">
+      <w:start w:val="1"/>
+      <w:numFmt w:val="bullet"/>
+      <w:lvlText w:val=""/>
+      <w:lvlJc w:val="left"/>
+      <w:pPr>
+        <w:ind w:left="5040" w:hanging="360"/>
+      </w:pPr>
+      <w:rPr>
+        <w:rFonts w:ascii="Symbol" w:hAnsi="Symbol" w:hint="default"/>
+      </w:rPr>
+    </w:lvl>
+    <w:lvl w:ilvl="7" w:tplc="04100003" w:tentative="1">
+      <w:start w:val="1"/>
+      <w:numFmt w:val="bullet"/>
+      <w:lvlText w:val="o"/>
+      <w:lvlJc w:val="left"/>
+      <w:pPr>
+        <w:ind w:left="5760" w:hanging="360"/>
+      </w:pPr>
+      <w:rPr>
+        <w:rFonts w:ascii="Courier New" w:hAnsi="Courier New" w:cs="Courier New" w:hint="default"/>
+      </w:rPr>
+    </w:lvl>
+    <w:lvl w:ilvl="8" w:tplc="04100005" w:tentative="1">
+      <w:start w:val="1"/>
+      <w:numFmt w:val="bullet"/>
+      <w:lvlText w:val=""/>
+      <w:lvlJc w:val="left"/>
+      <w:pPr>
+        <w:ind w:left="6480" w:hanging="360"/>
+      </w:pPr>
+      <w:rPr>
+        <w:rFonts w:ascii="Wingdings" w:hAnsi="Wingdings" w:hint="default"/>
+      </w:rPr>
+    </w:lvl>
+  </w:abstractNum>
+  <w:abstractNum w:abstractNumId="2" w15:restartNumberingAfterBreak="0">
     <w:nsid w:val="45F33EBD"/>
     <w:multiLevelType w:val="hybridMultilevel"/>
     <w:tmpl w:val="C56A0806"/>
@@ -2120,7 +2982,7 @@
       </w:pPr>
     </w:lvl>
   </w:abstractNum>
-  <w:abstractNum w:abstractNumId="2" w15:restartNumberingAfterBreak="0">
+  <w:abstractNum w:abstractNumId="3" w15:restartNumberingAfterBreak="0">
     <w:nsid w:val="5A3270C0"/>
     <w:multiLevelType w:val="hybridMultilevel"/>
     <w:tmpl w:val="E6447978"/>
@@ -2210,13 +3072,16 @@
     </w:lvl>
   </w:abstractNum>
   <w:num w:numId="1" w16cid:durableId="844244759">
-    <w:abstractNumId w:val="1"/>
+    <w:abstractNumId w:val="2"/>
   </w:num>
   <w:num w:numId="2" w16cid:durableId="474028703">
     <w:abstractNumId w:val="0"/>
   </w:num>
   <w:num w:numId="3" w16cid:durableId="1859998497">
-    <w:abstractNumId w:val="2"/>
+    <w:abstractNumId w:val="3"/>
+  </w:num>
+  <w:num w:numId="4" w16cid:durableId="969633576">
+    <w:abstractNumId w:val="1"/>
   </w:num>
 </w:numbering>
 </file>
@@ -3170,6 +4035,161 @@
       <w:szCs w:val="18"/>
     </w:rPr>
   </w:style>
+  <w:style w:type="table" w:styleId="Grigliatabella">
+    <w:name w:val="Table Grid"/>
+    <w:basedOn w:val="Tabellanormale"/>
+    <w:uiPriority w:val="39"/>
+    <w:rsid w:val="00F32D9E"/>
+    <w:pPr>
+      <w:spacing w:after="0" w:line="240" w:lineRule="auto"/>
+    </w:pPr>
+    <w:tblPr>
+      <w:tblBorders>
+        <w:top w:val="single" w:sz="4" w:space="0" w:color="auto"/>
+        <w:left w:val="single" w:sz="4" w:space="0" w:color="auto"/>
+        <w:bottom w:val="single" w:sz="4" w:space="0" w:color="auto"/>
+        <w:right w:val="single" w:sz="4" w:space="0" w:color="auto"/>
+        <w:insideH w:val="single" w:sz="4" w:space="0" w:color="auto"/>
+        <w:insideV w:val="single" w:sz="4" w:space="0" w:color="auto"/>
+      </w:tblBorders>
+    </w:tblPr>
+  </w:style>
+  <w:style w:type="table" w:styleId="Tabellaelenco1chiara-colore5">
+    <w:name w:val="List Table 1 Light Accent 5"/>
+    <w:basedOn w:val="Tabellanormale"/>
+    <w:uiPriority w:val="46"/>
+    <w:rsid w:val="00E96C9A"/>
+    <w:pPr>
+      <w:spacing w:after="0" w:line="240" w:lineRule="auto"/>
+    </w:pPr>
+    <w:tblPr>
+      <w:tblStyleRowBandSize w:val="1"/>
+      <w:tblStyleColBandSize w:val="1"/>
+    </w:tblPr>
+    <w:tblStylePr w:type="firstRow">
+      <w:rPr>
+        <w:b/>
+        <w:bCs/>
+      </w:rPr>
+      <w:tblPr/>
+      <w:tcPr>
+        <w:tcBorders>
+          <w:bottom w:val="single" w:sz="4" w:space="0" w:color="9CC2E5" w:themeColor="accent5" w:themeTint="99"/>
+        </w:tcBorders>
+      </w:tcPr>
+    </w:tblStylePr>
+    <w:tblStylePr w:type="lastRow">
+      <w:rPr>
+        <w:b/>
+        <w:bCs/>
+      </w:rPr>
+      <w:tblPr/>
+      <w:tcPr>
+        <w:tcBorders>
+          <w:top w:val="single" w:sz="4" w:space="0" w:color="9CC2E5" w:themeColor="accent5" w:themeTint="99"/>
+        </w:tcBorders>
+      </w:tcPr>
+    </w:tblStylePr>
+    <w:tblStylePr w:type="firstCol">
+      <w:rPr>
+        <w:b/>
+        <w:bCs/>
+      </w:rPr>
+    </w:tblStylePr>
+    <w:tblStylePr w:type="lastCol">
+      <w:rPr>
+        <w:b/>
+        <w:bCs/>
+      </w:rPr>
+    </w:tblStylePr>
+    <w:tblStylePr w:type="band1Vert">
+      <w:tblPr/>
+      <w:tcPr>
+        <w:shd w:val="clear" w:color="auto" w:fill="DEEAF6" w:themeFill="accent5" w:themeFillTint="33"/>
+      </w:tcPr>
+    </w:tblStylePr>
+    <w:tblStylePr w:type="band1Horz">
+      <w:tblPr/>
+      <w:tcPr>
+        <w:shd w:val="clear" w:color="auto" w:fill="DEEAF6" w:themeFill="accent5" w:themeFillTint="33"/>
+      </w:tcPr>
+    </w:tblStylePr>
+  </w:style>
+  <w:style w:type="table" w:styleId="Tabellagriglia2-colore1">
+    <w:name w:val="Grid Table 2 Accent 1"/>
+    <w:basedOn w:val="Tabellanormale"/>
+    <w:uiPriority w:val="47"/>
+    <w:rsid w:val="00E96C9A"/>
+    <w:pPr>
+      <w:spacing w:after="0" w:line="240" w:lineRule="auto"/>
+    </w:pPr>
+    <w:tblPr>
+      <w:tblStyleRowBandSize w:val="1"/>
+      <w:tblStyleColBandSize w:val="1"/>
+      <w:tblBorders>
+        <w:top w:val="single" w:sz="2" w:space="0" w:color="8EAADB" w:themeColor="accent1" w:themeTint="99"/>
+        <w:bottom w:val="single" w:sz="2" w:space="0" w:color="8EAADB" w:themeColor="accent1" w:themeTint="99"/>
+        <w:insideH w:val="single" w:sz="2" w:space="0" w:color="8EAADB" w:themeColor="accent1" w:themeTint="99"/>
+        <w:insideV w:val="single" w:sz="2" w:space="0" w:color="8EAADB" w:themeColor="accent1" w:themeTint="99"/>
+      </w:tblBorders>
+    </w:tblPr>
+    <w:tblStylePr w:type="firstRow">
+      <w:rPr>
+        <w:b/>
+        <w:bCs/>
+      </w:rPr>
+      <w:tblPr/>
+      <w:tcPr>
+        <w:tcBorders>
+          <w:top w:val="nil"/>
+          <w:bottom w:val="single" w:sz="12" w:space="0" w:color="8EAADB" w:themeColor="accent1" w:themeTint="99"/>
+          <w:insideH w:val="nil"/>
+          <w:insideV w:val="nil"/>
+        </w:tcBorders>
+        <w:shd w:val="clear" w:color="auto" w:fill="FFFFFF" w:themeFill="background1"/>
+      </w:tcPr>
+    </w:tblStylePr>
+    <w:tblStylePr w:type="lastRow">
+      <w:rPr>
+        <w:b/>
+        <w:bCs/>
+      </w:rPr>
+      <w:tblPr/>
+      <w:tcPr>
+        <w:tcBorders>
+          <w:top w:val="double" w:sz="2" w:space="0" w:color="8EAADB" w:themeColor="accent1" w:themeTint="99"/>
+          <w:bottom w:val="nil"/>
+          <w:insideH w:val="nil"/>
+          <w:insideV w:val="nil"/>
+        </w:tcBorders>
+        <w:shd w:val="clear" w:color="auto" w:fill="FFFFFF" w:themeFill="background1"/>
+      </w:tcPr>
+    </w:tblStylePr>
+    <w:tblStylePr w:type="firstCol">
+      <w:rPr>
+        <w:b/>
+        <w:bCs/>
+      </w:rPr>
+    </w:tblStylePr>
+    <w:tblStylePr w:type="lastCol">
+      <w:rPr>
+        <w:b/>
+        <w:bCs/>
+      </w:rPr>
+    </w:tblStylePr>
+    <w:tblStylePr w:type="band1Vert">
+      <w:tblPr/>
+      <w:tcPr>
+        <w:shd w:val="clear" w:color="auto" w:fill="D9E2F3" w:themeFill="accent1" w:themeFillTint="33"/>
+      </w:tcPr>
+    </w:tblStylePr>
+    <w:tblStylePr w:type="band1Horz">
+      <w:tblPr/>
+      <w:tcPr>
+        <w:shd w:val="clear" w:color="auto" w:fill="D9E2F3" w:themeFill="accent1" w:themeFillTint="33"/>
+      </w:tcPr>
+    </w:tblStylePr>
+  </w:style>
 </w:styles>
 </file>
 

--- a/doc/Manuale Utente.docx
+++ b/doc/Manuale Utente.docx
@@ -37,120 +37,206 @@
       <w:r>
         <w:t xml:space="preserve">16/09/2026, versione </w:t>
       </w:r>
+      <w:r>
+        <w:t>2.1</w:t>
+      </w:r>
+      <w:r>
+        <w:t>)</w:t>
+      </w:r>
+    </w:p>
+    <w:p>
+      <w:pPr>
+        <w:pStyle w:val="Titolo2"/>
+      </w:pPr>
+      <w:r>
+        <w:t>• Indice</w:t>
+      </w:r>
+    </w:p>
+    <w:p>
+      <w:pPr>
+        <w:pStyle w:val="Titolo2"/>
+      </w:pPr>
+      <w:r>
+        <w:t>• Installazione</w:t>
+      </w:r>
+    </w:p>
+    <w:p>
+      <w:pPr>
+        <w:pStyle w:val="Titolo3"/>
+      </w:pPr>
+      <w:r>
+        <w:t>• Requisiti di sistema</w:t>
+      </w:r>
+    </w:p>
+    <w:p>
+      <w:r>
+        <w:t>L’applicazione è stata sviluppata su computer con sistema operativo Windows e con 8 GB di RAM.</w:t>
+      </w:r>
+      <w:r>
+        <w:t xml:space="preserve"> </w:t>
+      </w:r>
+      <w:r>
+        <w:t xml:space="preserve">Mi aspetto </w:t>
+      </w:r>
+      <w:r>
+        <w:t>che giri anche su elaboratori con memoria RAM di capacità più ridotta oppure su sistemi operativi differenti</w:t>
+      </w:r>
+      <w:r>
+        <w:t>, anche più datati.</w:t>
+      </w:r>
+    </w:p>
+    <w:p>
+      <w:pPr>
+        <w:pStyle w:val="Titolo3"/>
+      </w:pPr>
+      <w:r>
+        <w:t>• Setup ambiente</w:t>
+      </w:r>
+    </w:p>
+    <w:p>
+      <w:r>
+        <w:t>Per eseguire l’applicazione occorre avere installata la Java Virtual Machine, (JVM in seguito). Per i</w:t>
+      </w:r>
+      <w:r>
+        <w:t>n</w:t>
+      </w:r>
+      <w:r>
+        <w:t xml:space="preserve">stallare l’ambiente Java occorre recarsi all’indirizzo </w:t>
+      </w:r>
+      <w:bookmarkStart w:id="0" w:name="_Hlk233642711"/>
+      <w:r>
+        <w:fldChar w:fldCharType="begin"/>
+      </w:r>
+      <w:r>
+        <w:instrText>HYPERLINK "https://www.oracle.com/it/java/technologies/downloads/"</w:instrText>
+      </w:r>
+      <w:r>
+        <w:fldChar w:fldCharType="separate"/>
+      </w:r>
+      <w:r>
+        <w:rPr>
+          <w:rStyle w:val="Collegamentoipertestuale"/>
+        </w:rPr>
+        <w:t>https://www.oracle.com/it/java/tec</w:t>
+      </w:r>
+      <w:r>
+        <w:rPr>
+          <w:rStyle w:val="Collegamentoipertestuale"/>
+        </w:rPr>
+        <w:t>h</w:t>
+      </w:r>
+      <w:r>
+        <w:rPr>
+          <w:rStyle w:val="Collegamentoipertestuale"/>
+        </w:rPr>
+        <w:t>nologies/downloads/</w:t>
+      </w:r>
+      <w:r>
+        <w:fldChar w:fldCharType="end"/>
+      </w:r>
+      <w:bookmarkEnd w:id="0"/>
+      <w:r>
+        <w:t xml:space="preserve"> (sito web di Oracle), scegliere la versione di Java desiderata (si consiglia di installare la penultima versione), per esempio Java26, scegliere il sistema operativo per cui scaricare l’ambiente e cliccare sul link associato</w:t>
+      </w:r>
+      <w:r>
+        <w:t xml:space="preserve"> (per facilitare la procedura di installazione, è consigliato scaricare </w:t>
+      </w:r>
+      <w:r>
+        <w:t>dal link che termina con la dicitura “</w:t>
+      </w:r>
+      <w:r>
+        <w:rPr>
+          <w:rFonts w:ascii="Microsoft Sans Serif" w:hAnsi="Microsoft Sans Serif" w:cs="Microsoft Sans Serif"/>
+        </w:rPr>
+        <w:t>jdk-26_windows-x64_bin.exe</w:t>
+      </w:r>
+      <w:r>
+        <w:rPr>
+          <w:rFonts w:cstheme="minorHAnsi"/>
+        </w:rPr>
+        <w:t>”</w:t>
+      </w:r>
+      <w:r>
+        <w:rPr>
+          <w:rFonts w:ascii="Microsoft Sans Serif" w:hAnsi="Microsoft Sans Serif" w:cs="Microsoft Sans Serif"/>
+        </w:rPr>
+        <w:t>.</w:t>
+      </w:r>
+    </w:p>
+    <w:p>
+      <w:r>
+        <w:drawing>
+          <wp:inline distT="0" distB="0" distL="0" distR="0" wp14:anchorId="764895A9" wp14:editId="36E6D0CC">
+            <wp:extent cx="6120130" cy="3484245"/>
+            <wp:effectExtent l="0" t="0" r="0" b="1905"/>
+            <wp:docPr id="605151312" name="Immagine 1"/>
+            <wp:cNvGraphicFramePr>
+              <a:graphicFrameLocks xmlns:a="http://schemas.openxmlformats.org/drawingml/2006/main" noChangeAspect="1"/>
+            </wp:cNvGraphicFramePr>
+            <a:graphic xmlns:a="http://schemas.openxmlformats.org/drawingml/2006/main">
+              <a:graphicData uri="http://schemas.openxmlformats.org/drawingml/2006/picture">
+                <pic:pic xmlns:pic="http://schemas.openxmlformats.org/drawingml/2006/picture">
+                  <pic:nvPicPr>
+                    <pic:cNvPr id="605151312" name=""/>
+                    <pic:cNvPicPr/>
+                  </pic:nvPicPr>
+                  <pic:blipFill>
+                    <a:blip r:embed="rId6"/>
+                    <a:stretch>
+                      <a:fillRect/>
+                    </a:stretch>
+                  </pic:blipFill>
+                  <pic:spPr>
+                    <a:xfrm>
+                      <a:off x="0" y="0"/>
+                      <a:ext cx="6120130" cy="3484245"/>
+                    </a:xfrm>
+                    <a:prstGeom prst="rect">
+                      <a:avLst/>
+                    </a:prstGeom>
+                  </pic:spPr>
+                </pic:pic>
+              </a:graphicData>
+            </a:graphic>
+          </wp:inline>
+        </w:drawing>
+      </w:r>
+    </w:p>
+    <w:p>
+      <w:r>
+        <w:t xml:space="preserve">Una volta scaricato il file eseguibile contente la JVM, </w:t>
+      </w:r>
+      <w:r>
+        <w:t xml:space="preserve">scegliere in quale folder del disco collocare tale file (solitamente si preferisce ubicarlo in </w:t>
+      </w:r>
+      <w:r>
+        <w:rPr>
+          <w:rFonts w:ascii="Microsoft Sans Serif" w:hAnsi="Microsoft Sans Serif" w:cs="Microsoft Sans Serif"/>
+        </w:rPr>
+        <w:t>C:\Program Files</w:t>
+      </w:r>
+      <w:r>
+        <w:t>). Dopodiché aprire la cartella appena scaricata, recarsi in “</w:t>
+      </w:r>
+      <w:r>
+        <w:rPr>
+          <w:rFonts w:ascii="Microsoft Sans Serif" w:hAnsi="Microsoft Sans Serif" w:cs="Microsoft Sans Serif"/>
+        </w:rPr>
+        <w:t>Java</w:t>
+      </w:r>
+      <w:r>
+        <w:t>”, spostarsi sulla cartella denominata con “</w:t>
+      </w:r>
       <w:proofErr w:type="spellStart"/>
       <w:r>
         <w:rPr>
-          <w:highlight w:val="yellow"/>
-        </w:rPr>
-        <w:t>Versione</w:t>
-      </w:r>
-      <w:proofErr w:type="spellEnd"/>
-      <w:r>
-        <w:rPr>
-          <w:highlight w:val="yellow"/>
-        </w:rPr>
-        <w:t xml:space="preserve"> documento</w:t>
-      </w:r>
-      <w:r>
-        <w:t>)</w:t>
-      </w:r>
-    </w:p>
-    <w:p>
-      <w:pPr>
-        <w:pStyle w:val="Titolo2"/>
-      </w:pPr>
-      <w:r>
-        <w:t>• Indice</w:t>
-      </w:r>
-    </w:p>
-    <w:p>
-      <w:pPr>
-        <w:pStyle w:val="Titolo2"/>
-      </w:pPr>
-      <w:r>
-        <w:t>• Installazione</w:t>
-      </w:r>
-    </w:p>
-    <w:p>
-      <w:pPr>
-        <w:pStyle w:val="Titolo3"/>
-      </w:pPr>
-      <w:r>
-        <w:t>• Requisiti di sistema</w:t>
-      </w:r>
-    </w:p>
-    <w:p>
-      <w:r>
-        <w:t>L’applicazione è stata sviluppata su computer con sistema operativo Windows e con 8 GB di RAM.</w:t>
-      </w:r>
-      <w:r>
-        <w:t xml:space="preserve"> </w:t>
-      </w:r>
-      <w:r>
-        <w:t xml:space="preserve">Mi aspetto </w:t>
-      </w:r>
-      <w:r>
-        <w:t>che giri anche su elaboratori con memoria RAM di capacità più ridotta oppure su sistemi operativi differenti</w:t>
-      </w:r>
-      <w:r>
-        <w:t>, anche più datati.</w:t>
-      </w:r>
-    </w:p>
-    <w:p>
-      <w:pPr>
-        <w:pStyle w:val="Titolo3"/>
-      </w:pPr>
-      <w:r>
-        <w:t>• Setup ambiente</w:t>
-      </w:r>
-    </w:p>
-    <w:p>
-      <w:r>
-        <w:t xml:space="preserve">Per eseguire l’applicazione occorre avere installata la Java Virtual Machine, (JVM in seguito). Per istallare l’ambiente Java occorre recarsi all’indirizzo </w:t>
-      </w:r>
-      <w:bookmarkStart w:id="0" w:name="_Hlk233642711"/>
-      <w:r>
-        <w:fldChar w:fldCharType="begin"/>
-      </w:r>
-      <w:r>
-        <w:instrText>HYPERLINK "https://www.oracle.com/it/java/technologies/downloads/"</w:instrText>
-      </w:r>
-      <w:r>
-        <w:fldChar w:fldCharType="separate"/>
-      </w:r>
-      <w:r>
-        <w:rPr>
-          <w:rStyle w:val="Collegamentoipertestuale"/>
-        </w:rPr>
-        <w:t>https://www.oracle.com/it/java/technologies/downloads/</w:t>
-      </w:r>
-      <w:r>
-        <w:fldChar w:fldCharType="end"/>
-      </w:r>
-      <w:bookmarkEnd w:id="0"/>
-      <w:r>
-        <w:t xml:space="preserve"> (sito web di Oracle), scegliere la versione di Java desiderata (si consiglia di installare la penultima versione), per esempio Java26, scegliere il sistema operativo per cui scaricare l’ambiente e cliccare sul link associato.</w:t>
-      </w:r>
-    </w:p>
-    <w:p>
-      <w:r>
-        <w:t xml:space="preserve">Una volta scaricato il file eseguibile contente la JVM, </w:t>
-      </w:r>
-      <w:r>
-        <w:t xml:space="preserve">scegliere in quale folder del disco collocare tale file (solitamente si preferisce ubicarlo in </w:t>
-      </w:r>
-      <w:r>
-        <w:t>C:\Program Files</w:t>
-      </w:r>
-      <w:r>
-        <w:t>). Dopodiché aprire la cartella appena scaricata, recarsi in “Java”, spostarsi sulla cartella denominata con “</w:t>
-      </w:r>
-      <w:proofErr w:type="spellStart"/>
-      <w:r>
+          <w:rFonts w:ascii="Microsoft Sans Serif" w:hAnsi="Microsoft Sans Serif" w:cs="Microsoft Sans Serif"/>
+        </w:rPr>
         <w:t>jdk-</w:t>
       </w:r>
       <w:r>
         <w:rPr>
+          <w:rFonts w:ascii="Microsoft Sans Serif" w:hAnsi="Microsoft Sans Serif" w:cs="Microsoft Sans Serif"/>
           <w:i/>
           <w:iCs/>
         </w:rPr>
@@ -161,13 +247,37 @@
         <w:t xml:space="preserve">” (ad esempio </w:t>
       </w:r>
       <w:r>
+        <w:t>“</w:t>
+      </w:r>
+      <w:r>
+        <w:rPr>
+          <w:rFonts w:ascii="Microsoft Sans Serif" w:hAnsi="Microsoft Sans Serif" w:cs="Microsoft Sans Serif"/>
+        </w:rPr>
         <w:t>jdk-</w:t>
       </w:r>
       <w:r>
-        <w:t xml:space="preserve">26), </w:t>
-      </w:r>
-      <w:r>
-        <w:t>infine aprire la directory “bin”.</w:t>
+        <w:rPr>
+          <w:rFonts w:ascii="Microsoft Sans Serif" w:hAnsi="Microsoft Sans Serif" w:cs="Microsoft Sans Serif"/>
+        </w:rPr>
+        <w:t>26</w:t>
+      </w:r>
+      <w:r>
+        <w:t>”</w:t>
+      </w:r>
+      <w:r>
+        <w:t xml:space="preserve">), </w:t>
+      </w:r>
+      <w:r>
+        <w:t>infine aprire la directory “</w:t>
+      </w:r>
+      <w:r>
+        <w:rPr>
+          <w:rFonts w:ascii="Microsoft Sans Serif" w:hAnsi="Microsoft Sans Serif" w:cs="Microsoft Sans Serif"/>
+        </w:rPr>
+        <w:t>bin</w:t>
+      </w:r>
+      <w:r>
+        <w:t>”.</w:t>
       </w:r>
     </w:p>
     <w:p>
@@ -180,7 +290,16 @@
       </w:r>
       <w:proofErr w:type="spellEnd"/>
       <w:r>
-        <w:t xml:space="preserve"> che specifica la collocazione della directory “bin” sul disco C:</w:t>
+        <w:t xml:space="preserve"> che specifica la collocazione della directory “</w:t>
+      </w:r>
+      <w:r>
+        <w:rPr>
+          <w:rFonts w:ascii="Microsoft Sans Serif" w:hAnsi="Microsoft Sans Serif" w:cs="Microsoft Sans Serif"/>
+        </w:rPr>
+        <w:t>bin</w:t>
+      </w:r>
+      <w:r>
+        <w:t>” sul disco C:</w:t>
       </w:r>
     </w:p>
     <w:p>
@@ -193,7 +312,191 @@
       </w:r>
       <w:proofErr w:type="spellEnd"/>
       <w:r>
-        <w:t xml:space="preserve"> l’applicazione venga eseguita: recarsi nelle impostazioni del sistema operativo, accedere alle impostazioni di sistema avanzate, aprire la scheda “Variabili d’ambiente” e collocarsi nella parte “Variabili di sistema”. Selezionare “Path”, cliccare su “Modifica” e infine su “Nuovo”.</w:t>
+        <w:t xml:space="preserve"> l’applicazione venga eseguita: recarsi nelle impostazioni del sistema operativo</w:t>
+      </w:r>
+      <w:r>
+        <w:t xml:space="preserve"> (1)</w:t>
+      </w:r>
+      <w:r>
+        <w:t xml:space="preserve">, recarsi su </w:t>
+      </w:r>
+      <w:r>
+        <w:lastRenderedPageBreak/>
+        <w:t>“</w:t>
+      </w:r>
+      <w:r>
+        <w:rPr>
+          <w:rFonts w:ascii="Microsoft Sans Serif" w:hAnsi="Microsoft Sans Serif" w:cs="Microsoft Sans Serif"/>
+        </w:rPr>
+        <w:t>sistema</w:t>
+      </w:r>
+      <w:r>
+        <w:t>” (2) e cliccare su “</w:t>
+      </w:r>
+      <w:r>
+        <w:rPr>
+          <w:rFonts w:ascii="Microsoft Sans Serif" w:hAnsi="Microsoft Sans Serif" w:cs="Microsoft Sans Serif"/>
+        </w:rPr>
+        <w:t>informazioni sul sistema</w:t>
+      </w:r>
+      <w:r>
+        <w:t>” (3),</w:t>
+      </w:r>
+      <w:r>
+        <w:t xml:space="preserve"> accedere alle </w:t>
+      </w:r>
+      <w:r>
+        <w:rPr>
+          <w:rFonts w:ascii="Microsoft Sans Serif" w:hAnsi="Microsoft Sans Serif" w:cs="Microsoft Sans Serif"/>
+        </w:rPr>
+        <w:t>impostazioni di sistema avanzate</w:t>
+      </w:r>
+      <w:r>
+        <w:t xml:space="preserve"> (4)</w:t>
+      </w:r>
+      <w:r>
+        <w:t>, aprire la scheda “</w:t>
+      </w:r>
+      <w:r>
+        <w:rPr>
+          <w:rFonts w:ascii="Microsoft Sans Serif" w:hAnsi="Microsoft Sans Serif" w:cs="Microsoft Sans Serif"/>
+        </w:rPr>
+        <w:t>Variabili d’ambiente</w:t>
+      </w:r>
+      <w:r>
+        <w:t xml:space="preserve">” </w:t>
+      </w:r>
+      <w:r>
+        <w:t xml:space="preserve">(5) </w:t>
+      </w:r>
+      <w:r>
+        <w:t>e collocarsi nella parte “</w:t>
+      </w:r>
+      <w:r>
+        <w:rPr>
+          <w:rFonts w:ascii="Microsoft Sans Serif" w:hAnsi="Microsoft Sans Serif" w:cs="Microsoft Sans Serif"/>
+        </w:rPr>
+        <w:t>Variabili di sistema</w:t>
+      </w:r>
+      <w:r>
+        <w:t>”. Selezionare “</w:t>
+      </w:r>
+      <w:r>
+        <w:rPr>
+          <w:rFonts w:ascii="Microsoft Sans Serif" w:hAnsi="Microsoft Sans Serif" w:cs="Microsoft Sans Serif"/>
+        </w:rPr>
+        <w:t>Path</w:t>
+      </w:r>
+      <w:r>
+        <w:t>”, cliccare su “</w:t>
+      </w:r>
+      <w:r>
+        <w:rPr>
+          <w:rFonts w:ascii="Microsoft Sans Serif" w:hAnsi="Microsoft Sans Serif" w:cs="Microsoft Sans Serif"/>
+        </w:rPr>
+        <w:t>Modifica</w:t>
+      </w:r>
+      <w:r>
+        <w:t>”</w:t>
+      </w:r>
+      <w:r>
+        <w:t xml:space="preserve"> (6)</w:t>
+      </w:r>
+      <w:r>
+        <w:t xml:space="preserve"> e infine su “</w:t>
+      </w:r>
+      <w:r>
+        <w:rPr>
+          <w:rFonts w:ascii="Microsoft Sans Serif" w:hAnsi="Microsoft Sans Serif" w:cs="Microsoft Sans Serif"/>
+        </w:rPr>
+        <w:t>Nuovo</w:t>
+      </w:r>
+      <w:r>
+        <w:t>”</w:t>
+      </w:r>
+      <w:r>
+        <w:t xml:space="preserve"> (7)</w:t>
+      </w:r>
+      <w:r>
+        <w:t>.</w:t>
+      </w:r>
+    </w:p>
+    <w:p>
+      <w:r>
+        <w:drawing>
+          <wp:inline distT="0" distB="0" distL="0" distR="0" wp14:anchorId="013D0EDF" wp14:editId="34580D64">
+            <wp:extent cx="6120130" cy="3093720"/>
+            <wp:effectExtent l="0" t="0" r="0" b="0"/>
+            <wp:docPr id="24156792" name="Immagine 1"/>
+            <wp:cNvGraphicFramePr>
+              <a:graphicFrameLocks xmlns:a="http://schemas.openxmlformats.org/drawingml/2006/main" noChangeAspect="1"/>
+            </wp:cNvGraphicFramePr>
+            <a:graphic xmlns:a="http://schemas.openxmlformats.org/drawingml/2006/main">
+              <a:graphicData uri="http://schemas.openxmlformats.org/drawingml/2006/picture">
+                <pic:pic xmlns:pic="http://schemas.openxmlformats.org/drawingml/2006/picture">
+                  <pic:nvPicPr>
+                    <pic:cNvPr id="24156792" name=""/>
+                    <pic:cNvPicPr/>
+                  </pic:nvPicPr>
+                  <pic:blipFill>
+                    <a:blip r:embed="rId7"/>
+                    <a:stretch>
+                      <a:fillRect/>
+                    </a:stretch>
+                  </pic:blipFill>
+                  <pic:spPr>
+                    <a:xfrm>
+                      <a:off x="0" y="0"/>
+                      <a:ext cx="6120130" cy="3093720"/>
+                    </a:xfrm>
+                    <a:prstGeom prst="rect">
+                      <a:avLst/>
+                    </a:prstGeom>
+                  </pic:spPr>
+                </pic:pic>
+              </a:graphicData>
+            </a:graphic>
+          </wp:inline>
+        </w:drawing>
+      </w:r>
+    </w:p>
+    <w:p>
+      <w:r>
+        <w:drawing>
+          <wp:inline distT="0" distB="0" distL="0" distR="0" wp14:anchorId="72CB35D1" wp14:editId="7D573FCE">
+            <wp:extent cx="6120130" cy="2686050"/>
+            <wp:effectExtent l="0" t="0" r="0" b="0"/>
+            <wp:docPr id="216321153" name="Immagine 1"/>
+            <wp:cNvGraphicFramePr>
+              <a:graphicFrameLocks xmlns:a="http://schemas.openxmlformats.org/drawingml/2006/main" noChangeAspect="1"/>
+            </wp:cNvGraphicFramePr>
+            <a:graphic xmlns:a="http://schemas.openxmlformats.org/drawingml/2006/main">
+              <a:graphicData uri="http://schemas.openxmlformats.org/drawingml/2006/picture">
+                <pic:pic xmlns:pic="http://schemas.openxmlformats.org/drawingml/2006/picture">
+                  <pic:nvPicPr>
+                    <pic:cNvPr id="216321153" name=""/>
+                    <pic:cNvPicPr/>
+                  </pic:nvPicPr>
+                  <pic:blipFill>
+                    <a:blip r:embed="rId8"/>
+                    <a:stretch>
+                      <a:fillRect/>
+                    </a:stretch>
+                  </pic:blipFill>
+                  <pic:spPr>
+                    <a:xfrm>
+                      <a:off x="0" y="0"/>
+                      <a:ext cx="6120130" cy="2686050"/>
+                    </a:xfrm>
+                    <a:prstGeom prst="rect">
+                      <a:avLst/>
+                    </a:prstGeom>
+                  </pic:spPr>
+                </pic:pic>
+              </a:graphicData>
+            </a:graphic>
+          </wp:inline>
+        </w:drawing>
       </w:r>
     </w:p>
     <w:p>
@@ -224,188 +527,182 @@
       <w:r>
         <w:t xml:space="preserve"> dall’indirizzo </w:t>
       </w:r>
-      <w:r>
-        <w:rPr>
-          <w:highlight w:val="yellow"/>
-        </w:rPr>
-        <w:t xml:space="preserve">indirizzo del repository </w:t>
+      <w:hyperlink r:id="rId9" w:history="1">
+        <w:r>
+          <w:rPr>
+            <w:rStyle w:val="Collegamentoipertestuale"/>
+          </w:rPr>
+          <w:t>https://gith</w:t>
+        </w:r>
+        <w:r>
+          <w:rPr>
+            <w:rStyle w:val="Collegamentoipertestuale"/>
+          </w:rPr>
+          <w:t>u</w:t>
+        </w:r>
+        <w:r>
+          <w:rPr>
+            <w:rStyle w:val="Collegamentoipertestuale"/>
+          </w:rPr>
+          <w:t>b.com/Necchio765298/cinemax.git</w:t>
+        </w:r>
+      </w:hyperlink>
+      <w:r>
+        <w:t xml:space="preserve">. </w:t>
+      </w:r>
+      <w:r>
+        <w:t>Cliccare poi sul pulsante verde “</w:t>
+      </w:r>
+      <w:r>
+        <w:rPr>
+          <w:rFonts w:ascii="Microsoft Sans Serif" w:hAnsi="Microsoft Sans Serif" w:cs="Microsoft Sans Serif"/>
+        </w:rPr>
+        <w:t>Code</w:t>
+      </w:r>
+      <w:r>
+        <w:t>” (1) e scegliere “</w:t>
+      </w:r>
+      <w:r>
+        <w:rPr>
+          <w:rFonts w:ascii="Microsoft Sans Serif" w:hAnsi="Microsoft Sans Serif" w:cs="Microsoft Sans Serif"/>
+        </w:rPr>
+        <w:t>Download ZIP</w:t>
+      </w:r>
+      <w:r>
+        <w:t>” (2).</w:t>
+      </w:r>
+      <w:r>
+        <w:t xml:space="preserve"> </w:t>
+      </w:r>
+      <w:r>
+        <w:t>C</w:t>
+      </w:r>
+      <w:r>
+        <w:t>ollocar</w:t>
+      </w:r>
+      <w:r>
+        <w:t>e il file scaricato</w:t>
+      </w:r>
+      <w:r>
+        <w:t xml:space="preserve"> in una directory a piacere del disco C:</w:t>
+      </w:r>
+    </w:p>
+    <w:p>
+      <w:r>
+        <w:lastRenderedPageBreak/>
+        <w:drawing>
+          <wp:inline distT="0" distB="0" distL="0" distR="0" wp14:anchorId="4F9ACFA7" wp14:editId="7B1233C5">
+            <wp:extent cx="6120130" cy="3826510"/>
+            <wp:effectExtent l="0" t="0" r="0" b="2540"/>
+            <wp:docPr id="765045918" name="Immagine 1"/>
+            <wp:cNvGraphicFramePr>
+              <a:graphicFrameLocks xmlns:a="http://schemas.openxmlformats.org/drawingml/2006/main" noChangeAspect="1"/>
+            </wp:cNvGraphicFramePr>
+            <a:graphic xmlns:a="http://schemas.openxmlformats.org/drawingml/2006/main">
+              <a:graphicData uri="http://schemas.openxmlformats.org/drawingml/2006/picture">
+                <pic:pic xmlns:pic="http://schemas.openxmlformats.org/drawingml/2006/picture">
+                  <pic:nvPicPr>
+                    <pic:cNvPr id="765045918" name=""/>
+                    <pic:cNvPicPr/>
+                  </pic:nvPicPr>
+                  <pic:blipFill>
+                    <a:blip r:embed="rId10"/>
+                    <a:stretch>
+                      <a:fillRect/>
+                    </a:stretch>
+                  </pic:blipFill>
+                  <pic:spPr>
+                    <a:xfrm>
+                      <a:off x="0" y="0"/>
+                      <a:ext cx="6120130" cy="3826510"/>
+                    </a:xfrm>
+                    <a:prstGeom prst="rect">
+                      <a:avLst/>
+                    </a:prstGeom>
+                  </pic:spPr>
+                </pic:pic>
+              </a:graphicData>
+            </a:graphic>
+          </wp:inline>
+        </w:drawing>
+      </w:r>
+    </w:p>
+    <w:p>
+      <w:pPr>
+        <w:pStyle w:val="Titolo2"/>
+      </w:pPr>
+      <w:r>
+        <w:t>• Esecuzione ed uso</w:t>
+      </w:r>
+    </w:p>
+    <w:p>
+      <w:pPr>
+        <w:pStyle w:val="Titolo3"/>
+      </w:pPr>
+      <w:r>
+        <w:t>• Setup e lancio del programma</w:t>
+      </w:r>
+    </w:p>
+    <w:p>
+      <w:r>
+        <w:t>P</w:t>
+      </w:r>
+      <w:r>
+        <w:t xml:space="preserve">er eseguire l’applicazione </w:t>
+      </w:r>
+      <w:r>
+        <w:t>è necessario innanzitutto aprire il file compresso e collocarsi all’interno della cartella radice, ovvero “</w:t>
       </w:r>
       <w:proofErr w:type="spellStart"/>
       <w:r>
         <w:rPr>
-          <w:highlight w:val="yellow"/>
-        </w:rPr>
-        <w:t>github</w:t>
+          <w:rFonts w:ascii="Microsoft Sans Serif" w:hAnsi="Microsoft Sans Serif" w:cs="Microsoft Sans Serif"/>
+        </w:rPr>
+        <w:t>cinemax</w:t>
       </w:r>
       <w:proofErr w:type="spellEnd"/>
       <w:r>
-        <w:t>. Una volta scaricato il file</w:t>
-      </w:r>
-      <w:r>
-        <w:t xml:space="preserve"> </w:t>
+        <w:t>”;</w:t>
+      </w:r>
+      <w:r>
+        <w:t xml:space="preserve"> si clicca all’interno della barra di navigazione del file system e si digita il comando “</w:t>
       </w:r>
       <w:proofErr w:type="spellStart"/>
       <w:r>
         <w:rPr>
-          <w:highlight w:val="yellow"/>
-        </w:rPr>
-        <w:t>cinemax</w:t>
+          <w:rFonts w:ascii="Microsoft Sans Serif" w:hAnsi="Microsoft Sans Serif" w:cs="Microsoft Sans Serif"/>
+        </w:rPr>
+        <w:t>cmd</w:t>
       </w:r>
       <w:proofErr w:type="spellEnd"/>
       <w:r>
-        <w:rPr>
-          <w:highlight w:val="yellow"/>
-        </w:rPr>
-        <w:t xml:space="preserve"> o qualcosa del genere</w:t>
-      </w:r>
-      <w:r>
-        <w:rPr>
-          <w:highlight w:val="yellow"/>
-        </w:rPr>
-        <w:t>.jar</w:t>
-      </w:r>
-      <w:r>
-        <w:t>, collocarlo in una directory a piacere del disco C: (si consiglia di creare e nominare una nuova cartella a partire da C: in cui salvare il file</w:t>
-      </w:r>
-      <w:r>
-        <w:t>, che è denominata qui con “radice” e verrà utilizzata nel paragrafo “Setup e lancio del programma” nella sezione “Esecuzione e uso”</w:t>
-      </w:r>
-      <w:r>
-        <w:t>)</w:t>
-      </w:r>
-      <w:r>
-        <w:t>.</w:t>
-      </w:r>
-    </w:p>
-    <w:p>
-      <w:r>
-        <w:t>Per eseguire l’applicazione, è necessario creare la variabile di sistema CLASSPATH.</w:t>
-      </w:r>
-    </w:p>
-    <w:p>
-      <w:r>
-        <w:t>Recarsi nuovamente</w:t>
-      </w:r>
-      <w:r>
-        <w:t xml:space="preserve"> in Impostazioni e aprire le Variabili d’ambiente. Recarsi nelle Variabili di sistema, cliccare su “Nuova”. Inserire:</w:t>
-      </w:r>
-    </w:p>
-    <w:p>
-      <w:r>
-        <w:t>• Nome Variabile: CLASSPATH</w:t>
-      </w:r>
-    </w:p>
-    <w:p>
-      <w:r>
-        <w:t xml:space="preserve">• Valore </w:t>
-      </w:r>
-      <w:proofErr w:type="gramStart"/>
-      <w:r>
-        <w:t>Variabile:  .</w:t>
-      </w:r>
-      <w:proofErr w:type="gramEnd"/>
-      <w:r>
-        <w:t>;&lt;</w:t>
-      </w:r>
-      <w:r>
-        <w:rPr>
-          <w:i/>
-          <w:iCs/>
-        </w:rPr>
-        <w:t>directory appena creata</w:t>
-      </w:r>
-      <w:r>
-        <w:rPr>
-          <w:i/>
-          <w:iCs/>
-        </w:rPr>
-        <w:t>&gt;</w:t>
-      </w:r>
-      <w:r>
-        <w:t>\</w:t>
-      </w:r>
-      <w:r>
-        <w:rPr>
-          <w:highlight w:val="yellow"/>
-        </w:rPr>
-        <w:t xml:space="preserve"> </w:t>
+        <w:t>” per avviare il prompt dei comandi.</w:t>
+      </w:r>
+    </w:p>
+    <w:p>
+      <w:r>
+        <w:t xml:space="preserve">Per lanciare il programma si digita il comando seguente: </w:t>
+      </w:r>
+      <w:r>
+        <w:rPr>
+          <w:rFonts w:ascii="Microsoft Sans Serif" w:hAnsi="Microsoft Sans Serif" w:cs="Microsoft Sans Serif"/>
+        </w:rPr>
+        <w:t>java -</w:t>
       </w:r>
       <w:proofErr w:type="spellStart"/>
       <w:r>
         <w:rPr>
-          <w:highlight w:val="yellow"/>
-        </w:rPr>
-        <w:t>cinemax</w:t>
+          <w:rFonts w:ascii="Microsoft Sans Serif" w:hAnsi="Microsoft Sans Serif" w:cs="Microsoft Sans Serif"/>
+        </w:rPr>
+        <w:t>jar</w:t>
       </w:r>
       <w:proofErr w:type="spellEnd"/>
       <w:r>
         <w:rPr>
-          <w:highlight w:val="yellow"/>
-        </w:rPr>
-        <w:t xml:space="preserve"> o qualcosa del genere</w:t>
-      </w:r>
-      <w:r>
-        <w:rPr>
-          <w:highlight w:val="yellow"/>
-        </w:rPr>
-        <w:t>.jar</w:t>
-      </w:r>
-    </w:p>
-    <w:p>
-      <w:r>
-        <w:t>Fare click su OK e salvare.</w:t>
-      </w:r>
-    </w:p>
-    <w:p>
-      <w:pPr>
-        <w:pStyle w:val="Titolo2"/>
-      </w:pPr>
-      <w:r>
-        <w:lastRenderedPageBreak/>
-        <w:t>• Esecuzione ed uso</w:t>
-      </w:r>
-    </w:p>
-    <w:p>
-      <w:pPr>
-        <w:pStyle w:val="Titolo3"/>
-      </w:pPr>
-      <w:r>
-        <w:t>• Setup e lancio del programma</w:t>
-      </w:r>
-    </w:p>
-    <w:p>
-      <w:r>
-        <w:t>Una volta impostate le variabili di sistema e collocato il file eseguibile nella cartella “radice”, per eseguire l’applicazione ci si colloca all’interno della directory appena menzionata, si clicca all’interno della barra di navigazione del file system e si digita il comando “</w:t>
-      </w:r>
-      <w:proofErr w:type="spellStart"/>
-      <w:r>
-        <w:t>cmd</w:t>
-      </w:r>
-      <w:proofErr w:type="spellEnd"/>
-      <w:r>
-        <w:t>” per avviare il prompt dei comandi.</w:t>
-      </w:r>
-    </w:p>
-    <w:p>
-      <w:r>
-        <w:t xml:space="preserve">Per lanciare il programma si digita il comando seguente: </w:t>
-      </w:r>
-      <w:r>
-        <w:rPr>
-          <w:highlight w:val="yellow"/>
-        </w:rPr>
-        <w:t xml:space="preserve">java </w:t>
-      </w:r>
-      <w:proofErr w:type="spellStart"/>
-      <w:proofErr w:type="gramStart"/>
-      <w:r>
-        <w:rPr>
-          <w:highlight w:val="yellow"/>
-        </w:rPr>
-        <w:t>cinemax.bin.cineMax</w:t>
-      </w:r>
-      <w:proofErr w:type="spellEnd"/>
-      <w:proofErr w:type="gramEnd"/>
+          <w:rFonts w:ascii="Microsoft Sans Serif" w:hAnsi="Microsoft Sans Serif" w:cs="Microsoft Sans Serif"/>
+        </w:rPr>
+        <w:t xml:space="preserve"> bin/cinemax.jar</w:t>
+      </w:r>
       <w:r>
         <w:t xml:space="preserve"> e verrà visualizzata la schermata di benvenuto dell’applicazione.</w:t>
       </w:r>
@@ -516,7 +813,7 @@
                     <pic:cNvPicPr/>
                   </pic:nvPicPr>
                   <pic:blipFill>
-                    <a:blip r:embed="rId6"/>
+                    <a:blip r:embed="rId11"/>
                     <a:stretch>
                       <a:fillRect/>
                     </a:stretch>
@@ -542,6 +839,7 @@
         <w:pStyle w:val="Titolo5"/>
       </w:pPr>
       <w:r>
+        <w:lastRenderedPageBreak/>
         <w:t>Funzionalità di login</w:t>
       </w:r>
       <w:r>
@@ -583,7 +881,7 @@
                     <pic:cNvPicPr/>
                   </pic:nvPicPr>
                   <pic:blipFill>
-                    <a:blip r:embed="rId7"/>
+                    <a:blip r:embed="rId12"/>
                     <a:stretch>
                       <a:fillRect/>
                     </a:stretch>
@@ -634,7 +932,6 @@
         <w:rPr>
           <w:noProof/>
         </w:rPr>
-        <w:lastRenderedPageBreak/>
         <w:drawing>
           <wp:inline distT="0" distB="0" distL="0" distR="0" wp14:anchorId="516C3D2D" wp14:editId="4073CD7A">
             <wp:extent cx="3771900" cy="2162175"/>
@@ -651,7 +948,7 @@
                     <pic:cNvPicPr/>
                   </pic:nvPicPr>
                   <pic:blipFill>
-                    <a:blip r:embed="rId8"/>
+                    <a:blip r:embed="rId13"/>
                     <a:stretch>
                       <a:fillRect/>
                     </a:stretch>
@@ -699,6 +996,7 @@
         <w:rPr>
           <w:noProof/>
         </w:rPr>
+        <w:lastRenderedPageBreak/>
         <w:drawing>
           <wp:inline distT="0" distB="0" distL="0" distR="0" wp14:anchorId="2811F5F0" wp14:editId="5414C969">
             <wp:extent cx="3762375" cy="2447925"/>
@@ -715,7 +1013,7 @@
                     <pic:cNvPicPr/>
                   </pic:nvPicPr>
                   <pic:blipFill>
-                    <a:blip r:embed="rId9"/>
+                    <a:blip r:embed="rId14"/>
                     <a:stretch>
                       <a:fillRect/>
                     </a:stretch>
@@ -779,7 +1077,7 @@
                     <pic:cNvPicPr/>
                   </pic:nvPicPr>
                   <pic:blipFill>
-                    <a:blip r:embed="rId10"/>
+                    <a:blip r:embed="rId15"/>
                     <a:stretch>
                       <a:fillRect/>
                     </a:stretch>
@@ -861,7 +1159,7 @@
                 <wp:cNvGraphicFramePr/>
                 <a:graphic xmlns:a="http://schemas.openxmlformats.org/drawingml/2006/main">
                   <a:graphicData uri="http://schemas.microsoft.com/office/word/2010/wordprocessingInk">
-                    <w14:contentPart bwMode="auto" r:id="rId11">
+                    <w14:contentPart bwMode="auto" r:id="rId16">
                       <w14:nvContentPartPr>
                         <w14:cNvContentPartPr/>
                       </w14:nvContentPartPr>
@@ -897,7 +1195,7 @@
                 <o:lock v:ext="edit" aspectratio="t"/>
               </v:shapetype>
               <v:shape id="Input penna 1" o:spid="_x0000_s1026" type="#_x0000_t75" style="position:absolute;margin-left:46.8pt;margin-top:240.65pt;width:10.9pt;height:10.5pt;z-index:251659264;visibility:visible;mso-wrap-style:square;mso-wrap-distance-left:9pt;mso-wrap-distance-top:0;mso-wrap-distance-right:9pt;mso-wrap-distance-bottom:0;mso-position-horizontal:absolute;mso-position-horizontal-relative:text;mso-position-vertical:absolute;mso-position-vertical-relative:text" o:gfxdata="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">
-                <v:imagedata r:id="rId12" o:title=""/>
+                <v:imagedata r:id="rId17" o:title=""/>
               </v:shape>
             </w:pict>
           </mc:Fallback>
@@ -923,7 +1221,7 @@
                     <pic:cNvPicPr/>
                   </pic:nvPicPr>
                   <pic:blipFill>
-                    <a:blip r:embed="rId13"/>
+                    <a:blip r:embed="rId18"/>
                     <a:stretch>
                       <a:fillRect/>
                     </a:stretch>
@@ -993,7 +1291,7 @@
                     <pic:cNvPicPr/>
                   </pic:nvPicPr>
                   <pic:blipFill>
-                    <a:blip r:embed="rId14"/>
+                    <a:blip r:embed="rId19"/>
                     <a:stretch>
                       <a:fillRect/>
                     </a:stretch>
@@ -1054,7 +1352,7 @@
                     <pic:cNvPicPr/>
                   </pic:nvPicPr>
                   <pic:blipFill>
-                    <a:blip r:embed="rId15"/>
+                    <a:blip r:embed="rId20"/>
                     <a:stretch>
                       <a:fillRect/>
                     </a:stretch>
@@ -1146,7 +1444,7 @@
                     <pic:cNvPicPr/>
                   </pic:nvPicPr>
                   <pic:blipFill>
-                    <a:blip r:embed="rId16"/>
+                    <a:blip r:embed="rId21"/>
                     <a:stretch>
                       <a:fillRect/>
                     </a:stretch>
@@ -1224,7 +1522,7 @@
                     <pic:cNvPicPr/>
                   </pic:nvPicPr>
                   <pic:blipFill>
-                    <a:blip r:embed="rId17"/>
+                    <a:blip r:embed="rId22"/>
                     <a:stretch>
                       <a:fillRect/>
                     </a:stretch>
@@ -1368,7 +1666,7 @@
                 <wp:cNvGraphicFramePr/>
                 <a:graphic xmlns:a="http://schemas.openxmlformats.org/drawingml/2006/main">
                   <a:graphicData uri="http://schemas.microsoft.com/office/word/2010/wordprocessingInk">
-                    <w14:contentPart bwMode="auto" r:id="rId18">
+                    <w14:contentPart bwMode="auto" r:id="rId23">
                       <w14:nvContentPartPr>
                         <w14:cNvContentPartPr/>
                       </w14:nvContentPartPr>
@@ -1404,7 +1702,7 @@
                 <o:lock v:ext="edit" aspectratio="t"/>
               </v:shapetype>
               <v:shape id="Input penna 1" o:spid="_x0000_s1026" type="#_x0000_t75" style="position:absolute;margin-left:50.15pt;margin-top:123.45pt;width:5.25pt;height:9pt;z-index:251660288;visibility:visible;mso-wrap-style:square;mso-wrap-distance-left:9pt;mso-wrap-distance-top:0;mso-wrap-distance-right:9pt;mso-wrap-distance-bottom:0;mso-position-horizontal:absolute;mso-position-horizontal-relative:text;mso-position-vertical:absolute;mso-position-vertical-relative:text" o:gfxdata="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">
-                <v:imagedata r:id="rId19" o:title=""/>
+                <v:imagedata r:id="rId24" o:title=""/>
               </v:shape>
             </w:pict>
           </mc:Fallback>
@@ -1430,7 +1728,7 @@
                     <pic:cNvPicPr/>
                   </pic:nvPicPr>
                   <pic:blipFill>
-                    <a:blip r:embed="rId20"/>
+                    <a:blip r:embed="rId25"/>
                     <a:stretch>
                       <a:fillRect/>
                     </a:stretch>
@@ -1480,7 +1778,7 @@
                     <pic:cNvPicPr/>
                   </pic:nvPicPr>
                   <pic:blipFill>
-                    <a:blip r:embed="rId21"/>
+                    <a:blip r:embed="rId26"/>
                     <a:stretch>
                       <a:fillRect/>
                     </a:stretch>
@@ -1544,7 +1842,7 @@
                     <pic:cNvPicPr/>
                   </pic:nvPicPr>
                   <pic:blipFill>
-                    <a:blip r:embed="rId22"/>
+                    <a:blip r:embed="rId27"/>
                     <a:stretch>
                       <a:fillRect/>
                     </a:stretch>
@@ -1609,7 +1907,7 @@
                     <pic:cNvPicPr/>
                   </pic:nvPicPr>
                   <pic:blipFill>
-                    <a:blip r:embed="rId23"/>
+                    <a:blip r:embed="rId28"/>
                     <a:stretch>
                       <a:fillRect/>
                     </a:stretch>
@@ -1670,7 +1968,7 @@
                     <pic:cNvPicPr/>
                   </pic:nvPicPr>
                   <pic:blipFill>
-                    <a:blip r:embed="rId24"/>
+                    <a:blip r:embed="rId29"/>
                     <a:stretch>
                       <a:fillRect/>
                     </a:stretch>
@@ -1751,7 +2049,7 @@
                     <pic:cNvPicPr/>
                   </pic:nvPicPr>
                   <pic:blipFill>
-                    <a:blip r:embed="rId25"/>
+                    <a:blip r:embed="rId30"/>
                     <a:stretch>
                       <a:fillRect/>
                     </a:stretch>
@@ -1817,7 +2115,7 @@
                     <pic:cNvPicPr/>
                   </pic:nvPicPr>
                   <pic:blipFill>
-                    <a:blip r:embed="rId26"/>
+                    <a:blip r:embed="rId31"/>
                     <a:stretch>
                       <a:fillRect/>
                     </a:stretch>
@@ -2659,7 +2957,7 @@
       </w:r>
     </w:p>
     <w:p>
-      <w:hyperlink r:id="rId27" w:history="1">
+      <w:hyperlink r:id="rId32" w:history="1">
         <w:r>
           <w:rPr>
             <w:rStyle w:val="Collegamentoipertestuale"/>
@@ -2670,7 +2968,7 @@
     </w:p>
     <w:p/>
     <w:p>
-      <w:hyperlink r:id="rId28" w:history="1">
+      <w:hyperlink r:id="rId33" w:history="1">
         <w:r>
           <w:rPr>
             <w:rStyle w:val="Collegamentoipertestuale"/>
@@ -4190,6 +4488,18 @@
       </w:tcPr>
     </w:tblStylePr>
   </w:style>
+  <w:style w:type="character" w:styleId="Collegamentovisitato">
+    <w:name w:val="FollowedHyperlink"/>
+    <w:basedOn w:val="Carpredefinitoparagrafo"/>
+    <w:uiPriority w:val="99"/>
+    <w:semiHidden/>
+    <w:unhideWhenUsed/>
+    <w:rsid w:val="0009108D"/>
+    <w:rPr>
+      <w:color w:val="954F72" w:themeColor="followedHyperlink"/>
+      <w:u w:val="single"/>
+    </w:rPr>
+  </w:style>
 </w:styles>
 </file>
 

--- a/doc/Manuale Utente.docx
+++ b/doc/Manuale Utente.docx
@@ -117,19 +117,7 @@
         <w:rPr>
           <w:rStyle w:val="Collegamentoipertestuale"/>
         </w:rPr>
-        <w:t>https://www.oracle.com/it/java/tec</w:t>
-      </w:r>
-      <w:r>
-        <w:rPr>
-          <w:rStyle w:val="Collegamentoipertestuale"/>
-        </w:rPr>
-        <w:t>h</w:t>
-      </w:r>
-      <w:r>
-        <w:rPr>
-          <w:rStyle w:val="Collegamentoipertestuale"/>
-        </w:rPr>
-        <w:t>nologies/downloads/</w:t>
+        <w:t>https://www.oracle.com/it/java/technologies/downloads/</w:t>
       </w:r>
       <w:r>
         <w:fldChar w:fldCharType="end"/>
@@ -165,6 +153,9 @@
     </w:p>
     <w:p>
       <w:r>
+        <w:rPr>
+          <w:noProof/>
+        </w:rPr>
         <w:drawing>
           <wp:inline distT="0" distB="0" distL="0" distR="0" wp14:anchorId="764895A9" wp14:editId="36E6D0CC">
             <wp:extent cx="6120130" cy="3484245"/>
@@ -423,6 +414,9 @@
     </w:p>
     <w:p>
       <w:r>
+        <w:rPr>
+          <w:noProof/>
+        </w:rPr>
         <w:drawing>
           <wp:inline distT="0" distB="0" distL="0" distR="0" wp14:anchorId="013D0EDF" wp14:editId="34580D64">
             <wp:extent cx="6120130" cy="3093720"/>
@@ -462,6 +456,9 @@
     </w:p>
     <w:p>
       <w:r>
+        <w:rPr>
+          <w:noProof/>
+        </w:rPr>
         <w:drawing>
           <wp:inline distT="0" distB="0" distL="0" distR="0" wp14:anchorId="72CB35D1" wp14:editId="7D573FCE">
             <wp:extent cx="6120130" cy="2686050"/>
@@ -532,19 +529,7 @@
           <w:rPr>
             <w:rStyle w:val="Collegamentoipertestuale"/>
           </w:rPr>
-          <w:t>https://gith</w:t>
-        </w:r>
-        <w:r>
-          <w:rPr>
-            <w:rStyle w:val="Collegamentoipertestuale"/>
-          </w:rPr>
-          <w:t>u</w:t>
-        </w:r>
-        <w:r>
-          <w:rPr>
-            <w:rStyle w:val="Collegamentoipertestuale"/>
-          </w:rPr>
-          <w:t>b.com/Necchio765298/cinemax.git</w:t>
+          <w:t>https://github.com/Necchio765298/cinemax.git</w:t>
         </w:r>
       </w:hyperlink>
       <w:r>
@@ -589,6 +574,9 @@
     </w:p>
     <w:p>
       <w:r>
+        <w:rPr>
+          <w:noProof/>
+        </w:rPr>
         <w:lastRenderedPageBreak/>
         <w:drawing>
           <wp:inline distT="0" distB="0" distL="0" distR="0" wp14:anchorId="4F9ACFA7" wp14:editId="7B1233C5">
@@ -1127,12 +1115,33 @@
     </w:p>
     <w:p>
       <w:r>
-        <w:t>Un utente non ancora registrato al programma, prima di accedere alle specifiche funzionalità, si deve registrare. Viene chiesto di compilare i campi che il software propone: nome, cognome, username, password, data di nascita, domicilio e ruolo (utente, bigliettaio o proiezionista a seconda di quali funzioni si voglia disporre una volta registrati).</w:t>
-      </w:r>
-    </w:p>
-    <w:p>
-      <w:r>
-        <w:t xml:space="preserve">Una volta registrati, l’applicazione torna alla schermata di avvio e ripropone le tre possibili scelte. </w:t>
+        <w:t>Un utente non ancora registrato al programma, prima di accedere alle specifiche funzionalità, si deve registrare. Viene chiesto di compilare i campi che il software propone: nome, cognome, username, password, data di nascita, domicilio e ruolo (</w:t>
+      </w:r>
+      <w:r>
+        <w:t xml:space="preserve">digitando “1”, “2” o “3” a seconda del ruolo con cui ci si vuole registrare - </w:t>
+      </w:r>
+      <w:r>
+        <w:t>utente, bigliettaio o proiezionista</w:t>
+      </w:r>
+      <w:r>
+        <w:t>).</w:t>
+      </w:r>
+    </w:p>
+    <w:p>
+      <w:r>
+        <w:t xml:space="preserve">Una volta registrati, l’applicazione </w:t>
+      </w:r>
+      <w:r>
+        <w:t xml:space="preserve">mostra all’utente il suo codice identificativo e </w:t>
+      </w:r>
+      <w:r>
+        <w:t xml:space="preserve">torna alla schermata di avvio </w:t>
+      </w:r>
+      <w:r>
+        <w:t>riproponendo</w:t>
+      </w:r>
+      <w:r>
+        <w:t xml:space="preserve"> le tre possibili scelte. </w:t>
       </w:r>
     </w:p>
     <w:p>
@@ -1141,75 +1150,11 @@
           <w:noProof/>
         </w:rPr>
         <w:lastRenderedPageBreak/>
-        <mc:AlternateContent>
-          <mc:Choice Requires="wpi">
-            <w:drawing>
-              <wp:anchor distT="0" distB="0" distL="114300" distR="114300" simplePos="0" relativeHeight="251659264" behindDoc="0" locked="0" layoutInCell="1" allowOverlap="1" wp14:anchorId="19EEDD27" wp14:editId="7B38FFD5">
-                <wp:simplePos x="0" y="0"/>
-                <wp:positionH relativeFrom="column">
-                  <wp:posOffset>600615</wp:posOffset>
-                </wp:positionH>
-                <wp:positionV relativeFrom="paragraph">
-                  <wp:posOffset>3062465</wp:posOffset>
-                </wp:positionV>
-                <wp:extent cx="126000" cy="120960"/>
-                <wp:effectExtent l="38100" t="38100" r="45720" b="50800"/>
-                <wp:wrapNone/>
-                <wp:docPr id="1504747266" name="Input penna 1"/>
-                <wp:cNvGraphicFramePr/>
-                <a:graphic xmlns:a="http://schemas.openxmlformats.org/drawingml/2006/main">
-                  <a:graphicData uri="http://schemas.microsoft.com/office/word/2010/wordprocessingInk">
-                    <w14:contentPart bwMode="auto" r:id="rId16">
-                      <w14:nvContentPartPr>
-                        <w14:cNvContentPartPr/>
-                      </w14:nvContentPartPr>
-                      <w14:xfrm>
-                        <a:off x="0" y="0"/>
-                        <a:ext cx="126000" cy="120960"/>
-                      </w14:xfrm>
-                    </w14:contentPart>
-                  </a:graphicData>
-                </a:graphic>
-              </wp:anchor>
-            </w:drawing>
-          </mc:Choice>
-          <mc:Fallback>
-            <w:pict>
-              <v:shapetype w14:anchorId="0A591951" id="_x0000_t75" coordsize="21600,21600" o:spt="75" o:preferrelative="t" path="m@4@5l@4@11@9@11@9@5xe" filled="f" stroked="f">
-                <v:stroke joinstyle="miter"/>
-                <v:formulas>
-                  <v:f eqn="if lineDrawn pixelLineWidth 0"/>
-                  <v:f eqn="sum @0 1 0"/>
-                  <v:f eqn="sum 0 0 @1"/>
-                  <v:f eqn="prod @2 1 2"/>
-                  <v:f eqn="prod @3 21600 pixelWidth"/>
-                  <v:f eqn="prod @3 21600 pixelHeight"/>
-                  <v:f eqn="sum @0 0 1"/>
-                  <v:f eqn="prod @6 1 2"/>
-                  <v:f eqn="prod @7 21600 pixelWidth"/>
-                  <v:f eqn="sum @8 21600 0"/>
-                  <v:f eqn="prod @7 21600 pixelHeight"/>
-                  <v:f eqn="sum @10 21600 0"/>
-                </v:formulas>
-                <v:path o:extrusionok="f" gradientshapeok="t" o:connecttype="rect"/>
-                <o:lock v:ext="edit" aspectratio="t"/>
-              </v:shapetype>
-              <v:shape id="Input penna 1" o:spid="_x0000_s1026" type="#_x0000_t75" style="position:absolute;margin-left:46.8pt;margin-top:240.65pt;width:10.9pt;height:10.5pt;z-index:251659264;visibility:visible;mso-wrap-style:square;mso-wrap-distance-left:9pt;mso-wrap-distance-top:0;mso-wrap-distance-right:9pt;mso-wrap-distance-bottom:0;mso-position-horizontal:absolute;mso-position-horizontal-relative:text;mso-position-vertical:absolute;mso-position-vertical-relative:text" o:gfxdata="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">
-                <v:imagedata r:id="rId17" o:title=""/>
-              </v:shape>
-            </w:pict>
-          </mc:Fallback>
-        </mc:AlternateContent>
-      </w:r>
-      <w:r>
-        <w:rPr>
-          <w:noProof/>
-        </w:rPr>
         <w:drawing>
-          <wp:inline distT="0" distB="0" distL="0" distR="0" wp14:anchorId="25EDCE2F" wp14:editId="0F5B80F2">
-            <wp:extent cx="5124450" cy="3248025"/>
+          <wp:inline distT="0" distB="0" distL="0" distR="0" wp14:anchorId="63611159" wp14:editId="1DE36DBC">
+            <wp:extent cx="5010150" cy="3362325"/>
             <wp:effectExtent l="0" t="0" r="0" b="9525"/>
-            <wp:docPr id="127843006" name="Immagine 1"/>
+            <wp:docPr id="438429011" name="Immagine 1"/>
             <wp:cNvGraphicFramePr>
               <a:graphicFrameLocks xmlns:a="http://schemas.openxmlformats.org/drawingml/2006/main" noChangeAspect="1"/>
             </wp:cNvGraphicFramePr>
@@ -1217,11 +1162,11 @@
               <a:graphicData uri="http://schemas.openxmlformats.org/drawingml/2006/picture">
                 <pic:pic xmlns:pic="http://schemas.openxmlformats.org/drawingml/2006/picture">
                   <pic:nvPicPr>
-                    <pic:cNvPr id="127843006" name=""/>
+                    <pic:cNvPr id="438429011" name=""/>
                     <pic:cNvPicPr/>
                   </pic:nvPicPr>
                   <pic:blipFill>
-                    <a:blip r:embed="rId18"/>
+                    <a:blip r:embed="rId16"/>
                     <a:stretch>
                       <a:fillRect/>
                     </a:stretch>
@@ -1229,7 +1174,7 @@
                   <pic:spPr>
                     <a:xfrm>
                       <a:off x="0" y="0"/>
-                      <a:ext cx="5124450" cy="3248025"/>
+                      <a:ext cx="5010150" cy="3362325"/>
                     </a:xfrm>
                     <a:prstGeom prst="rect">
                       <a:avLst/>
@@ -1258,16 +1203,16 @@
         <w:t>per vari criteri di ricerca, ad esempio per titolo del film</w:t>
       </w:r>
       <w:r>
-        <w:t xml:space="preserve"> (anche parziale)</w:t>
-      </w:r>
-      <w:r>
-        <w:t xml:space="preserve">, per data, per intervallo di date specificato… e mostra le proiezioni che sono state trovate fornito il criterio. </w:t>
-      </w:r>
-      <w:r>
-        <w:rPr>
-          <w:highlight w:val="yellow"/>
-        </w:rPr>
-        <w:t>Vedere se funziona anche con più criteri assieme</w:t>
+        <w:t xml:space="preserve">, </w:t>
+      </w:r>
+      <w:r>
+        <w:t>per data</w:t>
+      </w:r>
+      <w:r>
+        <w:t xml:space="preserve"> e ora</w:t>
+      </w:r>
+      <w:r>
+        <w:t xml:space="preserve">, per intervallo di date specificato… e mostra le proiezioni che sono state trovate fornito il criterio. </w:t>
       </w:r>
     </w:p>
     <w:p>
@@ -1276,7 +1221,7 @@
           <w:noProof/>
         </w:rPr>
         <w:drawing>
-          <wp:inline distT="0" distB="0" distL="0" distR="0" wp14:anchorId="35649AC2" wp14:editId="6F91C776">
+          <wp:inline distT="0" distB="0" distL="0" distR="0" wp14:anchorId="6007E11B" wp14:editId="2953BBC0">
             <wp:extent cx="3295650" cy="3076575"/>
             <wp:effectExtent l="0" t="0" r="0" b="9525"/>
             <wp:docPr id="1632625576" name="Immagine 1"/>
@@ -1291,7 +1236,7 @@
                     <pic:cNvPicPr/>
                   </pic:nvPicPr>
                   <pic:blipFill>
-                    <a:blip r:embed="rId19"/>
+                    <a:blip r:embed="rId17"/>
                     <a:stretch>
                       <a:fillRect/>
                     </a:stretch>
@@ -1314,6 +1259,470 @@
     </w:p>
     <w:p>
       <w:pPr>
+        <w:rPr>
+          <w:noProof/>
+        </w:rPr>
+      </w:pPr>
+      <w:r>
+        <w:t>Nel caso la proiezione ricercata non esista, viene riproposto di eseguire nuovamente la ricerca</w:t>
+      </w:r>
+      <w:r>
+        <w:t xml:space="preserve"> digitando “s” per confermare l’azione e “n” per ritornare al menu di benvenuto</w:t>
+      </w:r>
+      <w:r>
+        <w:t>.</w:t>
+      </w:r>
+      <w:r>
+        <w:rPr>
+          <w:noProof/>
+        </w:rPr>
+        <w:t xml:space="preserve"> </w:t>
+      </w:r>
+    </w:p>
+    <w:p>
+      <w:r>
+        <w:lastRenderedPageBreak/>
+        <w:drawing>
+          <wp:inline distT="0" distB="0" distL="0" distR="0" wp14:anchorId="2C9F9075" wp14:editId="0075AFE0">
+            <wp:extent cx="5153025" cy="1524000"/>
+            <wp:effectExtent l="0" t="0" r="9525" b="0"/>
+            <wp:docPr id="397289647" name="Immagine 1"/>
+            <wp:cNvGraphicFramePr>
+              <a:graphicFrameLocks xmlns:a="http://schemas.openxmlformats.org/drawingml/2006/main" noChangeAspect="1"/>
+            </wp:cNvGraphicFramePr>
+            <a:graphic xmlns:a="http://schemas.openxmlformats.org/drawingml/2006/main">
+              <a:graphicData uri="http://schemas.openxmlformats.org/drawingml/2006/picture">
+                <pic:pic xmlns:pic="http://schemas.openxmlformats.org/drawingml/2006/picture">
+                  <pic:nvPicPr>
+                    <pic:cNvPr id="397289647" name=""/>
+                    <pic:cNvPicPr/>
+                  </pic:nvPicPr>
+                  <pic:blipFill>
+                    <a:blip r:embed="rId18"/>
+                    <a:stretch>
+                      <a:fillRect/>
+                    </a:stretch>
+                  </pic:blipFill>
+                  <pic:spPr>
+                    <a:xfrm>
+                      <a:off x="0" y="0"/>
+                      <a:ext cx="5153025" cy="1524000"/>
+                    </a:xfrm>
+                    <a:prstGeom prst="rect">
+                      <a:avLst/>
+                    </a:prstGeom>
+                  </pic:spPr>
+                </pic:pic>
+              </a:graphicData>
+            </a:graphic>
+          </wp:inline>
+        </w:drawing>
+      </w:r>
+    </w:p>
+    <w:p>
+      <w:r>
+        <w:t>Di seguito alcuni criteri di ricerca esemplificativi:</w:t>
+      </w:r>
+    </w:p>
+    <w:p>
+      <w:pPr>
+        <w:pStyle w:val="Paragrafoelenco"/>
+        <w:numPr>
+          <w:ilvl w:val="0"/>
+          <w:numId w:val="5"/>
+        </w:numPr>
+      </w:pPr>
+      <w:r>
+        <w:t>Ricerca per data e ora</w:t>
+      </w:r>
+      <w:r>
+        <w:t>, ad esempio digitando “2026-09-16 10:00:00”</w:t>
+      </w:r>
+    </w:p>
+    <w:p>
+      <w:pPr>
+        <w:pStyle w:val="Paragrafoelenco"/>
+        <w:ind w:left="360"/>
+      </w:pPr>
+      <w:r>
+        <w:rPr>
+          <w:noProof/>
+        </w:rPr>
+        <w:drawing>
+          <wp:inline distT="0" distB="0" distL="0" distR="0" wp14:anchorId="602A28DE" wp14:editId="4C6EB5FF">
+            <wp:extent cx="5505450" cy="466725"/>
+            <wp:effectExtent l="0" t="0" r="0" b="9525"/>
+            <wp:docPr id="1471820267" name="Immagine 1"/>
+            <wp:cNvGraphicFramePr>
+              <a:graphicFrameLocks xmlns:a="http://schemas.openxmlformats.org/drawingml/2006/main" noChangeAspect="1"/>
+            </wp:cNvGraphicFramePr>
+            <a:graphic xmlns:a="http://schemas.openxmlformats.org/drawingml/2006/main">
+              <a:graphicData uri="http://schemas.openxmlformats.org/drawingml/2006/picture">
+                <pic:pic xmlns:pic="http://schemas.openxmlformats.org/drawingml/2006/picture">
+                  <pic:nvPicPr>
+                    <pic:cNvPr id="1471820267" name=""/>
+                    <pic:cNvPicPr/>
+                  </pic:nvPicPr>
+                  <pic:blipFill>
+                    <a:blip r:embed="rId19"/>
+                    <a:stretch>
+                      <a:fillRect/>
+                    </a:stretch>
+                  </pic:blipFill>
+                  <pic:spPr>
+                    <a:xfrm>
+                      <a:off x="0" y="0"/>
+                      <a:ext cx="5505450" cy="466725"/>
+                    </a:xfrm>
+                    <a:prstGeom prst="rect">
+                      <a:avLst/>
+                    </a:prstGeom>
+                  </pic:spPr>
+                </pic:pic>
+              </a:graphicData>
+            </a:graphic>
+          </wp:inline>
+        </w:drawing>
+      </w:r>
+    </w:p>
+    <w:p>
+      <w:pPr>
+        <w:pStyle w:val="Paragrafoelenco"/>
+      </w:pPr>
+    </w:p>
+    <w:p>
+      <w:pPr>
+        <w:pStyle w:val="Paragrafoelenco"/>
+        <w:numPr>
+          <w:ilvl w:val="0"/>
+          <w:numId w:val="5"/>
+        </w:numPr>
+      </w:pPr>
+      <w:r>
+        <w:t>Per titolo del film</w:t>
+      </w:r>
+      <w:r>
+        <w:t>, ad esempio digitando “</w:t>
+      </w:r>
+      <w:proofErr w:type="spellStart"/>
+      <w:r>
+        <w:t>Modern</w:t>
+      </w:r>
+      <w:proofErr w:type="spellEnd"/>
+      <w:r>
+        <w:t xml:space="preserve"> Times”</w:t>
+      </w:r>
+    </w:p>
+    <w:p>
+      <w:pPr>
+        <w:pStyle w:val="Paragrafoelenco"/>
+        <w:ind w:left="360"/>
+      </w:pPr>
+      <w:r>
+        <w:drawing>
+          <wp:inline distT="0" distB="0" distL="0" distR="0" wp14:anchorId="6C107E71" wp14:editId="4FCF9795">
+            <wp:extent cx="5391150" cy="2486025"/>
+            <wp:effectExtent l="0" t="0" r="0" b="9525"/>
+            <wp:docPr id="686555240" name="Immagine 1"/>
+            <wp:cNvGraphicFramePr>
+              <a:graphicFrameLocks xmlns:a="http://schemas.openxmlformats.org/drawingml/2006/main" noChangeAspect="1"/>
+            </wp:cNvGraphicFramePr>
+            <a:graphic xmlns:a="http://schemas.openxmlformats.org/drawingml/2006/main">
+              <a:graphicData uri="http://schemas.openxmlformats.org/drawingml/2006/picture">
+                <pic:pic xmlns:pic="http://schemas.openxmlformats.org/drawingml/2006/picture">
+                  <pic:nvPicPr>
+                    <pic:cNvPr id="686555240" name=""/>
+                    <pic:cNvPicPr/>
+                  </pic:nvPicPr>
+                  <pic:blipFill>
+                    <a:blip r:embed="rId20"/>
+                    <a:stretch>
+                      <a:fillRect/>
+                    </a:stretch>
+                  </pic:blipFill>
+                  <pic:spPr>
+                    <a:xfrm>
+                      <a:off x="0" y="0"/>
+                      <a:ext cx="5391150" cy="2486025"/>
+                    </a:xfrm>
+                    <a:prstGeom prst="rect">
+                      <a:avLst/>
+                    </a:prstGeom>
+                  </pic:spPr>
+                </pic:pic>
+              </a:graphicData>
+            </a:graphic>
+          </wp:inline>
+        </w:drawing>
+      </w:r>
+    </w:p>
+    <w:p>
+      <w:pPr>
+        <w:pStyle w:val="Paragrafoelenco"/>
+      </w:pPr>
+    </w:p>
+    <w:p>
+      <w:pPr>
+        <w:pStyle w:val="Paragrafoelenco"/>
+        <w:numPr>
+          <w:ilvl w:val="0"/>
+          <w:numId w:val="5"/>
+        </w:numPr>
+      </w:pPr>
+      <w:r>
+        <w:t>Per genere</w:t>
+      </w:r>
+      <w:r>
+        <w:t>, ad esempio digitando “Comedy”</w:t>
+      </w:r>
+    </w:p>
+    <w:p>
+      <w:pPr>
+        <w:pStyle w:val="Paragrafoelenco"/>
+        <w:ind w:left="360"/>
+      </w:pPr>
+      <w:r>
+        <w:drawing>
+          <wp:inline distT="0" distB="0" distL="0" distR="0" wp14:anchorId="2C3981AD" wp14:editId="621C9E84">
+            <wp:extent cx="6076950" cy="1323975"/>
+            <wp:effectExtent l="0" t="0" r="0" b="9525"/>
+            <wp:docPr id="1538544094" name="Immagine 1"/>
+            <wp:cNvGraphicFramePr>
+              <a:graphicFrameLocks xmlns:a="http://schemas.openxmlformats.org/drawingml/2006/main" noChangeAspect="1"/>
+            </wp:cNvGraphicFramePr>
+            <a:graphic xmlns:a="http://schemas.openxmlformats.org/drawingml/2006/main">
+              <a:graphicData uri="http://schemas.openxmlformats.org/drawingml/2006/picture">
+                <pic:pic xmlns:pic="http://schemas.openxmlformats.org/drawingml/2006/picture">
+                  <pic:nvPicPr>
+                    <pic:cNvPr id="1538544094" name=""/>
+                    <pic:cNvPicPr/>
+                  </pic:nvPicPr>
+                  <pic:blipFill>
+                    <a:blip r:embed="rId21"/>
+                    <a:stretch>
+                      <a:fillRect/>
+                    </a:stretch>
+                  </pic:blipFill>
+                  <pic:spPr>
+                    <a:xfrm>
+                      <a:off x="0" y="0"/>
+                      <a:ext cx="6076950" cy="1323975"/>
+                    </a:xfrm>
+                    <a:prstGeom prst="rect">
+                      <a:avLst/>
+                    </a:prstGeom>
+                  </pic:spPr>
+                </pic:pic>
+              </a:graphicData>
+            </a:graphic>
+          </wp:inline>
+        </w:drawing>
+      </w:r>
+    </w:p>
+    <w:p>
+      <w:pPr>
+        <w:pStyle w:val="Paragrafoelenco"/>
+      </w:pPr>
+    </w:p>
+    <w:p>
+      <w:pPr>
+        <w:pStyle w:val="Paragrafoelenco"/>
+        <w:numPr>
+          <w:ilvl w:val="0"/>
+          <w:numId w:val="5"/>
+        </w:numPr>
+      </w:pPr>
+      <w:r>
+        <w:t>Per regista, ad esempio digitando “Frank Capra”</w:t>
+      </w:r>
+    </w:p>
+    <w:p>
+      <w:pPr>
+        <w:pStyle w:val="Paragrafoelenco"/>
+        <w:ind w:left="360"/>
+      </w:pPr>
+      <w:r>
+        <w:drawing>
+          <wp:inline distT="0" distB="0" distL="0" distR="0" wp14:anchorId="4648DDDE" wp14:editId="07C6EECF">
+            <wp:extent cx="6120130" cy="977900"/>
+            <wp:effectExtent l="0" t="0" r="0" b="0"/>
+            <wp:docPr id="1953099730" name="Immagine 1"/>
+            <wp:cNvGraphicFramePr>
+              <a:graphicFrameLocks xmlns:a="http://schemas.openxmlformats.org/drawingml/2006/main" noChangeAspect="1"/>
+            </wp:cNvGraphicFramePr>
+            <a:graphic xmlns:a="http://schemas.openxmlformats.org/drawingml/2006/main">
+              <a:graphicData uri="http://schemas.openxmlformats.org/drawingml/2006/picture">
+                <pic:pic xmlns:pic="http://schemas.openxmlformats.org/drawingml/2006/picture">
+                  <pic:nvPicPr>
+                    <pic:cNvPr id="1953099730" name=""/>
+                    <pic:cNvPicPr/>
+                  </pic:nvPicPr>
+                  <pic:blipFill>
+                    <a:blip r:embed="rId22"/>
+                    <a:stretch>
+                      <a:fillRect/>
+                    </a:stretch>
+                  </pic:blipFill>
+                  <pic:spPr>
+                    <a:xfrm>
+                      <a:off x="0" y="0"/>
+                      <a:ext cx="6120130" cy="977900"/>
+                    </a:xfrm>
+                    <a:prstGeom prst="rect">
+                      <a:avLst/>
+                    </a:prstGeom>
+                  </pic:spPr>
+                </pic:pic>
+              </a:graphicData>
+            </a:graphic>
+          </wp:inline>
+        </w:drawing>
+      </w:r>
+    </w:p>
+    <w:p>
+      <w:pPr>
+        <w:pStyle w:val="Paragrafoelenco"/>
+      </w:pPr>
+    </w:p>
+    <w:p>
+      <w:pPr>
+        <w:pStyle w:val="Paragrafoelenco"/>
+        <w:numPr>
+          <w:ilvl w:val="0"/>
+          <w:numId w:val="5"/>
+        </w:numPr>
+      </w:pPr>
+      <w:r>
+        <w:t>Per anno di produzione, ad esempio digitando “1990”</w:t>
+      </w:r>
+    </w:p>
+    <w:p>
+      <w:pPr>
+        <w:pStyle w:val="Paragrafoelenco"/>
+        <w:ind w:left="360"/>
+      </w:pPr>
+      <w:r>
+        <w:lastRenderedPageBreak/>
+        <w:drawing>
+          <wp:inline distT="0" distB="0" distL="0" distR="0" wp14:anchorId="322AA777" wp14:editId="2967458A">
+            <wp:extent cx="5629275" cy="1514475"/>
+            <wp:effectExtent l="0" t="0" r="9525" b="9525"/>
+            <wp:docPr id="1068495097" name="Immagine 1"/>
+            <wp:cNvGraphicFramePr>
+              <a:graphicFrameLocks xmlns:a="http://schemas.openxmlformats.org/drawingml/2006/main" noChangeAspect="1"/>
+            </wp:cNvGraphicFramePr>
+            <a:graphic xmlns:a="http://schemas.openxmlformats.org/drawingml/2006/main">
+              <a:graphicData uri="http://schemas.openxmlformats.org/drawingml/2006/picture">
+                <pic:pic xmlns:pic="http://schemas.openxmlformats.org/drawingml/2006/picture">
+                  <pic:nvPicPr>
+                    <pic:cNvPr id="1068495097" name=""/>
+                    <pic:cNvPicPr/>
+                  </pic:nvPicPr>
+                  <pic:blipFill>
+                    <a:blip r:embed="rId23"/>
+                    <a:stretch>
+                      <a:fillRect/>
+                    </a:stretch>
+                  </pic:blipFill>
+                  <pic:spPr>
+                    <a:xfrm>
+                      <a:off x="0" y="0"/>
+                      <a:ext cx="5629275" cy="1514475"/>
+                    </a:xfrm>
+                    <a:prstGeom prst="rect">
+                      <a:avLst/>
+                    </a:prstGeom>
+                  </pic:spPr>
+                </pic:pic>
+              </a:graphicData>
+            </a:graphic>
+          </wp:inline>
+        </w:drawing>
+      </w:r>
+    </w:p>
+    <w:p>
+      <w:pPr>
+        <w:pStyle w:val="Paragrafoelenco"/>
+      </w:pPr>
+    </w:p>
+    <w:p>
+      <w:pPr>
+        <w:pStyle w:val="Paragrafoelenco"/>
+        <w:numPr>
+          <w:ilvl w:val="0"/>
+          <w:numId w:val="5"/>
+        </w:numPr>
+      </w:pPr>
+      <w:r>
+        <w:t>Per intervallo di date, ad esempio digitando:</w:t>
+      </w:r>
+    </w:p>
+    <w:p>
+      <w:pPr>
+        <w:pStyle w:val="Paragrafoelenco"/>
+        <w:numPr>
+          <w:ilvl w:val="1"/>
+          <w:numId w:val="5"/>
+        </w:numPr>
+      </w:pPr>
+      <w:r>
+        <w:t>Data di inizio: “2022-06-15”</w:t>
+      </w:r>
+    </w:p>
+    <w:p>
+      <w:pPr>
+        <w:pStyle w:val="Paragrafoelenco"/>
+        <w:numPr>
+          <w:ilvl w:val="1"/>
+          <w:numId w:val="5"/>
+        </w:numPr>
+      </w:pPr>
+      <w:r>
+        <w:t>Data di fine: “2022-06-20”</w:t>
+      </w:r>
+    </w:p>
+    <w:p>
+      <w:r>
+        <w:drawing>
+          <wp:inline distT="0" distB="0" distL="0" distR="0" wp14:anchorId="5DE2FED0" wp14:editId="404C9AFA">
+            <wp:extent cx="6120130" cy="1972945"/>
+            <wp:effectExtent l="0" t="0" r="0" b="8255"/>
+            <wp:docPr id="550563550" name="Immagine 1"/>
+            <wp:cNvGraphicFramePr>
+              <a:graphicFrameLocks xmlns:a="http://schemas.openxmlformats.org/drawingml/2006/main" noChangeAspect="1"/>
+            </wp:cNvGraphicFramePr>
+            <a:graphic xmlns:a="http://schemas.openxmlformats.org/drawingml/2006/main">
+              <a:graphicData uri="http://schemas.openxmlformats.org/drawingml/2006/picture">
+                <pic:pic xmlns:pic="http://schemas.openxmlformats.org/drawingml/2006/picture">
+                  <pic:nvPicPr>
+                    <pic:cNvPr id="550563550" name=""/>
+                    <pic:cNvPicPr/>
+                  </pic:nvPicPr>
+                  <pic:blipFill>
+                    <a:blip r:embed="rId24"/>
+                    <a:stretch>
+                      <a:fillRect/>
+                    </a:stretch>
+                  </pic:blipFill>
+                  <pic:spPr>
+                    <a:xfrm>
+                      <a:off x="0" y="0"/>
+                      <a:ext cx="6120130" cy="1972945"/>
+                    </a:xfrm>
+                    <a:prstGeom prst="rect">
+                      <a:avLst/>
+                    </a:prstGeom>
+                  </pic:spPr>
+                </pic:pic>
+              </a:graphicData>
+            </a:graphic>
+          </wp:inline>
+        </w:drawing>
+      </w:r>
+    </w:p>
+    <w:p/>
+    <w:p>
+      <w:pPr>
         <w:pStyle w:val="Titolo5"/>
       </w:pPr>
       <w:r>
@@ -1335,7 +1744,6 @@
         <w:rPr>
           <w:noProof/>
         </w:rPr>
-        <w:lastRenderedPageBreak/>
         <w:drawing>
           <wp:inline distT="0" distB="0" distL="0" distR="0" wp14:anchorId="6FCE4B38" wp14:editId="58289B4E">
             <wp:extent cx="2095500" cy="1266825"/>
@@ -1352,7 +1760,7 @@
                     <pic:cNvPicPr/>
                   </pic:nvPicPr>
                   <pic:blipFill>
-                    <a:blip r:embed="rId20"/>
+                    <a:blip r:embed="rId25"/>
                     <a:stretch>
                       <a:fillRect/>
                     </a:stretch>
@@ -1409,30 +1817,76 @@
         </w:numPr>
       </w:pPr>
       <w:r>
-        <w:t xml:space="preserve">creare una nuova prenotazione: è possibile creare una nuova prenotazione specificando, attraverso una compilazione guidata, i dati necessari (numero dei biglietti che si desidera acquistare, </w:t>
-      </w:r>
-      <w:r>
-        <w:t>a patto che non superino la capacità della sala di 200 posti, il proprio nome e cognome a cui associare la prenotazione, il titolo del film che si desidera visionare e la data di proiezione del film in oggetto). In automatico viene generato un codice univoco che è associato alla prenotazione.</w:t>
+        <w:t>creare una nuova prenotazione: è possibile creare una nuova prenotazione specificando, attraverso una compilazione guidata, i dati necessari</w:t>
+      </w:r>
+      <w:r>
+        <w:t>:</w:t>
       </w:r>
     </w:p>
     <w:p>
       <w:pPr>
         <w:pStyle w:val="Paragrafoelenco"/>
-      </w:pPr>
+        <w:numPr>
+          <w:ilvl w:val="1"/>
+          <w:numId w:val="5"/>
+        </w:numPr>
+      </w:pPr>
+      <w:r>
+        <w:t xml:space="preserve">Inserire la data e l’ora della proiezione, ad esempio “2026-11-15 10:00:00”. La data deve essere successiva alla data odierna affinché la prenotazione sia effettuata. Viene mostrata nella sua interezza la proiezione </w:t>
+      </w:r>
+      <w:r>
+        <w:t>associata alla data inserita</w:t>
+      </w:r>
     </w:p>
     <w:p>
       <w:pPr>
         <w:pStyle w:val="Paragrafoelenco"/>
-      </w:pPr>
-      <w:r>
-        <w:rPr>
-          <w:noProof/>
-        </w:rPr>
+        <w:ind w:left="1440"/>
+      </w:pPr>
+      <w:r>
+        <w:t>Assieme alla proiezione sono mostrati i dati dell’utente che ha effettuato il login, al quale verrà associata la prenotazione</w:t>
+      </w:r>
+    </w:p>
+    <w:p>
+      <w:pPr>
+        <w:pStyle w:val="Paragrafoelenco"/>
+        <w:numPr>
+          <w:ilvl w:val="1"/>
+          <w:numId w:val="5"/>
+        </w:numPr>
+      </w:pPr>
+      <w:r>
+        <w:t>Inserire il numero dei biglietti da acquistare, digitando per esempio “1”</w:t>
+      </w:r>
+    </w:p>
+    <w:p>
+      <w:pPr>
+        <w:ind w:left="708"/>
+      </w:pPr>
+      <w:r>
+        <w:lastRenderedPageBreak/>
+        <w:t>Viene mostrata la prenotazione effettuata e i</w:t>
+      </w:r>
+      <w:r>
+        <w:t>n automatico viene generato un codice univoco che è associato alla prenotazione.</w:t>
+      </w:r>
+    </w:p>
+    <w:p>
+      <w:pPr>
+        <w:pStyle w:val="Paragrafoelenco"/>
+      </w:pPr>
+    </w:p>
+    <w:p>
+      <w:pPr>
+        <w:pStyle w:val="Paragrafoelenco"/>
+        <w:ind w:left="360"/>
+      </w:pPr>
+      <w:r>
         <w:drawing>
-          <wp:inline distT="0" distB="0" distL="0" distR="0" wp14:anchorId="57524296" wp14:editId="09D14C29">
-            <wp:extent cx="5295900" cy="2343150"/>
+          <wp:inline distT="0" distB="0" distL="0" distR="0" wp14:anchorId="1247C6C0" wp14:editId="67EAE41A">
+            <wp:extent cx="6120130" cy="2580005"/>
             <wp:effectExtent l="0" t="0" r="0" b="0"/>
-            <wp:docPr id="1800862701" name="Immagine 1"/>
+            <wp:docPr id="26609709" name="Immagine 1"/>
             <wp:cNvGraphicFramePr>
               <a:graphicFrameLocks xmlns:a="http://schemas.openxmlformats.org/drawingml/2006/main" noChangeAspect="1"/>
             </wp:cNvGraphicFramePr>
@@ -1440,341 +1894,7 @@
               <a:graphicData uri="http://schemas.openxmlformats.org/drawingml/2006/picture">
                 <pic:pic xmlns:pic="http://schemas.openxmlformats.org/drawingml/2006/picture">
                   <pic:nvPicPr>
-                    <pic:cNvPr id="1800862701" name=""/>
-                    <pic:cNvPicPr/>
-                  </pic:nvPicPr>
-                  <pic:blipFill>
-                    <a:blip r:embed="rId21"/>
-                    <a:stretch>
-                      <a:fillRect/>
-                    </a:stretch>
-                  </pic:blipFill>
-                  <pic:spPr>
-                    <a:xfrm>
-                      <a:off x="0" y="0"/>
-                      <a:ext cx="5295900" cy="2343150"/>
-                    </a:xfrm>
-                    <a:prstGeom prst="rect">
-                      <a:avLst/>
-                    </a:prstGeom>
-                  </pic:spPr>
-                </pic:pic>
-              </a:graphicData>
-            </a:graphic>
-          </wp:inline>
-        </w:drawing>
-      </w:r>
-    </w:p>
-    <w:p>
-      <w:pPr>
-        <w:pStyle w:val="Paragrafoelenco"/>
-      </w:pPr>
-    </w:p>
-    <w:p>
-      <w:pPr>
-        <w:pStyle w:val="Titolo5"/>
-      </w:pPr>
-      <w:r>
-        <w:t>Visualizzare una prenotazione</w:t>
-      </w:r>
-    </w:p>
-    <w:p>
-      <w:pPr>
-        <w:pStyle w:val="Paragrafoelenco"/>
-      </w:pPr>
-    </w:p>
-    <w:p>
-      <w:pPr>
-        <w:pStyle w:val="Paragrafoelenco"/>
-        <w:numPr>
-          <w:ilvl w:val="0"/>
-          <w:numId w:val="2"/>
-        </w:numPr>
-      </w:pPr>
-      <w:r>
-        <w:t>visualizzare le prenotazioni</w:t>
-      </w:r>
-      <w:r>
-        <w:t>: l’applicazione richiede di inserire il nome e il cognome dell’utente di cui si vuole visualizzare le prenotazioni associate.</w:t>
-      </w:r>
-    </w:p>
-    <w:p>
-      <w:pPr>
-        <w:ind w:left="360" w:firstLine="348"/>
-      </w:pPr>
-      <w:r>
-        <w:rPr>
-          <w:noProof/>
-        </w:rPr>
-        <w:drawing>
-          <wp:inline distT="0" distB="0" distL="0" distR="0" wp14:anchorId="5E9053A2" wp14:editId="61E5521B">
-            <wp:extent cx="5734050" cy="1704975"/>
-            <wp:effectExtent l="0" t="0" r="0" b="9525"/>
-            <wp:docPr id="569178322" name="Immagine 1"/>
-            <wp:cNvGraphicFramePr>
-              <a:graphicFrameLocks xmlns:a="http://schemas.openxmlformats.org/drawingml/2006/main" noChangeAspect="1"/>
-            </wp:cNvGraphicFramePr>
-            <a:graphic xmlns:a="http://schemas.openxmlformats.org/drawingml/2006/main">
-              <a:graphicData uri="http://schemas.openxmlformats.org/drawingml/2006/picture">
-                <pic:pic xmlns:pic="http://schemas.openxmlformats.org/drawingml/2006/picture">
-                  <pic:nvPicPr>
-                    <pic:cNvPr id="569178322" name=""/>
-                    <pic:cNvPicPr/>
-                  </pic:nvPicPr>
-                  <pic:blipFill>
-                    <a:blip r:embed="rId22"/>
-                    <a:stretch>
-                      <a:fillRect/>
-                    </a:stretch>
-                  </pic:blipFill>
-                  <pic:spPr>
-                    <a:xfrm>
-                      <a:off x="0" y="0"/>
-                      <a:ext cx="5734050" cy="1704975"/>
-                    </a:xfrm>
-                    <a:prstGeom prst="rect">
-                      <a:avLst/>
-                    </a:prstGeom>
-                  </pic:spPr>
-                </pic:pic>
-              </a:graphicData>
-            </a:graphic>
-          </wp:inline>
-        </w:drawing>
-      </w:r>
-    </w:p>
-    <w:p>
-      <w:pPr>
-        <w:pStyle w:val="Titolo5"/>
-      </w:pPr>
-      <w:r>
-        <w:t>Modificare una prenotazione</w:t>
-      </w:r>
-    </w:p>
-    <w:p>
-      <w:pPr>
-        <w:pStyle w:val="Paragrafoelenco"/>
-        <w:numPr>
-          <w:ilvl w:val="0"/>
-          <w:numId w:val="2"/>
-        </w:numPr>
-      </w:pPr>
-      <w:r>
-        <w:t>modificare una prenotazione</w:t>
-      </w:r>
-      <w:r>
-        <w:t xml:space="preserve">: </w:t>
-      </w:r>
-    </w:p>
-    <w:p>
-      <w:pPr>
-        <w:pStyle w:val="Titolo5"/>
-      </w:pPr>
-      <w:r>
-        <w:lastRenderedPageBreak/>
-        <w:t>Eliminare una prenotazione</w:t>
-      </w:r>
-    </w:p>
-    <w:p>
-      <w:pPr>
-        <w:pStyle w:val="Paragrafoelenco"/>
-        <w:numPr>
-          <w:ilvl w:val="0"/>
-          <w:numId w:val="2"/>
-        </w:numPr>
-      </w:pPr>
-      <w:r>
-        <w:t>eliminare una prenotazione</w:t>
-      </w:r>
-      <w:r>
-        <w:t>:</w:t>
-      </w:r>
-    </w:p>
-    <w:p>
-      <w:pPr>
-        <w:rPr>
-          <w:color w:val="EE0000"/>
-        </w:rPr>
-      </w:pPr>
-      <w:r>
-        <w:rPr>
-          <w:color w:val="EE0000"/>
-        </w:rPr>
-        <w:t>INSERIRE IMMAGINI DEL MODIFICA E ELIMINA</w:t>
-      </w:r>
-    </w:p>
-    <w:p>
-      <w:r>
-        <w:t>La scelta “0” è possibile per uscire dalle funzioni del cliente e tornare alla schermata di avvio.</w:t>
-      </w:r>
-    </w:p>
-    <w:p/>
-    <w:p>
-      <w:pPr>
-        <w:pStyle w:val="Titolo4"/>
-      </w:pPr>
-      <w:r>
-        <w:t>FUNZIONI DEL RUOLO “BIGLIETTAIO”</w:t>
-      </w:r>
-    </w:p>
-    <w:p>
-      <w:r>
-        <w:t>Accedendo con il profilo di “bigliettaio” si ha a disposizione l’unica funzione per ricercare una prenotazione, oltre alla possibilità di ritornare al menu di avvio.</w:t>
-      </w:r>
-    </w:p>
-    <w:p>
-      <w:pPr>
-        <w:pStyle w:val="Titolo5"/>
-      </w:pPr>
-      <w:r>
-        <w:t>Ricercare una prenotazione</w:t>
-      </w:r>
-    </w:p>
-    <w:p>
-      <w:r>
-        <w:t>Digitando “1” alla voce “</w:t>
-      </w:r>
-      <w:proofErr w:type="gramStart"/>
-      <w:r>
-        <w:t>Scelta:“</w:t>
-      </w:r>
-      <w:proofErr w:type="gramEnd"/>
-      <w:r>
-        <w:t xml:space="preserve"> viene chiesto di ricercare una prenotazione scegliendo tra uno dei quattro criteri di ricerca proposti: codice della prenotazione, nome e cognome del cliente, titolo del film e intervallo di date.</w:t>
-      </w:r>
-    </w:p>
-    <w:p>
-      <w:r>
-        <w:rPr>
-          <w:noProof/>
-        </w:rPr>
-        <mc:AlternateContent>
-          <mc:Choice Requires="wpi">
-            <w:drawing>
-              <wp:anchor distT="0" distB="0" distL="114300" distR="114300" simplePos="0" relativeHeight="251660288" behindDoc="0" locked="0" layoutInCell="1" allowOverlap="1" wp14:anchorId="4CCD48A8" wp14:editId="57993AE5">
-                <wp:simplePos x="0" y="0"/>
-                <wp:positionH relativeFrom="column">
-                  <wp:posOffset>645600</wp:posOffset>
-                </wp:positionH>
-                <wp:positionV relativeFrom="paragraph">
-                  <wp:posOffset>1576645</wp:posOffset>
-                </wp:positionV>
-                <wp:extent cx="48600" cy="95760"/>
-                <wp:effectExtent l="38100" t="57150" r="46990" b="57150"/>
-                <wp:wrapNone/>
-                <wp:docPr id="1258002274" name="Input penna 1"/>
-                <wp:cNvGraphicFramePr/>
-                <a:graphic xmlns:a="http://schemas.openxmlformats.org/drawingml/2006/main">
-                  <a:graphicData uri="http://schemas.microsoft.com/office/word/2010/wordprocessingInk">
-                    <w14:contentPart bwMode="auto" r:id="rId23">
-                      <w14:nvContentPartPr>
-                        <w14:cNvContentPartPr/>
-                      </w14:nvContentPartPr>
-                      <w14:xfrm>
-                        <a:off x="0" y="0"/>
-                        <a:ext cx="48600" cy="95760"/>
-                      </w14:xfrm>
-                    </w14:contentPart>
-                  </a:graphicData>
-                </a:graphic>
-              </wp:anchor>
-            </w:drawing>
-          </mc:Choice>
-          <mc:Fallback>
-            <w:pict>
-              <v:shapetype w14:anchorId="2AE5D97E" id="_x0000_t75" coordsize="21600,21600" o:spt="75" o:preferrelative="t" path="m@4@5l@4@11@9@11@9@5xe" filled="f" stroked="f">
-                <v:stroke joinstyle="miter"/>
-                <v:formulas>
-                  <v:f eqn="if lineDrawn pixelLineWidth 0"/>
-                  <v:f eqn="sum @0 1 0"/>
-                  <v:f eqn="sum 0 0 @1"/>
-                  <v:f eqn="prod @2 1 2"/>
-                  <v:f eqn="prod @3 21600 pixelWidth"/>
-                  <v:f eqn="prod @3 21600 pixelHeight"/>
-                  <v:f eqn="sum @0 0 1"/>
-                  <v:f eqn="prod @6 1 2"/>
-                  <v:f eqn="prod @7 21600 pixelWidth"/>
-                  <v:f eqn="sum @8 21600 0"/>
-                  <v:f eqn="prod @7 21600 pixelHeight"/>
-                  <v:f eqn="sum @10 21600 0"/>
-                </v:formulas>
-                <v:path o:extrusionok="f" gradientshapeok="t" o:connecttype="rect"/>
-                <o:lock v:ext="edit" aspectratio="t"/>
-              </v:shapetype>
-              <v:shape id="Input penna 1" o:spid="_x0000_s1026" type="#_x0000_t75" style="position:absolute;margin-left:50.15pt;margin-top:123.45pt;width:5.25pt;height:9pt;z-index:251660288;visibility:visible;mso-wrap-style:square;mso-wrap-distance-left:9pt;mso-wrap-distance-top:0;mso-wrap-distance-right:9pt;mso-wrap-distance-bottom:0;mso-position-horizontal:absolute;mso-position-horizontal-relative:text;mso-position-vertical:absolute;mso-position-vertical-relative:text" o:gfxdata="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">
-                <v:imagedata r:id="rId24" o:title=""/>
-              </v:shape>
-            </w:pict>
-          </mc:Fallback>
-        </mc:AlternateContent>
-      </w:r>
-      <w:r>
-        <w:rPr>
-          <w:noProof/>
-        </w:rPr>
-        <w:drawing>
-          <wp:inline distT="0" distB="0" distL="0" distR="0" wp14:anchorId="7CD1C7BE" wp14:editId="16E8D0E4">
-            <wp:extent cx="2352675" cy="1733550"/>
-            <wp:effectExtent l="0" t="0" r="9525" b="0"/>
-            <wp:docPr id="81641569" name="Immagine 1"/>
-            <wp:cNvGraphicFramePr>
-              <a:graphicFrameLocks xmlns:a="http://schemas.openxmlformats.org/drawingml/2006/main" noChangeAspect="1"/>
-            </wp:cNvGraphicFramePr>
-            <a:graphic xmlns:a="http://schemas.openxmlformats.org/drawingml/2006/main">
-              <a:graphicData uri="http://schemas.openxmlformats.org/drawingml/2006/picture">
-                <pic:pic xmlns:pic="http://schemas.openxmlformats.org/drawingml/2006/picture">
-                  <pic:nvPicPr>
-                    <pic:cNvPr id="81641569" name=""/>
-                    <pic:cNvPicPr/>
-                  </pic:nvPicPr>
-                  <pic:blipFill>
-                    <a:blip r:embed="rId25"/>
-                    <a:stretch>
-                      <a:fillRect/>
-                    </a:stretch>
-                  </pic:blipFill>
-                  <pic:spPr>
-                    <a:xfrm>
-                      <a:off x="0" y="0"/>
-                      <a:ext cx="2352675" cy="1733550"/>
-                    </a:xfrm>
-                    <a:prstGeom prst="rect">
-                      <a:avLst/>
-                    </a:prstGeom>
-                  </pic:spPr>
-                </pic:pic>
-              </a:graphicData>
-            </a:graphic>
-          </wp:inline>
-        </w:drawing>
-      </w:r>
-    </w:p>
-    <w:p>
-      <w:r>
-        <w:t>Una volta scelto, viene chiesto di fornire il dato con cui compiere la ricerca</w:t>
-      </w:r>
-    </w:p>
-    <w:p>
-      <w:pPr>
-        <w:keepNext/>
-      </w:pPr>
-      <w:r>
-        <w:rPr>
-          <w:noProof/>
-        </w:rPr>
-        <w:drawing>
-          <wp:inline distT="0" distB="0" distL="0" distR="0" wp14:anchorId="3B6C97BE" wp14:editId="50062E63">
-            <wp:extent cx="4619625" cy="1438275"/>
-            <wp:effectExtent l="0" t="0" r="9525" b="9525"/>
-            <wp:docPr id="44492879" name="Immagine 1"/>
-            <wp:cNvGraphicFramePr>
-              <a:graphicFrameLocks xmlns:a="http://schemas.openxmlformats.org/drawingml/2006/main" noChangeAspect="1"/>
-            </wp:cNvGraphicFramePr>
-            <a:graphic xmlns:a="http://schemas.openxmlformats.org/drawingml/2006/main">
-              <a:graphicData uri="http://schemas.openxmlformats.org/drawingml/2006/picture">
-                <pic:pic xmlns:pic="http://schemas.openxmlformats.org/drawingml/2006/picture">
-                  <pic:nvPicPr>
-                    <pic:cNvPr id="44492879" name=""/>
+                    <pic:cNvPr id="26609709" name=""/>
                     <pic:cNvPicPr/>
                   </pic:nvPicPr>
                   <pic:blipFill>
@@ -1786,7 +1906,7 @@
                   <pic:spPr>
                     <a:xfrm>
                       <a:off x="0" y="0"/>
-                      <a:ext cx="4619625" cy="1438275"/>
+                      <a:ext cx="6120130" cy="2580005"/>
                     </a:xfrm>
                     <a:prstGeom prst="rect">
                       <a:avLst/>
@@ -1801,36 +1921,45 @@
     </w:p>
     <w:p>
       <w:pPr>
-        <w:pStyle w:val="Didascalia"/>
-      </w:pPr>
-      <w:r>
-        <w:t xml:space="preserve">Figura </w:t>
-      </w:r>
-      <w:fldSimple w:instr=" SEQ Figura \* ARABIC ">
-        <w:r>
-          <w:rPr>
-            <w:noProof/>
-          </w:rPr>
-          <w:t>5</w:t>
-        </w:r>
-      </w:fldSimple>
-      <w:r>
-        <w:t>Ricerca per codice</w:t>
-      </w:r>
-    </w:p>
-    <w:p>
-      <w:pPr>
-        <w:keepNext/>
-      </w:pPr>
-      <w:r>
-        <w:rPr>
-          <w:noProof/>
-        </w:rPr>
+        <w:pStyle w:val="Paragrafoelenco"/>
+      </w:pPr>
+    </w:p>
+    <w:p>
+      <w:pPr>
+        <w:pStyle w:val="Titolo5"/>
+      </w:pPr>
+      <w:r>
+        <w:t>Visualizzare una prenotazione</w:t>
+      </w:r>
+    </w:p>
+    <w:p>
+      <w:pPr>
+        <w:pStyle w:val="Paragrafoelenco"/>
+        <w:numPr>
+          <w:ilvl w:val="0"/>
+          <w:numId w:val="2"/>
+        </w:numPr>
+      </w:pPr>
+      <w:r>
+        <w:t>visualizzare le prenotazioni</w:t>
+      </w:r>
+      <w:r>
+        <w:t xml:space="preserve">: </w:t>
+      </w:r>
+      <w:r>
+        <w:t>dopo aver effettuato il login come cliente, digitando “2” al menù si ha la possibilità di visualizzare le proprie prenotazioni</w:t>
+      </w:r>
+    </w:p>
+    <w:p>
+      <w:pPr>
+        <w:ind w:left="360"/>
+      </w:pPr>
+      <w:r>
         <w:drawing>
-          <wp:inline distT="0" distB="0" distL="0" distR="0" wp14:anchorId="7AC979BA" wp14:editId="1E4FC8F0">
-            <wp:extent cx="5724525" cy="1571625"/>
-            <wp:effectExtent l="0" t="0" r="9525" b="9525"/>
-            <wp:docPr id="1974438447" name="Immagine 1"/>
+          <wp:inline distT="0" distB="0" distL="0" distR="0" wp14:anchorId="380C6A26" wp14:editId="405211DB">
+            <wp:extent cx="6120130" cy="777875"/>
+            <wp:effectExtent l="0" t="0" r="0" b="3175"/>
+            <wp:docPr id="377432215" name="Immagine 1"/>
             <wp:cNvGraphicFramePr>
               <a:graphicFrameLocks xmlns:a="http://schemas.openxmlformats.org/drawingml/2006/main" noChangeAspect="1"/>
             </wp:cNvGraphicFramePr>
@@ -1838,7 +1967,7 @@
               <a:graphicData uri="http://schemas.openxmlformats.org/drawingml/2006/picture">
                 <pic:pic xmlns:pic="http://schemas.openxmlformats.org/drawingml/2006/picture">
                   <pic:nvPicPr>
-                    <pic:cNvPr id="1974438447" name=""/>
+                    <pic:cNvPr id="377432215" name=""/>
                     <pic:cNvPicPr/>
                   </pic:nvPicPr>
                   <pic:blipFill>
@@ -1850,7 +1979,7 @@
                   <pic:spPr>
                     <a:xfrm>
                       <a:off x="0" y="0"/>
-                      <a:ext cx="5724525" cy="1571625"/>
+                      <a:ext cx="6120130" cy="777875"/>
                     </a:xfrm>
                     <a:prstGeom prst="rect">
                       <a:avLst/>
@@ -1865,37 +1994,48 @@
     </w:p>
     <w:p>
       <w:pPr>
-        <w:pStyle w:val="Didascalia"/>
-      </w:pPr>
-      <w:r>
-        <w:t xml:space="preserve">Figura </w:t>
-      </w:r>
-      <w:fldSimple w:instr=" SEQ Figura \* ARABIC ">
-        <w:r>
-          <w:rPr>
-            <w:noProof/>
-          </w:rPr>
-          <w:t>6</w:t>
-        </w:r>
-      </w:fldSimple>
-      <w:r>
-        <w:t>Ricerca per nome e cognome</w:t>
-      </w:r>
-    </w:p>
-    <w:p>
-      <w:pPr>
-        <w:pStyle w:val="Didascalia"/>
-      </w:pPr>
-      <w:r>
-        <w:rPr>
-          <w:noProof/>
-        </w:rPr>
-        <w:lastRenderedPageBreak/>
+        <w:pStyle w:val="Titolo5"/>
+      </w:pPr>
+      <w:r>
+        <w:t>Modificare una prenotazione</w:t>
+      </w:r>
+    </w:p>
+    <w:p>
+      <w:pPr>
+        <w:pStyle w:val="Paragrafoelenco"/>
+        <w:numPr>
+          <w:ilvl w:val="0"/>
+          <w:numId w:val="2"/>
+        </w:numPr>
+      </w:pPr>
+      <w:r>
+        <w:t>modificare una prenotazione</w:t>
+      </w:r>
+      <w:r>
+        <w:t xml:space="preserve">: </w:t>
+      </w:r>
+      <w:r>
+        <w:t>viene richiesto di inserire la data e l’ora della prenotazione da modificare effettuata in precedenza, ad esempio “2027-12-23 10:00:00” e la nuova data e ora della proiezione da salvare, ad es. “2026-11-15 10:00:00”. È chiesto di inserire il numero dei biglietti da acquistare.</w:t>
+      </w:r>
+    </w:p>
+    <w:p>
+      <w:pPr>
+        <w:pStyle w:val="Paragrafoelenco"/>
+      </w:pPr>
+      <w:r>
+        <w:t>Al termine della procedura, viene mostrata la nuova prenotazione e ne viene mostrato il codice associato.</w:t>
+      </w:r>
+    </w:p>
+    <w:p>
+      <w:pPr>
+        <w:ind w:left="360"/>
+      </w:pPr>
+      <w:r>
         <w:drawing>
-          <wp:inline distT="0" distB="0" distL="0" distR="0" wp14:anchorId="77CAF7CA" wp14:editId="4090EE01">
-            <wp:extent cx="4286250" cy="1438275"/>
-            <wp:effectExtent l="0" t="0" r="0" b="9525"/>
-            <wp:docPr id="1888905833" name="Immagine 1"/>
+          <wp:inline distT="0" distB="0" distL="0" distR="0" wp14:anchorId="0E9E5E50" wp14:editId="3401D4BB">
+            <wp:extent cx="6120130" cy="1847850"/>
+            <wp:effectExtent l="0" t="0" r="0" b="0"/>
+            <wp:docPr id="161986244" name="Immagine 1"/>
             <wp:cNvGraphicFramePr>
               <a:graphicFrameLocks xmlns:a="http://schemas.openxmlformats.org/drawingml/2006/main" noChangeAspect="1"/>
             </wp:cNvGraphicFramePr>
@@ -1903,7 +2043,7 @@
               <a:graphicData uri="http://schemas.openxmlformats.org/drawingml/2006/picture">
                 <pic:pic xmlns:pic="http://schemas.openxmlformats.org/drawingml/2006/picture">
                   <pic:nvPicPr>
-                    <pic:cNvPr id="1888905833" name=""/>
+                    <pic:cNvPr id="161986244" name=""/>
                     <pic:cNvPicPr/>
                   </pic:nvPicPr>
                   <pic:blipFill>
@@ -1915,7 +2055,7 @@
                   <pic:spPr>
                     <a:xfrm>
                       <a:off x="0" y="0"/>
-                      <a:ext cx="4286250" cy="1438275"/>
+                      <a:ext cx="6120130" cy="1847850"/>
                     </a:xfrm>
                     <a:prstGeom prst="rect">
                       <a:avLst/>
@@ -1930,33 +2070,15 @@
     </w:p>
     <w:p>
       <w:pPr>
-        <w:pStyle w:val="Didascalia"/>
-      </w:pPr>
-      <w:r>
-        <w:t xml:space="preserve">Figura </w:t>
-      </w:r>
-      <w:fldSimple w:instr=" SEQ Figura \* ARABIC ">
-        <w:r>
-          <w:rPr>
-            <w:noProof/>
-          </w:rPr>
-          <w:t>7</w:t>
-        </w:r>
-      </w:fldSimple>
-      <w:r>
-        <w:t>Ricerca per titolo</w:t>
-      </w:r>
-    </w:p>
-    <w:p>
-      <w:r>
-        <w:rPr>
-          <w:noProof/>
-        </w:rPr>
+        <w:keepNext/>
+      </w:pPr>
+      <w:r>
+        <w:lastRenderedPageBreak/>
         <w:drawing>
-          <wp:inline distT="0" distB="0" distL="0" distR="0" wp14:anchorId="0BBE1FE1" wp14:editId="17D9B915">
-            <wp:extent cx="5743575" cy="1733550"/>
-            <wp:effectExtent l="0" t="0" r="9525" b="0"/>
-            <wp:docPr id="2055243527" name="Immagine 1"/>
+          <wp:inline distT="0" distB="0" distL="0" distR="0" wp14:anchorId="577F9273" wp14:editId="54223A5D">
+            <wp:extent cx="6120130" cy="760730"/>
+            <wp:effectExtent l="0" t="0" r="0" b="1270"/>
+            <wp:docPr id="948330555" name="Immagine 1"/>
             <wp:cNvGraphicFramePr>
               <a:graphicFrameLocks xmlns:a="http://schemas.openxmlformats.org/drawingml/2006/main" noChangeAspect="1"/>
             </wp:cNvGraphicFramePr>
@@ -1964,7 +2086,7 @@
               <a:graphicData uri="http://schemas.openxmlformats.org/drawingml/2006/picture">
                 <pic:pic xmlns:pic="http://schemas.openxmlformats.org/drawingml/2006/picture">
                   <pic:nvPicPr>
-                    <pic:cNvPr id="2055243527" name=""/>
+                    <pic:cNvPr id="948330555" name=""/>
                     <pic:cNvPicPr/>
                   </pic:nvPicPr>
                   <pic:blipFill>
@@ -1976,7 +2098,7 @@
                   <pic:spPr>
                     <a:xfrm>
                       <a:off x="0" y="0"/>
-                      <a:ext cx="5743575" cy="1733550"/>
+                      <a:ext cx="6120130" cy="760730"/>
                     </a:xfrm>
                     <a:prstGeom prst="rect">
                       <a:avLst/>
@@ -1988,10 +2110,311 @@
           </wp:inline>
         </w:drawing>
       </w:r>
+      <w:r>
+        <w:t xml:space="preserve"> </w:t>
+      </w:r>
     </w:p>
     <w:p>
       <w:pPr>
         <w:pStyle w:val="Didascalia"/>
+      </w:pPr>
+      <w:r>
+        <w:t xml:space="preserve">Figura </w:t>
+      </w:r>
+      <w:fldSimple w:instr=" SEQ Figura \* ARABIC ">
+        <w:r>
+          <w:rPr>
+            <w:noProof/>
+          </w:rPr>
+          <w:t>5</w:t>
+        </w:r>
+      </w:fldSimple>
+      <w:r>
+        <w:t xml:space="preserve"> Prenotazioni prima della modifica</w:t>
+      </w:r>
+    </w:p>
+    <w:p>
+      <w:pPr>
+        <w:pStyle w:val="Didascalia"/>
+      </w:pPr>
+      <w:r>
+        <w:drawing>
+          <wp:inline distT="0" distB="0" distL="0" distR="0" wp14:anchorId="5D120070" wp14:editId="16A7BACE">
+            <wp:extent cx="6120130" cy="732155"/>
+            <wp:effectExtent l="0" t="0" r="0" b="0"/>
+            <wp:docPr id="1865140912" name="Immagine 1"/>
+            <wp:cNvGraphicFramePr>
+              <a:graphicFrameLocks xmlns:a="http://schemas.openxmlformats.org/drawingml/2006/main" noChangeAspect="1"/>
+            </wp:cNvGraphicFramePr>
+            <a:graphic xmlns:a="http://schemas.openxmlformats.org/drawingml/2006/main">
+              <a:graphicData uri="http://schemas.openxmlformats.org/drawingml/2006/picture">
+                <pic:pic xmlns:pic="http://schemas.openxmlformats.org/drawingml/2006/picture">
+                  <pic:nvPicPr>
+                    <pic:cNvPr id="1865140912" name=""/>
+                    <pic:cNvPicPr/>
+                  </pic:nvPicPr>
+                  <pic:blipFill>
+                    <a:blip r:embed="rId30"/>
+                    <a:stretch>
+                      <a:fillRect/>
+                    </a:stretch>
+                  </pic:blipFill>
+                  <pic:spPr>
+                    <a:xfrm>
+                      <a:off x="0" y="0"/>
+                      <a:ext cx="6120130" cy="732155"/>
+                    </a:xfrm>
+                    <a:prstGeom prst="rect">
+                      <a:avLst/>
+                    </a:prstGeom>
+                  </pic:spPr>
+                </pic:pic>
+              </a:graphicData>
+            </a:graphic>
+          </wp:inline>
+        </w:drawing>
+      </w:r>
+      <w:r>
+        <w:t xml:space="preserve"> </w:t>
+      </w:r>
+      <w:r>
+        <w:t xml:space="preserve">Figura </w:t>
+      </w:r>
+      <w:fldSimple w:instr=" SEQ Figura \* ARABIC ">
+        <w:r>
+          <w:rPr>
+            <w:noProof/>
+          </w:rPr>
+          <w:t>6</w:t>
+        </w:r>
+      </w:fldSimple>
+      <w:r>
+        <w:t xml:space="preserve"> Prenotazioni dopo la modifica</w:t>
+      </w:r>
+    </w:p>
+    <w:p>
+      <w:pPr>
+        <w:pStyle w:val="Titolo5"/>
+      </w:pPr>
+      <w:r>
+        <w:t>Eliminare una prenotazione</w:t>
+      </w:r>
+    </w:p>
+    <w:p>
+      <w:pPr>
+        <w:pStyle w:val="Paragrafoelenco"/>
+        <w:numPr>
+          <w:ilvl w:val="0"/>
+          <w:numId w:val="2"/>
+        </w:numPr>
+      </w:pPr>
+      <w:r>
+        <w:t>eliminare una prenotazione</w:t>
+      </w:r>
+      <w:r>
+        <w:t>:</w:t>
+      </w:r>
+      <w:r>
+        <w:t xml:space="preserve"> inserire la data, l’ora e il codice della prenotazione che si intende eliminare, ad esempio:</w:t>
+      </w:r>
+    </w:p>
+    <w:p>
+      <w:pPr>
+        <w:pStyle w:val="Paragrafoelenco"/>
+        <w:numPr>
+          <w:ilvl w:val="1"/>
+          <w:numId w:val="5"/>
+        </w:numPr>
+      </w:pPr>
+      <w:r>
+        <w:t>Data e ora della prenotazione prenotata: “2027-12-26 16:00:00”</w:t>
+      </w:r>
+    </w:p>
+    <w:p>
+      <w:pPr>
+        <w:pStyle w:val="Paragrafoelenco"/>
+        <w:numPr>
+          <w:ilvl w:val="1"/>
+          <w:numId w:val="5"/>
+        </w:numPr>
+      </w:pPr>
+      <w:r>
+        <w:t>Codice della prenotazione: “6584F563”</w:t>
+      </w:r>
+    </w:p>
+    <w:p>
+      <w:pPr>
+        <w:ind w:left="360"/>
+      </w:pPr>
+      <w:r>
+        <w:t>Si può eliminare una prenotazione solo se la data per cui è stata prenotata è successiva alla data odierna; in caso contrario l’utente viene informato con un messaggio d’errore</w:t>
+      </w:r>
+    </w:p>
+    <w:p>
+      <w:pPr>
+        <w:ind w:firstLine="360"/>
+      </w:pPr>
+      <w:r>
+        <w:rPr>
+          <w:noProof/>
+        </w:rPr>
+        <w:drawing>
+          <wp:inline distT="0" distB="0" distL="0" distR="0" wp14:anchorId="754BC5EB" wp14:editId="612F6370">
+            <wp:extent cx="6120130" cy="824230"/>
+            <wp:effectExtent l="0" t="0" r="0" b="0"/>
+            <wp:docPr id="413338683" name="Immagine 1"/>
+            <wp:cNvGraphicFramePr>
+              <a:graphicFrameLocks xmlns:a="http://schemas.openxmlformats.org/drawingml/2006/main" noChangeAspect="1"/>
+            </wp:cNvGraphicFramePr>
+            <a:graphic xmlns:a="http://schemas.openxmlformats.org/drawingml/2006/main">
+              <a:graphicData uri="http://schemas.openxmlformats.org/drawingml/2006/picture">
+                <pic:pic xmlns:pic="http://schemas.openxmlformats.org/drawingml/2006/picture">
+                  <pic:nvPicPr>
+                    <pic:cNvPr id="413338683" name=""/>
+                    <pic:cNvPicPr/>
+                  </pic:nvPicPr>
+                  <pic:blipFill>
+                    <a:blip r:embed="rId31"/>
+                    <a:stretch>
+                      <a:fillRect/>
+                    </a:stretch>
+                  </pic:blipFill>
+                  <pic:spPr>
+                    <a:xfrm>
+                      <a:off x="0" y="0"/>
+                      <a:ext cx="6120130" cy="824230"/>
+                    </a:xfrm>
+                    <a:prstGeom prst="rect">
+                      <a:avLst/>
+                    </a:prstGeom>
+                  </pic:spPr>
+                </pic:pic>
+              </a:graphicData>
+            </a:graphic>
+          </wp:inline>
+        </w:drawing>
+      </w:r>
+    </w:p>
+    <w:p>
+      <w:pPr>
+        <w:pStyle w:val="Didascalia"/>
+        <w:ind w:left="360"/>
+      </w:pPr>
+      <w:r>
+        <w:rPr>
+          <w:noProof/>
+        </w:rPr>
+        <w:drawing>
+          <wp:inline distT="0" distB="0" distL="0" distR="0" wp14:anchorId="5CB71515" wp14:editId="47E86CC5">
+            <wp:extent cx="6120130" cy="554932"/>
+            <wp:effectExtent l="0" t="0" r="0" b="0"/>
+            <wp:docPr id="762587105" name="Immagine 1"/>
+            <wp:cNvGraphicFramePr>
+              <a:graphicFrameLocks xmlns:a="http://schemas.openxmlformats.org/drawingml/2006/main" noChangeAspect="1"/>
+            </wp:cNvGraphicFramePr>
+            <a:graphic xmlns:a="http://schemas.openxmlformats.org/drawingml/2006/main">
+              <a:graphicData uri="http://schemas.openxmlformats.org/drawingml/2006/picture">
+                <pic:pic xmlns:pic="http://schemas.openxmlformats.org/drawingml/2006/picture">
+                  <pic:nvPicPr>
+                    <pic:cNvPr id="0" name="Picture 2"/>
+                    <pic:cNvPicPr>
+                      <a:picLocks noChangeAspect="1" noChangeArrowheads="1"/>
+                    </pic:cNvPicPr>
+                  </pic:nvPicPr>
+                  <pic:blipFill>
+                    <a:blip r:embed="rId32">
+                      <a:extLst>
+                        <a:ext uri="{28A0092B-C50C-407E-A947-70E740481C1C}">
+                          <a14:useLocalDpi xmlns:a14="http://schemas.microsoft.com/office/drawing/2010/main" val="0"/>
+                        </a:ext>
+                      </a:extLst>
+                    </a:blip>
+                    <a:srcRect/>
+                    <a:stretch>
+                      <a:fillRect/>
+                    </a:stretch>
+                  </pic:blipFill>
+                  <pic:spPr bwMode="auto">
+                    <a:xfrm>
+                      <a:off x="0" y="0"/>
+                      <a:ext cx="6120130" cy="554932"/>
+                    </a:xfrm>
+                    <a:prstGeom prst="rect">
+                      <a:avLst/>
+                    </a:prstGeom>
+                    <a:noFill/>
+                  </pic:spPr>
+                </pic:pic>
+              </a:graphicData>
+            </a:graphic>
+          </wp:inline>
+        </w:drawing>
+      </w:r>
+      <w:r>
+        <w:t xml:space="preserve">Figura </w:t>
+      </w:r>
+      <w:fldSimple w:instr=" SEQ Figura \* ARABIC ">
+        <w:r>
+          <w:rPr>
+            <w:noProof/>
+          </w:rPr>
+          <w:t>7</w:t>
+        </w:r>
+      </w:fldSimple>
+      <w:r>
+        <w:t xml:space="preserve"> Prenotazioni prima dell'eliminazione</w:t>
+      </w:r>
+    </w:p>
+    <w:p>
+      <w:pPr>
+        <w:keepNext/>
+        <w:ind w:firstLine="360"/>
+      </w:pPr>
+      <w:r>
+        <w:rPr>
+          <w:noProof/>
+        </w:rPr>
+        <w:drawing>
+          <wp:inline distT="0" distB="0" distL="0" distR="0" wp14:anchorId="534CC4D9" wp14:editId="030EEAA9">
+            <wp:extent cx="6120130" cy="564515"/>
+            <wp:effectExtent l="0" t="0" r="0" b="6985"/>
+            <wp:docPr id="624964601" name="Immagine 1"/>
+            <wp:cNvGraphicFramePr>
+              <a:graphicFrameLocks xmlns:a="http://schemas.openxmlformats.org/drawingml/2006/main" noChangeAspect="1"/>
+            </wp:cNvGraphicFramePr>
+            <a:graphic xmlns:a="http://schemas.openxmlformats.org/drawingml/2006/main">
+              <a:graphicData uri="http://schemas.openxmlformats.org/drawingml/2006/picture">
+                <pic:pic xmlns:pic="http://schemas.openxmlformats.org/drawingml/2006/picture">
+                  <pic:nvPicPr>
+                    <pic:cNvPr id="624964601" name=""/>
+                    <pic:cNvPicPr/>
+                  </pic:nvPicPr>
+                  <pic:blipFill>
+                    <a:blip r:embed="rId33"/>
+                    <a:stretch>
+                      <a:fillRect/>
+                    </a:stretch>
+                  </pic:blipFill>
+                  <pic:spPr>
+                    <a:xfrm>
+                      <a:off x="0" y="0"/>
+                      <a:ext cx="6120130" cy="564515"/>
+                    </a:xfrm>
+                    <a:prstGeom prst="rect">
+                      <a:avLst/>
+                    </a:prstGeom>
+                  </pic:spPr>
+                </pic:pic>
+              </a:graphicData>
+            </a:graphic>
+          </wp:inline>
+        </w:drawing>
+      </w:r>
+    </w:p>
+    <w:p>
+      <w:pPr>
+        <w:pStyle w:val="Didascalia"/>
+        <w:ind w:firstLine="360"/>
       </w:pPr>
       <w:r>
         <w:t xml:space="preserve">Figura </w:t>
@@ -2005,7 +2428,542 @@
         </w:r>
       </w:fldSimple>
       <w:r>
+        <w:t xml:space="preserve"> Prenotazioni dopo l'eliminazione</w:t>
+      </w:r>
+    </w:p>
+    <w:p>
+      <w:r>
+        <w:t>La scelta “0” è possibile per uscire dalle funzioni del cliente e tornare alla schermata di avvio.</w:t>
+      </w:r>
+    </w:p>
+    <w:p/>
+    <w:p>
+      <w:pPr>
+        <w:pStyle w:val="Titolo4"/>
+      </w:pPr>
+      <w:r>
+        <w:t>FUNZIONI DEL RUOLO “BIGLIETTAIO”</w:t>
+      </w:r>
+    </w:p>
+    <w:p>
+      <w:r>
+        <w:t>Accedendo con il profilo di “bigliettaio” si ha a disposizione l’unica funzione per ricercare una prenotazione, oltre alla possibilità di ritornare al menu di avvio.</w:t>
+      </w:r>
+    </w:p>
+    <w:p>
+      <w:pPr>
+        <w:pStyle w:val="Titolo5"/>
+      </w:pPr>
+      <w:r>
+        <w:t>Ricercare una prenotazione</w:t>
+      </w:r>
+    </w:p>
+    <w:p>
+      <w:r>
+        <w:t>Digitando “1” alla voce “</w:t>
+      </w:r>
+      <w:proofErr w:type="gramStart"/>
+      <w:r>
+        <w:t>Scelta:“</w:t>
+      </w:r>
+      <w:proofErr w:type="gramEnd"/>
+      <w:r>
+        <w:t xml:space="preserve"> viene chiesto di ricercare una prenotazione scegliendo tra uno dei criteri di ricerca proposti:</w:t>
+      </w:r>
+    </w:p>
+    <w:p>
+      <w:r>
+        <w:rPr>
+          <w:noProof/>
+        </w:rPr>
+        <w:lastRenderedPageBreak/>
+        <w:drawing>
+          <wp:inline distT="0" distB="0" distL="0" distR="0" wp14:anchorId="5F91E855" wp14:editId="7B8ADDAA">
+            <wp:extent cx="2362200" cy="2305050"/>
+            <wp:effectExtent l="0" t="0" r="0" b="0"/>
+            <wp:docPr id="491180054" name="Immagine 1"/>
+            <wp:cNvGraphicFramePr>
+              <a:graphicFrameLocks xmlns:a="http://schemas.openxmlformats.org/drawingml/2006/main" noChangeAspect="1"/>
+            </wp:cNvGraphicFramePr>
+            <a:graphic xmlns:a="http://schemas.openxmlformats.org/drawingml/2006/main">
+              <a:graphicData uri="http://schemas.openxmlformats.org/drawingml/2006/picture">
+                <pic:pic xmlns:pic="http://schemas.openxmlformats.org/drawingml/2006/picture">
+                  <pic:nvPicPr>
+                    <pic:cNvPr id="491180054" name=""/>
+                    <pic:cNvPicPr/>
+                  </pic:nvPicPr>
+                  <pic:blipFill>
+                    <a:blip r:embed="rId34"/>
+                    <a:stretch>
+                      <a:fillRect/>
+                    </a:stretch>
+                  </pic:blipFill>
+                  <pic:spPr>
+                    <a:xfrm>
+                      <a:off x="0" y="0"/>
+                      <a:ext cx="2362200" cy="2305050"/>
+                    </a:xfrm>
+                    <a:prstGeom prst="rect">
+                      <a:avLst/>
+                    </a:prstGeom>
+                  </pic:spPr>
+                </pic:pic>
+              </a:graphicData>
+            </a:graphic>
+          </wp:inline>
+        </w:drawing>
+      </w:r>
+    </w:p>
+    <w:p>
+      <w:r>
+        <w:t>Una volta scelto, viene chiesto di fornire il dato con cui compiere la ricerca</w:t>
+      </w:r>
+    </w:p>
+    <w:p>
+      <w:pPr>
+        <w:pStyle w:val="Paragrafoelenco"/>
+        <w:numPr>
+          <w:ilvl w:val="0"/>
+          <w:numId w:val="5"/>
+        </w:numPr>
+      </w:pPr>
+      <w:r>
+        <w:t>Ricerca per codice della prenotazione, ad esempio “</w:t>
+      </w:r>
+      <w:r>
+        <w:t>F8710332”</w:t>
+      </w:r>
+    </w:p>
+    <w:p>
+      <w:pPr>
+        <w:keepNext/>
+      </w:pPr>
+      <w:r>
+        <w:drawing>
+          <wp:inline distT="0" distB="0" distL="0" distR="0" wp14:anchorId="7439D077" wp14:editId="0FCA1D24">
+            <wp:extent cx="6120130" cy="619760"/>
+            <wp:effectExtent l="0" t="0" r="0" b="8890"/>
+            <wp:docPr id="562230883" name="Immagine 1"/>
+            <wp:cNvGraphicFramePr>
+              <a:graphicFrameLocks xmlns:a="http://schemas.openxmlformats.org/drawingml/2006/main" noChangeAspect="1"/>
+            </wp:cNvGraphicFramePr>
+            <a:graphic xmlns:a="http://schemas.openxmlformats.org/drawingml/2006/main">
+              <a:graphicData uri="http://schemas.openxmlformats.org/drawingml/2006/picture">
+                <pic:pic xmlns:pic="http://schemas.openxmlformats.org/drawingml/2006/picture">
+                  <pic:nvPicPr>
+                    <pic:cNvPr id="562230883" name=""/>
+                    <pic:cNvPicPr/>
+                  </pic:nvPicPr>
+                  <pic:blipFill>
+                    <a:blip r:embed="rId35"/>
+                    <a:stretch>
+                      <a:fillRect/>
+                    </a:stretch>
+                  </pic:blipFill>
+                  <pic:spPr>
+                    <a:xfrm>
+                      <a:off x="0" y="0"/>
+                      <a:ext cx="6120130" cy="619760"/>
+                    </a:xfrm>
+                    <a:prstGeom prst="rect">
+                      <a:avLst/>
+                    </a:prstGeom>
+                  </pic:spPr>
+                </pic:pic>
+              </a:graphicData>
+            </a:graphic>
+          </wp:inline>
+        </w:drawing>
+      </w:r>
+    </w:p>
+    <w:p>
+      <w:pPr>
+        <w:pStyle w:val="Didascalia"/>
+      </w:pPr>
+      <w:r>
+        <w:t xml:space="preserve">Figura </w:t>
+      </w:r>
+      <w:fldSimple w:instr=" SEQ Figura \* ARABIC ">
+        <w:r>
+          <w:rPr>
+            <w:noProof/>
+          </w:rPr>
+          <w:t>9</w:t>
+        </w:r>
+      </w:fldSimple>
+      <w:r>
+        <w:rPr>
+          <w:noProof/>
+        </w:rPr>
+        <w:t xml:space="preserve"> </w:t>
+      </w:r>
+      <w:r>
+        <w:t>Ricerca per codice</w:t>
+      </w:r>
+    </w:p>
+    <w:p>
+      <w:pPr>
+        <w:pStyle w:val="Paragrafoelenco"/>
+        <w:keepNext/>
+        <w:numPr>
+          <w:ilvl w:val="0"/>
+          <w:numId w:val="5"/>
+        </w:numPr>
+      </w:pPr>
+      <w:r>
+        <w:t>Ricerca per cognome dell’utente, ad esempio “Emiliani”</w:t>
+      </w:r>
+    </w:p>
+    <w:p>
+      <w:pPr>
+        <w:pStyle w:val="Paragrafoelenco"/>
+        <w:keepNext/>
+        <w:ind w:left="0"/>
+      </w:pPr>
+      <w:r>
+        <w:drawing>
+          <wp:inline distT="0" distB="0" distL="0" distR="0" wp14:anchorId="754A93D1" wp14:editId="7AC7E591">
+            <wp:extent cx="6120130" cy="744220"/>
+            <wp:effectExtent l="0" t="0" r="0" b="0"/>
+            <wp:docPr id="1818614105" name="Immagine 1"/>
+            <wp:cNvGraphicFramePr>
+              <a:graphicFrameLocks xmlns:a="http://schemas.openxmlformats.org/drawingml/2006/main" noChangeAspect="1"/>
+            </wp:cNvGraphicFramePr>
+            <a:graphic xmlns:a="http://schemas.openxmlformats.org/drawingml/2006/main">
+              <a:graphicData uri="http://schemas.openxmlformats.org/drawingml/2006/picture">
+                <pic:pic xmlns:pic="http://schemas.openxmlformats.org/drawingml/2006/picture">
+                  <pic:nvPicPr>
+                    <pic:cNvPr id="1818614105" name=""/>
+                    <pic:cNvPicPr/>
+                  </pic:nvPicPr>
+                  <pic:blipFill>
+                    <a:blip r:embed="rId36"/>
+                    <a:stretch>
+                      <a:fillRect/>
+                    </a:stretch>
+                  </pic:blipFill>
+                  <pic:spPr>
+                    <a:xfrm>
+                      <a:off x="0" y="0"/>
+                      <a:ext cx="6120130" cy="744220"/>
+                    </a:xfrm>
+                    <a:prstGeom prst="rect">
+                      <a:avLst/>
+                    </a:prstGeom>
+                  </pic:spPr>
+                </pic:pic>
+              </a:graphicData>
+            </a:graphic>
+          </wp:inline>
+        </w:drawing>
+      </w:r>
+    </w:p>
+    <w:p>
+      <w:pPr>
+        <w:pStyle w:val="Didascalia"/>
+      </w:pPr>
+      <w:r>
+        <w:t xml:space="preserve">Figura </w:t>
+      </w:r>
+      <w:fldSimple w:instr=" SEQ Figura \* ARABIC ">
+        <w:r>
+          <w:rPr>
+            <w:noProof/>
+          </w:rPr>
+          <w:t>10</w:t>
+        </w:r>
+      </w:fldSimple>
+      <w:r>
+        <w:rPr>
+          <w:noProof/>
+        </w:rPr>
+        <w:t xml:space="preserve"> </w:t>
+      </w:r>
+      <w:r>
+        <w:t>Ricerca per nome e cognome</w:t>
+      </w:r>
+    </w:p>
+    <w:p>
+      <w:pPr>
+        <w:pStyle w:val="Paragrafoelenco"/>
+        <w:numPr>
+          <w:ilvl w:val="0"/>
+          <w:numId w:val="5"/>
+        </w:numPr>
+      </w:pPr>
+      <w:r>
+        <w:t>Ricerca per titolo del film, ad esempio “The Treasure of the Sierra Madre”</w:t>
+      </w:r>
+    </w:p>
+    <w:p>
+      <w:r>
+        <w:rPr>
+          <w:noProof/>
+        </w:rPr>
+        <w:drawing>
+          <wp:inline distT="0" distB="0" distL="0" distR="0" wp14:anchorId="1E874951" wp14:editId="65E4DBAB">
+            <wp:extent cx="6120130" cy="669290"/>
+            <wp:effectExtent l="0" t="0" r="0" b="0"/>
+            <wp:docPr id="1233714392" name="Immagine 1"/>
+            <wp:cNvGraphicFramePr>
+              <a:graphicFrameLocks xmlns:a="http://schemas.openxmlformats.org/drawingml/2006/main" noChangeAspect="1"/>
+            </wp:cNvGraphicFramePr>
+            <a:graphic xmlns:a="http://schemas.openxmlformats.org/drawingml/2006/main">
+              <a:graphicData uri="http://schemas.openxmlformats.org/drawingml/2006/picture">
+                <pic:pic xmlns:pic="http://schemas.openxmlformats.org/drawingml/2006/picture">
+                  <pic:nvPicPr>
+                    <pic:cNvPr id="1233714392" name=""/>
+                    <pic:cNvPicPr/>
+                  </pic:nvPicPr>
+                  <pic:blipFill>
+                    <a:blip r:embed="rId37"/>
+                    <a:stretch>
+                      <a:fillRect/>
+                    </a:stretch>
+                  </pic:blipFill>
+                  <pic:spPr>
+                    <a:xfrm>
+                      <a:off x="0" y="0"/>
+                      <a:ext cx="6120130" cy="669290"/>
+                    </a:xfrm>
+                    <a:prstGeom prst="rect">
+                      <a:avLst/>
+                    </a:prstGeom>
+                  </pic:spPr>
+                </pic:pic>
+              </a:graphicData>
+            </a:graphic>
+          </wp:inline>
+        </w:drawing>
+      </w:r>
+    </w:p>
+    <w:p>
+      <w:pPr>
+        <w:pStyle w:val="Didascalia"/>
+      </w:pPr>
+      <w:r>
+        <w:t xml:space="preserve">Figura </w:t>
+      </w:r>
+      <w:fldSimple w:instr=" SEQ Figura \* ARABIC ">
+        <w:r>
+          <w:rPr>
+            <w:noProof/>
+          </w:rPr>
+          <w:t>11</w:t>
+        </w:r>
+      </w:fldSimple>
+      <w:r>
+        <w:rPr>
+          <w:noProof/>
+        </w:rPr>
+        <w:t xml:space="preserve"> </w:t>
+      </w:r>
+      <w:r>
+        <w:t>Ricerca per titolo</w:t>
+      </w:r>
+    </w:p>
+    <w:p>
+      <w:pPr>
+        <w:pStyle w:val="Paragrafoelenco"/>
+        <w:numPr>
+          <w:ilvl w:val="0"/>
+          <w:numId w:val="5"/>
+        </w:numPr>
+      </w:pPr>
+      <w:r>
+        <w:t>Ricerca per intervallo di date</w:t>
+      </w:r>
+    </w:p>
+    <w:p>
+      <w:pPr>
+        <w:pStyle w:val="Paragrafoelenco"/>
+        <w:numPr>
+          <w:ilvl w:val="1"/>
+          <w:numId w:val="5"/>
+        </w:numPr>
+      </w:pPr>
+      <w:r>
+        <w:t>data di inizio</w:t>
+      </w:r>
+      <w:r>
+        <w:t>:</w:t>
+      </w:r>
+      <w:r>
+        <w:t xml:space="preserve"> </w:t>
+      </w:r>
+      <w:r>
+        <w:t>“</w:t>
+      </w:r>
+      <w:r>
+        <w:t>2027-12-20 10:00:00</w:t>
+      </w:r>
+      <w:r>
+        <w:t>”</w:t>
+      </w:r>
+    </w:p>
+    <w:p>
+      <w:pPr>
+        <w:pStyle w:val="Paragrafoelenco"/>
+        <w:numPr>
+          <w:ilvl w:val="1"/>
+          <w:numId w:val="5"/>
+        </w:numPr>
+      </w:pPr>
+      <w:r>
+        <w:t>data di fine</w:t>
+      </w:r>
+      <w:r>
+        <w:t>:</w:t>
+      </w:r>
+      <w:r>
+        <w:t xml:space="preserve"> </w:t>
+      </w:r>
+      <w:r>
+        <w:t>“</w:t>
+      </w:r>
+      <w:r>
+        <w:t>2027-12-28 10:00:00</w:t>
+      </w:r>
+      <w:r>
+        <w:t>”</w:t>
+      </w:r>
+    </w:p>
+    <w:p>
+      <w:r>
+        <w:drawing>
+          <wp:inline distT="0" distB="0" distL="0" distR="0" wp14:anchorId="3645EC87" wp14:editId="5E5DA79B">
+            <wp:extent cx="6120130" cy="1002665"/>
+            <wp:effectExtent l="0" t="0" r="0" b="6985"/>
+            <wp:docPr id="810868884" name="Immagine 1"/>
+            <wp:cNvGraphicFramePr>
+              <a:graphicFrameLocks xmlns:a="http://schemas.openxmlformats.org/drawingml/2006/main" noChangeAspect="1"/>
+            </wp:cNvGraphicFramePr>
+            <a:graphic xmlns:a="http://schemas.openxmlformats.org/drawingml/2006/main">
+              <a:graphicData uri="http://schemas.openxmlformats.org/drawingml/2006/picture">
+                <pic:pic xmlns:pic="http://schemas.openxmlformats.org/drawingml/2006/picture">
+                  <pic:nvPicPr>
+                    <pic:cNvPr id="810868884" name=""/>
+                    <pic:cNvPicPr/>
+                  </pic:nvPicPr>
+                  <pic:blipFill>
+                    <a:blip r:embed="rId38"/>
+                    <a:stretch>
+                      <a:fillRect/>
+                    </a:stretch>
+                  </pic:blipFill>
+                  <pic:spPr>
+                    <a:xfrm>
+                      <a:off x="0" y="0"/>
+                      <a:ext cx="6120130" cy="1002665"/>
+                    </a:xfrm>
+                    <a:prstGeom prst="rect">
+                      <a:avLst/>
+                    </a:prstGeom>
+                  </pic:spPr>
+                </pic:pic>
+              </a:graphicData>
+            </a:graphic>
+          </wp:inline>
+        </w:drawing>
+      </w:r>
+    </w:p>
+    <w:p>
+      <w:pPr>
+        <w:pStyle w:val="Didascalia"/>
+      </w:pPr>
+      <w:r>
+        <w:t xml:space="preserve">Figura </w:t>
+      </w:r>
+      <w:fldSimple w:instr=" SEQ Figura \* ARABIC ">
+        <w:r>
+          <w:rPr>
+            <w:noProof/>
+          </w:rPr>
+          <w:t>12</w:t>
+        </w:r>
+      </w:fldSimple>
+      <w:r>
+        <w:rPr>
+          <w:noProof/>
+        </w:rPr>
+        <w:t xml:space="preserve"> </w:t>
+      </w:r>
+      <w:r>
         <w:t>Ricerca per date</w:t>
+      </w:r>
+    </w:p>
+    <w:p>
+      <w:pPr>
+        <w:pStyle w:val="Paragrafoelenco"/>
+        <w:numPr>
+          <w:ilvl w:val="0"/>
+          <w:numId w:val="5"/>
+        </w:numPr>
+      </w:pPr>
+      <w:r>
+        <w:t>Ricerca per numero dei biglietti acquistati, ad esempio “1”</w:t>
+      </w:r>
+    </w:p>
+    <w:p>
+      <w:pPr>
+        <w:keepNext/>
+      </w:pPr>
+      <w:r>
+        <w:lastRenderedPageBreak/>
+        <w:drawing>
+          <wp:inline distT="0" distB="0" distL="0" distR="0" wp14:anchorId="3F55BFB1" wp14:editId="005A3580">
+            <wp:extent cx="6120130" cy="948055"/>
+            <wp:effectExtent l="0" t="0" r="0" b="4445"/>
+            <wp:docPr id="1983801779" name="Immagine 1"/>
+            <wp:cNvGraphicFramePr>
+              <a:graphicFrameLocks xmlns:a="http://schemas.openxmlformats.org/drawingml/2006/main" noChangeAspect="1"/>
+            </wp:cNvGraphicFramePr>
+            <a:graphic xmlns:a="http://schemas.openxmlformats.org/drawingml/2006/main">
+              <a:graphicData uri="http://schemas.openxmlformats.org/drawingml/2006/picture">
+                <pic:pic xmlns:pic="http://schemas.openxmlformats.org/drawingml/2006/picture">
+                  <pic:nvPicPr>
+                    <pic:cNvPr id="1983801779" name=""/>
+                    <pic:cNvPicPr/>
+                  </pic:nvPicPr>
+                  <pic:blipFill>
+                    <a:blip r:embed="rId39"/>
+                    <a:stretch>
+                      <a:fillRect/>
+                    </a:stretch>
+                  </pic:blipFill>
+                  <pic:spPr>
+                    <a:xfrm>
+                      <a:off x="0" y="0"/>
+                      <a:ext cx="6120130" cy="948055"/>
+                    </a:xfrm>
+                    <a:prstGeom prst="rect">
+                      <a:avLst/>
+                    </a:prstGeom>
+                  </pic:spPr>
+                </pic:pic>
+              </a:graphicData>
+            </a:graphic>
+          </wp:inline>
+        </w:drawing>
+      </w:r>
+    </w:p>
+    <w:p>
+      <w:pPr>
+        <w:pStyle w:val="Didascalia"/>
+      </w:pPr>
+      <w:r>
+        <w:t xml:space="preserve">Figura </w:t>
+      </w:r>
+      <w:fldSimple w:instr=" SEQ Figura \* ARABIC ">
+        <w:r>
+          <w:rPr>
+            <w:noProof/>
+          </w:rPr>
+          <w:t>13</w:t>
+        </w:r>
+      </w:fldSimple>
+      <w:r>
+        <w:t xml:space="preserve"> Ricerca per numero di biglietti</w:t>
       </w:r>
     </w:p>
     <w:p/>
@@ -2049,7 +3007,7 @@
                     <pic:cNvPicPr/>
                   </pic:nvPicPr>
                   <pic:blipFill>
-                    <a:blip r:embed="rId30"/>
+                    <a:blip r:embed="rId40"/>
                     <a:stretch>
                       <a:fillRect/>
                     </a:stretch>
@@ -2074,9 +3032,11 @@
       <w:pPr>
         <w:pStyle w:val="Titolo5"/>
       </w:pPr>
+      <w:bookmarkStart w:id="1" w:name="_Ref238035825"/>
       <w:r>
         <w:t>Creare una proiezione</w:t>
       </w:r>
+      <w:bookmarkEnd w:id="1"/>
     </w:p>
     <w:p>
       <w:pPr>
@@ -2087,23 +3047,26 @@
         </w:numPr>
       </w:pPr>
       <w:r>
-        <w:t>aggiungere una proiezione: viene richiesto di inserire i dati relativi al film (titolo, genere, regista, anno di produzione, durata in minuti, età minima a cui è consentita la visione), e alla proiezione (giorno e ora in cui viene proiettato il film e il prezzo del biglietto). Nel caso la data inserita (giorno e ora) si accavalla con una già esistente, è fornito all’utente un messaggio di avvertimento; al contrario l’applicazione procede al salvataggio della nuova proiezione confermando l’azione con un messaggio opportuno.</w:t>
-      </w:r>
-    </w:p>
-    <w:p>
-      <w:pPr>
+        <w:t>aggiungere una proiezione: viene richiesto di inserire i dati relativi al film (titolo, genere, regista, anno di produzione, durata in minuti, età minima a cui è consentita la visione</w:t>
+      </w:r>
+      <w:r>
+        <w:t xml:space="preserve">, </w:t>
+      </w:r>
+      <w:r>
+        <w:t>giorno e ora in cui viene proiettato il film e il prezzo del biglietto). Nel caso la data inserita (giorno e ora) si accavalla con una già esistente, è fornito all’utente un messaggio di avvertimento; al contrario l’applicazione procede al salvataggio della nuova proiezione confermando l’azione con un messaggio opportuno.</w:t>
+      </w:r>
+    </w:p>
+    <w:p>
+      <w:pPr>
+        <w:keepNext/>
         <w:ind w:left="360"/>
       </w:pPr>
       <w:r>
-        <w:rPr>
-          <w:noProof/>
-        </w:rPr>
-        <w:lastRenderedPageBreak/>
         <w:drawing>
-          <wp:inline distT="0" distB="0" distL="0" distR="0" wp14:anchorId="30BFC11A" wp14:editId="4CDCB0D5">
-            <wp:extent cx="6120130" cy="2779395"/>
-            <wp:effectExtent l="0" t="0" r="0" b="1905"/>
-            <wp:docPr id="1227746273" name="Immagine 1"/>
+          <wp:inline distT="0" distB="0" distL="0" distR="0" wp14:anchorId="2E0584F2" wp14:editId="313FC776">
+            <wp:extent cx="6120130" cy="1619250"/>
+            <wp:effectExtent l="0" t="0" r="0" b="0"/>
+            <wp:docPr id="663801743" name="Immagine 1"/>
             <wp:cNvGraphicFramePr>
               <a:graphicFrameLocks xmlns:a="http://schemas.openxmlformats.org/drawingml/2006/main" noChangeAspect="1"/>
             </wp:cNvGraphicFramePr>
@@ -2111,11 +3074,11 @@
               <a:graphicData uri="http://schemas.openxmlformats.org/drawingml/2006/picture">
                 <pic:pic xmlns:pic="http://schemas.openxmlformats.org/drawingml/2006/picture">
                   <pic:nvPicPr>
-                    <pic:cNvPr id="1227746273" name=""/>
+                    <pic:cNvPr id="663801743" name=""/>
                     <pic:cNvPicPr/>
                   </pic:nvPicPr>
                   <pic:blipFill>
-                    <a:blip r:embed="rId31"/>
+                    <a:blip r:embed="rId41"/>
                     <a:stretch>
                       <a:fillRect/>
                     </a:stretch>
@@ -2123,7 +3086,7 @@
                   <pic:spPr>
                     <a:xfrm>
                       <a:off x="0" y="0"/>
-                      <a:ext cx="6120130" cy="2779395"/>
+                      <a:ext cx="6120130" cy="1619250"/>
                     </a:xfrm>
                     <a:prstGeom prst="rect">
                       <a:avLst/>
@@ -2138,6 +3101,92 @@
     </w:p>
     <w:p>
       <w:pPr>
+        <w:pStyle w:val="Didascalia"/>
+        <w:ind w:firstLine="360"/>
+      </w:pPr>
+      <w:r>
+        <w:t xml:space="preserve">Figura </w:t>
+      </w:r>
+      <w:fldSimple w:instr=" SEQ Figura \* ARABIC ">
+        <w:r>
+          <w:rPr>
+            <w:noProof/>
+          </w:rPr>
+          <w:t>14</w:t>
+        </w:r>
+      </w:fldSimple>
+      <w:r>
+        <w:t xml:space="preserve"> Proiezione aggiunta</w:t>
+      </w:r>
+    </w:p>
+    <w:p>
+      <w:pPr>
+        <w:keepNext/>
+        <w:ind w:left="360"/>
+      </w:pPr>
+      <w:r>
+        <w:rPr>
+          <w:noProof/>
+        </w:rPr>
+        <w:drawing>
+          <wp:inline distT="0" distB="0" distL="0" distR="0" wp14:anchorId="12334D0F" wp14:editId="32AEB368">
+            <wp:extent cx="6120130" cy="1651635"/>
+            <wp:effectExtent l="0" t="0" r="0" b="5715"/>
+            <wp:docPr id="1268944357" name="Immagine 1"/>
+            <wp:cNvGraphicFramePr>
+              <a:graphicFrameLocks xmlns:a="http://schemas.openxmlformats.org/drawingml/2006/main" noChangeAspect="1"/>
+            </wp:cNvGraphicFramePr>
+            <a:graphic xmlns:a="http://schemas.openxmlformats.org/drawingml/2006/main">
+              <a:graphicData uri="http://schemas.openxmlformats.org/drawingml/2006/picture">
+                <pic:pic xmlns:pic="http://schemas.openxmlformats.org/drawingml/2006/picture">
+                  <pic:nvPicPr>
+                    <pic:cNvPr id="1268944357" name=""/>
+                    <pic:cNvPicPr/>
+                  </pic:nvPicPr>
+                  <pic:blipFill>
+                    <a:blip r:embed="rId42"/>
+                    <a:stretch>
+                      <a:fillRect/>
+                    </a:stretch>
+                  </pic:blipFill>
+                  <pic:spPr>
+                    <a:xfrm>
+                      <a:off x="0" y="0"/>
+                      <a:ext cx="6120130" cy="1651635"/>
+                    </a:xfrm>
+                    <a:prstGeom prst="rect">
+                      <a:avLst/>
+                    </a:prstGeom>
+                  </pic:spPr>
+                </pic:pic>
+              </a:graphicData>
+            </a:graphic>
+          </wp:inline>
+        </w:drawing>
+      </w:r>
+    </w:p>
+    <w:p>
+      <w:pPr>
+        <w:pStyle w:val="Didascalia"/>
+        <w:ind w:firstLine="360"/>
+      </w:pPr>
+      <w:r>
+        <w:t xml:space="preserve">Figura </w:t>
+      </w:r>
+      <w:fldSimple w:instr=" SEQ Figura \* ARABIC ">
+        <w:r>
+          <w:rPr>
+            <w:noProof/>
+          </w:rPr>
+          <w:t>15</w:t>
+        </w:r>
+      </w:fldSimple>
+      <w:r>
+        <w:t xml:space="preserve"> Proiezione non aggiunta</w:t>
+      </w:r>
+    </w:p>
+    <w:p>
+      <w:pPr>
         <w:pStyle w:val="Titolo5"/>
       </w:pPr>
       <w:r>
@@ -2155,6 +3204,105 @@
       <w:r>
         <w:t>modificare una proiezione</w:t>
       </w:r>
+      <w:r>
+        <w:t>:</w:t>
+      </w:r>
+    </w:p>
+    <w:p>
+      <w:pPr>
+        <w:pStyle w:val="Paragrafoelenco"/>
+        <w:numPr>
+          <w:ilvl w:val="1"/>
+          <w:numId w:val="5"/>
+        </w:numPr>
+      </w:pPr>
+      <w:r>
+        <w:lastRenderedPageBreak/>
+        <w:t>viene richiesto di inserire la data e l’ora della proiezione da modificare, ad esempio: “2026-12-26 20:00:00”</w:t>
+      </w:r>
+    </w:p>
+    <w:p>
+      <w:pPr>
+        <w:pStyle w:val="Paragrafoelenco"/>
+        <w:numPr>
+          <w:ilvl w:val="1"/>
+          <w:numId w:val="5"/>
+        </w:numPr>
+      </w:pPr>
+      <w:r>
+        <w:t>successivamente inserire i dati relativi alla nuova proiezione da salvare (vedere “</w:t>
+      </w:r>
+      <w:fldSimple w:instr=" REF _Ref238035825 ">
+        <w:r>
+          <w:t>Creare una proiezione</w:t>
+        </w:r>
+      </w:fldSimple>
+      <w:r>
+        <w:t>”</w:t>
+      </w:r>
+    </w:p>
+    <w:p>
+      <w:pPr>
+        <w:keepNext/>
+        <w:ind w:left="360"/>
+      </w:pPr>
+      <w:r>
+        <w:drawing>
+          <wp:inline distT="0" distB="0" distL="0" distR="0" wp14:anchorId="08FC6198" wp14:editId="0DB65243">
+            <wp:extent cx="6120130" cy="1823720"/>
+            <wp:effectExtent l="0" t="0" r="0" b="5080"/>
+            <wp:docPr id="1462997147" name="Immagine 1"/>
+            <wp:cNvGraphicFramePr>
+              <a:graphicFrameLocks xmlns:a="http://schemas.openxmlformats.org/drawingml/2006/main" noChangeAspect="1"/>
+            </wp:cNvGraphicFramePr>
+            <a:graphic xmlns:a="http://schemas.openxmlformats.org/drawingml/2006/main">
+              <a:graphicData uri="http://schemas.openxmlformats.org/drawingml/2006/picture">
+                <pic:pic xmlns:pic="http://schemas.openxmlformats.org/drawingml/2006/picture">
+                  <pic:nvPicPr>
+                    <pic:cNvPr id="1462997147" name=""/>
+                    <pic:cNvPicPr/>
+                  </pic:nvPicPr>
+                  <pic:blipFill>
+                    <a:blip r:embed="rId43"/>
+                    <a:stretch>
+                      <a:fillRect/>
+                    </a:stretch>
+                  </pic:blipFill>
+                  <pic:spPr>
+                    <a:xfrm>
+                      <a:off x="0" y="0"/>
+                      <a:ext cx="6120130" cy="1823720"/>
+                    </a:xfrm>
+                    <a:prstGeom prst="rect">
+                      <a:avLst/>
+                    </a:prstGeom>
+                  </pic:spPr>
+                </pic:pic>
+              </a:graphicData>
+            </a:graphic>
+          </wp:inline>
+        </w:drawing>
+      </w:r>
+    </w:p>
+    <w:p>
+      <w:pPr>
+        <w:pStyle w:val="Didascalia"/>
+        <w:ind w:firstLine="360"/>
+      </w:pPr>
+      <w:r>
+        <w:t xml:space="preserve">Figura </w:t>
+      </w:r>
+      <w:fldSimple w:instr=" SEQ Figura \* ARABIC ">
+        <w:r>
+          <w:rPr>
+            <w:noProof/>
+          </w:rPr>
+          <w:t>16</w:t>
+        </w:r>
+      </w:fldSimple>
+      <w:r>
+        <w:t xml:space="preserve"> Modifica proiezione</w:t>
+      </w:r>
     </w:p>
     <w:p>
       <w:pPr>
@@ -2175,8 +3323,73 @@
       <w:r>
         <w:t>eliminare una proiezione</w:t>
       </w:r>
-    </w:p>
-    <w:p/>
+      <w:r>
+        <w:t>: viene richiesto di inserire la data e l’ora della proiezione da eliminare, ad esempio “2026-12-26 21:00:00”</w:t>
+      </w:r>
+    </w:p>
+    <w:p>
+      <w:pPr>
+        <w:keepNext/>
+        <w:ind w:firstLine="360"/>
+      </w:pPr>
+      <w:r>
+        <w:drawing>
+          <wp:inline distT="0" distB="0" distL="0" distR="0" wp14:anchorId="2E972312" wp14:editId="29F9F9CD">
+            <wp:extent cx="6120130" cy="563880"/>
+            <wp:effectExtent l="0" t="0" r="0" b="7620"/>
+            <wp:docPr id="1164092416" name="Immagine 1"/>
+            <wp:cNvGraphicFramePr>
+              <a:graphicFrameLocks xmlns:a="http://schemas.openxmlformats.org/drawingml/2006/main" noChangeAspect="1"/>
+            </wp:cNvGraphicFramePr>
+            <a:graphic xmlns:a="http://schemas.openxmlformats.org/drawingml/2006/main">
+              <a:graphicData uri="http://schemas.openxmlformats.org/drawingml/2006/picture">
+                <pic:pic xmlns:pic="http://schemas.openxmlformats.org/drawingml/2006/picture">
+                  <pic:nvPicPr>
+                    <pic:cNvPr id="1164092416" name=""/>
+                    <pic:cNvPicPr/>
+                  </pic:nvPicPr>
+                  <pic:blipFill>
+                    <a:blip r:embed="rId44"/>
+                    <a:stretch>
+                      <a:fillRect/>
+                    </a:stretch>
+                  </pic:blipFill>
+                  <pic:spPr>
+                    <a:xfrm>
+                      <a:off x="0" y="0"/>
+                      <a:ext cx="6120130" cy="563880"/>
+                    </a:xfrm>
+                    <a:prstGeom prst="rect">
+                      <a:avLst/>
+                    </a:prstGeom>
+                  </pic:spPr>
+                </pic:pic>
+              </a:graphicData>
+            </a:graphic>
+          </wp:inline>
+        </w:drawing>
+      </w:r>
+    </w:p>
+    <w:p>
+      <w:pPr>
+        <w:pStyle w:val="Didascalia"/>
+        <w:ind w:firstLine="360"/>
+      </w:pPr>
+      <w:r>
+        <w:t xml:space="preserve">Figura </w:t>
+      </w:r>
+      <w:fldSimple w:instr=" SEQ Figura \* ARABIC ">
+        <w:r>
+          <w:rPr>
+            <w:noProof/>
+          </w:rPr>
+          <w:t>17</w:t>
+        </w:r>
+      </w:fldSimple>
+      <w:r>
+        <w:t xml:space="preserve"> Elimina proiezione</w:t>
+      </w:r>
+    </w:p>
     <w:p>
       <w:pPr>
         <w:pStyle w:val="Titolo3"/>
@@ -2722,6 +3935,7 @@
                 <w:b w:val="0"/>
                 <w:bCs w:val="0"/>
               </w:rPr>
+              <w:lastRenderedPageBreak/>
               <w:t>Laghetto121</w:t>
             </w:r>
           </w:p>
@@ -2841,7 +4055,6 @@
                 <w:b w:val="0"/>
                 <w:bCs w:val="0"/>
               </w:rPr>
-              <w:lastRenderedPageBreak/>
               <w:t>goffBenino</w:t>
             </w:r>
             <w:proofErr w:type="spellEnd"/>
@@ -2938,6 +4151,56 @@
           </w:p>
         </w:tc>
       </w:tr>
+      <w:tr>
+        <w:trPr>
+          <w:cnfStyle w:val="000000100000" w:firstRow="0" w:lastRow="0" w:firstColumn="0" w:lastColumn="0" w:oddVBand="0" w:evenVBand="0" w:oddHBand="1" w:evenHBand="0" w:firstRowFirstColumn="0" w:firstRowLastColumn="0" w:lastRowFirstColumn="0" w:lastRowLastColumn="0"/>
+        </w:trPr>
+        <w:tc>
+          <w:tcPr>
+            <w:cnfStyle w:val="001000000000" w:firstRow="0" w:lastRow="0" w:firstColumn="1" w:lastColumn="0" w:oddVBand="0" w:evenVBand="0" w:oddHBand="0" w:evenHBand="0" w:firstRowFirstColumn="0" w:firstRowLastColumn="0" w:lastRowFirstColumn="0" w:lastRowLastColumn="0"/>
+            <w:tcW w:w="4814" w:type="dxa"/>
+          </w:tcPr>
+          <w:p>
+            <w:pPr>
+              <w:rPr>
+                <w:b w:val="0"/>
+                <w:bCs w:val="0"/>
+              </w:rPr>
+            </w:pPr>
+            <w:proofErr w:type="gramStart"/>
+            <w:r>
+              <w:rPr>
+                <w:b w:val="0"/>
+                <w:bCs w:val="0"/>
+              </w:rPr>
+              <w:t>mari.bruno</w:t>
+            </w:r>
+            <w:proofErr w:type="gramEnd"/>
+            <w:r>
+              <w:rPr>
+                <w:b w:val="0"/>
+                <w:bCs w:val="0"/>
+              </w:rPr>
+              <w:t>70</w:t>
+            </w:r>
+          </w:p>
+        </w:tc>
+        <w:tc>
+          <w:tcPr>
+            <w:tcW w:w="4814" w:type="dxa"/>
+          </w:tcPr>
+          <w:p>
+            <w:pPr>
+              <w:cnfStyle w:val="000000100000" w:firstRow="0" w:lastRow="0" w:firstColumn="0" w:lastColumn="0" w:oddVBand="0" w:evenVBand="0" w:oddHBand="1" w:evenHBand="0" w:firstRowFirstColumn="0" w:firstRowLastColumn="0" w:lastRowFirstColumn="0" w:lastRowLastColumn="0"/>
+            </w:pPr>
+            <w:proofErr w:type="spellStart"/>
+            <w:r>
+              <w:t>cinemaxPerTutti</w:t>
+            </w:r>
+            <w:proofErr w:type="spellEnd"/>
+          </w:p>
+        </w:tc>
+      </w:tr>
     </w:tbl>
     <w:p/>
     <w:p>
@@ -2957,7 +4220,7 @@
       </w:r>
     </w:p>
     <w:p>
-      <w:hyperlink r:id="rId32" w:history="1">
+      <w:hyperlink r:id="rId45" w:history="1">
         <w:r>
           <w:rPr>
             <w:rStyle w:val="Collegamentoipertestuale"/>
@@ -2968,7 +4231,7 @@
     </w:p>
     <w:p/>
     <w:p>
-      <w:hyperlink r:id="rId33" w:history="1">
+      <w:hyperlink r:id="rId46" w:history="1">
         <w:r>
           <w:rPr>
             <w:rStyle w:val="Collegamentoipertestuale"/>
@@ -2993,7 +4256,324 @@
   <w:abstractNum w:abstractNumId="0" w15:restartNumberingAfterBreak="0">
     <w:nsid w:val="043D4A00"/>
     <w:multiLevelType w:val="hybridMultilevel"/>
-    <w:tmpl w:val="14D455DC"/>
+    <w:tmpl w:val="7B166268"/>
+    <w:lvl w:ilvl="0" w:tplc="0410000F">
+      <w:start w:val="1"/>
+      <w:numFmt w:val="decimal"/>
+      <w:lvlText w:val="%1."/>
+      <w:lvlJc w:val="left"/>
+      <w:pPr>
+        <w:ind w:left="720" w:hanging="360"/>
+      </w:pPr>
+      <w:rPr>
+        <w:rFonts w:hint="default"/>
+      </w:rPr>
+    </w:lvl>
+    <w:lvl w:ilvl="1" w:tplc="0952071E">
+      <w:numFmt w:val="bullet"/>
+      <w:lvlText w:val="-"/>
+      <w:lvlJc w:val="left"/>
+      <w:pPr>
+        <w:ind w:left="720" w:hanging="360"/>
+      </w:pPr>
+      <w:rPr>
+        <w:rFonts w:ascii="Calibri" w:eastAsiaTheme="minorHAnsi" w:hAnsi="Calibri" w:cs="Calibri" w:hint="default"/>
+      </w:rPr>
+    </w:lvl>
+    <w:lvl w:ilvl="2" w:tplc="0952071E">
+      <w:numFmt w:val="bullet"/>
+      <w:lvlText w:val="-"/>
+      <w:lvlJc w:val="left"/>
+      <w:pPr>
+        <w:ind w:left="720" w:hanging="360"/>
+      </w:pPr>
+      <w:rPr>
+        <w:rFonts w:ascii="Calibri" w:eastAsiaTheme="minorHAnsi" w:hAnsi="Calibri" w:cs="Calibri" w:hint="default"/>
+      </w:rPr>
+    </w:lvl>
+    <w:lvl w:ilvl="3" w:tplc="0410000F">
+      <w:start w:val="1"/>
+      <w:numFmt w:val="decimal"/>
+      <w:lvlText w:val="%4."/>
+      <w:lvlJc w:val="left"/>
+      <w:pPr>
+        <w:ind w:left="2880" w:hanging="360"/>
+      </w:pPr>
+    </w:lvl>
+    <w:lvl w:ilvl="4" w:tplc="04100019">
+      <w:start w:val="1"/>
+      <w:numFmt w:val="lowerLetter"/>
+      <w:lvlText w:val="%5."/>
+      <w:lvlJc w:val="left"/>
+      <w:pPr>
+        <w:ind w:left="3600" w:hanging="360"/>
+      </w:pPr>
+    </w:lvl>
+    <w:lvl w:ilvl="5" w:tplc="0410001B" w:tentative="1">
+      <w:start w:val="1"/>
+      <w:numFmt w:val="lowerRoman"/>
+      <w:lvlText w:val="%6."/>
+      <w:lvlJc w:val="right"/>
+      <w:pPr>
+        <w:ind w:left="4320" w:hanging="180"/>
+      </w:pPr>
+    </w:lvl>
+    <w:lvl w:ilvl="6" w:tplc="0410000F" w:tentative="1">
+      <w:start w:val="1"/>
+      <w:numFmt w:val="decimal"/>
+      <w:lvlText w:val="%7."/>
+      <w:lvlJc w:val="left"/>
+      <w:pPr>
+        <w:ind w:left="5040" w:hanging="360"/>
+      </w:pPr>
+    </w:lvl>
+    <w:lvl w:ilvl="7" w:tplc="04100019" w:tentative="1">
+      <w:start w:val="1"/>
+      <w:numFmt w:val="lowerLetter"/>
+      <w:lvlText w:val="%8."/>
+      <w:lvlJc w:val="left"/>
+      <w:pPr>
+        <w:ind w:left="5760" w:hanging="360"/>
+      </w:pPr>
+    </w:lvl>
+    <w:lvl w:ilvl="8" w:tplc="0410001B" w:tentative="1">
+      <w:start w:val="1"/>
+      <w:numFmt w:val="lowerRoman"/>
+      <w:lvlText w:val="%9."/>
+      <w:lvlJc w:val="right"/>
+      <w:pPr>
+        <w:ind w:left="6480" w:hanging="180"/>
+      </w:pPr>
+    </w:lvl>
+  </w:abstractNum>
+  <w:abstractNum w:abstractNumId="1" w15:restartNumberingAfterBreak="0">
+    <w:nsid w:val="0E7C5816"/>
+    <w:multiLevelType w:val="hybridMultilevel"/>
+    <w:tmpl w:val="BEAA252C"/>
+    <w:lvl w:ilvl="0" w:tplc="0952071E">
+      <w:numFmt w:val="bullet"/>
+      <w:lvlText w:val="-"/>
+      <w:lvlJc w:val="left"/>
+      <w:pPr>
+        <w:ind w:left="720" w:hanging="360"/>
+      </w:pPr>
+      <w:rPr>
+        <w:rFonts w:ascii="Calibri" w:eastAsiaTheme="minorHAnsi" w:hAnsi="Calibri" w:cs="Calibri" w:hint="default"/>
+      </w:rPr>
+    </w:lvl>
+    <w:lvl w:ilvl="1" w:tplc="04100003">
+      <w:start w:val="1"/>
+      <w:numFmt w:val="bullet"/>
+      <w:lvlText w:val="o"/>
+      <w:lvlJc w:val="left"/>
+      <w:pPr>
+        <w:ind w:left="1440" w:hanging="360"/>
+      </w:pPr>
+      <w:rPr>
+        <w:rFonts w:ascii="Courier New" w:hAnsi="Courier New" w:cs="Courier New" w:hint="default"/>
+      </w:rPr>
+    </w:lvl>
+    <w:lvl w:ilvl="2" w:tplc="04100005" w:tentative="1">
+      <w:start w:val="1"/>
+      <w:numFmt w:val="bullet"/>
+      <w:lvlText w:val=""/>
+      <w:lvlJc w:val="left"/>
+      <w:pPr>
+        <w:ind w:left="2160" w:hanging="360"/>
+      </w:pPr>
+      <w:rPr>
+        <w:rFonts w:ascii="Wingdings" w:hAnsi="Wingdings" w:hint="default"/>
+      </w:rPr>
+    </w:lvl>
+    <w:lvl w:ilvl="3" w:tplc="04100001" w:tentative="1">
+      <w:start w:val="1"/>
+      <w:numFmt w:val="bullet"/>
+      <w:lvlText w:val=""/>
+      <w:lvlJc w:val="left"/>
+      <w:pPr>
+        <w:ind w:left="2880" w:hanging="360"/>
+      </w:pPr>
+      <w:rPr>
+        <w:rFonts w:ascii="Symbol" w:hAnsi="Symbol" w:hint="default"/>
+      </w:rPr>
+    </w:lvl>
+    <w:lvl w:ilvl="4" w:tplc="04100003" w:tentative="1">
+      <w:start w:val="1"/>
+      <w:numFmt w:val="bullet"/>
+      <w:lvlText w:val="o"/>
+      <w:lvlJc w:val="left"/>
+      <w:pPr>
+        <w:ind w:left="3600" w:hanging="360"/>
+      </w:pPr>
+      <w:rPr>
+        <w:rFonts w:ascii="Courier New" w:hAnsi="Courier New" w:cs="Courier New" w:hint="default"/>
+      </w:rPr>
+    </w:lvl>
+    <w:lvl w:ilvl="5" w:tplc="04100005" w:tentative="1">
+      <w:start w:val="1"/>
+      <w:numFmt w:val="bullet"/>
+      <w:lvlText w:val=""/>
+      <w:lvlJc w:val="left"/>
+      <w:pPr>
+        <w:ind w:left="4320" w:hanging="360"/>
+      </w:pPr>
+      <w:rPr>
+        <w:rFonts w:ascii="Wingdings" w:hAnsi="Wingdings" w:hint="default"/>
+      </w:rPr>
+    </w:lvl>
+    <w:lvl w:ilvl="6" w:tplc="04100001" w:tentative="1">
+      <w:start w:val="1"/>
+      <w:numFmt w:val="bullet"/>
+      <w:lvlText w:val=""/>
+      <w:lvlJc w:val="left"/>
+      <w:pPr>
+        <w:ind w:left="5040" w:hanging="360"/>
+      </w:pPr>
+      <w:rPr>
+        <w:rFonts w:ascii="Symbol" w:hAnsi="Symbol" w:hint="default"/>
+      </w:rPr>
+    </w:lvl>
+    <w:lvl w:ilvl="7" w:tplc="04100003" w:tentative="1">
+      <w:start w:val="1"/>
+      <w:numFmt w:val="bullet"/>
+      <w:lvlText w:val="o"/>
+      <w:lvlJc w:val="left"/>
+      <w:pPr>
+        <w:ind w:left="5760" w:hanging="360"/>
+      </w:pPr>
+      <w:rPr>
+        <w:rFonts w:ascii="Courier New" w:hAnsi="Courier New" w:cs="Courier New" w:hint="default"/>
+      </w:rPr>
+    </w:lvl>
+    <w:lvl w:ilvl="8" w:tplc="04100005" w:tentative="1">
+      <w:start w:val="1"/>
+      <w:numFmt w:val="bullet"/>
+      <w:lvlText w:val=""/>
+      <w:lvlJc w:val="left"/>
+      <w:pPr>
+        <w:ind w:left="6480" w:hanging="360"/>
+      </w:pPr>
+      <w:rPr>
+        <w:rFonts w:ascii="Wingdings" w:hAnsi="Wingdings" w:hint="default"/>
+      </w:rPr>
+    </w:lvl>
+  </w:abstractNum>
+  <w:abstractNum w:abstractNumId="2" w15:restartNumberingAfterBreak="0">
+    <w:nsid w:val="29107D77"/>
+    <w:multiLevelType w:val="hybridMultilevel"/>
+    <w:tmpl w:val="445E5DF0"/>
+    <w:lvl w:ilvl="0" w:tplc="47FE3672">
+      <w:numFmt w:val="bullet"/>
+      <w:lvlText w:val="-"/>
+      <w:lvlJc w:val="left"/>
+      <w:pPr>
+        <w:ind w:left="720" w:hanging="360"/>
+      </w:pPr>
+      <w:rPr>
+        <w:rFonts w:ascii="Calibri" w:eastAsiaTheme="minorHAnsi" w:hAnsi="Calibri" w:cs="Calibri" w:hint="default"/>
+      </w:rPr>
+    </w:lvl>
+    <w:lvl w:ilvl="1" w:tplc="04100003" w:tentative="1">
+      <w:start w:val="1"/>
+      <w:numFmt w:val="bullet"/>
+      <w:lvlText w:val="o"/>
+      <w:lvlJc w:val="left"/>
+      <w:pPr>
+        <w:ind w:left="1440" w:hanging="360"/>
+      </w:pPr>
+      <w:rPr>
+        <w:rFonts w:ascii="Courier New" w:hAnsi="Courier New" w:cs="Courier New" w:hint="default"/>
+      </w:rPr>
+    </w:lvl>
+    <w:lvl w:ilvl="2" w:tplc="04100005" w:tentative="1">
+      <w:start w:val="1"/>
+      <w:numFmt w:val="bullet"/>
+      <w:lvlText w:val=""/>
+      <w:lvlJc w:val="left"/>
+      <w:pPr>
+        <w:ind w:left="2160" w:hanging="360"/>
+      </w:pPr>
+      <w:rPr>
+        <w:rFonts w:ascii="Wingdings" w:hAnsi="Wingdings" w:hint="default"/>
+      </w:rPr>
+    </w:lvl>
+    <w:lvl w:ilvl="3" w:tplc="04100001" w:tentative="1">
+      <w:start w:val="1"/>
+      <w:numFmt w:val="bullet"/>
+      <w:lvlText w:val=""/>
+      <w:lvlJc w:val="left"/>
+      <w:pPr>
+        <w:ind w:left="2880" w:hanging="360"/>
+      </w:pPr>
+      <w:rPr>
+        <w:rFonts w:ascii="Symbol" w:hAnsi="Symbol" w:hint="default"/>
+      </w:rPr>
+    </w:lvl>
+    <w:lvl w:ilvl="4" w:tplc="04100003" w:tentative="1">
+      <w:start w:val="1"/>
+      <w:numFmt w:val="bullet"/>
+      <w:lvlText w:val="o"/>
+      <w:lvlJc w:val="left"/>
+      <w:pPr>
+        <w:ind w:left="3600" w:hanging="360"/>
+      </w:pPr>
+      <w:rPr>
+        <w:rFonts w:ascii="Courier New" w:hAnsi="Courier New" w:cs="Courier New" w:hint="default"/>
+      </w:rPr>
+    </w:lvl>
+    <w:lvl w:ilvl="5" w:tplc="04100005" w:tentative="1">
+      <w:start w:val="1"/>
+      <w:numFmt w:val="bullet"/>
+      <w:lvlText w:val=""/>
+      <w:lvlJc w:val="left"/>
+      <w:pPr>
+        <w:ind w:left="4320" w:hanging="360"/>
+      </w:pPr>
+      <w:rPr>
+        <w:rFonts w:ascii="Wingdings" w:hAnsi="Wingdings" w:hint="default"/>
+      </w:rPr>
+    </w:lvl>
+    <w:lvl w:ilvl="6" w:tplc="04100001" w:tentative="1">
+      <w:start w:val="1"/>
+      <w:numFmt w:val="bullet"/>
+      <w:lvlText w:val=""/>
+      <w:lvlJc w:val="left"/>
+      <w:pPr>
+        <w:ind w:left="5040" w:hanging="360"/>
+      </w:pPr>
+      <w:rPr>
+        <w:rFonts w:ascii="Symbol" w:hAnsi="Symbol" w:hint="default"/>
+      </w:rPr>
+    </w:lvl>
+    <w:lvl w:ilvl="7" w:tplc="04100003" w:tentative="1">
+      <w:start w:val="1"/>
+      <w:numFmt w:val="bullet"/>
+      <w:lvlText w:val="o"/>
+      <w:lvlJc w:val="left"/>
+      <w:pPr>
+        <w:ind w:left="5760" w:hanging="360"/>
+      </w:pPr>
+      <w:rPr>
+        <w:rFonts w:ascii="Courier New" w:hAnsi="Courier New" w:cs="Courier New" w:hint="default"/>
+      </w:rPr>
+    </w:lvl>
+    <w:lvl w:ilvl="8" w:tplc="04100005" w:tentative="1">
+      <w:start w:val="1"/>
+      <w:numFmt w:val="bullet"/>
+      <w:lvlText w:val=""/>
+      <w:lvlJc w:val="left"/>
+      <w:pPr>
+        <w:ind w:left="6480" w:hanging="360"/>
+      </w:pPr>
+      <w:rPr>
+        <w:rFonts w:ascii="Wingdings" w:hAnsi="Wingdings" w:hint="default"/>
+      </w:rPr>
+    </w:lvl>
+  </w:abstractNum>
+  <w:abstractNum w:abstractNumId="3" w15:restartNumberingAfterBreak="0">
+    <w:nsid w:val="45F33EBD"/>
+    <w:multiLevelType w:val="hybridMultilevel"/>
+    <w:tmpl w:val="C56A0806"/>
     <w:lvl w:ilvl="0" w:tplc="0410000F">
       <w:start w:val="1"/>
       <w:numFmt w:val="decimal"/>
@@ -3079,208 +4659,7 @@
       </w:pPr>
     </w:lvl>
   </w:abstractNum>
-  <w:abstractNum w:abstractNumId="1" w15:restartNumberingAfterBreak="0">
-    <w:nsid w:val="29107D77"/>
-    <w:multiLevelType w:val="hybridMultilevel"/>
-    <w:tmpl w:val="445E5DF0"/>
-    <w:lvl w:ilvl="0" w:tplc="47FE3672">
-      <w:numFmt w:val="bullet"/>
-      <w:lvlText w:val="-"/>
-      <w:lvlJc w:val="left"/>
-      <w:pPr>
-        <w:ind w:left="720" w:hanging="360"/>
-      </w:pPr>
-      <w:rPr>
-        <w:rFonts w:ascii="Calibri" w:eastAsiaTheme="minorHAnsi" w:hAnsi="Calibri" w:cs="Calibri" w:hint="default"/>
-      </w:rPr>
-    </w:lvl>
-    <w:lvl w:ilvl="1" w:tplc="04100003" w:tentative="1">
-      <w:start w:val="1"/>
-      <w:numFmt w:val="bullet"/>
-      <w:lvlText w:val="o"/>
-      <w:lvlJc w:val="left"/>
-      <w:pPr>
-        <w:ind w:left="1440" w:hanging="360"/>
-      </w:pPr>
-      <w:rPr>
-        <w:rFonts w:ascii="Courier New" w:hAnsi="Courier New" w:cs="Courier New" w:hint="default"/>
-      </w:rPr>
-    </w:lvl>
-    <w:lvl w:ilvl="2" w:tplc="04100005" w:tentative="1">
-      <w:start w:val="1"/>
-      <w:numFmt w:val="bullet"/>
-      <w:lvlText w:val=""/>
-      <w:lvlJc w:val="left"/>
-      <w:pPr>
-        <w:ind w:left="2160" w:hanging="360"/>
-      </w:pPr>
-      <w:rPr>
-        <w:rFonts w:ascii="Wingdings" w:hAnsi="Wingdings" w:hint="default"/>
-      </w:rPr>
-    </w:lvl>
-    <w:lvl w:ilvl="3" w:tplc="04100001" w:tentative="1">
-      <w:start w:val="1"/>
-      <w:numFmt w:val="bullet"/>
-      <w:lvlText w:val=""/>
-      <w:lvlJc w:val="left"/>
-      <w:pPr>
-        <w:ind w:left="2880" w:hanging="360"/>
-      </w:pPr>
-      <w:rPr>
-        <w:rFonts w:ascii="Symbol" w:hAnsi="Symbol" w:hint="default"/>
-      </w:rPr>
-    </w:lvl>
-    <w:lvl w:ilvl="4" w:tplc="04100003" w:tentative="1">
-      <w:start w:val="1"/>
-      <w:numFmt w:val="bullet"/>
-      <w:lvlText w:val="o"/>
-      <w:lvlJc w:val="left"/>
-      <w:pPr>
-        <w:ind w:left="3600" w:hanging="360"/>
-      </w:pPr>
-      <w:rPr>
-        <w:rFonts w:ascii="Courier New" w:hAnsi="Courier New" w:cs="Courier New" w:hint="default"/>
-      </w:rPr>
-    </w:lvl>
-    <w:lvl w:ilvl="5" w:tplc="04100005" w:tentative="1">
-      <w:start w:val="1"/>
-      <w:numFmt w:val="bullet"/>
-      <w:lvlText w:val=""/>
-      <w:lvlJc w:val="left"/>
-      <w:pPr>
-        <w:ind w:left="4320" w:hanging="360"/>
-      </w:pPr>
-      <w:rPr>
-        <w:rFonts w:ascii="Wingdings" w:hAnsi="Wingdings" w:hint="default"/>
-      </w:rPr>
-    </w:lvl>
-    <w:lvl w:ilvl="6" w:tplc="04100001" w:tentative="1">
-      <w:start w:val="1"/>
-      <w:numFmt w:val="bullet"/>
-      <w:lvlText w:val=""/>
-      <w:lvlJc w:val="left"/>
-      <w:pPr>
-        <w:ind w:left="5040" w:hanging="360"/>
-      </w:pPr>
-      <w:rPr>
-        <w:rFonts w:ascii="Symbol" w:hAnsi="Symbol" w:hint="default"/>
-      </w:rPr>
-    </w:lvl>
-    <w:lvl w:ilvl="7" w:tplc="04100003" w:tentative="1">
-      <w:start w:val="1"/>
-      <w:numFmt w:val="bullet"/>
-      <w:lvlText w:val="o"/>
-      <w:lvlJc w:val="left"/>
-      <w:pPr>
-        <w:ind w:left="5760" w:hanging="360"/>
-      </w:pPr>
-      <w:rPr>
-        <w:rFonts w:ascii="Courier New" w:hAnsi="Courier New" w:cs="Courier New" w:hint="default"/>
-      </w:rPr>
-    </w:lvl>
-    <w:lvl w:ilvl="8" w:tplc="04100005" w:tentative="1">
-      <w:start w:val="1"/>
-      <w:numFmt w:val="bullet"/>
-      <w:lvlText w:val=""/>
-      <w:lvlJc w:val="left"/>
-      <w:pPr>
-        <w:ind w:left="6480" w:hanging="360"/>
-      </w:pPr>
-      <w:rPr>
-        <w:rFonts w:ascii="Wingdings" w:hAnsi="Wingdings" w:hint="default"/>
-      </w:rPr>
-    </w:lvl>
-  </w:abstractNum>
-  <w:abstractNum w:abstractNumId="2" w15:restartNumberingAfterBreak="0">
-    <w:nsid w:val="45F33EBD"/>
-    <w:multiLevelType w:val="hybridMultilevel"/>
-    <w:tmpl w:val="C56A0806"/>
-    <w:lvl w:ilvl="0" w:tplc="0410000F">
-      <w:start w:val="1"/>
-      <w:numFmt w:val="decimal"/>
-      <w:lvlText w:val="%1."/>
-      <w:lvlJc w:val="left"/>
-      <w:pPr>
-        <w:ind w:left="720" w:hanging="360"/>
-      </w:pPr>
-      <w:rPr>
-        <w:rFonts w:hint="default"/>
-      </w:rPr>
-    </w:lvl>
-    <w:lvl w:ilvl="1" w:tplc="04100019" w:tentative="1">
-      <w:start w:val="1"/>
-      <w:numFmt w:val="lowerLetter"/>
-      <w:lvlText w:val="%2."/>
-      <w:lvlJc w:val="left"/>
-      <w:pPr>
-        <w:ind w:left="1440" w:hanging="360"/>
-      </w:pPr>
-    </w:lvl>
-    <w:lvl w:ilvl="2" w:tplc="0410001B" w:tentative="1">
-      <w:start w:val="1"/>
-      <w:numFmt w:val="lowerRoman"/>
-      <w:lvlText w:val="%3."/>
-      <w:lvlJc w:val="right"/>
-      <w:pPr>
-        <w:ind w:left="2160" w:hanging="180"/>
-      </w:pPr>
-    </w:lvl>
-    <w:lvl w:ilvl="3" w:tplc="0410000F" w:tentative="1">
-      <w:start w:val="1"/>
-      <w:numFmt w:val="decimal"/>
-      <w:lvlText w:val="%4."/>
-      <w:lvlJc w:val="left"/>
-      <w:pPr>
-        <w:ind w:left="2880" w:hanging="360"/>
-      </w:pPr>
-    </w:lvl>
-    <w:lvl w:ilvl="4" w:tplc="04100019" w:tentative="1">
-      <w:start w:val="1"/>
-      <w:numFmt w:val="lowerLetter"/>
-      <w:lvlText w:val="%5."/>
-      <w:lvlJc w:val="left"/>
-      <w:pPr>
-        <w:ind w:left="3600" w:hanging="360"/>
-      </w:pPr>
-    </w:lvl>
-    <w:lvl w:ilvl="5" w:tplc="0410001B" w:tentative="1">
-      <w:start w:val="1"/>
-      <w:numFmt w:val="lowerRoman"/>
-      <w:lvlText w:val="%6."/>
-      <w:lvlJc w:val="right"/>
-      <w:pPr>
-        <w:ind w:left="4320" w:hanging="180"/>
-      </w:pPr>
-    </w:lvl>
-    <w:lvl w:ilvl="6" w:tplc="0410000F" w:tentative="1">
-      <w:start w:val="1"/>
-      <w:numFmt w:val="decimal"/>
-      <w:lvlText w:val="%7."/>
-      <w:lvlJc w:val="left"/>
-      <w:pPr>
-        <w:ind w:left="5040" w:hanging="360"/>
-      </w:pPr>
-    </w:lvl>
-    <w:lvl w:ilvl="7" w:tplc="04100019" w:tentative="1">
-      <w:start w:val="1"/>
-      <w:numFmt w:val="lowerLetter"/>
-      <w:lvlText w:val="%8."/>
-      <w:lvlJc w:val="left"/>
-      <w:pPr>
-        <w:ind w:left="5760" w:hanging="360"/>
-      </w:pPr>
-    </w:lvl>
-    <w:lvl w:ilvl="8" w:tplc="0410001B" w:tentative="1">
-      <w:start w:val="1"/>
-      <w:numFmt w:val="lowerRoman"/>
-      <w:lvlText w:val="%9."/>
-      <w:lvlJc w:val="right"/>
-      <w:pPr>
-        <w:ind w:left="6480" w:hanging="180"/>
-      </w:pPr>
-    </w:lvl>
-  </w:abstractNum>
-  <w:abstractNum w:abstractNumId="3" w15:restartNumberingAfterBreak="0">
+  <w:abstractNum w:abstractNumId="4" w15:restartNumberingAfterBreak="0">
     <w:nsid w:val="5A3270C0"/>
     <w:multiLevelType w:val="hybridMultilevel"/>
     <w:tmpl w:val="E6447978"/>
@@ -3296,7 +4675,7 @@
         <w:rFonts w:hint="default"/>
       </w:rPr>
     </w:lvl>
-    <w:lvl w:ilvl="1" w:tplc="04100019" w:tentative="1">
+    <w:lvl w:ilvl="1" w:tplc="04100019">
       <w:start w:val="1"/>
       <w:numFmt w:val="lowerLetter"/>
       <w:lvlText w:val="%2."/>
@@ -3370,15 +4749,18 @@
     </w:lvl>
   </w:abstractNum>
   <w:num w:numId="1" w16cid:durableId="844244759">
-    <w:abstractNumId w:val="2"/>
+    <w:abstractNumId w:val="3"/>
   </w:num>
   <w:num w:numId="2" w16cid:durableId="474028703">
     <w:abstractNumId w:val="0"/>
   </w:num>
   <w:num w:numId="3" w16cid:durableId="1859998497">
-    <w:abstractNumId w:val="3"/>
+    <w:abstractNumId w:val="4"/>
   </w:num>
   <w:num w:numId="4" w16cid:durableId="969633576">
+    <w:abstractNumId w:val="2"/>
+  </w:num>
+  <w:num w:numId="5" w16cid:durableId="595745207">
     <w:abstractNumId w:val="1"/>
   </w:num>
 </w:numbering>
@@ -4503,60 +5885,6 @@
 </w:styles>
 </file>
 
-<file path=word/ink/ink1.xml><?xml version="1.0" encoding="utf-8"?>
-<inkml:ink xmlns:inkml="http://www.w3.org/2003/InkML">
-  <inkml:definitions>
-    <inkml:context xml:id="ctx0">
-      <inkml:inkSource xml:id="inkSrc0">
-        <inkml:traceFormat>
-          <inkml:channel name="X" type="integer" min="-2.14748E9" max="2.14748E9" units="cm"/>
-          <inkml:channel name="Y" type="integer" min="-2.14748E9" max="2.14748E9" units="cm"/>
-          <inkml:channel name="F" type="integer" max="32767" units="dev"/>
-        </inkml:traceFormat>
-        <inkml:channelProperties>
-          <inkml:channelProperty channel="X" name="resolution" value="1000" units="1/cm"/>
-          <inkml:channelProperty channel="Y" name="resolution" value="1000" units="1/cm"/>
-          <inkml:channelProperty channel="F" name="resolution" value="0" units="1/dev"/>
-        </inkml:channelProperties>
-      </inkml:inkSource>
-      <inkml:timestamp xml:id="ts0" timeString="2026-07-02T16:29:04.228"/>
-    </inkml:context>
-    <inkml:brush xml:id="br0">
-      <inkml:brushProperty name="width" value="0.035" units="cm"/>
-      <inkml:brushProperty name="height" value="0.035" units="cm"/>
-    </inkml:brush>
-  </inkml:definitions>
-  <inkml:trace contextRef="#ctx0" brushRef="#br0">247 72 24575,'-3'0'0,"-1"0"0,1 0 0,0 1 0,-1 0 0,1-1 0,0 1 0,0 0 0,0 0 0,0 1 0,0-1 0,0 0 0,0 1 0,0 0 0,0 0 0,1 0 0,-1 0 0,1 0 0,-1 1 0,1-1 0,0 1 0,0-1 0,0 1 0,0 0 0,1 0 0,-1 0 0,1 0 0,-1 0 0,1 0 0,0 0 0,0 0 0,0 6 0,-2 10 0,0 0 0,2 1 0,0-1 0,3 26 0,-1-23 0,3 2 0,-4-24 0,1 0 0,-1 0 0,0 1 0,0-1 0,0 0 0,1 0 0,-1 0 0,0 0 0,0 0 0,0 0 0,1 0 0,-1 0 0,0 0 0,0 0 0,1 0 0,-1 0 0,0 0 0,0 0 0,0 0 0,1 0 0,-1 0 0,0 0 0,0 0 0,0 0 0,1 0 0,-1 0 0,0 0 0,0 0 0,0-1 0,1 1 0,-1 0 0,0 0 0,0 0 0,0 0 0,0 0 0,1-1 0,-1 1 0,0 0 0,0 0 0,0 0 0,0 0 0,0-1 0,0 1 0,0 0 0,1 0 0,-1-1 0,2-3 0,0 0 0,0 0 0,0 0 0,-1 0 0,0-1 0,0 1 0,1-7 0,0-30 0,-2 14 0,1 25 0,0 10 0,-1-7 0,0 1 0,0-1 0,0 0 0,0 0 0,0 0 0,1 0 0,-1 0 0,0 0 0,0 0 0,1 0 0,-1 0 0,1 0 0,-1 0 0,1 0 0,-1 0 0,1 0 0,0 0 0,-1 0 0,1 0 0,0 0 0,0-1 0,-1 1 0,1 0 0,0 0 0,0-1 0,1 1 0,0-1 0,-1 0 0,0 0 0,0 0 0,0-1 0,1 1 0,-1-1 0,0 1 0,0-1 0,0 1 0,0-1 0,1 1 0,-1-1 0,0 0 0,0 0 0,-1 0 0,1 0 0,0 1 0,1-3 0,3-3 0,-1 1 0,1-1 0,-1 0 0,-1-1 0,1 1 0,-1-1 0,2-6 0,-4 12 0,-1-1 0,0 1 0,0 0 0,0 0 0,0 0 0,0 0 0,0 0 0,0-1 0,0 1 0,0 0 0,-1 0 0,1 0 0,0 0 0,-1 0 0,1 0 0,-1 0 0,1 0 0,-1 0 0,1 0 0,-1 0 0,0 0 0,0 0 0,1 0 0,-1 0 0,0 0 0,0 1 0,0-1 0,0 0 0,0 1 0,0-1 0,0 1 0,0-1 0,0 1 0,0-1 0,0 1 0,0 0 0,-3-1 0,-20-12 0,23 12 0,0 0 0,0 0 0,0 0 0,0 0 0,-1 0 0,1 0 0,0 0 0,-1 1 0,1-1 0,-1 0 0,1 1 0,-1-1 0,1 1 0,-1 0 0,1 0 0,-1-1 0,1 1 0,-1 0 0,1 0 0,-1 0 0,1 1 0,-1-1 0,0 0 0,1 0 0,-1 1 0,-2 1 0,1-1 0,0 2 0,0-1 0,0 0 0,0 1 0,0-1 0,1 1 0,-1 0 0,1 0 0,0 0 0,0 0 0,-2 4 0,-1 1 0,1 0 0,0 1 0,1-1 0,0 1 0,0 0 0,1 0 0,0 0 0,1 0 0,-1 10 0,2-19 0,0 0 0,0 0 0,0 0 0,0 0 0,0 0 0,0 0 0,0-1 0,0 1 0,0 0 0,0 0 0,0 0 0,0 0 0,0 0 0,0 0 0,0 0 0,0 0 0,0 0 0,0 0 0,1 0 0,-1-1 0,0 1 0,0 0 0,0 0 0,0 0 0,0 0 0,0 0 0,0 0 0,0 0 0,0 0 0,1 0 0,-1 0 0,0 0 0,0 0 0,0 0 0,0 0 0,0 0 0,0 0 0,0 0 0,0 0 0,1 0 0,-1 0 0,0 0 0,0 0 0,0 0 0,0 0 0,0 0 0,0 0 0,0 0 0,0 1 0,0-1 0,0 0 0,1 0 0,-1 0 0,0 0 0,0 0 0,0 0 0,0 0 0,0 0 0,0 0 0,0 0 0,0 0 0,0 1 0,0-1 0,0 0 0,0 0 0,0 0 0,10-13 0,6-18 0,-6-8 0,1 1 0,-11 38 0,0 0 0,0 0 0,0 0 0,0 0 0,0 0 0,0 0 0,0 0 0,0 0 0,0 0 0,0 1 0,0-1 0,0 0 0,0 0 0,0 0 0,0 0 0,0 0 0,0 0 0,0 0 0,0 0 0,0 0 0,0 0 0,1 0 0,-1 0 0,0 0 0,0 1 0,0-1 0,0 0 0,0 0 0,0 0 0,0 0 0,0 0 0,0 0 0,0 0 0,0 0 0,1 0 0,-1 0 0,0 0 0,0 0 0,0 0 0,0 0 0,0 0 0,0 0 0,0 0 0,0 0 0,0 0 0,0 0 0,1 0 0,-1 0 0,0 0 0,0 0 0,0 0 0,0 0 0,0-1 0,1 28 0,-1-24 0,0 0 0,0 0 0,0-1 0,1 1 0,-1 0 0,1 0 0,0 0 0,0 0 0,0-1 0,0 1 0,0 0 0,0-1 0,1 1 0,-1-1 0,1 1 0,0-1 0,0 0 0,0 0 0,0 0 0,3 3 0,-3-4 0,0 0 0,-1-1 0,1 1 0,0-1 0,-1 1 0,1-1 0,0 0 0,0 1 0,-1-1 0,1 0 0,0 0 0,0 0 0,0-1 0,-1 1 0,1 0 0,0-1 0,-1 1 0,1-1 0,0 1 0,-1-1 0,1 0 0,0 0 0,-1 0 0,1 0 0,-1 0 0,0 0 0,1 0 0,-1 0 0,0 0 0,0-1 0,0 1 0,1 0 0,-1-1 0,-1 1 0,2-3 0,1-1 0,0 1 0,0-1 0,-1 0 0,1 0 0,-1 1 0,-1-1 0,1-1 0,-1 1 0,0 0 0,0 0 0,0 0 0,-1-1 0,0-9 0,0 12 0,0 1 0,-1-1 0,1 1 0,-1-1 0,0 0 0,0 1 0,0-1 0,0 1 0,0 0 0,0-1 0,0 1 0,-1 0 0,1 0 0,-1 0 0,0 0 0,0 0 0,0 0 0,0 0 0,0 1 0,0-1 0,0 1 0,0-1 0,-1 1 0,1 0 0,0 0 0,-1 0 0,1 0 0,-1 0 0,-4 0 0,-2-1 0,0 0 0,-1 1 0,0 0 0,1 1 0,-1 0 0,0 1 0,1 0 0,-1 0 0,1 1 0,-1 0 0,-9 3 0,15-3 0,0 0 0,0 1 0,0-1 0,0 1 0,0-1 0,0 1 0,1 0 0,-1 1 0,1-1 0,0 0 0,0 1 0,0 0 0,0 0 0,1 0 0,0 0 0,0 0 0,0 0 0,0 1 0,0-1 0,1 1 0,0-1 0,0 1 0,0 0 0,0 6 0,0 0 0,0 0 0,1-1 0,0 1 0,1 0 0,0 0 0,5 20 0,-5-28 0,0-1 0,0 0 0,-1 1 0,1-1 0,1 0 0,-1 0 0,0 0 0,0 0 0,1 0 0,-1 0 0,1 0 0,0-1 0,0 1 0,-1 0 0,1-1 0,0 1 0,0-1 0,0 0 0,1 0 0,-1 0 0,0 0 0,0 0 0,1 0 0,-1-1 0,0 1 0,1-1 0,-1 1 0,0-1 0,1 0 0,-1 0 0,1 0 0,-1 0 0,1-1 0,-1 1 0,0-1 0,1 1 0,1-2 0,2 0 0,0 0 0,0-1 0,0 0 0,-1 0 0,1-1 0,-1 0 0,0 1 0,0-2 0,0 1 0,-1 0 0,0-1 0,1 0 0,-2 0 0,1 0 0,0-1 0,-1 1 0,3-8 0,-3 8 0,0-1 0,-1-1 0,1 1 0,-1 0 0,0-1 0,-1 1 0,0-1 0,0 0 0,0 1 0,-1-1 0,0 0 0,0 1 0,0-1 0,-1 0 0,0 1 0,-3-10 0,4 14 0,-1 0 0,0 0 0,0 0 0,1 0 0,-1 0 0,-1 0 0,1 1 0,0-1 0,0 0 0,0 1 0,-1-1 0,1 1 0,-1-1 0,0 1 0,1 0 0,-1-1 0,0 1 0,0 0 0,1 0 0,-1 0 0,0 0 0,0 1 0,0-1 0,0 1 0,0-1 0,0 1 0,-1-1 0,1 1 0,0 0 0,0 0 0,0 0 0,0 0 0,0 1 0,0-1 0,0 1 0,0-1 0,0 1 0,0-1 0,0 1 0,0 0 0,0 0 0,-3 2 0,-3 2 0,0 0 0,0 1 0,0 0 0,1 0 0,0 0 0,1 1 0,-1 0 0,-6 10 0,5-6 0,-34 56 0,40-64 0,0 1 0,0-1 0,0 1 0,1-1 0,0 1 0,0 0 0,0 0 0,0-1 0,0 1 0,1 0 0,-1 0 0,1 0 0,0 0 0,1 0 0,-1 0 0,1 4 0,1-6 0,-1 0 0,1 0 0,-1 0 0,1-1 0,0 1 0,0 0 0,0-1 0,0 1 0,0-1 0,0 0 0,0 0 0,0 1 0,1-2 0,-1 1 0,0 0 0,1 0 0,-1-1 0,0 1 0,1-1 0,-1 1 0,1-1 0,3 0 0,57-3 0,-62 3 0,7-1 0,-1 0 0,1-1 0,-1 0 0,0 0 0,0-1 0,0 0 0,0 0 0,0 0 0,0-1 0,7-6 0,-10 7 0,-1 1 0,0-1 0,-1 1 0,1-1 0,0 0 0,-1 0 0,0 0 0,1-1 0,-1 1 0,0 0 0,-1-1 0,1 0 0,-1 1 0,1-1 0,-1 0 0,0 0 0,-1 1 0,1-1 0,-1 0 0,1 0 0,-1-5 0,-1 8 0,1-1 0,0 0 0,0 0 0,-1 0 0,1 0 0,-1 1 0,1-1 0,-1 0 0,0 0 0,0 1 0,0-1 0,0 0 0,0 1 0,0-1 0,0 1 0,-1 0 0,1-1 0,0 1 0,-1 0 0,1 0 0,-1 0 0,-2-2 0,1 2 0,-1-1 0,1 1 0,-1 0 0,1 1 0,-1-1 0,1 0 0,-1 1 0,1 0 0,-1 0 0,0 0 0,-5 1 0,5-1 0,0 1 0,0 0 0,0 0 0,0 0 0,0 0 0,0 0 0,0 1 0,0 0 0,0-1 0,1 2 0,-1-1 0,1 0 0,-1 1 0,1-1 0,0 1 0,0 0 0,0 0 0,1 0 0,-1 1 0,1-1 0,-3 5 0,4-8 0,1 1 0,0-1 0,0 0 0,0 0 0,0 0 0,0 0 0,0 0 0,0 1 0,0-1 0,0 0 0,0 0 0,0 0 0,0 0 0,0 1 0,0-1 0,0 0 0,0 0 0,0 0 0,0 0 0,0 1 0,0-1 0,0 0 0,0 0 0,0 0 0,0 0 0,1 0 0,-1 1 0,0-1 0,0 0 0,0 0 0,0 0 0,0 0 0,0 0 0,0 0 0,1 1 0,-1-1 0,0 0 0,0 0 0,0 0 0,0 0 0,1 0 0,-1 0 0,0 0 0,0 0 0,0 0 0,0 0 0,0 0 0,1 0 0,-1 0 0,0 0 0,0 0 0,0 0 0,1 0 0,13-4 0,12-11 0,-11 1 0,-13 12 0,1-1 0,-1 0 0,0 1 0,1 0 0,-1-1 0,1 1 0,0 0 0,-1 0 0,1 0 0,0 1 0,0-1 0,1 1 0,-1 0 0,0 0 0,0 0 0,1 0 0,3 0 0,-6 3 0,0 0 0,-1 0 0,1 0 0,-1 0 0,1 0 0,-1 1 0,0-1 0,0 0 0,0 0 0,0 1 0,0-1 0,0 0 0,-1 0 0,1 0 0,-1 1 0,1-1 0,-3 3 0,1 5 0,6 15 0,-1-21 0,0-15 0,-4 8 0,1 0 0,-1 0 0,1 0 0,-1 0 0,0 1 0,0-1 0,0 0 0,0 1 0,0-1 0,-1 1 0,1-1 0,-1 1 0,0 0 0,1-1 0,-1 1 0,0 0 0,-1 0 0,1 1 0,0-1 0,0 0 0,-1 1 0,1-1 0,-1 1 0,1 0 0,-1-1 0,-4 0 0,3 1 0,0-1 0,1 1 0,-1 0 0,0 0 0,0 0 0,0 1 0,0-1 0,0 1 0,0 0 0,1 0 0,-1 1 0,0-1 0,0 1 0,0-1 0,0 1 0,0 1 0,1-1 0,-1 0 0,-3 3 0,6-3 0,0-1 0,0 1 0,1-1 0,-1 1 0,1 0 0,-1-1 0,1 1 0,-1 0 0,1-1 0,-1 1 0,1 0 0,-1 0 0,1 0 0,0-1 0,0 1 0,-1 0 0,1 0 0,0 0 0,0 0 0,0 0 0,0 0 0,0-1 0,0 1 0,0 0 0,0 0 0,0 0 0,1 0 0,-1 1 0,1 1 0,1-1 0,-1 1 0,0 0 0,1-1 0,-1 1 0,1-1 0,0 1 0,0-1 0,2 3 0,-2-3 0,0 0 0,-1-1 0,1 1 0,0 0 0,0-1 0,0 1 0,0-1 0,0 1 0,0-1 0,0 0 0,1 0 0,-1 0 0,0 0 0,1 0 0,-1-1 0,1 1 0,-1-1 0,1 1 0,-1-1 0,1 0 0,-1 0 0,5-1 0,-6 1 0,0-1 0,-1 0 0,1 1 0,-1-1 0,1 0 0,-1 0 0,1 1 0,-1-1 0,1 0 0,-1 0 0,0 0 0,0 0 0,1 0 0,-1 0 0,0 1 0,0-1 0,0 0 0,0 0 0,0 0 0,0 0 0,0 0 0,0 0 0,0 0 0,-1 0 0,1 1 0,0-1 0,-1 0 0,1 0 0,0 0 0,-1 0 0,0-1 0,0 2 0,1-1 0,-1 1 0,1-1 0,0 1 0,-1 0 0,1-1 0,0 1 0,-1-1 0,1 0 0,0 1 0,0-1 0,-1 1 0,1-1 0,0 1 0,0-1 0,0 0 0,0 1 0,0-1 0,0 1 0,0-1 0,0 0 0,0 1 0,0-1 0,0 1 0,0-1 0,0 1 0,1-1 0,-1 0 0,0 1 0,0-1 0,1 1 0,-1-1 0,0 1 0,1-1 0,-1 1 0,0-1 0,1 1 0,-1 0 0,1-1 0,-1 1 0,1-1 0,-1 1 0,1 0 0,-1 0 0,1-1 0,-1 1 0,1 0 0,-1 0 0,1-1 0,0 1 0,-1 0 0,1 0 0,-1 0 0,2 0 0,5 0 0,1 1 0,0 0 0,-1 0 0,1 1 0,0 0 0,9 4 0,-10-3 0,-1-1 0,0 0 0,1-1 0,-1 1 0,1-1 0,0 0 0,10-1 0,-17 0 0,1 0 0,-1 0 0,1 0 0,-1 0 0,1 0 0,-1 0 0,0 0 0,1 0 0,-1 0 0,1 0 0,-1 0 0,0-1 0,1 1 0,-1 0 0,0 0 0,1 0 0,-1-1 0,0 1 0,1 0 0,-1 0 0,0-1 0,1 1 0,-1 0 0,0-1 0,0 1 0,0 0 0,1-1 0,-1 1 0,0-1 0,0 1 0,0 0 0,0-1 0,0 1 0,1-1 0,-1 1 0,0 0 0,0-1 0,0 1 0,0-1 0,-10-19 0,-21-14 0,18 21 0,-12-9 0,-36-27 0,55 44 0,0 1 0,0 1 0,0-1 0,-1 1 0,1 0 0,-1 0 0,1 1 0,-1 0 0,0 0 0,0 0 0,0 1 0,-13-1 0,18 3 0,-1-1 0,1 0 0,0 0 0,-1 1 0,1 0 0,0-1 0,0 1 0,0 0 0,-1 0 0,1 0 0,0 0 0,0 1 0,0-1 0,1 0 0,-1 1 0,0 0 0,0-1 0,1 1 0,-1 0 0,1 0 0,-2 2 0,1 0 0,0 1 0,0-1 0,1 0 0,0 1 0,-1-1 0,2 1 0,-1-1 0,0 1 0,1 0 0,0 6 0,0-2 0,1 0 0,0-1 0,1 1 0,-1 0 0,2-1 0,-1 1 0,1-1 0,0 0 0,1 1 0,0-2 0,5 9 0,-6-13 0,0 1 0,0-1 0,0 0 0,1 0 0,-1 0 0,1 0 0,0-1 0,0 0 0,-1 1 0,2-1 0,-1-1 0,0 1 0,0-1 0,0 1 0,1-1 0,-1 0 0,1-1 0,-1 1 0,1-1 0,-1 0 0,1 0 0,-1 0 0,1-1 0,-1 1 0,0-1 0,1 0 0,-1 0 0,0-1 0,1 0 0,-1 1 0,0-1 0,0 0 0,0-1 0,-1 1 0,1-1 0,-1 0 0,1 0 0,-1 0 0,0 0 0,0 0 0,0-1 0,0 0 0,-1 1 0,1-1 0,-1 0 0,0 0 0,0 0 0,-1-1 0,1 1 0,-1 0 0,0 0 0,0-1 0,0 1 0,-1-8 0,1 10 0,-1 0 0,0 0 0,0 0 0,0 0 0,0 0 0,-1 0 0,1 0 0,0 0 0,-1 0 0,0 0 0,1 0 0,-1 0 0,0 0 0,0 0 0,0 1 0,0-1 0,0 0 0,0 0 0,-1 1 0,1-1 0,-1 1 0,1-1 0,-1 1 0,1 0 0,-1 0 0,0 0 0,1 0 0,-1 0 0,0 0 0,0 0 0,0 0 0,0 1 0,0-1 0,0 1 0,0-1 0,0 1 0,0 0 0,0 0 0,0 0 0,0 0 0,0 0 0,-4 1 0,1-1 0,0 1 0,-1 0 0,1 0 0,0 1 0,0-1 0,0 1 0,0 0 0,1 0 0,-1 1 0,0-1 0,1 1 0,0 0 0,0 0 0,0 1 0,0-1 0,-4 6 0,4-3 0,1-1 0,0 1 0,0 0 0,1 0 0,-1 0 0,2 1 0,-1-1 0,0 1 0,1-1 0,1 1 0,-1-1 0,1 1 0,0-1 0,0 1 0,3 12 0,-3-16 0,1-1 0,0 1 0,0 0 0,-1-1 0,2 0 0,-1 1 0,0-1 0,0 0 0,1 1 0,-1-1 0,1 0 0,0 0 0,0 0 0,0-1 0,0 1 0,0 0 0,0-1 0,0 1 0,0-1 0,0 0 0,1 1 0,-1-1 0,1 0 0,-1-1 0,1 1 0,-1 0 0,1-1 0,0 1 0,-1-1 0,1 0 0,-1 0 0,1 0 0,0 0 0,-1 0 0,1-1 0,0 1 0,-1-1 0,1 0 0,-1 1 0,5-3 0,-2 0 0,1 1 0,-1-1 0,0 0 0,0 0 0,0 0 0,0-1 0,-1 0 0,1 0 0,-1 0 0,0 0 0,0-1 0,0 1 0,-1-1 0,0 0 0,0 0 0,3-6 0,-2 2 0,0-1 0,0 1 0,-1 0 0,0-1 0,0 0 0,-1 0 0,-1 0 0,1-17 0,-6 6 0,-6 16 0,8 6 0,1 0 0,-1 0 0,1 0 0,-1 0 0,1 0 0,0 0 0,-1 0 0,1 1 0,0-1 0,0 0 0,0 1 0,0-1 0,0 1 0,0-1 0,0 1 0,0 0 0,1-1 0,-1 3 0,-3 6 0,1 0 0,0 1 0,1 0 0,-1 11 0,7 12 0,-4-33 0,0 0 0,1 0 0,-1 0 0,1 0 0,-1 0 0,1 0 0,0 0 0,-1-1 0,1 1 0,0 0 0,-1 0 0,1-1 0,0 1 0,0 0 0,0-1 0,0 1 0,0-1 0,0 1 0,0-1 0,0 0 0,0 1 0,0-1 0,0 0 0,2 1 0,-1-2 0,0 1 0,1 0 0,-1 0 0,0-1 0,1 0 0,-1 1 0,0-1 0,1 0 0,-1 0 0,0 0 0,0 0 0,0 0 0,0-1 0,0 1 0,0-1 0,-1 1 0,1-1 0,0 0 0,-1 0 0,3-2 0,-4 4 0,0 0 0,0-1 0,0 1 0,1 0 0,-1 0 0,0 0 0,0 0 0,0 0 0,0 0 0,1 0 0,-1 0 0,0-1 0,0 1 0,0 0 0,0 0 0,0 0 0,0 0 0,1 0 0,-1-1 0,0 1 0,0 0 0,0 0 0,0 0 0,0-1 0,0 1 0,0 0 0,0 0 0,0 0 0,0-1 0,0 1 0,0 0 0,0 0 0,0 0 0,0 0 0,0-1 0,0 1 0,0 0 0,0 0 0,0 0 0,0-1 0,0 1 0,0 0 0,-1 0 0,1 0 0,0 0 0,0-1 0,0 1 0,0 0 0,0 0 0,0 0 0,-1 0 0,1 0 0,0 0 0,0 0 0,0-1 0,-1 1 0,-22 19 0,13-3 0,3-6 0,-13-11 0,-22-14 0,37 12 0,-2 1 0,1-1 0,0 1 0,0 0 0,-1 1 0,-12-3 0,69 27 0,-15-17 0,-4-1 0,-26-3 0,-14 0 0,7-2 0,0 1 0,0-1 0,0 0 0,0 1 0,-1 0 0,1-1 0,0 1 0,0 0 0,0 0 0,0 0 0,0 0 0,1 0 0,-1 1 0,-2 1 0,3-2 0,1 0 0,-1 0 0,0 0 0,1 0 0,-1 0 0,1 0 0,-1 0 0,1 0 0,0 0 0,0 0 0,-1 0 0,1 0 0,0 0 0,0 1 0,0-1 0,0 0 0,0 0 0,0 0 0,0 0 0,1 2 0,0 0 0,1 1 0,0-1 0,-1 0 0,1 1 0,0-1 0,0 0 0,1-1 0,-1 1 0,1 0 0,-1 0 0,1-1 0,0 0 0,0 0 0,0 1 0,5 1 0,-3-1 0,1-1 0,-1 1 0,1-1 0,0 0 0,-1-1 0,1 1 0,0-1 0,0-1 0,0 1 0,0-1 0,12-1 0,-16 1 0,0 0 0,0-1 0,0 1 0,0-1 0,0 1 0,0-1 0,-1 0 0,1 0 0,0 0 0,0 0 0,-1 0 0,1-1 0,0 1 0,-1 0 0,1-1 0,-1 1 0,0-1 0,1 1 0,-1-1 0,0 0 0,0 0 0,0 1 0,0-1 0,0 0 0,-1 0 0,1 0 0,-1 0 0,1 0 0,-1 0 0,1 0 0,-1 0 0,0 0 0,0 0 0,0 0 0,0 0 0,-1 0 0,0-3 0,-1-4 0,0 0 0,0 1 0,-1-1 0,-1 1 0,1 0 0,-1 0 0,-1 0 0,0 1 0,0-1 0,0 1 0,-1 0 0,0 0 0,-9-7 0,2 2 0,0 0 0,-1 2 0,0-1 0,-1 2 0,-30-15 0,44 23 0,0 0 0,-1 0 0,1 1 0,0-1 0,-1 1 0,1 0 0,-1-1 0,1 1 0,-1 0 0,1 0 0,-1 0 0,1 0 0,-1 0 0,1 0 0,-1 0 0,1 0 0,0 1 0,-1-1 0,1 0 0,-1 1 0,1-1 0,0 1 0,-1 0 0,1 0 0,-2 0 0,2 1 0,-1 0 0,0 0 0,1 1 0,-1-1 0,1 0 0,-1 1 0,1-1 0,0 1 0,0-1 0,0 1 0,1 0 0,-2 4 0,0 11 0,1 0 0,0-1 0,3 27 0,-1-31 0,-1-9 0,0 4 0,0 0 0,0 0 0,1 0 0,0 0 0,1 0 0,4 13 0,-5-20 0,-1 0 0,1-1 0,-1 1 0,1 0 0,-1 0 0,1-1 0,-1 1 0,1 0 0,0-1 0,-1 1 0,1 0 0,0-1 0,0 1 0,-1-1 0,1 1 0,0-1 0,0 0 0,0 1 0,0-1 0,-1 0 0,1 0 0,0 1 0,0-1 0,2 0 0,0-1 0,0 1 0,-1-1 0,1 0 0,0 0 0,0 0 0,-1 0 0,1 0 0,-1-1 0,1 1 0,-1-1 0,1 0 0,1-2 0,5-4 0,0-1 0,-1 0 0,0-1 0,-1 0 0,12-20 0,-12 19 0,-1 0 0,2 1 0,-1 0 0,17-17 0,-26 31 0,1 0 0,0 0 0,0 0 0,0 0 0,0 0 0,1 0 0,0 0 0,-1 0 0,2 1 0,-1-1 0,0 0 0,1 0 0,0 0 0,2 7 0,-3-11 0,0 0 0,0 0 0,0 1 0,1-1 0,-1 0 0,0 0 0,0 1 0,0-1 0,0 0 0,0 0 0,1 1 0,-1-1 0,0 0 0,0 0 0,0 1 0,0-1 0,0 0 0,0 0 0,0 1 0,0-1 0,0 0 0,0 1 0,0-1 0,0 0 0,0 0 0,0 1 0,0-1 0,-1 0 0,1 0 0,0 1 0,0-1 0,0 0 0,0 0 0,0 1 0,-1-1 0,1 0 0,0 0 0,0 1 0,0-1 0,-1 0 0,1 0 0,0 0 0,0 0 0,-1 1 0,-19 3 0,-35-5 0,44 1 0,1 0 0,-23-1 0,33 0 0,20 1 0,-13 0 0,-4-1 0,1 1 0,-1 0 0,1 0 0,-1 0 0,1 0 0,-1 1 0,0-1 0,1 1 0,-1 0 0,1 0 0,-1 0 0,0 0 0,7 4 0,-10-4 0,-1-1 0,1 1 0,0-1 0,0 0 0,0 1 0,0-1 0,0 1 0,-1-1 0,1 0 0,0 1 0,0-1 0,0 1 0,-1-1 0,1 0 0,0 1 0,-1-1 0,1 0 0,0 1 0,-1-1 0,1 0 0,0 0 0,-1 1 0,1-1 0,-1 0 0,1 0 0,0 0 0,-1 0 0,1 0 0,-1 1 0,1-1 0,-1 0 0,1 0 0,-1 0 0,1 0 0,0 0 0,-1 0 0,0-1 0,-20 5 0,12-3 0,1-1 0,-1 0 0,1 0 0,0-1 0,-1 0 0,1 0 0,0-1 0,-1-1 0,1 1 0,1-1 0,-1 0 0,0-1 0,1 0 0,-1 0 0,-7-7 0,11 8 0,0 0 0,0 0 0,1-1 0,-1 0 0,1 1 0,0-1 0,0 0 0,0-1 0,0 1 0,1-1 0,0 1 0,0-1 0,0 1 0,0-1 0,1 0 0,0 0 0,0 0 0,0 0 0,1 0 0,0 0 0,-1 0 0,2 0 0,-1 0 0,1 0 0,-1 0 0,3-7 0,-2 8 14,1 1-1,-1-1 0,0 1 0,1-1 1,0 1-1,0 0 0,0 0 1,3-5-1,-4 7-70,0 0 0,0 0 0,0 0 0,0 0-1,0 1 1,1-1 0,-1 0 0,0 0 0,0 1 0,0-1 0,1 1 0,-1-1-1,0 1 1,1 0 0,-1-1 0,0 1 0,1 0 0,-1 0 0,0 0 0,1 0 0,-1 0-1,1 0 1,-1 0 0,0 0 0,3 1 0,13 8-6769</inkml:trace>
-</inkml:ink>
-</file>
-
-<file path=word/ink/ink2.xml><?xml version="1.0" encoding="utf-8"?>
-<inkml:ink xmlns:inkml="http://www.w3.org/2003/InkML">
-  <inkml:definitions>
-    <inkml:context xml:id="ctx0">
-      <inkml:inkSource xml:id="inkSrc0">
-        <inkml:traceFormat>
-          <inkml:channel name="X" type="integer" min="-2.14748E9" max="2.14748E9" units="cm"/>
-          <inkml:channel name="Y" type="integer" min="-2.14748E9" max="2.14748E9" units="cm"/>
-          <inkml:channel name="F" type="integer" max="32767" units="dev"/>
-        </inkml:traceFormat>
-        <inkml:channelProperties>
-          <inkml:channelProperty channel="X" name="resolution" value="1000" units="1/cm"/>
-          <inkml:channelProperty channel="Y" name="resolution" value="1000" units="1/cm"/>
-          <inkml:channelProperty channel="F" name="resolution" value="0" units="1/dev"/>
-        </inkml:channelProperties>
-      </inkml:inkSource>
-      <inkml:timestamp xml:id="ts0" timeString="2026-07-04T14:20:02.909"/>
-    </inkml:context>
-    <inkml:brush xml:id="br0">
-      <inkml:brushProperty name="width" value="0.05" units="cm"/>
-      <inkml:brushProperty name="height" value="0.05" units="cm"/>
-    </inkml:brush>
-  </inkml:definitions>
-  <inkml:trace contextRef="#ctx0" brushRef="#br0">42 0 24575,'3'1'0,"-1"-1"0,1 1 0,-1 0 0,1 0 0,-1 0 0,1 0 0,-1 1 0,0-1 0,0 1 0,1-1 0,-1 1 0,0 0 0,0 0 0,-1 0 0,1 0 0,0 0 0,2 4 0,22 40 0,-25-43 0,0 0 0,1 0 0,-1 0 0,0 0 0,-1 0 0,1 1 0,-1-1 0,1 0 0,-1 0 0,0 0 0,0 1 0,0-1 0,-1 0 0,1 0 0,-1 1 0,-1 4 0,1-8 0,1 0 0,0 0 0,-1 0 0,1 1 0,-1-1 0,1 0 0,0 0 0,-1 0 0,1 0 0,-1 0 0,1 0 0,-1 0 0,1 0 0,0 0 0,-1-1 0,1 1 0,-1 0 0,1 0 0,0 0 0,-1 0 0,1 0 0,0-1 0,-1 1 0,1 0 0,-1 0 0,1-1 0,0 1 0,0 0 0,-1-1 0,1 1 0,0 0 0,0-1 0,-1 1 0,1 0 0,0-1 0,0 1 0,0-1 0,-1 1 0,1 0 0,0-1 0,-10-17 0,10 17 0,-3-6 0,0 1 0,-1-1 0,0 0 0,0 1 0,-6-8 0,9 13 0,0 0 0,0 0 0,0 0 0,0 0 0,0 1 0,0-1 0,0 0 0,0 0 0,0 1 0,0-1 0,-1 1 0,1-1 0,0 1 0,0-1 0,-1 1 0,1 0 0,0-1 0,-1 1 0,1 0 0,0 0 0,-1 0 0,1 0 0,0 0 0,-1 0 0,1 1 0,0-1 0,-1 0 0,1 1 0,0-1 0,-1 1 0,1-1 0,0 1 0,0 0 0,0-1 0,0 1 0,0 0 0,-2 1 0,2 0 0,-1 0 0,0 1 0,1-1 0,0 0 0,0 1 0,0-1 0,0 1 0,0-1 0,0 1 0,0-1 0,1 1 0,-1 0 0,1-1 0,0 1 0,0 0 0,0-1 0,0 1 0,0 0 0,1-1 0,0 5 0,0 0 0,1-1 0,-1 1 0,1-1 0,1 1 0,-1-1 0,6 11 0,-8-17 0,0 0 0,0 0 0,1 1 0,-1-1 0,0 0 0,0 0 0,0 1 0,0-1 0,0 0 0,0 0 0,1 1 0,-1-1 0,0 0 0,0 0 0,0 0 0,1 0 0,-1 1 0,0-1 0,0 0 0,0 0 0,1 0 0,-1 0 0,0 0 0,0 0 0,1 0 0,-1 0 0,0 0 0,0 1 0,1-1 0,-1 0 0,0 0 0,0 0 0,1 0 0,-1-1 0,0 1 0,0 0 0,1 0 0,-1 0 0,0 0 0,0 0 0,1 0 0,-1 0 0,7-14 0,-2-22 0,-5 32 0,0 13 0,0-6 0,1 3 0,-1 0 0,1-1 0,0 1 0,0 0 0,1-1 0,0 1 0,0-1 0,4 9 0,-5-12 0,-1-1 0,1 0 0,-1 0 0,1 0 0,-1 0 0,1 0 0,0 0 0,0 0 0,-1 0 0,1 0 0,0 0 0,0 0 0,0 0 0,0 0 0,0-1 0,0 1 0,1 0 0,-1-1 0,0 1 0,0-1 0,0 1 0,1-1 0,-1 0 0,0 1 0,0-1 0,1 0 0,-1 0 0,0 0 0,0 0 0,1 0 0,-1 0 0,0 0 0,1-1 0,-1 1 0,0 0 0,0-1 0,0 1 0,1-1 0,-1 1 0,0-1 0,0 1 0,0-1 0,0 0 0,2-1 0,-3 2 0,0-1 0,1 1 0,-1 0 0,0-1 0,1 1 0,-1-1 0,0 1 0,1 0 0,-1 0 0,1-1 0,-1 1 0,1 0 0,-1 0 0,1-1 0,-1 1 0,1 0 0,-1 0 0,1 0 0,-1 0 0,1 0 0,0 0 0,-1 0 0,1 0 0,-1 0 0,1 0 0,-1 0 0,1 0 0,-1 0 0,1 1 0,-1-1 0,1 0 0,-1 0 0,1 0 0,-1 1 0,1-1 0,-1 0 0,0 1 0,1-1 0,-1 0 0,1 1 0,-1-1 0,0 1 0,1-1 0,-1 0 0,0 1 0,1-1 0,-1 1 0,0-1 0,0 1 0,0-1 0,1 1 0,-1-1 0,0 1 0,0-1 0,0 1 0,0-1 0,0 1 0,0 0 0,0-1 0,0 1 0,0-1 0,-1 2 0,2-1 0,-1 1 0,-1 0 0,1 0 0,0 0 0,0-1 0,-1 1 0,1 0 0,-1 0 0,1-1 0,-1 1 0,0 0 0,1-1 0,-1 1 0,0 0 0,0-1 0,0 1 0,-1-1 0,1 0 0,0 1 0,0-1 0,-3 1 0,0 1 0,-1-2 0,0 1 0,0 0 0,0-1 0,1 0 0,-11 1 0,13-2 0,0 0 0,0 0 0,0 0 0,1 0 0,-1 0 0,0 0 0,0 0 0,1 0 0,-1-1 0,0 1 0,0-1 0,1 1 0,-1-1 0,0 0 0,1 0 0,-1 1 0,1-1 0,-1 0 0,1 0 0,0-1 0,-3-1 0,4 2 0,-1 0 0,1 1 0,0-1 0,0 0 0,0 1 0,0-1 0,0 0 0,0 0 0,0 1 0,0-1 0,0 0 0,1 1 0,-1-1 0,0 0 0,0 1 0,0-1 0,1 0 0,-1 1 0,0-1 0,1 1 0,-1-1 0,1 0 0,-1 1 0,1-1 0,-1 1 0,1-1 0,-1 1 0,1 0 0,-1-1 0,1 1 0,0-1 0,-1 1 0,1 0 0,-1 0 0,1-1 0,0 1 0,-1 0 0,1 0 0,1 0 0,29-10 0,-30 10 0,36-5 0,-15 2 0,-51-1 0,26 3 0,0 0 0,0 0 0,0 0 0,0 0 0,0 0 0,0-1 0,1 1 0,-1-1 0,0 0 0,1 0 0,-1 0 0,1 0 0,0 0 0,0 0 0,0-1 0,0 1 0,0-1 0,0 1 0,0-1 0,1 0 0,0 0 0,-1 0 0,1 0 0,0 0 0,0-4 0,-9-40 0,11 67-1365,0 1-5461</inkml:trace>
-</inkml:ink>
-</file>
-
 <file path=word/theme/theme1.xml><?xml version="1.0" encoding="utf-8"?>
 <a:theme xmlns:a="http://schemas.openxmlformats.org/drawingml/2006/main" name="Tema di Office">
   <a:themeElements>

--- a/doc/Manuale Utente.docx
+++ b/doc/Manuale Utente.docx
@@ -4,32 +4,16 @@
   <w:body>
     <w:p>
       <w:pPr>
-        <w:pStyle w:val="Titolo2"/>
-      </w:pPr>
-      <w:r>
-        <w:t>Frontespizio (</w:t>
-      </w:r>
-      <w:proofErr w:type="spellStart"/>
-      <w:r>
-        <w:t>cineMax</w:t>
-      </w:r>
-      <w:proofErr w:type="spellEnd"/>
-      <w:r>
-        <w:t xml:space="preserve"> – </w:t>
+        <w:pStyle w:val="Titolo1"/>
+      </w:pPr>
+      <w:r>
+        <w:t xml:space="preserve">cineMax – </w:t>
       </w:r>
       <w:r>
         <w:t>M</w:t>
       </w:r>
       <w:r>
-        <w:t xml:space="preserve">anuale utente, </w:t>
-      </w:r>
-      <w:proofErr w:type="spellStart"/>
-      <w:r>
-        <w:t>Necchio</w:t>
-      </w:r>
-      <w:proofErr w:type="spellEnd"/>
-      <w:r>
-        <w:t xml:space="preserve"> Arianna</w:t>
+        <w:t>anuale utente, Necchio Arianna</w:t>
       </w:r>
       <w:r>
         <w:t xml:space="preserve">, </w:t>
@@ -39,9 +23,6 @@
       </w:r>
       <w:r>
         <w:t>2.1</w:t>
-      </w:r>
-      <w:r>
-        <w:t>)</w:t>
       </w:r>
     </w:p>
     <w:p>
@@ -207,7 +188,7 @@
         <w:t>C:\Program Files</w:t>
       </w:r>
       <w:r>
-        <w:t>). Dopodiché aprire la cartella appena scaricata, recarsi in “</w:t>
+        <w:t>). Dopodiché, recarsi in “</w:t>
       </w:r>
       <w:r>
         <w:rPr>
@@ -216,9 +197,14 @@
         <w:t>Java</w:t>
       </w:r>
       <w:r>
-        <w:t>”, spostarsi sulla cartella denominata con “</w:t>
-      </w:r>
-      <w:proofErr w:type="spellStart"/>
+        <w:t xml:space="preserve">”, spostarsi </w:t>
+      </w:r>
+      <w:r>
+        <w:t>ne</w:t>
+      </w:r>
+      <w:r>
+        <w:t>lla cartella denominata “</w:t>
+      </w:r>
       <w:r>
         <w:rPr>
           <w:rFonts w:ascii="Microsoft Sans Serif" w:hAnsi="Microsoft Sans Serif" w:cs="Microsoft Sans Serif"/>
@@ -233,7 +219,6 @@
         </w:rPr>
         <w:t>numero_versione</w:t>
       </w:r>
-      <w:proofErr w:type="spellEnd"/>
       <w:r>
         <w:t xml:space="preserve">” (ad esempio </w:t>
       </w:r>
@@ -273,15 +258,7 @@
     </w:p>
     <w:p>
       <w:r>
-        <w:t xml:space="preserve">Copiare adesso il </w:t>
-      </w:r>
-      <w:proofErr w:type="spellStart"/>
-      <w:r>
-        <w:t>path</w:t>
-      </w:r>
-      <w:proofErr w:type="spellEnd"/>
-      <w:r>
-        <w:t xml:space="preserve"> che specifica la collocazione della directory “</w:t>
+        <w:t>Copiare adesso il path che specifica la collocazione della directory “</w:t>
       </w:r>
       <w:r>
         <w:rPr>
@@ -295,25 +272,57 @@
     </w:p>
     <w:p>
       <w:r>
-        <w:t xml:space="preserve">A questo punto è necessario collocare l’ambiente Java nelle variabili d’ambiente del proprio calcolatore </w:t>
-      </w:r>
-      <w:proofErr w:type="spellStart"/>
-      <w:r>
-        <w:t>affinchè</w:t>
-      </w:r>
-      <w:proofErr w:type="spellEnd"/>
-      <w:r>
-        <w:t xml:space="preserve"> l’applicazione venga eseguita: recarsi nelle impostazioni del sistema operativo</w:t>
+        <w:rPr>
+          <w:noProof/>
+        </w:rPr>
+        <w:lastRenderedPageBreak/>
+        <w:drawing>
+          <wp:inline distT="0" distB="0" distL="0" distR="0" wp14:anchorId="4440158F" wp14:editId="25130EBD">
+            <wp:extent cx="6120130" cy="1644015"/>
+            <wp:effectExtent l="0" t="0" r="0" b="0"/>
+            <wp:docPr id="140435017" name="Immagine 1"/>
+            <wp:cNvGraphicFramePr>
+              <a:graphicFrameLocks xmlns:a="http://schemas.openxmlformats.org/drawingml/2006/main" noChangeAspect="1"/>
+            </wp:cNvGraphicFramePr>
+            <a:graphic xmlns:a="http://schemas.openxmlformats.org/drawingml/2006/main">
+              <a:graphicData uri="http://schemas.openxmlformats.org/drawingml/2006/picture">
+                <pic:pic xmlns:pic="http://schemas.openxmlformats.org/drawingml/2006/picture">
+                  <pic:nvPicPr>
+                    <pic:cNvPr id="140435017" name=""/>
+                    <pic:cNvPicPr/>
+                  </pic:nvPicPr>
+                  <pic:blipFill>
+                    <a:blip r:embed="rId7"/>
+                    <a:stretch>
+                      <a:fillRect/>
+                    </a:stretch>
+                  </pic:blipFill>
+                  <pic:spPr>
+                    <a:xfrm>
+                      <a:off x="0" y="0"/>
+                      <a:ext cx="6120130" cy="1644015"/>
+                    </a:xfrm>
+                    <a:prstGeom prst="rect">
+                      <a:avLst/>
+                    </a:prstGeom>
+                  </pic:spPr>
+                </pic:pic>
+              </a:graphicData>
+            </a:graphic>
+          </wp:inline>
+        </w:drawing>
+      </w:r>
+    </w:p>
+    <w:p/>
+    <w:p>
+      <w:r>
+        <w:t>A questo punto è necessario collocare l’ambiente Java nelle variabili d’ambiente del proprio calcolatore affinchè l’applicazione venga eseguita: recarsi nelle impostazioni del sistema operativo</w:t>
       </w:r>
       <w:r>
         <w:t xml:space="preserve"> (1)</w:t>
       </w:r>
       <w:r>
-        <w:t xml:space="preserve">, recarsi su </w:t>
-      </w:r>
-      <w:r>
-        <w:lastRenderedPageBreak/>
-        <w:t>“</w:t>
+        <w:t>, recarsi su “</w:t>
       </w:r>
       <w:r>
         <w:rPr>
@@ -433,7 +442,7 @@
                     <pic:cNvPicPr/>
                   </pic:nvPicPr>
                   <pic:blipFill>
-                    <a:blip r:embed="rId7"/>
+                    <a:blip r:embed="rId8"/>
                     <a:stretch>
                       <a:fillRect/>
                     </a:stretch>
@@ -475,7 +484,7 @@
                     <pic:cNvPicPr/>
                   </pic:nvPicPr>
                   <pic:blipFill>
-                    <a:blip r:embed="rId8"/>
+                    <a:blip r:embed="rId9"/>
                     <a:stretch>
                       <a:fillRect/>
                     </a:stretch>
@@ -498,13 +507,68 @@
     </w:p>
     <w:p>
       <w:r>
-        <w:t>Incollare il percorso della cartella /bin di java e salvare</w:t>
+        <w:lastRenderedPageBreak/>
+        <w:t xml:space="preserve">Incollare il percorso della cartella </w:t>
+      </w:r>
+      <w:r>
+        <w:t>“</w:t>
+      </w:r>
+      <w:r>
+        <w:t>bin</w:t>
+      </w:r>
+      <w:r>
+        <w:t>”</w:t>
+      </w:r>
+      <w:r>
+        <w:t xml:space="preserve"> di java e salvare</w:t>
       </w:r>
       <w:r>
         <w:t>.</w:t>
       </w:r>
     </w:p>
     <w:p>
+      <w:r>
+        <w:rPr>
+          <w:noProof/>
+        </w:rPr>
+        <w:drawing>
+          <wp:inline distT="0" distB="0" distL="0" distR="0" wp14:anchorId="10760786" wp14:editId="322DA6E8">
+            <wp:extent cx="3943350" cy="3401516"/>
+            <wp:effectExtent l="0" t="0" r="0" b="8890"/>
+            <wp:docPr id="1915551597" name="Immagine 1"/>
+            <wp:cNvGraphicFramePr>
+              <a:graphicFrameLocks xmlns:a="http://schemas.openxmlformats.org/drawingml/2006/main" noChangeAspect="1"/>
+            </wp:cNvGraphicFramePr>
+            <a:graphic xmlns:a="http://schemas.openxmlformats.org/drawingml/2006/main">
+              <a:graphicData uri="http://schemas.openxmlformats.org/drawingml/2006/picture">
+                <pic:pic xmlns:pic="http://schemas.openxmlformats.org/drawingml/2006/picture">
+                  <pic:nvPicPr>
+                    <pic:cNvPr id="1915551597" name=""/>
+                    <pic:cNvPicPr/>
+                  </pic:nvPicPr>
+                  <pic:blipFill>
+                    <a:blip r:embed="rId10"/>
+                    <a:stretch>
+                      <a:fillRect/>
+                    </a:stretch>
+                  </pic:blipFill>
+                  <pic:spPr>
+                    <a:xfrm>
+                      <a:off x="0" y="0"/>
+                      <a:ext cx="3950512" cy="3407694"/>
+                    </a:xfrm>
+                    <a:prstGeom prst="rect">
+                      <a:avLst/>
+                    </a:prstGeom>
+                  </pic:spPr>
+                </pic:pic>
+              </a:graphicData>
+            </a:graphic>
+          </wp:inline>
+        </w:drawing>
+      </w:r>
+    </w:p>
+    <w:p>
       <w:pPr>
         <w:pStyle w:val="Titolo3"/>
       </w:pPr>
@@ -514,17 +578,9 @@
     </w:p>
     <w:p>
       <w:r>
-        <w:t xml:space="preserve">Scaricare l’applicazione </w:t>
-      </w:r>
-      <w:proofErr w:type="spellStart"/>
-      <w:r>
-        <w:t>cineMax</w:t>
-      </w:r>
-      <w:proofErr w:type="spellEnd"/>
-      <w:r>
-        <w:t xml:space="preserve"> dall’indirizzo </w:t>
-      </w:r>
-      <w:hyperlink r:id="rId9" w:history="1">
+        <w:t xml:space="preserve">Scaricare l’applicazione cineMax dall’indirizzo </w:t>
+      </w:r>
+      <w:hyperlink r:id="rId11" w:history="1">
         <w:r>
           <w:rPr>
             <w:rStyle w:val="Collegamentoipertestuale"/>
@@ -577,7 +633,6 @@
         <w:rPr>
           <w:noProof/>
         </w:rPr>
-        <w:lastRenderedPageBreak/>
         <w:drawing>
           <wp:inline distT="0" distB="0" distL="0" distR="0" wp14:anchorId="4F9ACFA7" wp14:editId="7B1233C5">
             <wp:extent cx="6120130" cy="3826510"/>
@@ -594,7 +649,7 @@
                     <pic:cNvPicPr/>
                   </pic:nvPicPr>
                   <pic:blipFill>
-                    <a:blip r:embed="rId10"/>
+                    <a:blip r:embed="rId12"/>
                     <a:stretch>
                       <a:fillRect/>
                     </a:stretch>
@@ -620,6 +675,7 @@
         <w:pStyle w:val="Titolo2"/>
       </w:pPr>
       <w:r>
+        <w:lastRenderedPageBreak/>
         <w:t>• Esecuzione ed uso</w:t>
       </w:r>
     </w:p>
@@ -641,58 +697,166 @@
       <w:r>
         <w:t>è necessario innanzitutto aprire il file compresso e collocarsi all’interno della cartella radice, ovvero “</w:t>
       </w:r>
-      <w:proofErr w:type="spellStart"/>
       <w:r>
         <w:rPr>
           <w:rFonts w:ascii="Microsoft Sans Serif" w:hAnsi="Microsoft Sans Serif" w:cs="Microsoft Sans Serif"/>
         </w:rPr>
         <w:t>cinemax</w:t>
       </w:r>
-      <w:proofErr w:type="spellEnd"/>
       <w:r>
         <w:t>”;</w:t>
       </w:r>
       <w:r>
         <w:t xml:space="preserve"> si clicca all’interno della barra di navigazione del file system e si digita il comando “</w:t>
       </w:r>
-      <w:proofErr w:type="spellStart"/>
       <w:r>
         <w:rPr>
           <w:rFonts w:ascii="Microsoft Sans Serif" w:hAnsi="Microsoft Sans Serif" w:cs="Microsoft Sans Serif"/>
         </w:rPr>
         <w:t>cmd</w:t>
       </w:r>
-      <w:proofErr w:type="spellEnd"/>
       <w:r>
         <w:t>” per avviare il prompt dei comandi.</w:t>
       </w:r>
     </w:p>
     <w:p>
       <w:r>
+        <w:rPr>
+          <w:noProof/>
+        </w:rPr>
+        <w:drawing>
+          <wp:inline distT="0" distB="0" distL="0" distR="0" wp14:anchorId="0F7EF67F" wp14:editId="748EB95C">
+            <wp:extent cx="5019675" cy="1804561"/>
+            <wp:effectExtent l="0" t="0" r="0" b="5715"/>
+            <wp:docPr id="587892653" name="Immagine 1"/>
+            <wp:cNvGraphicFramePr>
+              <a:graphicFrameLocks xmlns:a="http://schemas.openxmlformats.org/drawingml/2006/main" noChangeAspect="1"/>
+            </wp:cNvGraphicFramePr>
+            <a:graphic xmlns:a="http://schemas.openxmlformats.org/drawingml/2006/main">
+              <a:graphicData uri="http://schemas.openxmlformats.org/drawingml/2006/picture">
+                <pic:pic xmlns:pic="http://schemas.openxmlformats.org/drawingml/2006/picture">
+                  <pic:nvPicPr>
+                    <pic:cNvPr id="587892653" name=""/>
+                    <pic:cNvPicPr/>
+                  </pic:nvPicPr>
+                  <pic:blipFill>
+                    <a:blip r:embed="rId13"/>
+                    <a:stretch>
+                      <a:fillRect/>
+                    </a:stretch>
+                  </pic:blipFill>
+                  <pic:spPr>
+                    <a:xfrm>
+                      <a:off x="0" y="0"/>
+                      <a:ext cx="5035006" cy="1810073"/>
+                    </a:xfrm>
+                    <a:prstGeom prst="rect">
+                      <a:avLst/>
+                    </a:prstGeom>
+                  </pic:spPr>
+                </pic:pic>
+              </a:graphicData>
+            </a:graphic>
+          </wp:inline>
+        </w:drawing>
+      </w:r>
+    </w:p>
+    <w:p>
+      <w:r>
+        <w:rPr>
+          <w:noProof/>
+        </w:rPr>
+        <w:drawing>
+          <wp:inline distT="0" distB="0" distL="0" distR="0" wp14:anchorId="0CDE81FF" wp14:editId="2B65A560">
+            <wp:extent cx="4857750" cy="1667804"/>
+            <wp:effectExtent l="0" t="0" r="0" b="8890"/>
+            <wp:docPr id="1133707538" name="Immagine 1"/>
+            <wp:cNvGraphicFramePr>
+              <a:graphicFrameLocks xmlns:a="http://schemas.openxmlformats.org/drawingml/2006/main" noChangeAspect="1"/>
+            </wp:cNvGraphicFramePr>
+            <a:graphic xmlns:a="http://schemas.openxmlformats.org/drawingml/2006/main">
+              <a:graphicData uri="http://schemas.openxmlformats.org/drawingml/2006/picture">
+                <pic:pic xmlns:pic="http://schemas.openxmlformats.org/drawingml/2006/picture">
+                  <pic:nvPicPr>
+                    <pic:cNvPr id="1133707538" name=""/>
+                    <pic:cNvPicPr/>
+                  </pic:nvPicPr>
+                  <pic:blipFill>
+                    <a:blip r:embed="rId14"/>
+                    <a:stretch>
+                      <a:fillRect/>
+                    </a:stretch>
+                  </pic:blipFill>
+                  <pic:spPr>
+                    <a:xfrm>
+                      <a:off x="0" y="0"/>
+                      <a:ext cx="4878938" cy="1675078"/>
+                    </a:xfrm>
+                    <a:prstGeom prst="rect">
+                      <a:avLst/>
+                    </a:prstGeom>
+                  </pic:spPr>
+                </pic:pic>
+              </a:graphicData>
+            </a:graphic>
+          </wp:inline>
+        </w:drawing>
+      </w:r>
+    </w:p>
+    <w:p>
+      <w:r>
         <w:t xml:space="preserve">Per lanciare il programma si digita il comando seguente: </w:t>
       </w:r>
       <w:r>
         <w:rPr>
           <w:rFonts w:ascii="Microsoft Sans Serif" w:hAnsi="Microsoft Sans Serif" w:cs="Microsoft Sans Serif"/>
         </w:rPr>
-        <w:t>java -</w:t>
-      </w:r>
-      <w:proofErr w:type="spellStart"/>
-      <w:r>
-        <w:rPr>
-          <w:rFonts w:ascii="Microsoft Sans Serif" w:hAnsi="Microsoft Sans Serif" w:cs="Microsoft Sans Serif"/>
-        </w:rPr>
-        <w:t>jar</w:t>
-      </w:r>
-      <w:proofErr w:type="spellEnd"/>
-      <w:r>
-        <w:rPr>
-          <w:rFonts w:ascii="Microsoft Sans Serif" w:hAnsi="Microsoft Sans Serif" w:cs="Microsoft Sans Serif"/>
-        </w:rPr>
-        <w:t xml:space="preserve"> bin/cinemax.jar</w:t>
+        <w:t>java -jar bin/cinemax.jar</w:t>
       </w:r>
       <w:r>
         <w:t xml:space="preserve"> e verrà visualizzata la schermata di benvenuto dell’applicazione.</w:t>
+      </w:r>
+    </w:p>
+    <w:p>
+      <w:r>
+        <w:rPr>
+          <w:noProof/>
+        </w:rPr>
+        <w:drawing>
+          <wp:inline distT="0" distB="0" distL="0" distR="0" wp14:anchorId="04413FDE" wp14:editId="563BE0E5">
+            <wp:extent cx="5915025" cy="1162050"/>
+            <wp:effectExtent l="0" t="0" r="9525" b="0"/>
+            <wp:docPr id="1504353358" name="Immagine 1"/>
+            <wp:cNvGraphicFramePr>
+              <a:graphicFrameLocks xmlns:a="http://schemas.openxmlformats.org/drawingml/2006/main" noChangeAspect="1"/>
+            </wp:cNvGraphicFramePr>
+            <a:graphic xmlns:a="http://schemas.openxmlformats.org/drawingml/2006/main">
+              <a:graphicData uri="http://schemas.openxmlformats.org/drawingml/2006/picture">
+                <pic:pic xmlns:pic="http://schemas.openxmlformats.org/drawingml/2006/picture">
+                  <pic:nvPicPr>
+                    <pic:cNvPr id="1504353358" name=""/>
+                    <pic:cNvPicPr/>
+                  </pic:nvPicPr>
+                  <pic:blipFill>
+                    <a:blip r:embed="rId15"/>
+                    <a:stretch>
+                      <a:fillRect/>
+                    </a:stretch>
+                  </pic:blipFill>
+                  <pic:spPr>
+                    <a:xfrm>
+                      <a:off x="0" y="0"/>
+                      <a:ext cx="5915025" cy="1162050"/>
+                    </a:xfrm>
+                    <a:prstGeom prst="rect">
+                      <a:avLst/>
+                    </a:prstGeom>
+                  </pic:spPr>
+                </pic:pic>
+              </a:graphicData>
+            </a:graphic>
+          </wp:inline>
+        </w:drawing>
       </w:r>
     </w:p>
     <w:p>
@@ -785,6 +949,7 @@
         <w:rPr>
           <w:noProof/>
         </w:rPr>
+        <w:lastRenderedPageBreak/>
         <w:drawing>
           <wp:inline distT="0" distB="0" distL="0" distR="0" wp14:anchorId="13CA8CCB" wp14:editId="5C880290">
             <wp:extent cx="2105025" cy="952500"/>
@@ -801,7 +966,7 @@
                     <pic:cNvPicPr/>
                   </pic:nvPicPr>
                   <pic:blipFill>
-                    <a:blip r:embed="rId11"/>
+                    <a:blip r:embed="rId16"/>
                     <a:stretch>
                       <a:fillRect/>
                     </a:stretch>
@@ -827,7 +992,6 @@
         <w:pStyle w:val="Titolo5"/>
       </w:pPr>
       <w:r>
-        <w:lastRenderedPageBreak/>
         <w:t>Funzionalità di login</w:t>
       </w:r>
       <w:r>
@@ -869,7 +1033,7 @@
                     <pic:cNvPicPr/>
                   </pic:nvPicPr>
                   <pic:blipFill>
-                    <a:blip r:embed="rId12"/>
+                    <a:blip r:embed="rId17"/>
                     <a:stretch>
                       <a:fillRect/>
                     </a:stretch>
@@ -936,7 +1100,7 @@
                     <pic:cNvPicPr/>
                   </pic:nvPicPr>
                   <pic:blipFill>
-                    <a:blip r:embed="rId13"/>
+                    <a:blip r:embed="rId18"/>
                     <a:stretch>
                       <a:fillRect/>
                     </a:stretch>
@@ -1001,7 +1165,7 @@
                     <pic:cNvPicPr/>
                   </pic:nvPicPr>
                   <pic:blipFill>
-                    <a:blip r:embed="rId14"/>
+                    <a:blip r:embed="rId19"/>
                     <a:stretch>
                       <a:fillRect/>
                     </a:stretch>
@@ -1065,7 +1229,7 @@
                     <pic:cNvPicPr/>
                   </pic:nvPicPr>
                   <pic:blipFill>
-                    <a:blip r:embed="rId15"/>
+                    <a:blip r:embed="rId20"/>
                     <a:stretch>
                       <a:fillRect/>
                     </a:stretch>
@@ -1166,7 +1330,7 @@
                     <pic:cNvPicPr/>
                   </pic:nvPicPr>
                   <pic:blipFill>
-                    <a:blip r:embed="rId16"/>
+                    <a:blip r:embed="rId21"/>
                     <a:stretch>
                       <a:fillRect/>
                     </a:stretch>
@@ -1236,7 +1400,7 @@
                     <pic:cNvPicPr/>
                   </pic:nvPicPr>
                   <pic:blipFill>
-                    <a:blip r:embed="rId17"/>
+                    <a:blip r:embed="rId22"/>
                     <a:stretch>
                       <a:fillRect/>
                     </a:stretch>
@@ -1281,6 +1445,9 @@
     </w:p>
     <w:p>
       <w:r>
+        <w:rPr>
+          <w:noProof/>
+        </w:rPr>
         <w:lastRenderedPageBreak/>
         <w:drawing>
           <wp:inline distT="0" distB="0" distL="0" distR="0" wp14:anchorId="2C9F9075" wp14:editId="0075AFE0">
@@ -1298,7 +1465,7 @@
                     <pic:cNvPicPr/>
                   </pic:nvPicPr>
                   <pic:blipFill>
-                    <a:blip r:embed="rId18"/>
+                    <a:blip r:embed="rId23"/>
                     <a:stretch>
                       <a:fillRect/>
                     </a:stretch>
@@ -1364,7 +1531,7 @@
                     <pic:cNvPicPr/>
                   </pic:nvPicPr>
                   <pic:blipFill>
-                    <a:blip r:embed="rId19"/>
+                    <a:blip r:embed="rId24"/>
                     <a:stretch>
                       <a:fillRect/>
                     </a:stretch>
@@ -1402,15 +1569,7 @@
         <w:t>Per titolo del film</w:t>
       </w:r>
       <w:r>
-        <w:t>, ad esempio digitando “</w:t>
-      </w:r>
-      <w:proofErr w:type="spellStart"/>
-      <w:r>
-        <w:t>Modern</w:t>
-      </w:r>
-      <w:proofErr w:type="spellEnd"/>
-      <w:r>
-        <w:t xml:space="preserve"> Times”</w:t>
+        <w:t>, ad esempio digitando “Modern Times”</w:t>
       </w:r>
     </w:p>
     <w:p>
@@ -1419,6 +1578,9 @@
         <w:ind w:left="360"/>
       </w:pPr>
       <w:r>
+        <w:rPr>
+          <w:noProof/>
+        </w:rPr>
         <w:drawing>
           <wp:inline distT="0" distB="0" distL="0" distR="0" wp14:anchorId="6C107E71" wp14:editId="4FCF9795">
             <wp:extent cx="5391150" cy="2486025"/>
@@ -1435,7 +1597,7 @@
                     <pic:cNvPicPr/>
                   </pic:nvPicPr>
                   <pic:blipFill>
-                    <a:blip r:embed="rId20"/>
+                    <a:blip r:embed="rId25"/>
                     <a:stretch>
                       <a:fillRect/>
                     </a:stretch>
@@ -1482,6 +1644,9 @@
         <w:ind w:left="360"/>
       </w:pPr>
       <w:r>
+        <w:rPr>
+          <w:noProof/>
+        </w:rPr>
         <w:drawing>
           <wp:inline distT="0" distB="0" distL="0" distR="0" wp14:anchorId="2C3981AD" wp14:editId="621C9E84">
             <wp:extent cx="6076950" cy="1323975"/>
@@ -1498,7 +1663,7 @@
                     <pic:cNvPicPr/>
                   </pic:nvPicPr>
                   <pic:blipFill>
-                    <a:blip r:embed="rId21"/>
+                    <a:blip r:embed="rId26"/>
                     <a:stretch>
                       <a:fillRect/>
                     </a:stretch>
@@ -1542,6 +1707,9 @@
         <w:ind w:left="360"/>
       </w:pPr>
       <w:r>
+        <w:rPr>
+          <w:noProof/>
+        </w:rPr>
         <w:drawing>
           <wp:inline distT="0" distB="0" distL="0" distR="0" wp14:anchorId="4648DDDE" wp14:editId="07C6EECF">
             <wp:extent cx="6120130" cy="977900"/>
@@ -1558,7 +1726,7 @@
                     <pic:cNvPicPr/>
                   </pic:nvPicPr>
                   <pic:blipFill>
-                    <a:blip r:embed="rId22"/>
+                    <a:blip r:embed="rId27"/>
                     <a:stretch>
                       <a:fillRect/>
                     </a:stretch>
@@ -1602,6 +1770,9 @@
         <w:ind w:left="360"/>
       </w:pPr>
       <w:r>
+        <w:rPr>
+          <w:noProof/>
+        </w:rPr>
         <w:lastRenderedPageBreak/>
         <w:drawing>
           <wp:inline distT="0" distB="0" distL="0" distR="0" wp14:anchorId="322AA777" wp14:editId="2967458A">
@@ -1619,7 +1790,7 @@
                     <pic:cNvPicPr/>
                   </pic:nvPicPr>
                   <pic:blipFill>
-                    <a:blip r:embed="rId23"/>
+                    <a:blip r:embed="rId28"/>
                     <a:stretch>
                       <a:fillRect/>
                     </a:stretch>
@@ -1683,6 +1854,9 @@
     </w:p>
     <w:p>
       <w:r>
+        <w:rPr>
+          <w:noProof/>
+        </w:rPr>
         <w:drawing>
           <wp:inline distT="0" distB="0" distL="0" distR="0" wp14:anchorId="5DE2FED0" wp14:editId="404C9AFA">
             <wp:extent cx="6120130" cy="1972945"/>
@@ -1699,7 +1873,7 @@
                     <pic:cNvPicPr/>
                   </pic:nvPicPr>
                   <pic:blipFill>
-                    <a:blip r:embed="rId24"/>
+                    <a:blip r:embed="rId29"/>
                     <a:stretch>
                       <a:fillRect/>
                     </a:stretch>
@@ -1760,7 +1934,7 @@
                     <pic:cNvPicPr/>
                   </pic:nvPicPr>
                   <pic:blipFill>
-                    <a:blip r:embed="rId25"/>
+                    <a:blip r:embed="rId30"/>
                     <a:stretch>
                       <a:fillRect/>
                     </a:stretch>
@@ -1882,6 +2056,9 @@
         <w:ind w:left="360"/>
       </w:pPr>
       <w:r>
+        <w:rPr>
+          <w:noProof/>
+        </w:rPr>
         <w:drawing>
           <wp:inline distT="0" distB="0" distL="0" distR="0" wp14:anchorId="1247C6C0" wp14:editId="67EAE41A">
             <wp:extent cx="6120130" cy="2580005"/>
@@ -1898,7 +2075,7 @@
                     <pic:cNvPicPr/>
                   </pic:nvPicPr>
                   <pic:blipFill>
-                    <a:blip r:embed="rId26"/>
+                    <a:blip r:embed="rId31"/>
                     <a:stretch>
                       <a:fillRect/>
                     </a:stretch>
@@ -1955,6 +2132,9 @@
         <w:ind w:left="360"/>
       </w:pPr>
       <w:r>
+        <w:rPr>
+          <w:noProof/>
+        </w:rPr>
         <w:drawing>
           <wp:inline distT="0" distB="0" distL="0" distR="0" wp14:anchorId="380C6A26" wp14:editId="405211DB">
             <wp:extent cx="6120130" cy="777875"/>
@@ -1971,7 +2151,7 @@
                     <pic:cNvPicPr/>
                   </pic:nvPicPr>
                   <pic:blipFill>
-                    <a:blip r:embed="rId27"/>
+                    <a:blip r:embed="rId32"/>
                     <a:stretch>
                       <a:fillRect/>
                     </a:stretch>
@@ -2031,6 +2211,9 @@
         <w:ind w:left="360"/>
       </w:pPr>
       <w:r>
+        <w:rPr>
+          <w:noProof/>
+        </w:rPr>
         <w:drawing>
           <wp:inline distT="0" distB="0" distL="0" distR="0" wp14:anchorId="0E9E5E50" wp14:editId="3401D4BB">
             <wp:extent cx="6120130" cy="1847850"/>
@@ -2047,7 +2230,7 @@
                     <pic:cNvPicPr/>
                   </pic:nvPicPr>
                   <pic:blipFill>
-                    <a:blip r:embed="rId28"/>
+                    <a:blip r:embed="rId33"/>
                     <a:stretch>
                       <a:fillRect/>
                     </a:stretch>
@@ -2073,6 +2256,9 @@
         <w:keepNext/>
       </w:pPr>
       <w:r>
+        <w:rPr>
+          <w:noProof/>
+        </w:rPr>
         <w:lastRenderedPageBreak/>
         <w:drawing>
           <wp:inline distT="0" distB="0" distL="0" distR="0" wp14:anchorId="577F9273" wp14:editId="54223A5D">
@@ -2090,7 +2276,7 @@
                     <pic:cNvPicPr/>
                   </pic:nvPicPr>
                   <pic:blipFill>
-                    <a:blip r:embed="rId29"/>
+                    <a:blip r:embed="rId34"/>
                     <a:stretch>
                       <a:fillRect/>
                     </a:stretch>
@@ -2138,6 +2324,9 @@
         <w:pStyle w:val="Didascalia"/>
       </w:pPr>
       <w:r>
+        <w:rPr>
+          <w:noProof/>
+        </w:rPr>
         <w:drawing>
           <wp:inline distT="0" distB="0" distL="0" distR="0" wp14:anchorId="5D120070" wp14:editId="16A7BACE">
             <wp:extent cx="6120130" cy="732155"/>
@@ -2154,7 +2343,7 @@
                     <pic:cNvPicPr/>
                   </pic:nvPicPr>
                   <pic:blipFill>
-                    <a:blip r:embed="rId30"/>
+                    <a:blip r:embed="rId35"/>
                     <a:stretch>
                       <a:fillRect/>
                     </a:stretch>
@@ -2274,7 +2463,7 @@
                     <pic:cNvPicPr/>
                   </pic:nvPicPr>
                   <pic:blipFill>
-                    <a:blip r:embed="rId31"/>
+                    <a:blip r:embed="rId36"/>
                     <a:stretch>
                       <a:fillRect/>
                     </a:stretch>
@@ -2322,7 +2511,7 @@
                     </pic:cNvPicPr>
                   </pic:nvPicPr>
                   <pic:blipFill>
-                    <a:blip r:embed="rId32">
+                    <a:blip r:embed="rId37">
                       <a:extLst>
                         <a:ext uri="{28A0092B-C50C-407E-A947-70E740481C1C}">
                           <a14:useLocalDpi xmlns:a14="http://schemas.microsoft.com/office/drawing/2010/main" val="0"/>
@@ -2390,7 +2579,7 @@
                     <pic:cNvPicPr/>
                   </pic:nvPicPr>
                   <pic:blipFill>
-                    <a:blip r:embed="rId33"/>
+                    <a:blip r:embed="rId38"/>
                     <a:stretch>
                       <a:fillRect/>
                     </a:stretch>
@@ -2460,15 +2649,7 @@
     </w:p>
     <w:p>
       <w:r>
-        <w:t>Digitando “1” alla voce “</w:t>
-      </w:r>
-      <w:proofErr w:type="gramStart"/>
-      <w:r>
-        <w:t>Scelta:“</w:t>
-      </w:r>
-      <w:proofErr w:type="gramEnd"/>
-      <w:r>
-        <w:t xml:space="preserve"> viene chiesto di ricercare una prenotazione scegliendo tra uno dei criteri di ricerca proposti:</w:t>
+        <w:t>Digitando “1” alla voce “Scelta:“ viene chiesto di ricercare una prenotazione scegliendo tra uno dei criteri di ricerca proposti:</w:t>
       </w:r>
     </w:p>
     <w:p>
@@ -2493,7 +2674,7 @@
                     <pic:cNvPicPr/>
                   </pic:nvPicPr>
                   <pic:blipFill>
-                    <a:blip r:embed="rId34"/>
+                    <a:blip r:embed="rId39"/>
                     <a:stretch>
                       <a:fillRect/>
                     </a:stretch>
@@ -2539,6 +2720,9 @@
         <w:keepNext/>
       </w:pPr>
       <w:r>
+        <w:rPr>
+          <w:noProof/>
+        </w:rPr>
         <w:drawing>
           <wp:inline distT="0" distB="0" distL="0" distR="0" wp14:anchorId="7439D077" wp14:editId="0FCA1D24">
             <wp:extent cx="6120130" cy="619760"/>
@@ -2555,7 +2739,7 @@
                     <pic:cNvPicPr/>
                   </pic:nvPicPr>
                   <pic:blipFill>
-                    <a:blip r:embed="rId35"/>
+                    <a:blip r:embed="rId40"/>
                     <a:stretch>
                       <a:fillRect/>
                     </a:stretch>
@@ -2621,6 +2805,9 @@
         <w:ind w:left="0"/>
       </w:pPr>
       <w:r>
+        <w:rPr>
+          <w:noProof/>
+        </w:rPr>
         <w:drawing>
           <wp:inline distT="0" distB="0" distL="0" distR="0" wp14:anchorId="754A93D1" wp14:editId="7AC7E591">
             <wp:extent cx="6120130" cy="744220"/>
@@ -2637,7 +2824,7 @@
                     <pic:cNvPicPr/>
                   </pic:nvPicPr>
                   <pic:blipFill>
-                    <a:blip r:embed="rId36"/>
+                    <a:blip r:embed="rId41"/>
                     <a:stretch>
                       <a:fillRect/>
                     </a:stretch>
@@ -2716,7 +2903,7 @@
                     <pic:cNvPicPr/>
                   </pic:nvPicPr>
                   <pic:blipFill>
-                    <a:blip r:embed="rId37"/>
+                    <a:blip r:embed="rId42"/>
                     <a:stretch>
                       <a:fillRect/>
                     </a:stretch>
@@ -2783,22 +2970,7 @@
         </w:numPr>
       </w:pPr>
       <w:r>
-        <w:t>data di inizio</w:t>
-      </w:r>
-      <w:r>
-        <w:t>:</w:t>
-      </w:r>
-      <w:r>
-        <w:t xml:space="preserve"> </w:t>
-      </w:r>
-      <w:r>
-        <w:t>“</w:t>
-      </w:r>
-      <w:r>
-        <w:t>2027-12-20 10:00:00</w:t>
-      </w:r>
-      <w:r>
-        <w:t>”</w:t>
+        <w:t>data di inizio: “2027-12-20 10:00:00”</w:t>
       </w:r>
     </w:p>
     <w:p>
@@ -2810,26 +2982,14 @@
         </w:numPr>
       </w:pPr>
       <w:r>
-        <w:t>data di fine</w:t>
-      </w:r>
-      <w:r>
-        <w:t>:</w:t>
-      </w:r>
-      <w:r>
-        <w:t xml:space="preserve"> </w:t>
-      </w:r>
-      <w:r>
-        <w:t>“</w:t>
-      </w:r>
-      <w:r>
-        <w:t>2027-12-28 10:00:00</w:t>
-      </w:r>
-      <w:r>
-        <w:t>”</w:t>
-      </w:r>
-    </w:p>
-    <w:p>
-      <w:r>
+        <w:t>data di fine: “2027-12-28 10:00:00”</w:t>
+      </w:r>
+    </w:p>
+    <w:p>
+      <w:r>
+        <w:rPr>
+          <w:noProof/>
+        </w:rPr>
         <w:drawing>
           <wp:inline distT="0" distB="0" distL="0" distR="0" wp14:anchorId="3645EC87" wp14:editId="5E5DA79B">
             <wp:extent cx="6120130" cy="1002665"/>
@@ -2846,7 +3006,7 @@
                     <pic:cNvPicPr/>
                   </pic:nvPicPr>
                   <pic:blipFill>
-                    <a:blip r:embed="rId38"/>
+                    <a:blip r:embed="rId43"/>
                     <a:stretch>
                       <a:fillRect/>
                     </a:stretch>
@@ -2909,6 +3069,9 @@
         <w:keepNext/>
       </w:pPr>
       <w:r>
+        <w:rPr>
+          <w:noProof/>
+        </w:rPr>
         <w:lastRenderedPageBreak/>
         <w:drawing>
           <wp:inline distT="0" distB="0" distL="0" distR="0" wp14:anchorId="3F55BFB1" wp14:editId="005A3580">
@@ -2926,7 +3089,7 @@
                     <pic:cNvPicPr/>
                   </pic:nvPicPr>
                   <pic:blipFill>
-                    <a:blip r:embed="rId39"/>
+                    <a:blip r:embed="rId44"/>
                     <a:stretch>
                       <a:fillRect/>
                     </a:stretch>
@@ -3007,7 +3170,7 @@
                     <pic:cNvPicPr/>
                   </pic:nvPicPr>
                   <pic:blipFill>
-                    <a:blip r:embed="rId40"/>
+                    <a:blip r:embed="rId45"/>
                     <a:stretch>
                       <a:fillRect/>
                     </a:stretch>
@@ -3062,6 +3225,9 @@
         <w:ind w:left="360"/>
       </w:pPr>
       <w:r>
+        <w:rPr>
+          <w:noProof/>
+        </w:rPr>
         <w:drawing>
           <wp:inline distT="0" distB="0" distL="0" distR="0" wp14:anchorId="2E0584F2" wp14:editId="313FC776">
             <wp:extent cx="6120130" cy="1619250"/>
@@ -3078,7 +3244,7 @@
                     <pic:cNvPicPr/>
                   </pic:nvPicPr>
                   <pic:blipFill>
-                    <a:blip r:embed="rId41"/>
+                    <a:blip r:embed="rId46"/>
                     <a:stretch>
                       <a:fillRect/>
                     </a:stretch>
@@ -3144,7 +3310,7 @@
                     <pic:cNvPicPr/>
                   </pic:nvPicPr>
                   <pic:blipFill>
-                    <a:blip r:embed="rId42"/>
+                    <a:blip r:embed="rId47"/>
                     <a:stretch>
                       <a:fillRect/>
                     </a:stretch>
@@ -3247,6 +3413,9 @@
         <w:ind w:left="360"/>
       </w:pPr>
       <w:r>
+        <w:rPr>
+          <w:noProof/>
+        </w:rPr>
         <w:drawing>
           <wp:inline distT="0" distB="0" distL="0" distR="0" wp14:anchorId="08FC6198" wp14:editId="0DB65243">
             <wp:extent cx="6120130" cy="1823720"/>
@@ -3263,7 +3432,7 @@
                     <pic:cNvPicPr/>
                   </pic:nvPicPr>
                   <pic:blipFill>
-                    <a:blip r:embed="rId43"/>
+                    <a:blip r:embed="rId48"/>
                     <a:stretch>
                       <a:fillRect/>
                     </a:stretch>
@@ -3333,6 +3502,9 @@
         <w:ind w:firstLine="360"/>
       </w:pPr>
       <w:r>
+        <w:rPr>
+          <w:noProof/>
+        </w:rPr>
         <w:drawing>
           <wp:inline distT="0" distB="0" distL="0" distR="0" wp14:anchorId="2E972312" wp14:editId="29F9F9CD">
             <wp:extent cx="6120130" cy="563880"/>
@@ -3349,7 +3521,7 @@
                     <pic:cNvPicPr/>
                   </pic:nvPicPr>
                   <pic:blipFill>
-                    <a:blip r:embed="rId44"/>
+                    <a:blip r:embed="rId49"/>
                     <a:stretch>
                       <a:fillRect/>
                     </a:stretch>
@@ -3418,7 +3590,13 @@
         <w:t>.csv</w:t>
       </w:r>
       <w:r>
-        <w:t xml:space="preserve">” per la gestione degli utenti registrati; </w:t>
+        <w:t xml:space="preserve">” per la gestione </w:t>
+      </w:r>
+      <w:r>
+        <w:t xml:space="preserve">(lettura e scrittura) </w:t>
+      </w:r>
+      <w:r>
+        <w:t xml:space="preserve">degli utenti registrati; </w:t>
       </w:r>
     </w:p>
     <w:p>
@@ -3436,7 +3614,7 @@
         <w:t>.csv</w:t>
       </w:r>
       <w:r>
-        <w:t>” per la visualizzazione (lato cliente e proiezionista), la modifica e l’eliminazione (esclusivamente per il proiezionista) delle proiezioni;</w:t>
+        <w:t>” per la visualizzazione (lato cliente), la modifica e l’eliminazione (esclusivamente per il proiezionista) delle proiezioni;</w:t>
       </w:r>
     </w:p>
     <w:p>
@@ -3454,7 +3632,13 @@
         <w:t>.csv</w:t>
       </w:r>
       <w:r>
-        <w:t xml:space="preserve">” per la visualizzazione e la modifica (lato cliente) e sola visualizzazione (lato bigliettai). </w:t>
+        <w:t>” per la visualizzazione e la modifica (lato cliente) e sola visualizzazione (lato bigliettai</w:t>
+      </w:r>
+      <w:r>
+        <w:t>o</w:t>
+      </w:r>
+      <w:r>
+        <w:t xml:space="preserve">). </w:t>
       </w:r>
     </w:p>
     <w:p/>
@@ -3518,8 +3702,6 @@
                 <w:bCs w:val="0"/>
               </w:rPr>
             </w:pPr>
-            <w:proofErr w:type="spellStart"/>
-            <w:proofErr w:type="gramStart"/>
             <w:r>
               <w:rPr>
                 <w:b w:val="0"/>
@@ -3527,8 +3709,6 @@
               </w:rPr>
               <w:t>daniela.b</w:t>
             </w:r>
-            <w:proofErr w:type="spellEnd"/>
-            <w:proofErr w:type="gramEnd"/>
           </w:p>
         </w:tc>
         <w:tc>
@@ -3558,7 +3738,6 @@
                 <w:bCs w:val="0"/>
               </w:rPr>
             </w:pPr>
-            <w:proofErr w:type="spellStart"/>
             <w:r>
               <w:rPr>
                 <w:b w:val="0"/>
@@ -3566,7 +3745,6 @@
               </w:rPr>
               <w:t>giancarlogianni</w:t>
             </w:r>
-            <w:proofErr w:type="spellEnd"/>
           </w:p>
         </w:tc>
         <w:tc>
@@ -3599,7 +3777,6 @@
                 <w:bCs w:val="0"/>
               </w:rPr>
             </w:pPr>
-            <w:proofErr w:type="spellStart"/>
             <w:r>
               <w:rPr>
                 <w:b w:val="0"/>
@@ -3607,7 +3784,6 @@
               </w:rPr>
               <w:t>mrossi</w:t>
             </w:r>
-            <w:proofErr w:type="spellEnd"/>
           </w:p>
         </w:tc>
         <w:tc>
@@ -3637,7 +3813,6 @@
                 <w:bCs w:val="0"/>
               </w:rPr>
             </w:pPr>
-            <w:proofErr w:type="spellStart"/>
             <w:r>
               <w:rPr>
                 <w:b w:val="0"/>
@@ -3645,7 +3820,6 @@
               </w:rPr>
               <w:t>milly</w:t>
             </w:r>
-            <w:proofErr w:type="spellEnd"/>
           </w:p>
         </w:tc>
         <w:tc>
@@ -3657,13 +3831,8 @@
               <w:cnfStyle w:val="000000000000" w:firstRow="0" w:lastRow="0" w:firstColumn="0" w:lastColumn="0" w:oddVBand="0" w:evenVBand="0" w:oddHBand="0" w:evenHBand="0" w:firstRowFirstColumn="0" w:firstRowLastColumn="0" w:lastRowFirstColumn="0" w:lastRowLastColumn="0"/>
             </w:pPr>
             <w:r>
-              <w:t>#</w:t>
+              <w:t>#greco.milena</w:t>
             </w:r>
-            <w:proofErr w:type="gramStart"/>
-            <w:r>
-              <w:t>greco.milena</w:t>
-            </w:r>
-            <w:proofErr w:type="gramEnd"/>
           </w:p>
         </w:tc>
       </w:tr>
@@ -3700,11 +3869,9 @@
             <w:pPr>
               <w:cnfStyle w:val="000000100000" w:firstRow="0" w:lastRow="0" w:firstColumn="0" w:lastColumn="0" w:oddVBand="0" w:evenVBand="0" w:oddHBand="1" w:evenHBand="0" w:firstRowFirstColumn="0" w:firstRowLastColumn="0" w:lastRowFirstColumn="0" w:lastRowLastColumn="0"/>
             </w:pPr>
-            <w:proofErr w:type="spellStart"/>
             <w:r>
               <w:t>film&amp;pellicole</w:t>
             </w:r>
-            <w:proofErr w:type="spellEnd"/>
           </w:p>
         </w:tc>
       </w:tr>
@@ -3721,7 +3888,6 @@
                 <w:bCs w:val="0"/>
               </w:rPr>
             </w:pPr>
-            <w:proofErr w:type="spellStart"/>
             <w:r>
               <w:rPr>
                 <w:b w:val="0"/>
@@ -3729,7 +3895,6 @@
               </w:rPr>
               <w:t>christian</w:t>
             </w:r>
-            <w:proofErr w:type="spellEnd"/>
           </w:p>
         </w:tc>
         <w:tc>
@@ -3767,23 +3932,7 @@
                 <w:b w:val="0"/>
                 <w:bCs w:val="0"/>
               </w:rPr>
-              <w:t>--</w:t>
-            </w:r>
-            <w:proofErr w:type="spellStart"/>
-            <w:r>
-              <w:rPr>
-                <w:b w:val="0"/>
-                <w:bCs w:val="0"/>
-              </w:rPr>
-              <w:t>gallimichele</w:t>
-            </w:r>
-            <w:proofErr w:type="spellEnd"/>
-            <w:r>
-              <w:rPr>
-                <w:b w:val="0"/>
-                <w:bCs w:val="0"/>
-              </w:rPr>
-              <w:t>--</w:t>
+              <w:t>--gallimichele--</w:t>
             </w:r>
           </w:p>
         </w:tc>
@@ -3853,7 +4002,6 @@
                 <w:bCs w:val="0"/>
               </w:rPr>
             </w:pPr>
-            <w:proofErr w:type="spellStart"/>
             <w:r>
               <w:rPr>
                 <w:b w:val="0"/>
@@ -3861,7 +4009,6 @@
               </w:rPr>
               <w:t>fmarino</w:t>
             </w:r>
-            <w:proofErr w:type="spellEnd"/>
           </w:p>
         </w:tc>
         <w:tc>
@@ -3967,7 +4114,6 @@
                 <w:bCs w:val="0"/>
               </w:rPr>
             </w:pPr>
-            <w:proofErr w:type="spellStart"/>
             <w:r>
               <w:rPr>
                 <w:b w:val="0"/>
@@ -3975,7 +4121,6 @@
               </w:rPr>
               <w:t>uffauffa</w:t>
             </w:r>
-            <w:proofErr w:type="spellEnd"/>
           </w:p>
         </w:tc>
         <w:tc>
@@ -4025,13 +4170,8 @@
             <w:pPr>
               <w:cnfStyle w:val="000000100000" w:firstRow="0" w:lastRow="0" w:firstColumn="0" w:lastColumn="0" w:oddVBand="0" w:evenVBand="0" w:oddHBand="1" w:evenHBand="0" w:firstRowFirstColumn="0" w:firstRowLastColumn="0" w:lastRowFirstColumn="0" w:lastRowLastColumn="0"/>
             </w:pPr>
-            <w:proofErr w:type="spellStart"/>
             <w:r>
-              <w:t>salafilm</w:t>
-            </w:r>
-            <w:proofErr w:type="spellEnd"/>
-            <w:r>
-              <w:t>!</w:t>
+              <w:t>salafilm!</w:t>
             </w:r>
           </w:p>
         </w:tc>
@@ -4049,7 +4189,6 @@
                 <w:bCs w:val="0"/>
               </w:rPr>
             </w:pPr>
-            <w:proofErr w:type="spellStart"/>
             <w:r>
               <w:rPr>
                 <w:b w:val="0"/>
@@ -4057,7 +4196,6 @@
               </w:rPr>
               <w:t>goffBenino</w:t>
             </w:r>
-            <w:proofErr w:type="spellEnd"/>
           </w:p>
         </w:tc>
         <w:tc>
@@ -4126,7 +4264,6 @@
                 <w:bCs w:val="0"/>
               </w:rPr>
             </w:pPr>
-            <w:proofErr w:type="gramStart"/>
             <w:r>
               <w:rPr>
                 <w:b w:val="0"/>
@@ -4134,7 +4271,6 @@
               </w:rPr>
               <w:t>A.BOLSICCHI</w:t>
             </w:r>
-            <w:proofErr w:type="gramEnd"/>
           </w:p>
         </w:tc>
         <w:tc>
@@ -4167,21 +4303,12 @@
                 <w:bCs w:val="0"/>
               </w:rPr>
             </w:pPr>
-            <w:proofErr w:type="gramStart"/>
             <w:r>
               <w:rPr>
                 <w:b w:val="0"/>
                 <w:bCs w:val="0"/>
               </w:rPr>
-              <w:t>mari.bruno</w:t>
-            </w:r>
-            <w:proofErr w:type="gramEnd"/>
-            <w:r>
-              <w:rPr>
-                <w:b w:val="0"/>
-                <w:bCs w:val="0"/>
-              </w:rPr>
-              <w:t>70</w:t>
+              <w:t>mari.bruno70</w:t>
             </w:r>
           </w:p>
         </w:tc>
@@ -4193,11 +4320,9 @@
             <w:pPr>
               <w:cnfStyle w:val="000000100000" w:firstRow="0" w:lastRow="0" w:firstColumn="0" w:lastColumn="0" w:oddVBand="0" w:evenVBand="0" w:oddHBand="1" w:evenHBand="0" w:firstRowFirstColumn="0" w:firstRowLastColumn="0" w:lastRowFirstColumn="0" w:lastRowLastColumn="0"/>
             </w:pPr>
-            <w:proofErr w:type="spellStart"/>
             <w:r>
               <w:t>cinemaxPerTutti</w:t>
             </w:r>
-            <w:proofErr w:type="spellEnd"/>
           </w:p>
         </w:tc>
       </w:tr>
@@ -4212,6 +4337,21 @@
       </w:r>
     </w:p>
     <w:p>
+      <w:r>
+        <w:t>L’applicazione non permette a più utenti di avvalersi delle funzionalità contemporaneamente; è consentito perciò l’utilizzo ad un utente per volta.</w:t>
+      </w:r>
+    </w:p>
+    <w:p>
+      <w:r>
+        <w:t>Per gli utenti non registrati, la funzionalità di ricerca di una proiezione può avvenire soltanto fornendo all’applicazione un criterio di ricerca alla volta, e non due o più criteri assieme; inoltre, il titolo è richiesto che venga inserito nella sua interezza, altrimenti, se si ricerca con il titolo parziale, si rischia che la proiezione non venga trovata.</w:t>
+      </w:r>
+    </w:p>
+    <w:p>
+      <w:r>
+        <w:t>Nelle fasi di richiesta di inserimento della data e ora (si veda per es. la ricerca di una proiezione per data e ora) è richiesto di inserire ciò che viene richiesto seguendo il pattern fornito a video, ovvero il formato di data e orario “yyyy-mm-dd hh-mm-ss”, altrimenti il programma blocca l’esecuzione e non produce l’output desiderato.</w:t>
+      </w:r>
+    </w:p>
+    <w:p>
       <w:pPr>
         <w:pStyle w:val="Titolo2"/>
       </w:pPr>
@@ -4220,7 +4360,10 @@
       </w:r>
     </w:p>
     <w:p>
-      <w:hyperlink r:id="rId45" w:history="1">
+      <w:r>
+        <w:t xml:space="preserve">Repository Github: </w:t>
+      </w:r>
+      <w:hyperlink r:id="rId50" w:history="1">
         <w:r>
           <w:rPr>
             <w:rStyle w:val="Collegamentoipertestuale"/>
@@ -4229,9 +4372,11 @@
         </w:r>
       </w:hyperlink>
     </w:p>
-    <w:p/>
-    <w:p>
-      <w:hyperlink r:id="rId46" w:history="1">
+    <w:p>
+      <w:r>
+        <w:t xml:space="preserve">Sito web Oracle per download della piattaforma Java: </w:t>
+      </w:r>
+      <w:hyperlink r:id="rId51" w:history="1">
         <w:r>
           <w:rPr>
             <w:rStyle w:val="Collegamentoipertestuale"/>
@@ -4240,7 +4385,19 @@
         </w:r>
       </w:hyperlink>
     </w:p>
-    <w:p/>
+    <w:p>
+      <w:r>
+        <w:t xml:space="preserve">Istruzioni su sito web Oracle per installazione:  </w:t>
+      </w:r>
+      <w:hyperlink r:id="rId52" w:history="1">
+        <w:r>
+          <w:rPr>
+            <w:rStyle w:val="Collegamentoipertestuale"/>
+          </w:rPr>
+          <w:t>https://docs.oracle.com/en/java/javase/26/install/overview-jdk-installation.html</w:t>
+        </w:r>
+      </w:hyperlink>
+    </w:p>
     <w:sectPr>
       <w:pgSz w:w="11906" w:h="16838"/>
       <w:pgMar w:top="1417" w:right="1134" w:bottom="1134" w:left="1134" w:header="708" w:footer="708" w:gutter="0"/>

--- a/doc/Manuale Utente.docx
+++ b/doc/Manuale Utente.docx
@@ -6,14 +6,27 @@
       <w:pPr>
         <w:pStyle w:val="Titolo1"/>
       </w:pPr>
-      <w:r>
-        <w:t xml:space="preserve">cineMax – </w:t>
+      <w:proofErr w:type="spellStart"/>
+      <w:r>
+        <w:t>cineMax</w:t>
+      </w:r>
+      <w:proofErr w:type="spellEnd"/>
+      <w:r>
+        <w:t xml:space="preserve"> – </w:t>
       </w:r>
       <w:r>
         <w:t>M</w:t>
       </w:r>
       <w:r>
-        <w:t>anuale utente, Necchio Arianna</w:t>
+        <w:t xml:space="preserve">anuale utente, </w:t>
+      </w:r>
+      <w:proofErr w:type="spellStart"/>
+      <w:r>
+        <w:t>Necchio</w:t>
+      </w:r>
+      <w:proofErr w:type="spellEnd"/>
+      <w:r>
+        <w:t xml:space="preserve"> Arianna</w:t>
       </w:r>
       <w:r>
         <w:t xml:space="preserve">, </w:t>
@@ -34,9 +47,497 @@
       </w:r>
     </w:p>
     <w:p>
+      <w:hyperlink w:anchor="_•_Installazione" w:history="1">
+        <w:r>
+          <w:rPr>
+            <w:rStyle w:val="Collegamentoipertestuale"/>
+          </w:rPr>
+          <w:t>Installa</w:t>
+        </w:r>
+        <w:r>
+          <w:rPr>
+            <w:rStyle w:val="Collegamentoipertestuale"/>
+          </w:rPr>
+          <w:t>z</w:t>
+        </w:r>
+        <w:r>
+          <w:rPr>
+            <w:rStyle w:val="Collegamentoipertestuale"/>
+          </w:rPr>
+          <w:t>ione</w:t>
+        </w:r>
+      </w:hyperlink>
+    </w:p>
+    <w:p>
+      <w:pPr>
+        <w:pStyle w:val="Paragrafoelenco"/>
+        <w:numPr>
+          <w:ilvl w:val="0"/>
+          <w:numId w:val="6"/>
+        </w:numPr>
+      </w:pPr>
+      <w:hyperlink w:anchor="_•_Requisiti_di" w:history="1">
+        <w:r>
+          <w:rPr>
+            <w:rStyle w:val="Collegamentoipertestuale"/>
+          </w:rPr>
+          <w:t>Requisiti di s</w:t>
+        </w:r>
+        <w:r>
+          <w:rPr>
+            <w:rStyle w:val="Collegamentoipertestuale"/>
+          </w:rPr>
+          <w:t>i</w:t>
+        </w:r>
+        <w:r>
+          <w:rPr>
+            <w:rStyle w:val="Collegamentoipertestuale"/>
+          </w:rPr>
+          <w:t>s</w:t>
+        </w:r>
+        <w:r>
+          <w:rPr>
+            <w:rStyle w:val="Collegamentoipertestuale"/>
+          </w:rPr>
+          <w:t>tema</w:t>
+        </w:r>
+      </w:hyperlink>
+    </w:p>
+    <w:p>
+      <w:pPr>
+        <w:pStyle w:val="Paragrafoelenco"/>
+        <w:numPr>
+          <w:ilvl w:val="0"/>
+          <w:numId w:val="6"/>
+        </w:numPr>
+      </w:pPr>
+      <w:hyperlink w:anchor="_•_Setup_ambiente" w:history="1">
+        <w:r>
+          <w:rPr>
+            <w:rStyle w:val="Collegamentoipertestuale"/>
+          </w:rPr>
+          <w:t>Setup ambiente</w:t>
+        </w:r>
+      </w:hyperlink>
+    </w:p>
+    <w:p>
+      <w:pPr>
+        <w:pStyle w:val="Paragrafoelenco"/>
+        <w:numPr>
+          <w:ilvl w:val="0"/>
+          <w:numId w:val="6"/>
+        </w:numPr>
+      </w:pPr>
+      <w:hyperlink w:anchor="_•_Installazione_programma" w:history="1">
+        <w:r>
+          <w:rPr>
+            <w:rStyle w:val="Collegamentoipertestuale"/>
+          </w:rPr>
+          <w:t>Installazione programma</w:t>
+        </w:r>
+      </w:hyperlink>
+    </w:p>
+    <w:p>
+      <w:hyperlink w:anchor="_•_Esecuzione_ed" w:history="1">
+        <w:r>
+          <w:rPr>
+            <w:rStyle w:val="Collegamentoipertestuale"/>
+          </w:rPr>
+          <w:t>Esecuzione ed uso</w:t>
+        </w:r>
+      </w:hyperlink>
+    </w:p>
+    <w:p>
+      <w:pPr>
+        <w:pStyle w:val="Paragrafoelenco"/>
+        <w:numPr>
+          <w:ilvl w:val="0"/>
+          <w:numId w:val="7"/>
+        </w:numPr>
+      </w:pPr>
+      <w:hyperlink w:anchor="_•_Setup_e" w:history="1">
+        <w:r>
+          <w:rPr>
+            <w:rStyle w:val="Collegamentoipertestuale"/>
+          </w:rPr>
+          <w:t>Setup e lancio del programma</w:t>
+        </w:r>
+      </w:hyperlink>
+    </w:p>
+    <w:p>
+      <w:pPr>
+        <w:pStyle w:val="Paragrafoelenco"/>
+        <w:numPr>
+          <w:ilvl w:val="0"/>
+          <w:numId w:val="7"/>
+        </w:numPr>
+      </w:pPr>
+      <w:hyperlink w:anchor="_•_Uso_delle" w:history="1">
+        <w:r>
+          <w:rPr>
+            <w:rStyle w:val="Collegamentoipertestuale"/>
+          </w:rPr>
+          <w:t>Uso delle funzionalità</w:t>
+        </w:r>
+      </w:hyperlink>
+    </w:p>
+    <w:p>
+      <w:pPr>
+        <w:pStyle w:val="Paragrafoelenco"/>
+        <w:numPr>
+          <w:ilvl w:val="1"/>
+          <w:numId w:val="7"/>
+        </w:numPr>
+      </w:pPr>
+      <w:hyperlink w:anchor="_FUNZIONI_PRINCIPALI" w:history="1">
+        <w:r>
+          <w:rPr>
+            <w:rStyle w:val="Collegamentoipertestuale"/>
+          </w:rPr>
+          <w:t>Funzioni principali</w:t>
+        </w:r>
+      </w:hyperlink>
+    </w:p>
+    <w:p>
+      <w:pPr>
+        <w:pStyle w:val="Paragrafoelenco"/>
+        <w:numPr>
+          <w:ilvl w:val="2"/>
+          <w:numId w:val="7"/>
+        </w:numPr>
+      </w:pPr>
+      <w:hyperlink w:anchor="_Funzionalità_di_login" w:history="1">
+        <w:r>
+          <w:rPr>
+            <w:rStyle w:val="Collegamentoipertestuale"/>
+          </w:rPr>
+          <w:t>Login</w:t>
+        </w:r>
+      </w:hyperlink>
+    </w:p>
+    <w:p>
+      <w:pPr>
+        <w:pStyle w:val="Paragrafoelenco"/>
+        <w:numPr>
+          <w:ilvl w:val="2"/>
+          <w:numId w:val="7"/>
+        </w:numPr>
+      </w:pPr>
+      <w:hyperlink w:anchor="_Funzionalità_di_registrazione" w:history="1">
+        <w:r>
+          <w:rPr>
+            <w:rStyle w:val="Collegamentoipertestuale"/>
+          </w:rPr>
+          <w:t>Registrazione</w:t>
+        </w:r>
+      </w:hyperlink>
+    </w:p>
+    <w:p>
+      <w:pPr>
+        <w:pStyle w:val="Paragrafoelenco"/>
+        <w:numPr>
+          <w:ilvl w:val="2"/>
+          <w:numId w:val="7"/>
+        </w:numPr>
+      </w:pPr>
+      <w:hyperlink w:anchor="_Funzionalità_di_guest" w:history="1">
+        <w:r>
+          <w:rPr>
+            <w:rStyle w:val="Collegamentoipertestuale"/>
+          </w:rPr>
+          <w:t>Guest</w:t>
+        </w:r>
+      </w:hyperlink>
+    </w:p>
+    <w:p>
+      <w:pPr>
+        <w:pStyle w:val="Paragrafoelenco"/>
+        <w:numPr>
+          <w:ilvl w:val="2"/>
+          <w:numId w:val="7"/>
+        </w:numPr>
+      </w:pPr>
+      <w:hyperlink w:anchor="_Terminare_il_programma" w:history="1">
+        <w:r>
+          <w:rPr>
+            <w:rStyle w:val="Collegamentoipertestuale"/>
+          </w:rPr>
+          <w:t>Terminare il programma</w:t>
+        </w:r>
+      </w:hyperlink>
+    </w:p>
+    <w:p>
+      <w:pPr>
+        <w:pStyle w:val="Paragrafoelenco"/>
+        <w:numPr>
+          <w:ilvl w:val="1"/>
+          <w:numId w:val="7"/>
+        </w:numPr>
+      </w:pPr>
+      <w:hyperlink w:anchor="_FUNZIONI_DEL_RUOLO" w:history="1">
+        <w:r>
+          <w:rPr>
+            <w:rStyle w:val="Collegamentoipertestuale"/>
+          </w:rPr>
+          <w:t>Funzioni ruolo “Cliente”</w:t>
+        </w:r>
+      </w:hyperlink>
+    </w:p>
+    <w:p>
+      <w:pPr>
+        <w:pStyle w:val="Paragrafoelenco"/>
+        <w:numPr>
+          <w:ilvl w:val="2"/>
+          <w:numId w:val="7"/>
+        </w:numPr>
+      </w:pPr>
+      <w:hyperlink w:anchor="_Creare_una_prenotazione" w:history="1">
+        <w:r>
+          <w:rPr>
+            <w:rStyle w:val="Collegamentoipertestuale"/>
+          </w:rPr>
+          <w:t>Creare una prenotazione</w:t>
+        </w:r>
+      </w:hyperlink>
+    </w:p>
+    <w:p>
+      <w:pPr>
+        <w:pStyle w:val="Paragrafoelenco"/>
+        <w:numPr>
+          <w:ilvl w:val="2"/>
+          <w:numId w:val="7"/>
+        </w:numPr>
+      </w:pPr>
+      <w:hyperlink w:anchor="_Visualizzare_una_prenotazione" w:history="1">
+        <w:r>
+          <w:rPr>
+            <w:rStyle w:val="Collegamentoipertestuale"/>
+          </w:rPr>
+          <w:t>Visualizzare una prenotazione</w:t>
+        </w:r>
+      </w:hyperlink>
+    </w:p>
+    <w:p>
+      <w:pPr>
+        <w:pStyle w:val="Paragrafoelenco"/>
+        <w:numPr>
+          <w:ilvl w:val="2"/>
+          <w:numId w:val="7"/>
+        </w:numPr>
+      </w:pPr>
+      <w:hyperlink w:anchor="_Modificare_una_prenotazione" w:history="1">
+        <w:r>
+          <w:rPr>
+            <w:rStyle w:val="Collegamentoipertestuale"/>
+          </w:rPr>
+          <w:t xml:space="preserve">Modificare </w:t>
+        </w:r>
+        <w:r>
+          <w:rPr>
+            <w:rStyle w:val="Collegamentoipertestuale"/>
+          </w:rPr>
+          <w:t>una prenotazione</w:t>
+        </w:r>
+      </w:hyperlink>
+    </w:p>
+    <w:p>
+      <w:pPr>
+        <w:pStyle w:val="Paragrafoelenco"/>
+        <w:numPr>
+          <w:ilvl w:val="2"/>
+          <w:numId w:val="7"/>
+        </w:numPr>
+      </w:pPr>
+      <w:hyperlink w:anchor="_Eliminare_una_prenotazione" w:history="1">
+        <w:r>
+          <w:rPr>
+            <w:rStyle w:val="Collegamentoipertestuale"/>
+          </w:rPr>
+          <w:t xml:space="preserve">Eliminare </w:t>
+        </w:r>
+        <w:r>
+          <w:rPr>
+            <w:rStyle w:val="Collegamentoipertestuale"/>
+          </w:rPr>
+          <w:t>una prenotazione</w:t>
+        </w:r>
+      </w:hyperlink>
+    </w:p>
+    <w:p>
+      <w:pPr>
+        <w:pStyle w:val="Paragrafoelenco"/>
+        <w:numPr>
+          <w:ilvl w:val="1"/>
+          <w:numId w:val="7"/>
+        </w:numPr>
+      </w:pPr>
+      <w:hyperlink w:anchor="_FUNZIONI_DEL_RUOLO_1" w:history="1">
+        <w:r>
+          <w:rPr>
+            <w:rStyle w:val="Collegamentoipertestuale"/>
+          </w:rPr>
+          <w:t>Funzioni ruolo “Bigliettaio”</w:t>
+        </w:r>
+      </w:hyperlink>
+    </w:p>
+    <w:p>
+      <w:pPr>
+        <w:pStyle w:val="Paragrafoelenco"/>
+        <w:numPr>
+          <w:ilvl w:val="2"/>
+          <w:numId w:val="7"/>
+        </w:numPr>
+      </w:pPr>
+      <w:hyperlink w:anchor="_Ricercare_una_prenotazione" w:history="1">
+        <w:r>
+          <w:rPr>
+            <w:rStyle w:val="Collegamentoipertestuale"/>
+          </w:rPr>
+          <w:t xml:space="preserve">Ricercare </w:t>
+        </w:r>
+        <w:r>
+          <w:rPr>
+            <w:rStyle w:val="Collegamentoipertestuale"/>
+          </w:rPr>
+          <w:t>una prenotazione</w:t>
+        </w:r>
+      </w:hyperlink>
+    </w:p>
+    <w:p>
+      <w:pPr>
+        <w:pStyle w:val="Paragrafoelenco"/>
+        <w:numPr>
+          <w:ilvl w:val="1"/>
+          <w:numId w:val="7"/>
+        </w:numPr>
+      </w:pPr>
+      <w:hyperlink w:anchor="_FUNZIONI_DEL_RUOLO_2" w:history="1">
+        <w:r>
+          <w:rPr>
+            <w:rStyle w:val="Collegamentoipertestuale"/>
+          </w:rPr>
+          <w:t>Funzioni ruolo “Proiezionista”</w:t>
+        </w:r>
+      </w:hyperlink>
+    </w:p>
+    <w:p>
+      <w:pPr>
+        <w:pStyle w:val="Paragrafoelenco"/>
+        <w:numPr>
+          <w:ilvl w:val="2"/>
+          <w:numId w:val="7"/>
+        </w:numPr>
+      </w:pPr>
+      <w:hyperlink w:anchor="_Creare_una_proiezione" w:history="1">
+        <w:r>
+          <w:rPr>
+            <w:rStyle w:val="Collegamentoipertestuale"/>
+          </w:rPr>
+          <w:t>Creare una proiezione</w:t>
+        </w:r>
+      </w:hyperlink>
+    </w:p>
+    <w:p>
+      <w:pPr>
+        <w:pStyle w:val="Paragrafoelenco"/>
+        <w:numPr>
+          <w:ilvl w:val="2"/>
+          <w:numId w:val="7"/>
+        </w:numPr>
+      </w:pPr>
+      <w:hyperlink w:anchor="_Modificare_una_proiezione" w:history="1">
+        <w:r>
+          <w:rPr>
+            <w:rStyle w:val="Collegamentoipertestuale"/>
+          </w:rPr>
+          <w:t xml:space="preserve">Modificare </w:t>
+        </w:r>
+        <w:r>
+          <w:rPr>
+            <w:rStyle w:val="Collegamentoipertestuale"/>
+          </w:rPr>
+          <w:t>una proiezione</w:t>
+        </w:r>
+      </w:hyperlink>
+    </w:p>
+    <w:p>
+      <w:pPr>
+        <w:pStyle w:val="Paragrafoelenco"/>
+        <w:numPr>
+          <w:ilvl w:val="2"/>
+          <w:numId w:val="7"/>
+        </w:numPr>
+      </w:pPr>
+      <w:hyperlink w:anchor="_Eliminare_una_proiezione" w:history="1">
+        <w:r>
+          <w:rPr>
+            <w:rStyle w:val="Collegamentoipertestuale"/>
+          </w:rPr>
+          <w:t xml:space="preserve">Eliminare </w:t>
+        </w:r>
+        <w:r>
+          <w:rPr>
+            <w:rStyle w:val="Collegamentoipertestuale"/>
+          </w:rPr>
+          <w:t>un</w:t>
+        </w:r>
+        <w:r>
+          <w:rPr>
+            <w:rStyle w:val="Collegamentoipertestuale"/>
+          </w:rPr>
+          <w:t>a</w:t>
+        </w:r>
+        <w:r>
+          <w:rPr>
+            <w:rStyle w:val="Collegamentoipertestuale"/>
+          </w:rPr>
+          <w:t xml:space="preserve"> proiezione</w:t>
+        </w:r>
+      </w:hyperlink>
+    </w:p>
+    <w:p>
+      <w:pPr>
+        <w:pStyle w:val="Paragrafoelenco"/>
+        <w:numPr>
+          <w:ilvl w:val="0"/>
+          <w:numId w:val="7"/>
+        </w:numPr>
+      </w:pPr>
+      <w:hyperlink w:anchor="_•_Data_set" w:history="1">
+        <w:r>
+          <w:rPr>
+            <w:rStyle w:val="Collegamentoipertestuale"/>
+          </w:rPr>
+          <w:t>Dataset di test</w:t>
+        </w:r>
+      </w:hyperlink>
+    </w:p>
+    <w:p>
+      <w:hyperlink w:anchor="_•_Limiti_della" w:history="1">
+        <w:r>
+          <w:rPr>
+            <w:rStyle w:val="Collegamentoipertestuale"/>
+          </w:rPr>
+          <w:t>Limiti della soluzione sviluppata</w:t>
+        </w:r>
+      </w:hyperlink>
+    </w:p>
+    <w:p>
+      <w:hyperlink w:anchor="_•_Sitografia_/" w:history="1">
+        <w:r>
+          <w:rPr>
+            <w:rStyle w:val="Collegamentoipertestuale"/>
+          </w:rPr>
+          <w:t>Sitografia/bibliografia</w:t>
+        </w:r>
+      </w:hyperlink>
+    </w:p>
+    <w:p>
       <w:pPr>
         <w:pStyle w:val="Titolo2"/>
       </w:pPr>
+      <w:bookmarkStart w:id="0" w:name="_•_Installazione"/>
+      <w:bookmarkEnd w:id="0"/>
       <w:r>
         <w:t>• Installazione</w:t>
       </w:r>
@@ -45,6 +546,8 @@
       <w:pPr>
         <w:pStyle w:val="Titolo3"/>
       </w:pPr>
+      <w:bookmarkStart w:id="1" w:name="_•_Requisiti_di"/>
+      <w:bookmarkEnd w:id="1"/>
       <w:r>
         <w:t>• Requisiti di sistema</w:t>
       </w:r>
@@ -70,6 +573,8 @@
       <w:pPr>
         <w:pStyle w:val="Titolo3"/>
       </w:pPr>
+      <w:bookmarkStart w:id="2" w:name="_•_Setup_ambiente"/>
+      <w:bookmarkEnd w:id="2"/>
       <w:r>
         <w:t>• Setup ambiente</w:t>
       </w:r>
@@ -84,7 +589,7 @@
       <w:r>
         <w:t xml:space="preserve">stallare l’ambiente Java occorre recarsi all’indirizzo </w:t>
       </w:r>
-      <w:bookmarkStart w:id="0" w:name="_Hlk233642711"/>
+      <w:bookmarkStart w:id="3" w:name="_Hlk233642711"/>
       <w:r>
         <w:fldChar w:fldCharType="begin"/>
       </w:r>
@@ -103,9 +608,13 @@
       <w:r>
         <w:fldChar w:fldCharType="end"/>
       </w:r>
-      <w:bookmarkEnd w:id="0"/>
-      <w:r>
-        <w:t xml:space="preserve"> (sito web di Oracle), scegliere la versione di Java desiderata (si consiglia di installare la penultima versione), per esempio Java26, scegliere il sistema operativo per cui scaricare l’ambiente e cliccare sul link associato</w:t>
+      <w:bookmarkEnd w:id="3"/>
+      <w:r>
+        <w:t xml:space="preserve"> (sito web di Oracle), scegliere la versione di Java desiderata (si consiglia di installare la penultima versione), per </w:t>
+      </w:r>
+      <w:r>
+        <w:lastRenderedPageBreak/>
+        <w:t>esempio Java26, scegliere il sistema operativo per cui scaricare l’ambiente e cliccare sul link associato</w:t>
       </w:r>
       <w:r>
         <w:t xml:space="preserve"> (per facilitare la procedura di installazione, è consigliato scaricare </w:t>
@@ -205,6 +714,7 @@
       <w:r>
         <w:t>lla cartella denominata “</w:t>
       </w:r>
+      <w:proofErr w:type="spellStart"/>
       <w:r>
         <w:rPr>
           <w:rFonts w:ascii="Microsoft Sans Serif" w:hAnsi="Microsoft Sans Serif" w:cs="Microsoft Sans Serif"/>
@@ -219,6 +729,7 @@
         </w:rPr>
         <w:t>numero_versione</w:t>
       </w:r>
+      <w:proofErr w:type="spellEnd"/>
       <w:r>
         <w:t xml:space="preserve">” (ad esempio </w:t>
       </w:r>
@@ -258,7 +769,15 @@
     </w:p>
     <w:p>
       <w:r>
-        <w:t>Copiare adesso il path che specifica la collocazione della directory “</w:t>
+        <w:t xml:space="preserve">Copiare adesso il </w:t>
+      </w:r>
+      <w:proofErr w:type="spellStart"/>
+      <w:r>
+        <w:t>path</w:t>
+      </w:r>
+      <w:proofErr w:type="spellEnd"/>
+      <w:r>
+        <w:t xml:space="preserve"> che specifica la collocazione della directory “</w:t>
       </w:r>
       <w:r>
         <w:rPr>
@@ -275,7 +794,6 @@
         <w:rPr>
           <w:noProof/>
         </w:rPr>
-        <w:lastRenderedPageBreak/>
         <w:drawing>
           <wp:inline distT="0" distB="0" distL="0" distR="0" wp14:anchorId="4440158F" wp14:editId="25130EBD">
             <wp:extent cx="6120130" cy="1644015"/>
@@ -316,7 +834,15 @@
     <w:p/>
     <w:p>
       <w:r>
-        <w:t>A questo punto è necessario collocare l’ambiente Java nelle variabili d’ambiente del proprio calcolatore affinchè l’applicazione venga eseguita: recarsi nelle impostazioni del sistema operativo</w:t>
+        <w:t xml:space="preserve">A questo punto è necessario collocare l’ambiente Java nelle variabili d’ambiente del proprio calcolatore </w:t>
+      </w:r>
+      <w:proofErr w:type="spellStart"/>
+      <w:r>
+        <w:t>affinchè</w:t>
+      </w:r>
+      <w:proofErr w:type="spellEnd"/>
+      <w:r>
+        <w:t xml:space="preserve"> l’applicazione venga eseguita: recarsi nelle impostazioni del sistema operativo</w:t>
       </w:r>
       <w:r>
         <w:t xml:space="preserve"> (1)</w:t>
@@ -426,6 +952,7 @@
         <w:rPr>
           <w:noProof/>
         </w:rPr>
+        <w:lastRenderedPageBreak/>
         <w:drawing>
           <wp:inline distT="0" distB="0" distL="0" distR="0" wp14:anchorId="013D0EDF" wp14:editId="34580D64">
             <wp:extent cx="6120130" cy="3093720"/>
@@ -507,30 +1034,30 @@
     </w:p>
     <w:p>
       <w:r>
+        <w:t xml:space="preserve">Incollare il percorso della cartella </w:t>
+      </w:r>
+      <w:r>
+        <w:t>“</w:t>
+      </w:r>
+      <w:r>
+        <w:t>bin</w:t>
+      </w:r>
+      <w:r>
+        <w:t>”</w:t>
+      </w:r>
+      <w:r>
+        <w:t xml:space="preserve"> di java e salvare</w:t>
+      </w:r>
+      <w:r>
+        <w:t>.</w:t>
+      </w:r>
+    </w:p>
+    <w:p>
+      <w:r>
+        <w:rPr>
+          <w:noProof/>
+        </w:rPr>
         <w:lastRenderedPageBreak/>
-        <w:t xml:space="preserve">Incollare il percorso della cartella </w:t>
-      </w:r>
-      <w:r>
-        <w:t>“</w:t>
-      </w:r>
-      <w:r>
-        <w:t>bin</w:t>
-      </w:r>
-      <w:r>
-        <w:t>”</w:t>
-      </w:r>
-      <w:r>
-        <w:t xml:space="preserve"> di java e salvare</w:t>
-      </w:r>
-      <w:r>
-        <w:t>.</w:t>
-      </w:r>
-    </w:p>
-    <w:p>
-      <w:r>
-        <w:rPr>
-          <w:noProof/>
-        </w:rPr>
         <w:drawing>
           <wp:inline distT="0" distB="0" distL="0" distR="0" wp14:anchorId="10760786" wp14:editId="322DA6E8">
             <wp:extent cx="3943350" cy="3401516"/>
@@ -572,13 +1099,23 @@
       <w:pPr>
         <w:pStyle w:val="Titolo3"/>
       </w:pPr>
+      <w:bookmarkStart w:id="4" w:name="_•_Installazione_programma"/>
+      <w:bookmarkEnd w:id="4"/>
       <w:r>
         <w:t xml:space="preserve">• Installazione programma </w:t>
       </w:r>
     </w:p>
     <w:p>
       <w:r>
-        <w:t xml:space="preserve">Scaricare l’applicazione cineMax dall’indirizzo </w:t>
+        <w:t xml:space="preserve">Scaricare l’applicazione </w:t>
+      </w:r>
+      <w:proofErr w:type="spellStart"/>
+      <w:r>
+        <w:t>cineMax</w:t>
+      </w:r>
+      <w:proofErr w:type="spellEnd"/>
+      <w:r>
+        <w:t xml:space="preserve"> dall’indirizzo </w:t>
       </w:r>
       <w:hyperlink r:id="rId11" w:history="1">
         <w:r>
@@ -674,6 +1211,8 @@
       <w:pPr>
         <w:pStyle w:val="Titolo2"/>
       </w:pPr>
+      <w:bookmarkStart w:id="5" w:name="_•_Esecuzione_ed"/>
+      <w:bookmarkEnd w:id="5"/>
       <w:r>
         <w:lastRenderedPageBreak/>
         <w:t>• Esecuzione ed uso</w:t>
@@ -683,6 +1222,8 @@
       <w:pPr>
         <w:pStyle w:val="Titolo3"/>
       </w:pPr>
+      <w:bookmarkStart w:id="6" w:name="_•_Setup_e"/>
+      <w:bookmarkEnd w:id="6"/>
       <w:r>
         <w:t>• Setup e lancio del programma</w:t>
       </w:r>
@@ -697,24 +1238,28 @@
       <w:r>
         <w:t>è necessario innanzitutto aprire il file compresso e collocarsi all’interno della cartella radice, ovvero “</w:t>
       </w:r>
+      <w:proofErr w:type="spellStart"/>
       <w:r>
         <w:rPr>
           <w:rFonts w:ascii="Microsoft Sans Serif" w:hAnsi="Microsoft Sans Serif" w:cs="Microsoft Sans Serif"/>
         </w:rPr>
         <w:t>cinemax</w:t>
       </w:r>
+      <w:proofErr w:type="spellEnd"/>
       <w:r>
         <w:t>”;</w:t>
       </w:r>
       <w:r>
         <w:t xml:space="preserve"> si clicca all’interno della barra di navigazione del file system e si digita il comando “</w:t>
       </w:r>
+      <w:proofErr w:type="spellStart"/>
       <w:r>
         <w:rPr>
           <w:rFonts w:ascii="Microsoft Sans Serif" w:hAnsi="Microsoft Sans Serif" w:cs="Microsoft Sans Serif"/>
         </w:rPr>
         <w:t>cmd</w:t>
       </w:r>
+      <w:proofErr w:type="spellEnd"/>
       <w:r>
         <w:t>” per avviare il prompt dei comandi.</w:t>
       </w:r>
@@ -811,7 +1356,21 @@
         <w:rPr>
           <w:rFonts w:ascii="Microsoft Sans Serif" w:hAnsi="Microsoft Sans Serif" w:cs="Microsoft Sans Serif"/>
         </w:rPr>
-        <w:t>java -jar bin/cinemax.jar</w:t>
+        <w:t>java -</w:t>
+      </w:r>
+      <w:proofErr w:type="spellStart"/>
+      <w:r>
+        <w:rPr>
+          <w:rFonts w:ascii="Microsoft Sans Serif" w:hAnsi="Microsoft Sans Serif" w:cs="Microsoft Sans Serif"/>
+        </w:rPr>
+        <w:t>jar</w:t>
+      </w:r>
+      <w:proofErr w:type="spellEnd"/>
+      <w:r>
+        <w:rPr>
+          <w:rFonts w:ascii="Microsoft Sans Serif" w:hAnsi="Microsoft Sans Serif" w:cs="Microsoft Sans Serif"/>
+        </w:rPr>
+        <w:t xml:space="preserve"> bin/cinemax.jar</w:t>
       </w:r>
       <w:r>
         <w:t xml:space="preserve"> e verrà visualizzata la schermata di benvenuto dell’applicazione.</w:t>
@@ -863,6 +1422,8 @@
       <w:pPr>
         <w:pStyle w:val="Titolo3"/>
       </w:pPr>
+      <w:bookmarkStart w:id="7" w:name="_•_Uso_delle"/>
+      <w:bookmarkEnd w:id="7"/>
       <w:r>
         <w:t>• Uso delle funzionalità</w:t>
       </w:r>
@@ -871,6 +1432,8 @@
       <w:pPr>
         <w:pStyle w:val="Titolo4"/>
       </w:pPr>
+      <w:bookmarkStart w:id="8" w:name="_FUNZIONI_PRINCIPALI"/>
+      <w:bookmarkEnd w:id="8"/>
       <w:r>
         <w:t>FUNZIONI PRINCIPALI</w:t>
       </w:r>
@@ -991,6 +1554,8 @@
       <w:pPr>
         <w:pStyle w:val="Titolo5"/>
       </w:pPr>
+      <w:bookmarkStart w:id="9" w:name="_Funzionalità_di_login"/>
+      <w:bookmarkEnd w:id="9"/>
       <w:r>
         <w:t>Funzionalità di login</w:t>
       </w:r>
@@ -1273,6 +1838,8 @@
       <w:pPr>
         <w:pStyle w:val="Titolo5"/>
       </w:pPr>
+      <w:bookmarkStart w:id="10" w:name="_Funzionalità_di_registrazione"/>
+      <w:bookmarkEnd w:id="10"/>
       <w:r>
         <w:t>Funzionalità di registrazione (scelta 2)</w:t>
       </w:r>
@@ -1355,6 +1922,8 @@
       <w:pPr>
         <w:pStyle w:val="Titolo5"/>
       </w:pPr>
+      <w:bookmarkStart w:id="11" w:name="_Funzionalità_di_guest"/>
+      <w:bookmarkEnd w:id="11"/>
       <w:r>
         <w:t>Funzionalità di guest (scelta 3)</w:t>
       </w:r>
@@ -1569,7 +2138,15 @@
         <w:t>Per titolo del film</w:t>
       </w:r>
       <w:r>
-        <w:t>, ad esempio digitando “Modern Times”</w:t>
+        <w:t>, ad esempio digitando “</w:t>
+      </w:r>
+      <w:proofErr w:type="spellStart"/>
+      <w:r>
+        <w:t>Modern</w:t>
+      </w:r>
+      <w:proofErr w:type="spellEnd"/>
+      <w:r>
+        <w:t xml:space="preserve"> Times”</w:t>
       </w:r>
     </w:p>
     <w:p>
@@ -1899,6 +2476,8 @@
       <w:pPr>
         <w:pStyle w:val="Titolo5"/>
       </w:pPr>
+      <w:bookmarkStart w:id="12" w:name="_Terminare_il_programma"/>
+      <w:bookmarkEnd w:id="12"/>
       <w:r>
         <w:t>Terminare il programma</w:t>
       </w:r>
@@ -1959,6 +2538,8 @@
       <w:pPr>
         <w:pStyle w:val="Titolo4"/>
       </w:pPr>
+      <w:bookmarkStart w:id="13" w:name="_FUNZIONI_DEL_RUOLO"/>
+      <w:bookmarkEnd w:id="13"/>
       <w:r>
         <w:t>FUNZIONI DEL RUOLO “</w:t>
       </w:r>
@@ -1978,6 +2559,8 @@
       <w:pPr>
         <w:pStyle w:val="Titolo5"/>
       </w:pPr>
+      <w:bookmarkStart w:id="14" w:name="_Creare_una_prenotazione"/>
+      <w:bookmarkEnd w:id="14"/>
       <w:r>
         <w:t>Creare una prenotazione</w:t>
       </w:r>
@@ -2105,6 +2688,8 @@
       <w:pPr>
         <w:pStyle w:val="Titolo5"/>
       </w:pPr>
+      <w:bookmarkStart w:id="15" w:name="_Visualizzare_una_prenotazione"/>
+      <w:bookmarkEnd w:id="15"/>
       <w:r>
         <w:t>Visualizzare una prenotazione</w:t>
       </w:r>
@@ -2124,7 +2709,15 @@
         <w:t xml:space="preserve">: </w:t>
       </w:r>
       <w:r>
-        <w:t>dopo aver effettuato il login come cliente, digitando “2” al menù si ha la possibilità di visualizzare le proprie prenotazioni</w:t>
+        <w:t xml:space="preserve">dopo aver effettuato il login come cliente, digitando “2” al </w:t>
+      </w:r>
+      <w:proofErr w:type="spellStart"/>
+      <w:r>
+        <w:t>menù</w:t>
+      </w:r>
+      <w:proofErr w:type="spellEnd"/>
+      <w:r>
+        <w:t xml:space="preserve"> si ha la possibilità di visualizzare le proprie prenotazioni</w:t>
       </w:r>
     </w:p>
     <w:p>
@@ -2176,6 +2769,8 @@
       <w:pPr>
         <w:pStyle w:val="Titolo5"/>
       </w:pPr>
+      <w:bookmarkStart w:id="16" w:name="_Modificare_una_prenotazione"/>
+      <w:bookmarkEnd w:id="16"/>
       <w:r>
         <w:t>Modificare una prenotazione</w:t>
       </w:r>
@@ -2385,6 +2980,8 @@
       <w:pPr>
         <w:pStyle w:val="Titolo5"/>
       </w:pPr>
+      <w:bookmarkStart w:id="17" w:name="_Eliminare_una_prenotazione"/>
+      <w:bookmarkEnd w:id="17"/>
       <w:r>
         <w:t>Eliminare una prenotazione</w:t>
       </w:r>
@@ -2630,6 +3227,8 @@
       <w:pPr>
         <w:pStyle w:val="Titolo4"/>
       </w:pPr>
+      <w:bookmarkStart w:id="18" w:name="_FUNZIONI_DEL_RUOLO_1"/>
+      <w:bookmarkEnd w:id="18"/>
       <w:r>
         <w:t>FUNZIONI DEL RUOLO “BIGLIETTAIO”</w:t>
       </w:r>
@@ -2643,13 +3242,23 @@
       <w:pPr>
         <w:pStyle w:val="Titolo5"/>
       </w:pPr>
+      <w:bookmarkStart w:id="19" w:name="_Ricercare_una_prenotazione"/>
+      <w:bookmarkEnd w:id="19"/>
       <w:r>
         <w:t>Ricercare una prenotazione</w:t>
       </w:r>
     </w:p>
     <w:p>
       <w:r>
-        <w:t>Digitando “1” alla voce “Scelta:“ viene chiesto di ricercare una prenotazione scegliendo tra uno dei criteri di ricerca proposti:</w:t>
+        <w:t>Digitando “1” alla voce “</w:t>
+      </w:r>
+      <w:proofErr w:type="gramStart"/>
+      <w:r>
+        <w:t>Scelta:“</w:t>
+      </w:r>
+      <w:proofErr w:type="gramEnd"/>
+      <w:r>
+        <w:t xml:space="preserve"> viene chiesto di ricercare una prenotazione scegliendo tra uno dei criteri di ricerca proposti:</w:t>
       </w:r>
     </w:p>
     <w:p>
@@ -3134,6 +3743,8 @@
       <w:pPr>
         <w:pStyle w:val="Titolo4"/>
       </w:pPr>
+      <w:bookmarkStart w:id="20" w:name="_FUNZIONI_DEL_RUOLO_2"/>
+      <w:bookmarkEnd w:id="20"/>
       <w:r>
         <w:t>FUNZIONI DEL RUOLO “PROIEZIONISTA”</w:t>
       </w:r>
@@ -3195,11 +3806,13 @@
       <w:pPr>
         <w:pStyle w:val="Titolo5"/>
       </w:pPr>
-      <w:bookmarkStart w:id="1" w:name="_Ref238035825"/>
+      <w:bookmarkStart w:id="21" w:name="_Ref238035825"/>
+      <w:bookmarkStart w:id="22" w:name="_Creare_una_proiezione"/>
+      <w:bookmarkEnd w:id="22"/>
       <w:r>
         <w:t>Creare una proiezione</w:t>
       </w:r>
-      <w:bookmarkEnd w:id="1"/>
+      <w:bookmarkEnd w:id="21"/>
     </w:p>
     <w:p>
       <w:pPr>
@@ -3355,6 +3968,8 @@
       <w:pPr>
         <w:pStyle w:val="Titolo5"/>
       </w:pPr>
+      <w:bookmarkStart w:id="23" w:name="_Modificare_una_proiezione"/>
+      <w:bookmarkEnd w:id="23"/>
       <w:r>
         <w:t>Modificare una proiezione</w:t>
       </w:r>
@@ -3477,6 +4092,8 @@
       <w:pPr>
         <w:pStyle w:val="Titolo5"/>
       </w:pPr>
+      <w:bookmarkStart w:id="24" w:name="_Eliminare_una_proiezione"/>
+      <w:bookmarkEnd w:id="24"/>
       <w:r>
         <w:t>Eliminare una proiezione</w:t>
       </w:r>
@@ -3566,6 +4183,8 @@
       <w:pPr>
         <w:pStyle w:val="Titolo3"/>
       </w:pPr>
+      <w:bookmarkStart w:id="25" w:name="_•_Data_set"/>
+      <w:bookmarkEnd w:id="25"/>
       <w:r>
         <w:t>• Data set di test</w:t>
       </w:r>
@@ -3702,6 +4321,8 @@
                 <w:bCs w:val="0"/>
               </w:rPr>
             </w:pPr>
+            <w:proofErr w:type="spellStart"/>
+            <w:proofErr w:type="gramStart"/>
             <w:r>
               <w:rPr>
                 <w:b w:val="0"/>
@@ -3709,6 +4330,8 @@
               </w:rPr>
               <w:t>daniela.b</w:t>
             </w:r>
+            <w:proofErr w:type="spellEnd"/>
+            <w:proofErr w:type="gramEnd"/>
           </w:p>
         </w:tc>
         <w:tc>
@@ -3738,6 +4361,7 @@
                 <w:bCs w:val="0"/>
               </w:rPr>
             </w:pPr>
+            <w:proofErr w:type="spellStart"/>
             <w:r>
               <w:rPr>
                 <w:b w:val="0"/>
@@ -3745,6 +4369,7 @@
               </w:rPr>
               <w:t>giancarlogianni</w:t>
             </w:r>
+            <w:proofErr w:type="spellEnd"/>
           </w:p>
         </w:tc>
         <w:tc>
@@ -3777,6 +4402,7 @@
                 <w:bCs w:val="0"/>
               </w:rPr>
             </w:pPr>
+            <w:proofErr w:type="spellStart"/>
             <w:r>
               <w:rPr>
                 <w:b w:val="0"/>
@@ -3784,6 +4410,7 @@
               </w:rPr>
               <w:t>mrossi</w:t>
             </w:r>
+            <w:proofErr w:type="spellEnd"/>
           </w:p>
         </w:tc>
         <w:tc>
@@ -3813,6 +4440,7 @@
                 <w:bCs w:val="0"/>
               </w:rPr>
             </w:pPr>
+            <w:proofErr w:type="spellStart"/>
             <w:r>
               <w:rPr>
                 <w:b w:val="0"/>
@@ -3820,6 +4448,7 @@
               </w:rPr>
               <w:t>milly</w:t>
             </w:r>
+            <w:proofErr w:type="spellEnd"/>
           </w:p>
         </w:tc>
         <w:tc>
@@ -3831,8 +4460,13 @@
               <w:cnfStyle w:val="000000000000" w:firstRow="0" w:lastRow="0" w:firstColumn="0" w:lastColumn="0" w:oddVBand="0" w:evenVBand="0" w:oddHBand="0" w:evenHBand="0" w:firstRowFirstColumn="0" w:firstRowLastColumn="0" w:lastRowFirstColumn="0" w:lastRowLastColumn="0"/>
             </w:pPr>
             <w:r>
-              <w:t>#greco.milena</w:t>
+              <w:t>#</w:t>
             </w:r>
+            <w:proofErr w:type="gramStart"/>
+            <w:r>
+              <w:t>greco.milena</w:t>
+            </w:r>
+            <w:proofErr w:type="gramEnd"/>
           </w:p>
         </w:tc>
       </w:tr>
@@ -3869,9 +4503,11 @@
             <w:pPr>
               <w:cnfStyle w:val="000000100000" w:firstRow="0" w:lastRow="0" w:firstColumn="0" w:lastColumn="0" w:oddVBand="0" w:evenVBand="0" w:oddHBand="1" w:evenHBand="0" w:firstRowFirstColumn="0" w:firstRowLastColumn="0" w:lastRowFirstColumn="0" w:lastRowLastColumn="0"/>
             </w:pPr>
+            <w:proofErr w:type="spellStart"/>
             <w:r>
               <w:t>film&amp;pellicole</w:t>
             </w:r>
+            <w:proofErr w:type="spellEnd"/>
           </w:p>
         </w:tc>
       </w:tr>
@@ -3888,6 +4524,7 @@
                 <w:bCs w:val="0"/>
               </w:rPr>
             </w:pPr>
+            <w:proofErr w:type="spellStart"/>
             <w:r>
               <w:rPr>
                 <w:b w:val="0"/>
@@ -3895,6 +4532,7 @@
               </w:rPr>
               <w:t>christian</w:t>
             </w:r>
+            <w:proofErr w:type="spellEnd"/>
           </w:p>
         </w:tc>
         <w:tc>
@@ -3932,7 +4570,23 @@
                 <w:b w:val="0"/>
                 <w:bCs w:val="0"/>
               </w:rPr>
-              <w:t>--gallimichele--</w:t>
+              <w:t>--</w:t>
+            </w:r>
+            <w:proofErr w:type="spellStart"/>
+            <w:r>
+              <w:rPr>
+                <w:b w:val="0"/>
+                <w:bCs w:val="0"/>
+              </w:rPr>
+              <w:t>gallimichele</w:t>
+            </w:r>
+            <w:proofErr w:type="spellEnd"/>
+            <w:r>
+              <w:rPr>
+                <w:b w:val="0"/>
+                <w:bCs w:val="0"/>
+              </w:rPr>
+              <w:t>--</w:t>
             </w:r>
           </w:p>
         </w:tc>
@@ -4002,6 +4656,7 @@
                 <w:bCs w:val="0"/>
               </w:rPr>
             </w:pPr>
+            <w:proofErr w:type="spellStart"/>
             <w:r>
               <w:rPr>
                 <w:b w:val="0"/>
@@ -4009,6 +4664,7 @@
               </w:rPr>
               <w:t>fmarino</w:t>
             </w:r>
+            <w:proofErr w:type="spellEnd"/>
           </w:p>
         </w:tc>
         <w:tc>
@@ -4114,6 +4770,7 @@
                 <w:bCs w:val="0"/>
               </w:rPr>
             </w:pPr>
+            <w:proofErr w:type="spellStart"/>
             <w:r>
               <w:rPr>
                 <w:b w:val="0"/>
@@ -4121,6 +4778,7 @@
               </w:rPr>
               <w:t>uffauffa</w:t>
             </w:r>
+            <w:proofErr w:type="spellEnd"/>
           </w:p>
         </w:tc>
         <w:tc>
@@ -4170,8 +4828,13 @@
             <w:pPr>
               <w:cnfStyle w:val="000000100000" w:firstRow="0" w:lastRow="0" w:firstColumn="0" w:lastColumn="0" w:oddVBand="0" w:evenVBand="0" w:oddHBand="1" w:evenHBand="0" w:firstRowFirstColumn="0" w:firstRowLastColumn="0" w:lastRowFirstColumn="0" w:lastRowLastColumn="0"/>
             </w:pPr>
+            <w:proofErr w:type="spellStart"/>
             <w:r>
-              <w:t>salafilm!</w:t>
+              <w:t>salafilm</w:t>
+            </w:r>
+            <w:proofErr w:type="spellEnd"/>
+            <w:r>
+              <w:t>!</w:t>
             </w:r>
           </w:p>
         </w:tc>
@@ -4189,6 +4852,7 @@
                 <w:bCs w:val="0"/>
               </w:rPr>
             </w:pPr>
+            <w:proofErr w:type="spellStart"/>
             <w:r>
               <w:rPr>
                 <w:b w:val="0"/>
@@ -4196,6 +4860,7 @@
               </w:rPr>
               <w:t>goffBenino</w:t>
             </w:r>
+            <w:proofErr w:type="spellEnd"/>
           </w:p>
         </w:tc>
         <w:tc>
@@ -4264,6 +4929,7 @@
                 <w:bCs w:val="0"/>
               </w:rPr>
             </w:pPr>
+            <w:proofErr w:type="gramStart"/>
             <w:r>
               <w:rPr>
                 <w:b w:val="0"/>
@@ -4271,6 +4937,7 @@
               </w:rPr>
               <w:t>A.BOLSICCHI</w:t>
             </w:r>
+            <w:proofErr w:type="gramEnd"/>
           </w:p>
         </w:tc>
         <w:tc>
@@ -4303,12 +4970,21 @@
                 <w:bCs w:val="0"/>
               </w:rPr>
             </w:pPr>
+            <w:proofErr w:type="gramStart"/>
             <w:r>
               <w:rPr>
                 <w:b w:val="0"/>
                 <w:bCs w:val="0"/>
               </w:rPr>
-              <w:t>mari.bruno70</w:t>
+              <w:t>mari.bruno</w:t>
+            </w:r>
+            <w:proofErr w:type="gramEnd"/>
+            <w:r>
+              <w:rPr>
+                <w:b w:val="0"/>
+                <w:bCs w:val="0"/>
+              </w:rPr>
+              <w:t>70</w:t>
             </w:r>
           </w:p>
         </w:tc>
@@ -4320,9 +4996,11 @@
             <w:pPr>
               <w:cnfStyle w:val="000000100000" w:firstRow="0" w:lastRow="0" w:firstColumn="0" w:lastColumn="0" w:oddVBand="0" w:evenVBand="0" w:oddHBand="1" w:evenHBand="0" w:firstRowFirstColumn="0" w:firstRowLastColumn="0" w:lastRowFirstColumn="0" w:lastRowLastColumn="0"/>
             </w:pPr>
+            <w:proofErr w:type="spellStart"/>
             <w:r>
               <w:t>cinemaxPerTutti</w:t>
             </w:r>
+            <w:proofErr w:type="spellEnd"/>
           </w:p>
         </w:tc>
       </w:tr>
@@ -4332,6 +5010,8 @@
       <w:pPr>
         <w:pStyle w:val="Titolo2"/>
       </w:pPr>
+      <w:bookmarkStart w:id="26" w:name="_•_Limiti_della"/>
+      <w:bookmarkEnd w:id="26"/>
       <w:r>
         <w:t>• Limiti della soluzione sviluppata</w:t>
       </w:r>
@@ -4348,20 +5028,62 @@
     </w:p>
     <w:p>
       <w:r>
-        <w:t>Nelle fasi di richiesta di inserimento della data e ora (si veda per es. la ricerca di una proiezione per data e ora) è richiesto di inserire ciò che viene richiesto seguendo il pattern fornito a video, ovvero il formato di data e orario “yyyy-mm-dd hh-mm-ss”, altrimenti il programma blocca l’esecuzione e non produce l’output desiderato.</w:t>
+        <w:t>Nelle fasi di richiesta di inserimento della data e ora (si veda per es. la ricerca di una proiezione per data e ora) è richiesto di inserire ciò che viene richiesto seguendo il pattern fornito a video, ovvero il formato di data e orario “</w:t>
+      </w:r>
+      <w:proofErr w:type="spellStart"/>
+      <w:r>
+        <w:t>yyyy</w:t>
+      </w:r>
+      <w:proofErr w:type="spellEnd"/>
+      <w:r>
+        <w:t>-mm-</w:t>
+      </w:r>
+      <w:proofErr w:type="spellStart"/>
+      <w:r>
+        <w:t>dd</w:t>
+      </w:r>
+      <w:proofErr w:type="spellEnd"/>
+      <w:r>
+        <w:t xml:space="preserve"> </w:t>
+      </w:r>
+      <w:proofErr w:type="spellStart"/>
+      <w:r>
+        <w:t>hh</w:t>
+      </w:r>
+      <w:proofErr w:type="spellEnd"/>
+      <w:r>
+        <w:t>-mm-</w:t>
+      </w:r>
+      <w:proofErr w:type="spellStart"/>
+      <w:r>
+        <w:t>ss</w:t>
+      </w:r>
+      <w:proofErr w:type="spellEnd"/>
+      <w:r>
+        <w:t>”, altrimenti il programma blocca l’esecuzione e non produce l’output desiderato.</w:t>
       </w:r>
     </w:p>
     <w:p>
       <w:pPr>
         <w:pStyle w:val="Titolo2"/>
       </w:pPr>
+      <w:bookmarkStart w:id="27" w:name="_•_Sitografia_/"/>
+      <w:bookmarkEnd w:id="27"/>
       <w:r>
         <w:t>• Sitografia / Bibliografia</w:t>
       </w:r>
     </w:p>
     <w:p>
       <w:r>
-        <w:t xml:space="preserve">Repository Github: </w:t>
+        <w:t xml:space="preserve">Repository </w:t>
+      </w:r>
+      <w:proofErr w:type="spellStart"/>
+      <w:r>
+        <w:t>Github</w:t>
+      </w:r>
+      <w:proofErr w:type="spellEnd"/>
+      <w:r>
+        <w:t xml:space="preserve">: </w:t>
       </w:r>
       <w:hyperlink r:id="rId50" w:history="1">
         <w:r>
@@ -4728,6 +5450,119 @@
     </w:lvl>
   </w:abstractNum>
   <w:abstractNum w:abstractNumId="3" w15:restartNumberingAfterBreak="0">
+    <w:nsid w:val="2C475FC9"/>
+    <w:multiLevelType w:val="hybridMultilevel"/>
+    <w:tmpl w:val="C00046EE"/>
+    <w:lvl w:ilvl="0" w:tplc="04100001">
+      <w:start w:val="1"/>
+      <w:numFmt w:val="bullet"/>
+      <w:lvlText w:val=""/>
+      <w:lvlJc w:val="left"/>
+      <w:pPr>
+        <w:ind w:left="720" w:hanging="360"/>
+      </w:pPr>
+      <w:rPr>
+        <w:rFonts w:ascii="Symbol" w:hAnsi="Symbol" w:hint="default"/>
+      </w:rPr>
+    </w:lvl>
+    <w:lvl w:ilvl="1" w:tplc="04100003" w:tentative="1">
+      <w:start w:val="1"/>
+      <w:numFmt w:val="bullet"/>
+      <w:lvlText w:val="o"/>
+      <w:lvlJc w:val="left"/>
+      <w:pPr>
+        <w:ind w:left="1440" w:hanging="360"/>
+      </w:pPr>
+      <w:rPr>
+        <w:rFonts w:ascii="Courier New" w:hAnsi="Courier New" w:cs="Courier New" w:hint="default"/>
+      </w:rPr>
+    </w:lvl>
+    <w:lvl w:ilvl="2" w:tplc="04100005" w:tentative="1">
+      <w:start w:val="1"/>
+      <w:numFmt w:val="bullet"/>
+      <w:lvlText w:val=""/>
+      <w:lvlJc w:val="left"/>
+      <w:pPr>
+        <w:ind w:left="2160" w:hanging="360"/>
+      </w:pPr>
+      <w:rPr>
+        <w:rFonts w:ascii="Wingdings" w:hAnsi="Wingdings" w:hint="default"/>
+      </w:rPr>
+    </w:lvl>
+    <w:lvl w:ilvl="3" w:tplc="04100001" w:tentative="1">
+      <w:start w:val="1"/>
+      <w:numFmt w:val="bullet"/>
+      <w:lvlText w:val=""/>
+      <w:lvlJc w:val="left"/>
+      <w:pPr>
+        <w:ind w:left="2880" w:hanging="360"/>
+      </w:pPr>
+      <w:rPr>
+        <w:rFonts w:ascii="Symbol" w:hAnsi="Symbol" w:hint="default"/>
+      </w:rPr>
+    </w:lvl>
+    <w:lvl w:ilvl="4" w:tplc="04100003" w:tentative="1">
+      <w:start w:val="1"/>
+      <w:numFmt w:val="bullet"/>
+      <w:lvlText w:val="o"/>
+      <w:lvlJc w:val="left"/>
+      <w:pPr>
+        <w:ind w:left="3600" w:hanging="360"/>
+      </w:pPr>
+      <w:rPr>
+        <w:rFonts w:ascii="Courier New" w:hAnsi="Courier New" w:cs="Courier New" w:hint="default"/>
+      </w:rPr>
+    </w:lvl>
+    <w:lvl w:ilvl="5" w:tplc="04100005" w:tentative="1">
+      <w:start w:val="1"/>
+      <w:numFmt w:val="bullet"/>
+      <w:lvlText w:val=""/>
+      <w:lvlJc w:val="left"/>
+      <w:pPr>
+        <w:ind w:left="4320" w:hanging="360"/>
+      </w:pPr>
+      <w:rPr>
+        <w:rFonts w:ascii="Wingdings" w:hAnsi="Wingdings" w:hint="default"/>
+      </w:rPr>
+    </w:lvl>
+    <w:lvl w:ilvl="6" w:tplc="04100001" w:tentative="1">
+      <w:start w:val="1"/>
+      <w:numFmt w:val="bullet"/>
+      <w:lvlText w:val=""/>
+      <w:lvlJc w:val="left"/>
+      <w:pPr>
+        <w:ind w:left="5040" w:hanging="360"/>
+      </w:pPr>
+      <w:rPr>
+        <w:rFonts w:ascii="Symbol" w:hAnsi="Symbol" w:hint="default"/>
+      </w:rPr>
+    </w:lvl>
+    <w:lvl w:ilvl="7" w:tplc="04100003" w:tentative="1">
+      <w:start w:val="1"/>
+      <w:numFmt w:val="bullet"/>
+      <w:lvlText w:val="o"/>
+      <w:lvlJc w:val="left"/>
+      <w:pPr>
+        <w:ind w:left="5760" w:hanging="360"/>
+      </w:pPr>
+      <w:rPr>
+        <w:rFonts w:ascii="Courier New" w:hAnsi="Courier New" w:cs="Courier New" w:hint="default"/>
+      </w:rPr>
+    </w:lvl>
+    <w:lvl w:ilvl="8" w:tplc="04100005" w:tentative="1">
+      <w:start w:val="1"/>
+      <w:numFmt w:val="bullet"/>
+      <w:lvlText w:val=""/>
+      <w:lvlJc w:val="left"/>
+      <w:pPr>
+        <w:ind w:left="6480" w:hanging="360"/>
+      </w:pPr>
+      <w:rPr>
+        <w:rFonts w:ascii="Wingdings" w:hAnsi="Wingdings" w:hint="default"/>
+      </w:rPr>
+    </w:lvl>
+  </w:abstractNum>
+  <w:abstractNum w:abstractNumId="4" w15:restartNumberingAfterBreak="0">
     <w:nsid w:val="45F33EBD"/>
     <w:multiLevelType w:val="hybridMultilevel"/>
     <w:tmpl w:val="C56A0806"/>
@@ -4816,7 +5651,120 @@
       </w:pPr>
     </w:lvl>
   </w:abstractNum>
-  <w:abstractNum w:abstractNumId="4" w15:restartNumberingAfterBreak="0">
+  <w:abstractNum w:abstractNumId="5" w15:restartNumberingAfterBreak="0">
+    <w:nsid w:val="4A9870C0"/>
+    <w:multiLevelType w:val="hybridMultilevel"/>
+    <w:tmpl w:val="A922027E"/>
+    <w:lvl w:ilvl="0" w:tplc="04100001">
+      <w:start w:val="1"/>
+      <w:numFmt w:val="bullet"/>
+      <w:lvlText w:val=""/>
+      <w:lvlJc w:val="left"/>
+      <w:pPr>
+        <w:ind w:left="720" w:hanging="360"/>
+      </w:pPr>
+      <w:rPr>
+        <w:rFonts w:ascii="Symbol" w:hAnsi="Symbol" w:hint="default"/>
+      </w:rPr>
+    </w:lvl>
+    <w:lvl w:ilvl="1" w:tplc="04100003">
+      <w:start w:val="1"/>
+      <w:numFmt w:val="bullet"/>
+      <w:lvlText w:val="o"/>
+      <w:lvlJc w:val="left"/>
+      <w:pPr>
+        <w:ind w:left="1440" w:hanging="360"/>
+      </w:pPr>
+      <w:rPr>
+        <w:rFonts w:ascii="Courier New" w:hAnsi="Courier New" w:cs="Courier New" w:hint="default"/>
+      </w:rPr>
+    </w:lvl>
+    <w:lvl w:ilvl="2" w:tplc="04100005">
+      <w:start w:val="1"/>
+      <w:numFmt w:val="bullet"/>
+      <w:lvlText w:val=""/>
+      <w:lvlJc w:val="left"/>
+      <w:pPr>
+        <w:ind w:left="2160" w:hanging="360"/>
+      </w:pPr>
+      <w:rPr>
+        <w:rFonts w:ascii="Wingdings" w:hAnsi="Wingdings" w:hint="default"/>
+      </w:rPr>
+    </w:lvl>
+    <w:lvl w:ilvl="3" w:tplc="04100001" w:tentative="1">
+      <w:start w:val="1"/>
+      <w:numFmt w:val="bullet"/>
+      <w:lvlText w:val=""/>
+      <w:lvlJc w:val="left"/>
+      <w:pPr>
+        <w:ind w:left="2880" w:hanging="360"/>
+      </w:pPr>
+      <w:rPr>
+        <w:rFonts w:ascii="Symbol" w:hAnsi="Symbol" w:hint="default"/>
+      </w:rPr>
+    </w:lvl>
+    <w:lvl w:ilvl="4" w:tplc="04100003" w:tentative="1">
+      <w:start w:val="1"/>
+      <w:numFmt w:val="bullet"/>
+      <w:lvlText w:val="o"/>
+      <w:lvlJc w:val="left"/>
+      <w:pPr>
+        <w:ind w:left="3600" w:hanging="360"/>
+      </w:pPr>
+      <w:rPr>
+        <w:rFonts w:ascii="Courier New" w:hAnsi="Courier New" w:cs="Courier New" w:hint="default"/>
+      </w:rPr>
+    </w:lvl>
+    <w:lvl w:ilvl="5" w:tplc="04100005" w:tentative="1">
+      <w:start w:val="1"/>
+      <w:numFmt w:val="bullet"/>
+      <w:lvlText w:val=""/>
+      <w:lvlJc w:val="left"/>
+      <w:pPr>
+        <w:ind w:left="4320" w:hanging="360"/>
+      </w:pPr>
+      <w:rPr>
+        <w:rFonts w:ascii="Wingdings" w:hAnsi="Wingdings" w:hint="default"/>
+      </w:rPr>
+    </w:lvl>
+    <w:lvl w:ilvl="6" w:tplc="04100001" w:tentative="1">
+      <w:start w:val="1"/>
+      <w:numFmt w:val="bullet"/>
+      <w:lvlText w:val=""/>
+      <w:lvlJc w:val="left"/>
+      <w:pPr>
+        <w:ind w:left="5040" w:hanging="360"/>
+      </w:pPr>
+      <w:rPr>
+        <w:rFonts w:ascii="Symbol" w:hAnsi="Symbol" w:hint="default"/>
+      </w:rPr>
+    </w:lvl>
+    <w:lvl w:ilvl="7" w:tplc="04100003" w:tentative="1">
+      <w:start w:val="1"/>
+      <w:numFmt w:val="bullet"/>
+      <w:lvlText w:val="o"/>
+      <w:lvlJc w:val="left"/>
+      <w:pPr>
+        <w:ind w:left="5760" w:hanging="360"/>
+      </w:pPr>
+      <w:rPr>
+        <w:rFonts w:ascii="Courier New" w:hAnsi="Courier New" w:cs="Courier New" w:hint="default"/>
+      </w:rPr>
+    </w:lvl>
+    <w:lvl w:ilvl="8" w:tplc="04100005" w:tentative="1">
+      <w:start w:val="1"/>
+      <w:numFmt w:val="bullet"/>
+      <w:lvlText w:val=""/>
+      <w:lvlJc w:val="left"/>
+      <w:pPr>
+        <w:ind w:left="6480" w:hanging="360"/>
+      </w:pPr>
+      <w:rPr>
+        <w:rFonts w:ascii="Wingdings" w:hAnsi="Wingdings" w:hint="default"/>
+      </w:rPr>
+    </w:lvl>
+  </w:abstractNum>
+  <w:abstractNum w:abstractNumId="6" w15:restartNumberingAfterBreak="0">
     <w:nsid w:val="5A3270C0"/>
     <w:multiLevelType w:val="hybridMultilevel"/>
     <w:tmpl w:val="E6447978"/>
@@ -4906,19 +5854,25 @@
     </w:lvl>
   </w:abstractNum>
   <w:num w:numId="1" w16cid:durableId="844244759">
-    <w:abstractNumId w:val="3"/>
+    <w:abstractNumId w:val="4"/>
   </w:num>
   <w:num w:numId="2" w16cid:durableId="474028703">
     <w:abstractNumId w:val="0"/>
   </w:num>
   <w:num w:numId="3" w16cid:durableId="1859998497">
-    <w:abstractNumId w:val="4"/>
+    <w:abstractNumId w:val="6"/>
   </w:num>
   <w:num w:numId="4" w16cid:durableId="969633576">
     <w:abstractNumId w:val="2"/>
   </w:num>
   <w:num w:numId="5" w16cid:durableId="595745207">
     <w:abstractNumId w:val="1"/>
+  </w:num>
+  <w:num w:numId="6" w16cid:durableId="1741948265">
+    <w:abstractNumId w:val="3"/>
+  </w:num>
+  <w:num w:numId="7" w16cid:durableId="1362123917">
+    <w:abstractNumId w:val="5"/>
   </w:num>
 </w:numbering>
 </file>

--- a/doc/Manuale Utente.docx
+++ b/doc/Manuale Utente.docx
@@ -52,19 +52,7 @@
           <w:rPr>
             <w:rStyle w:val="Collegamentoipertestuale"/>
           </w:rPr>
-          <w:t>Installa</w:t>
-        </w:r>
-        <w:r>
-          <w:rPr>
-            <w:rStyle w:val="Collegamentoipertestuale"/>
-          </w:rPr>
-          <w:t>z</w:t>
-        </w:r>
-        <w:r>
-          <w:rPr>
-            <w:rStyle w:val="Collegamentoipertestuale"/>
-          </w:rPr>
-          <w:t>ione</w:t>
+          <w:t>Installazione</w:t>
         </w:r>
       </w:hyperlink>
     </w:p>
@@ -81,13 +69,7 @@
           <w:rPr>
             <w:rStyle w:val="Collegamentoipertestuale"/>
           </w:rPr>
-          <w:t>Requisiti di s</w:t>
-        </w:r>
-        <w:r>
-          <w:rPr>
-            <w:rStyle w:val="Collegamentoipertestuale"/>
-          </w:rPr>
-          <w:t>i</w:t>
+          <w:t>Requisiti di si</w:t>
         </w:r>
         <w:r>
           <w:rPr>
@@ -330,13 +312,53 @@
           <w:rPr>
             <w:rStyle w:val="Collegamentoipertestuale"/>
           </w:rPr>
-          <w:t xml:space="preserve">Modificare </w:t>
+          <w:t>Modificare una prenotazione</w:t>
+        </w:r>
+      </w:hyperlink>
+    </w:p>
+    <w:p>
+      <w:pPr>
+        <w:pStyle w:val="Paragrafoelenco"/>
+        <w:numPr>
+          <w:ilvl w:val="2"/>
+          <w:numId w:val="7"/>
+        </w:numPr>
+      </w:pPr>
+      <w:hyperlink w:anchor="_Eliminare_una_prenotazione" w:history="1">
+        <w:r>
+          <w:rPr>
+            <w:rStyle w:val="Collegamentoipertestuale"/>
+          </w:rPr>
+          <w:t>Eliminare una prenotazione</w:t>
+        </w:r>
+      </w:hyperlink>
+    </w:p>
+    <w:p>
+      <w:pPr>
+        <w:pStyle w:val="Paragrafoelenco"/>
+        <w:numPr>
+          <w:ilvl w:val="1"/>
+          <w:numId w:val="7"/>
+        </w:numPr>
+      </w:pPr>
+      <w:hyperlink w:anchor="_FUNZIONI_DEL_RUOLO_1" w:history="1">
+        <w:r>
+          <w:rPr>
+            <w:rStyle w:val="Collegamentoipertestuale"/>
+          </w:rPr>
+          <w:t>Funzioni ruolo “Big</w:t>
         </w:r>
         <w:r>
           <w:rPr>
             <w:rStyle w:val="Collegamentoipertestuale"/>
           </w:rPr>
-          <w:t>una prenotazione</w:t>
+          <w:t>l</w:t>
+        </w:r>
+        <w:r>
+          <w:rPr>
+            <w:rStyle w:val="Collegamentoipertestuale"/>
+          </w:rPr>
+          <w:t>iettaio”</w:t>
         </w:r>
       </w:hyperlink>
     </w:p>
@@ -348,58 +370,12 @@
           <w:numId w:val="7"/>
         </w:numPr>
       </w:pPr>
-      <w:hyperlink w:anchor="_Eliminare_una_prenotazione" w:history="1">
-        <w:r>
-          <w:rPr>
-            <w:rStyle w:val="Collegamentoipertestuale"/>
-          </w:rPr>
-          <w:t xml:space="preserve">Eliminare </w:t>
-        </w:r>
-        <w:r>
-          <w:rPr>
-            <w:rStyle w:val="Collegamentoipertestuale"/>
-          </w:rPr>
-          <w:t>una prenotazione</w:t>
-        </w:r>
-      </w:hyperlink>
-    </w:p>
-    <w:p>
-      <w:pPr>
-        <w:pStyle w:val="Paragrafoelenco"/>
-        <w:numPr>
-          <w:ilvl w:val="1"/>
-          <w:numId w:val="7"/>
-        </w:numPr>
-      </w:pPr>
-      <w:hyperlink w:anchor="_FUNZIONI_DEL_RUOLO_1" w:history="1">
-        <w:r>
-          <w:rPr>
-            <w:rStyle w:val="Collegamentoipertestuale"/>
-          </w:rPr>
-          <w:t>Funzioni ruolo “Bigliettaio”</w:t>
-        </w:r>
-      </w:hyperlink>
-    </w:p>
-    <w:p>
-      <w:pPr>
-        <w:pStyle w:val="Paragrafoelenco"/>
-        <w:numPr>
-          <w:ilvl w:val="2"/>
-          <w:numId w:val="7"/>
-        </w:numPr>
-      </w:pPr>
       <w:hyperlink w:anchor="_Ricercare_una_prenotazione" w:history="1">
         <w:r>
           <w:rPr>
             <w:rStyle w:val="Collegamentoipertestuale"/>
           </w:rPr>
-          <w:t xml:space="preserve">Ricercare </w:t>
-        </w:r>
-        <w:r>
-          <w:rPr>
-            <w:rStyle w:val="Collegamentoipertestuale"/>
-          </w:rPr>
-          <w:t>una prenotazione</w:t>
+          <w:t>Ricercare una prenotazione</w:t>
         </w:r>
       </w:hyperlink>
     </w:p>
@@ -450,13 +426,7 @@
           <w:rPr>
             <w:rStyle w:val="Collegamentoipertestuale"/>
           </w:rPr>
-          <w:t xml:space="preserve">Modificare </w:t>
-        </w:r>
-        <w:r>
-          <w:rPr>
-            <w:rStyle w:val="Collegamentoipertestuale"/>
-          </w:rPr>
-          <w:t>una proiezione</w:t>
+          <w:t>Modificare una proiezione</w:t>
         </w:r>
       </w:hyperlink>
     </w:p>
@@ -473,25 +443,7 @@
           <w:rPr>
             <w:rStyle w:val="Collegamentoipertestuale"/>
           </w:rPr>
-          <w:t xml:space="preserve">Eliminare </w:t>
-        </w:r>
-        <w:r>
-          <w:rPr>
-            <w:rStyle w:val="Collegamentoipertestuale"/>
-          </w:rPr>
-          <w:t>un</w:t>
-        </w:r>
-        <w:r>
-          <w:rPr>
-            <w:rStyle w:val="Collegamentoipertestuale"/>
-          </w:rPr>
-          <w:t>a</w:t>
-        </w:r>
-        <w:r>
-          <w:rPr>
-            <w:rStyle w:val="Collegamentoipertestuale"/>
-          </w:rPr>
-          <w:t xml:space="preserve"> proiezione</w:t>
+          <w:t>Eliminare una proiezione</w:t>
         </w:r>
       </w:hyperlink>
     </w:p>
@@ -1638,6 +1590,12 @@
         </w:r>
       </w:fldSimple>
       <w:r>
+        <w:rPr>
+          <w:noProof/>
+        </w:rPr>
+        <w:t xml:space="preserve"> </w:t>
+      </w:r>
+      <w:r>
         <w:t>Login lato cliente</w:t>
       </w:r>
     </w:p>
@@ -1701,6 +1659,12 @@
           <w:t>2</w:t>
         </w:r>
       </w:fldSimple>
+      <w:r>
+        <w:rPr>
+          <w:noProof/>
+        </w:rPr>
+        <w:t xml:space="preserve"> </w:t>
+      </w:r>
       <w:r>
         <w:t>Login lato bigliettaio</w:t>
       </w:r>
@@ -1767,6 +1731,12 @@
         </w:r>
       </w:fldSimple>
       <w:r>
+        <w:rPr>
+          <w:noProof/>
+        </w:rPr>
+        <w:t xml:space="preserve"> </w:t>
+      </w:r>
+      <w:r>
         <w:t>Login lato proiezionista</w:t>
       </w:r>
     </w:p>
@@ -1831,6 +1801,12 @@
         </w:r>
       </w:fldSimple>
       <w:r>
+        <w:rPr>
+          <w:noProof/>
+        </w:rPr>
+        <w:t xml:space="preserve"> </w:t>
+      </w:r>
+      <w:r>
         <w:t>Login fallito</w:t>
       </w:r>
     </w:p>
@@ -1875,6 +1851,8 @@
         <w:t xml:space="preserve"> le tre possibili scelte. </w:t>
       </w:r>
     </w:p>
+    <w:p/>
+    <w:p/>
     <w:p>
       <w:r>
         <w:rPr>
@@ -1918,6 +1896,7 @@
         </w:drawing>
       </w:r>
     </w:p>
+    <w:p/>
     <w:p>
       <w:pPr>
         <w:pStyle w:val="Titolo5"/>
@@ -2076,10 +2055,6 @@
       </w:r>
     </w:p>
     <w:p>
-      <w:pPr>
-        <w:pStyle w:val="Paragrafoelenco"/>
-        <w:ind w:left="360"/>
-      </w:pPr>
       <w:r>
         <w:rPr>
           <w:noProof/>
@@ -2150,10 +2125,6 @@
       </w:r>
     </w:p>
     <w:p>
-      <w:pPr>
-        <w:pStyle w:val="Paragrafoelenco"/>
-        <w:ind w:left="360"/>
-      </w:pPr>
       <w:r>
         <w:rPr>
           <w:noProof/>
@@ -2216,10 +2187,6 @@
       </w:r>
     </w:p>
     <w:p>
-      <w:pPr>
-        <w:pStyle w:val="Paragrafoelenco"/>
-        <w:ind w:left="360"/>
-      </w:pPr>
       <w:r>
         <w:rPr>
           <w:noProof/>
@@ -2279,14 +2246,11 @@
       </w:r>
     </w:p>
     <w:p>
-      <w:pPr>
-        <w:pStyle w:val="Paragrafoelenco"/>
-        <w:ind w:left="360"/>
-      </w:pPr>
       <w:r>
         <w:rPr>
           <w:noProof/>
         </w:rPr>
+        <w:lastRenderedPageBreak/>
         <w:drawing>
           <wp:inline distT="0" distB="0" distL="0" distR="0" wp14:anchorId="4648DDDE" wp14:editId="07C6EECF">
             <wp:extent cx="6120130" cy="977900"/>
@@ -2342,15 +2306,10 @@
       </w:r>
     </w:p>
     <w:p>
-      <w:pPr>
-        <w:pStyle w:val="Paragrafoelenco"/>
-        <w:ind w:left="360"/>
-      </w:pPr>
       <w:r>
         <w:rPr>
           <w:noProof/>
         </w:rPr>
-        <w:lastRenderedPageBreak/>
         <w:drawing>
           <wp:inline distT="0" distB="0" distL="0" distR="0" wp14:anchorId="322AA777" wp14:editId="2967458A">
             <wp:extent cx="5629275" cy="1514475"/>
@@ -2562,6 +2521,7 @@
       <w:bookmarkStart w:id="14" w:name="_Creare_una_prenotazione"/>
       <w:bookmarkEnd w:id="14"/>
       <w:r>
+        <w:lastRenderedPageBreak/>
         <w:t>Creare una prenotazione</w:t>
       </w:r>
     </w:p>
@@ -2621,7 +2581,6 @@
         <w:ind w:left="708"/>
       </w:pPr>
       <w:r>
-        <w:lastRenderedPageBreak/>
         <w:t>Viene mostrata la prenotazione effettuata e i</w:t>
       </w:r>
       <w:r>
@@ -2711,11 +2670,9 @@
       <w:r>
         <w:t xml:space="preserve">dopo aver effettuato il login come cliente, digitando “2” al </w:t>
       </w:r>
-      <w:proofErr w:type="spellStart"/>
-      <w:r>
-        <w:t>menù</w:t>
-      </w:r>
-      <w:proofErr w:type="spellEnd"/>
+      <w:r>
+        <w:t>menu</w:t>
+      </w:r>
       <w:r>
         <w:t xml:space="preserve"> si ha la possibilità di visualizzare le proprie prenotazioni</w:t>
       </w:r>
@@ -2802,13 +2759,11 @@
       </w:r>
     </w:p>
     <w:p>
-      <w:pPr>
-        <w:ind w:left="360"/>
-      </w:pPr>
       <w:r>
         <w:rPr>
           <w:noProof/>
         </w:rPr>
+        <w:lastRenderedPageBreak/>
         <w:drawing>
           <wp:inline distT="0" distB="0" distL="0" distR="0" wp14:anchorId="0E9E5E50" wp14:editId="3401D4BB">
             <wp:extent cx="6120130" cy="1847850"/>
@@ -2848,55 +2803,6 @@
     </w:p>
     <w:p>
       <w:pPr>
-        <w:keepNext/>
-      </w:pPr>
-      <w:r>
-        <w:rPr>
-          <w:noProof/>
-        </w:rPr>
-        <w:lastRenderedPageBreak/>
-        <w:drawing>
-          <wp:inline distT="0" distB="0" distL="0" distR="0" wp14:anchorId="577F9273" wp14:editId="54223A5D">
-            <wp:extent cx="6120130" cy="760730"/>
-            <wp:effectExtent l="0" t="0" r="0" b="1270"/>
-            <wp:docPr id="948330555" name="Immagine 1"/>
-            <wp:cNvGraphicFramePr>
-              <a:graphicFrameLocks xmlns:a="http://schemas.openxmlformats.org/drawingml/2006/main" noChangeAspect="1"/>
-            </wp:cNvGraphicFramePr>
-            <a:graphic xmlns:a="http://schemas.openxmlformats.org/drawingml/2006/main">
-              <a:graphicData uri="http://schemas.openxmlformats.org/drawingml/2006/picture">
-                <pic:pic xmlns:pic="http://schemas.openxmlformats.org/drawingml/2006/picture">
-                  <pic:nvPicPr>
-                    <pic:cNvPr id="948330555" name=""/>
-                    <pic:cNvPicPr/>
-                  </pic:nvPicPr>
-                  <pic:blipFill>
-                    <a:blip r:embed="rId34"/>
-                    <a:stretch>
-                      <a:fillRect/>
-                    </a:stretch>
-                  </pic:blipFill>
-                  <pic:spPr>
-                    <a:xfrm>
-                      <a:off x="0" y="0"/>
-                      <a:ext cx="6120130" cy="760730"/>
-                    </a:xfrm>
-                    <a:prstGeom prst="rect">
-                      <a:avLst/>
-                    </a:prstGeom>
-                  </pic:spPr>
-                </pic:pic>
-              </a:graphicData>
-            </a:graphic>
-          </wp:inline>
-        </w:drawing>
-      </w:r>
-      <w:r>
-        <w:t xml:space="preserve"> </w:t>
-      </w:r>
-    </w:p>
-    <w:p>
-      <w:pPr>
         <w:pStyle w:val="Didascalia"/>
       </w:pPr>
       <w:r>
@@ -2923,9 +2829,9 @@
           <w:noProof/>
         </w:rPr>
         <w:drawing>
-          <wp:inline distT="0" distB="0" distL="0" distR="0" wp14:anchorId="5D120070" wp14:editId="16A7BACE">
-            <wp:extent cx="6120130" cy="732155"/>
-            <wp:effectExtent l="0" t="0" r="0" b="0"/>
+          <wp:inline distT="0" distB="0" distL="0" distR="0" wp14:anchorId="5D120070" wp14:editId="060F12D2">
+            <wp:extent cx="6120130" cy="809625"/>
+            <wp:effectExtent l="0" t="0" r="0" b="9525"/>
             <wp:docPr id="1865140912" name="Immagine 1"/>
             <wp:cNvGraphicFramePr>
               <a:graphicFrameLocks xmlns:a="http://schemas.openxmlformats.org/drawingml/2006/main" noChangeAspect="1"/>
@@ -2938,7 +2844,7 @@
                     <pic:cNvPicPr/>
                   </pic:nvPicPr>
                   <pic:blipFill>
-                    <a:blip r:embed="rId35"/>
+                    <a:blip r:embed="rId34"/>
                     <a:stretch>
                       <a:fillRect/>
                     </a:stretch>
@@ -2946,7 +2852,7 @@
                   <pic:spPr>
                     <a:xfrm>
                       <a:off x="0" y="0"/>
-                      <a:ext cx="6120130" cy="732155"/>
+                      <a:ext cx="6120130" cy="809625"/>
                     </a:xfrm>
                     <a:prstGeom prst="rect">
                       <a:avLst/>
@@ -2958,9 +2864,11 @@
           </wp:inline>
         </w:drawing>
       </w:r>
-      <w:r>
-        <w:t xml:space="preserve"> </w:t>
-      </w:r>
+    </w:p>
+    <w:p>
+      <w:pPr>
+        <w:pStyle w:val="Didascalia"/>
+      </w:pPr>
       <w:r>
         <w:t xml:space="preserve">Figura </w:t>
       </w:r>
@@ -3060,7 +2968,7 @@
                     <pic:cNvPicPr/>
                   </pic:nvPicPr>
                   <pic:blipFill>
-                    <a:blip r:embed="rId36"/>
+                    <a:blip r:embed="rId35"/>
                     <a:stretch>
                       <a:fillRect/>
                     </a:stretch>
@@ -3108,7 +3016,7 @@
                     </pic:cNvPicPr>
                   </pic:nvPicPr>
                   <pic:blipFill>
-                    <a:blip r:embed="rId37">
+                    <a:blip r:embed="rId36">
                       <a:extLst>
                         <a:ext uri="{28A0092B-C50C-407E-A947-70E740481C1C}">
                           <a14:useLocalDpi xmlns:a14="http://schemas.microsoft.com/office/drawing/2010/main" val="0"/>
@@ -3176,7 +3084,7 @@
                     <pic:cNvPicPr/>
                   </pic:nvPicPr>
                   <pic:blipFill>
-                    <a:blip r:embed="rId38"/>
+                    <a:blip r:embed="rId37"/>
                     <a:stretch>
                       <a:fillRect/>
                     </a:stretch>
@@ -3245,18 +3153,17 @@
       <w:bookmarkStart w:id="19" w:name="_Ricercare_una_prenotazione"/>
       <w:bookmarkEnd w:id="19"/>
       <w:r>
+        <w:lastRenderedPageBreak/>
         <w:t>Ricercare una prenotazione</w:t>
       </w:r>
     </w:p>
     <w:p>
       <w:r>
-        <w:t>Digitando “1” alla voce “</w:t>
-      </w:r>
-      <w:proofErr w:type="gramStart"/>
-      <w:r>
-        <w:t>Scelta:“</w:t>
-      </w:r>
-      <w:proofErr w:type="gramEnd"/>
+        <w:t>Digitando “1” alla voce “Scelta:</w:t>
+      </w:r>
+      <w:r>
+        <w:t>”</w:t>
+      </w:r>
       <w:r>
         <w:t xml:space="preserve"> viene chiesto di ricercare una prenotazione scegliendo tra uno dei criteri di ricerca proposti:</w:t>
       </w:r>
@@ -3266,7 +3173,6 @@
         <w:rPr>
           <w:noProof/>
         </w:rPr>
-        <w:lastRenderedPageBreak/>
         <w:drawing>
           <wp:inline distT="0" distB="0" distL="0" distR="0" wp14:anchorId="5F91E855" wp14:editId="7B8ADDAA">
             <wp:extent cx="2362200" cy="2305050"/>
@@ -3283,7 +3189,7 @@
                     <pic:cNvPicPr/>
                   </pic:nvPicPr>
                   <pic:blipFill>
-                    <a:blip r:embed="rId39"/>
+                    <a:blip r:embed="rId38"/>
                     <a:stretch>
                       <a:fillRect/>
                     </a:stretch>
@@ -3348,7 +3254,7 @@
                     <pic:cNvPicPr/>
                   </pic:nvPicPr>
                   <pic:blipFill>
-                    <a:blip r:embed="rId40"/>
+                    <a:blip r:embed="rId39"/>
                     <a:stretch>
                       <a:fillRect/>
                     </a:stretch>
@@ -3411,6 +3317,12 @@
       <w:pPr>
         <w:pStyle w:val="Paragrafoelenco"/>
         <w:keepNext/>
+      </w:pPr>
+    </w:p>
+    <w:p>
+      <w:pPr>
+        <w:pStyle w:val="Paragrafoelenco"/>
+        <w:keepNext/>
         <w:ind w:left="0"/>
       </w:pPr>
       <w:r>
@@ -3433,7 +3345,7 @@
                     <pic:cNvPicPr/>
                   </pic:nvPicPr>
                   <pic:blipFill>
-                    <a:blip r:embed="rId41"/>
+                    <a:blip r:embed="rId40"/>
                     <a:stretch>
                       <a:fillRect/>
                     </a:stretch>
@@ -3512,7 +3424,7 @@
                     <pic:cNvPicPr/>
                   </pic:nvPicPr>
                   <pic:blipFill>
-                    <a:blip r:embed="rId42"/>
+                    <a:blip r:embed="rId41"/>
                     <a:stretch>
                       <a:fillRect/>
                     </a:stretch>
@@ -3599,6 +3511,7 @@
         <w:rPr>
           <w:noProof/>
         </w:rPr>
+        <w:lastRenderedPageBreak/>
         <w:drawing>
           <wp:inline distT="0" distB="0" distL="0" distR="0" wp14:anchorId="3645EC87" wp14:editId="5E5DA79B">
             <wp:extent cx="6120130" cy="1002665"/>
@@ -3615,7 +3528,7 @@
                     <pic:cNvPicPr/>
                   </pic:nvPicPr>
                   <pic:blipFill>
-                    <a:blip r:embed="rId43"/>
+                    <a:blip r:embed="rId42"/>
                     <a:stretch>
                       <a:fillRect/>
                     </a:stretch>
@@ -3681,7 +3594,6 @@
         <w:rPr>
           <w:noProof/>
         </w:rPr>
-        <w:lastRenderedPageBreak/>
         <w:drawing>
           <wp:inline distT="0" distB="0" distL="0" distR="0" wp14:anchorId="3F55BFB1" wp14:editId="005A3580">
             <wp:extent cx="6120130" cy="948055"/>
@@ -3698,7 +3610,7 @@
                     <pic:cNvPicPr/>
                   </pic:nvPicPr>
                   <pic:blipFill>
-                    <a:blip r:embed="rId44"/>
+                    <a:blip r:embed="rId43"/>
                     <a:stretch>
                       <a:fillRect/>
                     </a:stretch>
@@ -3781,7 +3693,7 @@
                     <pic:cNvPicPr/>
                   </pic:nvPicPr>
                   <pic:blipFill>
-                    <a:blip r:embed="rId45"/>
+                    <a:blip r:embed="rId44"/>
                     <a:stretch>
                       <a:fillRect/>
                     </a:stretch>
@@ -3806,13 +3718,13 @@
       <w:pPr>
         <w:pStyle w:val="Titolo5"/>
       </w:pPr>
-      <w:bookmarkStart w:id="21" w:name="_Ref238035825"/>
-      <w:bookmarkStart w:id="22" w:name="_Creare_una_proiezione"/>
+      <w:bookmarkStart w:id="21" w:name="_Creare_una_proiezione"/>
+      <w:bookmarkStart w:id="22" w:name="_Ref238035825"/>
+      <w:bookmarkEnd w:id="21"/>
+      <w:r>
+        <w:t>Creare una proiezione</w:t>
+      </w:r>
       <w:bookmarkEnd w:id="22"/>
-      <w:r>
-        <w:t>Creare una proiezione</w:t>
-      </w:r>
-      <w:bookmarkEnd w:id="21"/>
     </w:p>
     <w:p>
       <w:pPr>
@@ -3857,7 +3769,7 @@
                     <pic:cNvPicPr/>
                   </pic:nvPicPr>
                   <pic:blipFill>
-                    <a:blip r:embed="rId46"/>
+                    <a:blip r:embed="rId45"/>
                     <a:stretch>
                       <a:fillRect/>
                     </a:stretch>
@@ -3907,6 +3819,7 @@
         <w:rPr>
           <w:noProof/>
         </w:rPr>
+        <w:lastRenderedPageBreak/>
         <w:drawing>
           <wp:inline distT="0" distB="0" distL="0" distR="0" wp14:anchorId="12334D0F" wp14:editId="32AEB368">
             <wp:extent cx="6120130" cy="1651635"/>
@@ -3923,7 +3836,7 @@
                     <pic:cNvPicPr/>
                   </pic:nvPicPr>
                   <pic:blipFill>
-                    <a:blip r:embed="rId47"/>
+                    <a:blip r:embed="rId46"/>
                     <a:stretch>
                       <a:fillRect/>
                     </a:stretch>
@@ -3998,7 +3911,6 @@
         </w:numPr>
       </w:pPr>
       <w:r>
-        <w:lastRenderedPageBreak/>
         <w:t>viene richiesto di inserire la data e l’ora della proiezione da modificare, ad esempio: “2026-12-26 20:00:00”</w:t>
       </w:r>
     </w:p>
@@ -4047,7 +3959,7 @@
                     <pic:cNvPicPr/>
                   </pic:nvPicPr>
                   <pic:blipFill>
-                    <a:blip r:embed="rId48"/>
+                    <a:blip r:embed="rId47"/>
                     <a:stretch>
                       <a:fillRect/>
                     </a:stretch>
@@ -4138,7 +4050,7 @@
                     <pic:cNvPicPr/>
                   </pic:nvPicPr>
                   <pic:blipFill>
-                    <a:blip r:embed="rId49"/>
+                    <a:blip r:embed="rId48"/>
                     <a:stretch>
                       <a:fillRect/>
                     </a:stretch>
@@ -4263,6 +4175,7 @@
     <w:p/>
     <w:p>
       <w:r>
+        <w:lastRenderedPageBreak/>
         <w:t>Il file “Utenti.csv” contiene i seguenti utenti registrati di cui sono riportati qui username e password di ciascuno.</w:t>
       </w:r>
     </w:p>
@@ -4738,7 +4651,6 @@
                 <w:b w:val="0"/>
                 <w:bCs w:val="0"/>
               </w:rPr>
-              <w:lastRenderedPageBreak/>
               <w:t>Laghetto121</w:t>
             </w:r>
           </w:p>
@@ -5085,7 +4997,7 @@
       <w:r>
         <w:t xml:space="preserve">: </w:t>
       </w:r>
-      <w:hyperlink r:id="rId50" w:history="1">
+      <w:hyperlink r:id="rId49" w:history="1">
         <w:r>
           <w:rPr>
             <w:rStyle w:val="Collegamentoipertestuale"/>
@@ -5098,7 +5010,7 @@
       <w:r>
         <w:t xml:space="preserve">Sito web Oracle per download della piattaforma Java: </w:t>
       </w:r>
-      <w:hyperlink r:id="rId51" w:history="1">
+      <w:hyperlink r:id="rId50" w:history="1">
         <w:r>
           <w:rPr>
             <w:rStyle w:val="Collegamentoipertestuale"/>
@@ -5111,7 +5023,7 @@
       <w:r>
         <w:t xml:space="preserve">Istruzioni su sito web Oracle per installazione:  </w:t>
       </w:r>
-      <w:hyperlink r:id="rId52" w:history="1">
+      <w:hyperlink r:id="rId51" w:history="1">
         <w:r>
           <w:rPr>
             <w:rStyle w:val="Collegamentoipertestuale"/>
